--- a/outputs/tables/Table11_d_Risk_SP500.docx
+++ b/outputs/tables/Table11_d_Risk_SP500.docx
@@ -932,21 +932,21 @@
                 <w:rFonts w:ascii="Times New Roman" w:hAnsi="Times New Roman"/>
                 <w:sz w:val="20"/>
               </w:rPr>
-              <w:t>Constant (unconditional variance)</w:t>
-            </w:r>
-          </w:p>
-        </w:tc>
-        <w:tc>
-          <w:tcPr>
-            <w:tcW w:type="dxa" w:w="279"/>
-          </w:tcPr>
-          <w:p>
-            <w:r>
-              <w:rPr>
-                <w:rFonts w:ascii="Times New Roman" w:hAnsi="Times New Roman"/>
-                <w:sz w:val="20"/>
-              </w:rPr>
-              <w:t>0</w:t>
+              <w:t>ARCH-LSTM</w:t>
+            </w:r>
+          </w:p>
+        </w:tc>
+        <w:tc>
+          <w:tcPr>
+            <w:tcW w:type="dxa" w:w="279"/>
+          </w:tcPr>
+          <w:p>
+            <w:r>
+              <w:rPr>
+                <w:rFonts w:ascii="Times New Roman" w:hAnsi="Times New Roman"/>
+                <w:sz w:val="20"/>
+              </w:rPr>
+              <w:t>3</w:t>
             </w:r>
           </w:p>
         </w:tc>
@@ -974,105 +974,35 @@
                 <w:rFonts w:ascii="Times New Roman" w:hAnsi="Times New Roman"/>
                 <w:sz w:val="20"/>
               </w:rPr>
-              <w:t>0.0000</w:t>
-            </w:r>
-          </w:p>
-        </w:tc>
-        <w:tc>
-          <w:tcPr>
-            <w:tcW w:type="dxa" w:w="279"/>
-          </w:tcPr>
-          <w:p>
-            <w:r>
-              <w:rPr>
-                <w:rFonts w:ascii="Times New Roman" w:hAnsi="Times New Roman"/>
-                <w:sz w:val="20"/>
-              </w:rPr>
-              <w:t>5.6081</w:t>
-            </w:r>
-          </w:p>
-        </w:tc>
-        <w:tc>
-          <w:tcPr>
-            <w:tcW w:type="dxa" w:w="279"/>
-          </w:tcPr>
-          <w:p>
-            <w:r>
-              <w:rPr>
-                <w:rFonts w:ascii="Times New Roman" w:hAnsi="Times New Roman"/>
-                <w:sz w:val="20"/>
-              </w:rPr>
-              <w:t>0.0179</w:t>
-            </w:r>
-          </w:p>
-        </w:tc>
-        <w:tc>
-          <w:tcPr>
-            <w:tcW w:type="dxa" w:w="279"/>
-          </w:tcPr>
-          <w:p>
-            <w:r>
-              <w:rPr>
-                <w:rFonts w:ascii="Times New Roman" w:hAnsi="Times New Roman"/>
-                <w:sz w:val="20"/>
-              </w:rPr>
-              <w:t>No</w:t>
-            </w:r>
-          </w:p>
-        </w:tc>
-        <w:tc>
-          <w:tcPr>
-            <w:tcW w:type="dxa" w:w="279"/>
-          </w:tcPr>
-          <w:p>
-            <w:r>
-              <w:rPr>
-                <w:rFonts w:ascii="Times New Roman" w:hAnsi="Times New Roman"/>
-                <w:sz w:val="20"/>
-              </w:rPr>
-              <w:t>0.0000</w:t>
-            </w:r>
-          </w:p>
-        </w:tc>
-        <w:tc>
-          <w:tcPr>
-            <w:tcW w:type="dxa" w:w="279"/>
-          </w:tcPr>
-          <w:p>
-            <w:r>
-              <w:rPr>
-                <w:rFonts w:ascii="Times New Roman" w:hAnsi="Times New Roman"/>
-                <w:sz w:val="20"/>
-              </w:rPr>
-              <w:t>1.0000</w:t>
-            </w:r>
-          </w:p>
-        </w:tc>
-        <w:tc>
-          <w:tcPr>
-            <w:tcW w:type="dxa" w:w="279"/>
-          </w:tcPr>
-          <w:p>
-            <w:r>
-              <w:rPr>
-                <w:rFonts w:ascii="Times New Roman" w:hAnsi="Times New Roman"/>
-                <w:sz w:val="20"/>
-              </w:rPr>
-              <w:t>5.6081</w:t>
-            </w:r>
-          </w:p>
-        </w:tc>
-        <w:tc>
-          <w:tcPr>
-            <w:tcW w:type="dxa" w:w="279"/>
-          </w:tcPr>
-          <w:p>
-            <w:r>
-              <w:rPr>
-                <w:rFonts w:ascii="Times New Roman" w:hAnsi="Times New Roman"/>
-                <w:sz w:val="20"/>
-              </w:rPr>
-              <w:t>0.0606</w:t>
+              <w:t>0.0108</w:t>
+            </w:r>
+          </w:p>
+        </w:tc>
+        <w:tc>
+          <w:tcPr>
+            <w:tcW w:type="dxa" w:w="279"/>
+          </w:tcPr>
+          <w:p>
+            <w:r>
+              <w:rPr>
+                <w:rFonts w:ascii="Times New Roman" w:hAnsi="Times New Roman"/>
+                <w:sz w:val="20"/>
+              </w:rPr>
+              <w:t>0.0156</w:t>
+            </w:r>
+          </w:p>
+        </w:tc>
+        <w:tc>
+          <w:tcPr>
+            <w:tcW w:type="dxa" w:w="279"/>
+          </w:tcPr>
+          <w:p>
+            <w:r>
+              <w:rPr>
+                <w:rFonts w:ascii="Times New Roman" w:hAnsi="Times New Roman"/>
+                <w:sz w:val="20"/>
+              </w:rPr>
+              <w:t>0.9007</w:t>
             </w:r>
           </w:p>
         </w:tc>
@@ -1100,63 +1030,133 @@
                 <w:rFonts w:ascii="Times New Roman" w:hAnsi="Times New Roman"/>
                 <w:sz w:val="20"/>
               </w:rPr>
-              <w:t>3.026156</w:t>
-            </w:r>
-          </w:p>
-        </w:tc>
-        <w:tc>
-          <w:tcPr>
-            <w:tcW w:type="dxa" w:w="279"/>
-          </w:tcPr>
-          <w:p>
-            <w:r>
-              <w:rPr>
-                <w:rFonts w:ascii="Times New Roman" w:hAnsi="Times New Roman"/>
-                <w:sz w:val="20"/>
-              </w:rPr>
-              <w:t>4.004168</w:t>
-            </w:r>
-          </w:p>
-        </w:tc>
-        <w:tc>
-          <w:tcPr>
-            <w:tcW w:type="dxa" w:w="279"/>
-          </w:tcPr>
-          <w:p>
-            <w:r>
-              <w:rPr>
-                <w:rFonts w:ascii="Times New Roman" w:hAnsi="Times New Roman"/>
-                <w:sz w:val="20"/>
-              </w:rPr>
-              <w:t>-1.0000</w:t>
-            </w:r>
-          </w:p>
-        </w:tc>
-        <w:tc>
-          <w:tcPr>
-            <w:tcW w:type="dxa" w:w="279"/>
-          </w:tcPr>
-          <w:p>
-            <w:r>
-              <w:rPr>
-                <w:rFonts w:ascii="Times New Roman" w:hAnsi="Times New Roman"/>
-                <w:sz w:val="20"/>
-              </w:rPr>
-              <w:t>0.1300</w:t>
-            </w:r>
-          </w:p>
-        </w:tc>
-        <w:tc>
-          <w:tcPr>
-            <w:tcW w:type="dxa" w:w="279"/>
-          </w:tcPr>
-          <w:p>
-            <w:r>
-              <w:rPr>
-                <w:rFonts w:ascii="Times New Roman" w:hAnsi="Times New Roman"/>
-                <w:sz w:val="20"/>
-              </w:rPr>
-              <w:t>2</w:t>
+              <w:t>0.0655</w:t>
+            </w:r>
+          </w:p>
+        </w:tc>
+        <w:tc>
+          <w:tcPr>
+            <w:tcW w:type="dxa" w:w="279"/>
+          </w:tcPr>
+          <w:p>
+            <w:r>
+              <w:rPr>
+                <w:rFonts w:ascii="Times New Roman" w:hAnsi="Times New Roman"/>
+                <w:sz w:val="20"/>
+              </w:rPr>
+              <w:t>0.7981</w:t>
+            </w:r>
+          </w:p>
+        </w:tc>
+        <w:tc>
+          <w:tcPr>
+            <w:tcW w:type="dxa" w:w="279"/>
+          </w:tcPr>
+          <w:p>
+            <w:r>
+              <w:rPr>
+                <w:rFonts w:ascii="Times New Roman" w:hAnsi="Times New Roman"/>
+                <w:sz w:val="20"/>
+              </w:rPr>
+              <w:t>0.0811</w:t>
+            </w:r>
+          </w:p>
+        </w:tc>
+        <w:tc>
+          <w:tcPr>
+            <w:tcW w:type="dxa" w:w="279"/>
+          </w:tcPr>
+          <w:p>
+            <w:r>
+              <w:rPr>
+                <w:rFonts w:ascii="Times New Roman" w:hAnsi="Times New Roman"/>
+                <w:sz w:val="20"/>
+              </w:rPr>
+              <w:t>0.9603</w:t>
+            </w:r>
+          </w:p>
+        </w:tc>
+        <w:tc>
+          <w:tcPr>
+            <w:tcW w:type="dxa" w:w="279"/>
+          </w:tcPr>
+          <w:p>
+            <w:r>
+              <w:rPr>
+                <w:rFonts w:ascii="Times New Roman" w:hAnsi="Times New Roman"/>
+                <w:sz w:val="20"/>
+              </w:rPr>
+              <w:t>Yes</w:t>
+            </w:r>
+          </w:p>
+        </w:tc>
+        <w:tc>
+          <w:tcPr>
+            <w:tcW w:type="dxa" w:w="279"/>
+          </w:tcPr>
+          <w:p>
+            <w:r>
+              <w:rPr>
+                <w:rFonts w:ascii="Times New Roman" w:hAnsi="Times New Roman"/>
+                <w:sz w:val="20"/>
+              </w:rPr>
+              <w:t>2.383213</w:t>
+            </w:r>
+          </w:p>
+        </w:tc>
+        <w:tc>
+          <w:tcPr>
+            <w:tcW w:type="dxa" w:w="279"/>
+          </w:tcPr>
+          <w:p>
+            <w:r>
+              <w:rPr>
+                <w:rFonts w:ascii="Times New Roman" w:hAnsi="Times New Roman"/>
+                <w:sz w:val="20"/>
+              </w:rPr>
+              <w:t>3.153434</w:t>
+            </w:r>
+          </w:p>
+        </w:tc>
+        <w:tc>
+          <w:tcPr>
+            <w:tcW w:type="dxa" w:w="279"/>
+          </w:tcPr>
+          <w:p>
+            <w:r>
+              <w:rPr>
+                <w:rFonts w:ascii="Times New Roman" w:hAnsi="Times New Roman"/>
+                <w:sz w:val="20"/>
+              </w:rPr>
+              <w:t>-0.0123</w:t>
+            </w:r>
+          </w:p>
+        </w:tc>
+        <w:tc>
+          <w:tcPr>
+            <w:tcW w:type="dxa" w:w="279"/>
+          </w:tcPr>
+          <w:p>
+            <w:r>
+              <w:rPr>
+                <w:rFonts w:ascii="Times New Roman" w:hAnsi="Times New Roman"/>
+                <w:sz w:val="20"/>
+              </w:rPr>
+              <w:t>0.9420</w:t>
+            </w:r>
+          </w:p>
+        </w:tc>
+        <w:tc>
+          <w:tcPr>
+            <w:tcW w:type="dxa" w:w="279"/>
+          </w:tcPr>
+          <w:p>
+            <w:r>
+              <w:rPr>
+                <w:rFonts w:ascii="Times New Roman" w:hAnsi="Times New Roman"/>
+                <w:sz w:val="20"/>
+              </w:rPr>
+              <w:t>10</w:t>
             </w:r>
           </w:p>
         </w:tc>
@@ -1184,105 +1184,35 @@
                 <w:rFonts w:ascii="Times New Roman" w:hAnsi="Times New Roman"/>
                 <w:sz w:val="20"/>
               </w:rPr>
-              <w:t>0.0072</w:t>
-            </w:r>
-          </w:p>
-        </w:tc>
-        <w:tc>
-          <w:tcPr>
-            <w:tcW w:type="dxa" w:w="279"/>
-          </w:tcPr>
-          <w:p>
-            <w:r>
-              <w:rPr>
-                <w:rFonts w:ascii="Times New Roman" w:hAnsi="Times New Roman"/>
-                <w:sz w:val="20"/>
-              </w:rPr>
-              <w:t>5.0437</w:t>
-            </w:r>
-          </w:p>
-        </w:tc>
-        <w:tc>
-          <w:tcPr>
-            <w:tcW w:type="dxa" w:w="279"/>
-          </w:tcPr>
-          <w:p>
-            <w:r>
-              <w:rPr>
-                <w:rFonts w:ascii="Times New Roman" w:hAnsi="Times New Roman"/>
-                <w:sz w:val="20"/>
-              </w:rPr>
-              <w:t>0.0247</w:t>
-            </w:r>
-          </w:p>
-        </w:tc>
-        <w:tc>
-          <w:tcPr>
-            <w:tcW w:type="dxa" w:w="279"/>
-          </w:tcPr>
-          <w:p>
-            <w:r>
-              <w:rPr>
-                <w:rFonts w:ascii="Times New Roman" w:hAnsi="Times New Roman"/>
-                <w:sz w:val="20"/>
-              </w:rPr>
-              <w:t>No</w:t>
-            </w:r>
-          </w:p>
-        </w:tc>
-        <w:tc>
-          <w:tcPr>
-            <w:tcW w:type="dxa" w:w="279"/>
-          </w:tcPr>
-          <w:p>
-            <w:r>
-              <w:rPr>
-                <w:rFonts w:ascii="Times New Roman" w:hAnsi="Times New Roman"/>
-                <w:sz w:val="20"/>
-              </w:rPr>
-              <w:t>0.0290</w:t>
-            </w:r>
-          </w:p>
-        </w:tc>
-        <w:tc>
-          <w:tcPr>
-            <w:tcW w:type="dxa" w:w="279"/>
-          </w:tcPr>
-          <w:p>
-            <w:r>
-              <w:rPr>
-                <w:rFonts w:ascii="Times New Roman" w:hAnsi="Times New Roman"/>
-                <w:sz w:val="20"/>
-              </w:rPr>
-              <w:t>0.8648</w:t>
-            </w:r>
-          </w:p>
-        </w:tc>
-        <w:tc>
-          <w:tcPr>
-            <w:tcW w:type="dxa" w:w="279"/>
-          </w:tcPr>
-          <w:p>
-            <w:r>
-              <w:rPr>
-                <w:rFonts w:ascii="Times New Roman" w:hAnsi="Times New Roman"/>
-                <w:sz w:val="20"/>
-              </w:rPr>
-              <w:t>5.0727</w:t>
-            </w:r>
-          </w:p>
-        </w:tc>
-        <w:tc>
-          <w:tcPr>
-            <w:tcW w:type="dxa" w:w="279"/>
-          </w:tcPr>
-          <w:p>
-            <w:r>
-              <w:rPr>
-                <w:rFonts w:ascii="Times New Roman" w:hAnsi="Times New Roman"/>
-                <w:sz w:val="20"/>
-              </w:rPr>
-              <w:t>0.0792</w:t>
+              <w:t>0.0358</w:t>
+            </w:r>
+          </w:p>
+        </w:tc>
+        <w:tc>
+          <w:tcPr>
+            <w:tcW w:type="dxa" w:w="279"/>
+          </w:tcPr>
+          <w:p>
+            <w:r>
+              <w:rPr>
+                <w:rFonts w:ascii="Times New Roman" w:hAnsi="Times New Roman"/>
+                <w:sz w:val="20"/>
+              </w:rPr>
+              <w:t>1.1888</w:t>
+            </w:r>
+          </w:p>
+        </w:tc>
+        <w:tc>
+          <w:tcPr>
+            <w:tcW w:type="dxa" w:w="279"/>
+          </w:tcPr>
+          <w:p>
+            <w:r>
+              <w:rPr>
+                <w:rFonts w:ascii="Times New Roman" w:hAnsi="Times New Roman"/>
+                <w:sz w:val="20"/>
+              </w:rPr>
+              <w:t>0.2756</w:t>
             </w:r>
           </w:p>
         </w:tc>
@@ -1310,49 +1240,119 @@
                 <w:rFonts w:ascii="Times New Roman" w:hAnsi="Times New Roman"/>
                 <w:sz w:val="20"/>
               </w:rPr>
-              <w:t>2.311781</w:t>
-            </w:r>
-          </w:p>
-        </w:tc>
-        <w:tc>
-          <w:tcPr>
-            <w:tcW w:type="dxa" w:w="279"/>
-          </w:tcPr>
-          <w:p>
-            <w:r>
-              <w:rPr>
-                <w:rFonts w:ascii="Times New Roman" w:hAnsi="Times New Roman"/>
-                <w:sz w:val="20"/>
-              </w:rPr>
-              <w:t>3.167033</w:t>
-            </w:r>
-          </w:p>
-        </w:tc>
-        <w:tc>
-          <w:tcPr>
-            <w:tcW w:type="dxa" w:w="279"/>
-          </w:tcPr>
-          <w:p>
-            <w:r>
-              <w:rPr>
-                <w:rFonts w:ascii="Times New Roman" w:hAnsi="Times New Roman"/>
-                <w:sz w:val="20"/>
-              </w:rPr>
-              <w:t>-0.7506</w:t>
-            </w:r>
-          </w:p>
-        </w:tc>
-        <w:tc>
-          <w:tcPr>
-            <w:tcW w:type="dxa" w:w="279"/>
-          </w:tcPr>
-          <w:p>
-            <w:r>
-              <w:rPr>
-                <w:rFonts w:ascii="Times New Roman" w:hAnsi="Times New Roman"/>
-                <w:sz w:val="20"/>
-              </w:rPr>
-              <w:t>0.0140</w:t>
+              <w:t>0.7464</w:t>
+            </w:r>
+          </w:p>
+        </w:tc>
+        <w:tc>
+          <w:tcPr>
+            <w:tcW w:type="dxa" w:w="279"/>
+          </w:tcPr>
+          <w:p>
+            <w:r>
+              <w:rPr>
+                <w:rFonts w:ascii="Times New Roman" w:hAnsi="Times New Roman"/>
+                <w:sz w:val="20"/>
+              </w:rPr>
+              <w:t>0.3876</w:t>
+            </w:r>
+          </w:p>
+        </w:tc>
+        <w:tc>
+          <w:tcPr>
+            <w:tcW w:type="dxa" w:w="279"/>
+          </w:tcPr>
+          <w:p>
+            <w:r>
+              <w:rPr>
+                <w:rFonts w:ascii="Times New Roman" w:hAnsi="Times New Roman"/>
+                <w:sz w:val="20"/>
+              </w:rPr>
+              <w:t>1.9352</w:t>
+            </w:r>
+          </w:p>
+        </w:tc>
+        <w:tc>
+          <w:tcPr>
+            <w:tcW w:type="dxa" w:w="279"/>
+          </w:tcPr>
+          <w:p>
+            <w:r>
+              <w:rPr>
+                <w:rFonts w:ascii="Times New Roman" w:hAnsi="Times New Roman"/>
+                <w:sz w:val="20"/>
+              </w:rPr>
+              <w:t>0.3800</w:t>
+            </w:r>
+          </w:p>
+        </w:tc>
+        <w:tc>
+          <w:tcPr>
+            <w:tcW w:type="dxa" w:w="279"/>
+          </w:tcPr>
+          <w:p>
+            <w:r>
+              <w:rPr>
+                <w:rFonts w:ascii="Times New Roman" w:hAnsi="Times New Roman"/>
+                <w:sz w:val="20"/>
+              </w:rPr>
+              <w:t>Yes</w:t>
+            </w:r>
+          </w:p>
+        </w:tc>
+        <w:tc>
+          <w:tcPr>
+            <w:tcW w:type="dxa" w:w="279"/>
+          </w:tcPr>
+          <w:p>
+            <w:r>
+              <w:rPr>
+                <w:rFonts w:ascii="Times New Roman" w:hAnsi="Times New Roman"/>
+                <w:sz w:val="20"/>
+              </w:rPr>
+              <w:t>1.820615</w:t>
+            </w:r>
+          </w:p>
+        </w:tc>
+        <w:tc>
+          <w:tcPr>
+            <w:tcW w:type="dxa" w:w="279"/>
+          </w:tcPr>
+          <w:p>
+            <w:r>
+              <w:rPr>
+                <w:rFonts w:ascii="Times New Roman" w:hAnsi="Times New Roman"/>
+                <w:sz w:val="20"/>
+              </w:rPr>
+              <w:t>2.494158</w:t>
+            </w:r>
+          </w:p>
+        </w:tc>
+        <w:tc>
+          <w:tcPr>
+            <w:tcW w:type="dxa" w:w="279"/>
+          </w:tcPr>
+          <w:p>
+            <w:r>
+              <w:rPr>
+                <w:rFonts w:ascii="Times New Roman" w:hAnsi="Times New Roman"/>
+                <w:sz w:val="20"/>
+              </w:rPr>
+              <w:t>0.2611</w:t>
+            </w:r>
+          </w:p>
+        </w:tc>
+        <w:tc>
+          <w:tcPr>
+            <w:tcW w:type="dxa" w:w="279"/>
+          </w:tcPr>
+          <w:p>
+            <w:r>
+              <w:rPr>
+                <w:rFonts w:ascii="Times New Roman" w:hAnsi="Times New Roman"/>
+                <w:sz w:val="20"/>
+              </w:rPr>
+              <w:t>0.4740</w:t>
             </w:r>
           </w:p>
         </w:tc>
@@ -1368,7 +1368,217 @@
                 <w:rFonts w:ascii="Times New Roman" w:hAnsi="Times New Roman"/>
                 <w:sz w:val="20"/>
               </w:rPr>
-              <w:t>EGARCH(1,1)</w:t>
+              <w:t>CNN-LSTM</w:t>
+            </w:r>
+          </w:p>
+        </w:tc>
+        <w:tc>
+          <w:tcPr>
+            <w:tcW w:type="dxa" w:w="279"/>
+          </w:tcPr>
+          <w:p>
+            <w:r>
+              <w:rPr>
+                <w:rFonts w:ascii="Times New Roman" w:hAnsi="Times New Roman"/>
+                <w:sz w:val="20"/>
+              </w:rPr>
+              <w:t>3</w:t>
+            </w:r>
+          </w:p>
+        </w:tc>
+        <w:tc>
+          <w:tcPr>
+            <w:tcW w:type="dxa" w:w="279"/>
+          </w:tcPr>
+          <w:p>
+            <w:r>
+              <w:rPr>
+                <w:rFonts w:ascii="Times New Roman" w:hAnsi="Times New Roman"/>
+                <w:sz w:val="20"/>
+              </w:rPr>
+              <w:t>2.79</w:t>
+            </w:r>
+          </w:p>
+        </w:tc>
+        <w:tc>
+          <w:tcPr>
+            <w:tcW w:type="dxa" w:w="279"/>
+          </w:tcPr>
+          <w:p>
+            <w:r>
+              <w:rPr>
+                <w:rFonts w:ascii="Times New Roman" w:hAnsi="Times New Roman"/>
+                <w:sz w:val="20"/>
+              </w:rPr>
+              <w:t>0.0108</w:t>
+            </w:r>
+          </w:p>
+        </w:tc>
+        <w:tc>
+          <w:tcPr>
+            <w:tcW w:type="dxa" w:w="279"/>
+          </w:tcPr>
+          <w:p>
+            <w:r>
+              <w:rPr>
+                <w:rFonts w:ascii="Times New Roman" w:hAnsi="Times New Roman"/>
+                <w:sz w:val="20"/>
+              </w:rPr>
+              <w:t>0.0156</w:t>
+            </w:r>
+          </w:p>
+        </w:tc>
+        <w:tc>
+          <w:tcPr>
+            <w:tcW w:type="dxa" w:w="279"/>
+          </w:tcPr>
+          <w:p>
+            <w:r>
+              <w:rPr>
+                <w:rFonts w:ascii="Times New Roman" w:hAnsi="Times New Roman"/>
+                <w:sz w:val="20"/>
+              </w:rPr>
+              <w:t>0.9007</w:t>
+            </w:r>
+          </w:p>
+        </w:tc>
+        <w:tc>
+          <w:tcPr>
+            <w:tcW w:type="dxa" w:w="279"/>
+          </w:tcPr>
+          <w:p>
+            <w:r>
+              <w:rPr>
+                <w:rFonts w:ascii="Times New Roman" w:hAnsi="Times New Roman"/>
+                <w:sz w:val="20"/>
+              </w:rPr>
+              <w:t>Yes</w:t>
+            </w:r>
+          </w:p>
+        </w:tc>
+        <w:tc>
+          <w:tcPr>
+            <w:tcW w:type="dxa" w:w="279"/>
+          </w:tcPr>
+          <w:p>
+            <w:r>
+              <w:rPr>
+                <w:rFonts w:ascii="Times New Roman" w:hAnsi="Times New Roman"/>
+                <w:sz w:val="20"/>
+              </w:rPr>
+              <w:t>0.0655</w:t>
+            </w:r>
+          </w:p>
+        </w:tc>
+        <w:tc>
+          <w:tcPr>
+            <w:tcW w:type="dxa" w:w="279"/>
+          </w:tcPr>
+          <w:p>
+            <w:r>
+              <w:rPr>
+                <w:rFonts w:ascii="Times New Roman" w:hAnsi="Times New Roman"/>
+                <w:sz w:val="20"/>
+              </w:rPr>
+              <w:t>0.7981</w:t>
+            </w:r>
+          </w:p>
+        </w:tc>
+        <w:tc>
+          <w:tcPr>
+            <w:tcW w:type="dxa" w:w="279"/>
+          </w:tcPr>
+          <w:p>
+            <w:r>
+              <w:rPr>
+                <w:rFonts w:ascii="Times New Roman" w:hAnsi="Times New Roman"/>
+                <w:sz w:val="20"/>
+              </w:rPr>
+              <w:t>0.0811</w:t>
+            </w:r>
+          </w:p>
+        </w:tc>
+        <w:tc>
+          <w:tcPr>
+            <w:tcW w:type="dxa" w:w="279"/>
+          </w:tcPr>
+          <w:p>
+            <w:r>
+              <w:rPr>
+                <w:rFonts w:ascii="Times New Roman" w:hAnsi="Times New Roman"/>
+                <w:sz w:val="20"/>
+              </w:rPr>
+              <w:t>0.9603</w:t>
+            </w:r>
+          </w:p>
+        </w:tc>
+        <w:tc>
+          <w:tcPr>
+            <w:tcW w:type="dxa" w:w="279"/>
+          </w:tcPr>
+          <w:p>
+            <w:r>
+              <w:rPr>
+                <w:rFonts w:ascii="Times New Roman" w:hAnsi="Times New Roman"/>
+                <w:sz w:val="20"/>
+              </w:rPr>
+              <w:t>Yes</w:t>
+            </w:r>
+          </w:p>
+        </w:tc>
+        <w:tc>
+          <w:tcPr>
+            <w:tcW w:type="dxa" w:w="279"/>
+          </w:tcPr>
+          <w:p>
+            <w:r>
+              <w:rPr>
+                <w:rFonts w:ascii="Times New Roman" w:hAnsi="Times New Roman"/>
+                <w:sz w:val="20"/>
+              </w:rPr>
+              <w:t>2.333866</w:t>
+            </w:r>
+          </w:p>
+        </w:tc>
+        <w:tc>
+          <w:tcPr>
+            <w:tcW w:type="dxa" w:w="279"/>
+          </w:tcPr>
+          <w:p>
+            <w:r>
+              <w:rPr>
+                <w:rFonts w:ascii="Times New Roman" w:hAnsi="Times New Roman"/>
+                <w:sz w:val="20"/>
+              </w:rPr>
+              <w:t>3.088139</w:t>
+            </w:r>
+          </w:p>
+        </w:tc>
+        <w:tc>
+          <w:tcPr>
+            <w:tcW w:type="dxa" w:w="279"/>
+          </w:tcPr>
+          <w:p>
+            <w:r>
+              <w:rPr>
+                <w:rFonts w:ascii="Times New Roman" w:hAnsi="Times New Roman"/>
+                <w:sz w:val="20"/>
+              </w:rPr>
+              <w:t>0.0253</w:t>
+            </w:r>
+          </w:p>
+        </w:tc>
+        <w:tc>
+          <w:tcPr>
+            <w:tcW w:type="dxa" w:w="279"/>
+          </w:tcPr>
+          <w:p>
+            <w:r>
+              <w:rPr>
+                <w:rFonts w:ascii="Times New Roman" w:hAnsi="Times New Roman"/>
+                <w:sz w:val="20"/>
+              </w:rPr>
+              <w:t>0.8860</w:t>
             </w:r>
           </w:p>
         </w:tc>
@@ -1396,7 +1606,7 @@
                 <w:rFonts w:ascii="Times New Roman" w:hAnsi="Times New Roman"/>
                 <w:sz w:val="20"/>
               </w:rPr>
-              <w:t>2.79</w:t>
+              <w:t>6.98</w:t>
             </w:r>
           </w:p>
         </w:tc>
@@ -1424,21 +1634,21 @@
                 <w:rFonts w:ascii="Times New Roman" w:hAnsi="Times New Roman"/>
                 <w:sz w:val="20"/>
               </w:rPr>
-              <w:t>0.4673</w:t>
-            </w:r>
-          </w:p>
-        </w:tc>
-        <w:tc>
-          <w:tcPr>
-            <w:tcW w:type="dxa" w:w="279"/>
-          </w:tcPr>
-          <w:p>
-            <w:r>
-              <w:rPr>
-                <w:rFonts w:ascii="Times New Roman" w:hAnsi="Times New Roman"/>
-                <w:sz w:val="20"/>
-              </w:rPr>
-              <w:t>0.4942</w:t>
+              <w:t>1.5341</w:t>
+            </w:r>
+          </w:p>
+        </w:tc>
+        <w:tc>
+          <w:tcPr>
+            <w:tcW w:type="dxa" w:w="279"/>
+          </w:tcPr>
+          <w:p>
+            <w:r>
+              <w:rPr>
+                <w:rFonts w:ascii="Times New Roman" w:hAnsi="Times New Roman"/>
+                <w:sz w:val="20"/>
+              </w:rPr>
+              <w:t>0.2155</w:t>
             </w:r>
           </w:p>
         </w:tc>
@@ -1494,21 +1704,21 @@
                 <w:rFonts w:ascii="Times New Roman" w:hAnsi="Times New Roman"/>
                 <w:sz w:val="20"/>
               </w:rPr>
-              <w:t>0.5841</w:t>
-            </w:r>
-          </w:p>
-        </w:tc>
-        <w:tc>
-          <w:tcPr>
-            <w:tcW w:type="dxa" w:w="279"/>
-          </w:tcPr>
-          <w:p>
-            <w:r>
-              <w:rPr>
-                <w:rFonts w:ascii="Times New Roman" w:hAnsi="Times New Roman"/>
-                <w:sz w:val="20"/>
-              </w:rPr>
-              <w:t>0.7467</w:t>
+              <w:t>1.6509</w:t>
+            </w:r>
+          </w:p>
+        </w:tc>
+        <w:tc>
+          <w:tcPr>
+            <w:tcW w:type="dxa" w:w="279"/>
+          </w:tcPr>
+          <w:p>
+            <w:r>
+              <w:rPr>
+                <w:rFonts w:ascii="Times New Roman" w:hAnsi="Times New Roman"/>
+                <w:sz w:val="20"/>
+              </w:rPr>
+              <w:t>0.4380</w:t>
             </w:r>
           </w:p>
         </w:tc>
@@ -1536,259 +1746,49 @@
                 <w:rFonts w:ascii="Times New Roman" w:hAnsi="Times New Roman"/>
                 <w:sz w:val="20"/>
               </w:rPr>
-              <w:t>2.188519</w:t>
-            </w:r>
-          </w:p>
-        </w:tc>
-        <w:tc>
-          <w:tcPr>
-            <w:tcW w:type="dxa" w:w="279"/>
-          </w:tcPr>
-          <w:p>
-            <w:r>
-              <w:rPr>
-                <w:rFonts w:ascii="Times New Roman" w:hAnsi="Times New Roman"/>
-                <w:sz w:val="20"/>
-              </w:rPr>
-              <w:t>2.895818</w:t>
-            </w:r>
-          </w:p>
-        </w:tc>
-        <w:tc>
-          <w:tcPr>
-            <w:tcW w:type="dxa" w:w="279"/>
-          </w:tcPr>
-          <w:p>
-            <w:r>
-              <w:rPr>
-                <w:rFonts w:ascii="Times New Roman" w:hAnsi="Times New Roman"/>
-                <w:sz w:val="20"/>
-              </w:rPr>
-              <w:t>0.7863</w:t>
-            </w:r>
-          </w:p>
-        </w:tc>
-        <w:tc>
-          <w:tcPr>
-            <w:tcW w:type="dxa" w:w="279"/>
-          </w:tcPr>
-          <w:p>
-            <w:r>
-              <w:rPr>
-                <w:rFonts w:ascii="Times New Roman" w:hAnsi="Times New Roman"/>
-                <w:sz w:val="20"/>
-              </w:rPr>
-              <w:t>0.2240</w:t>
-            </w:r>
-          </w:p>
-        </w:tc>
-        <w:tc>
-          <w:tcPr>
-            <w:tcW w:type="dxa" w:w="279"/>
-          </w:tcPr>
-          <w:p>
-            <w:r>
-              <w:rPr>
-                <w:rFonts w:ascii="Times New Roman" w:hAnsi="Times New Roman"/>
-                <w:sz w:val="20"/>
-              </w:rPr>
-              <w:t>6</w:t>
-            </w:r>
-          </w:p>
-        </w:tc>
-        <w:tc>
-          <w:tcPr>
-            <w:tcW w:type="dxa" w:w="279"/>
-          </w:tcPr>
-          <w:p>
-            <w:r>
-              <w:rPr>
-                <w:rFonts w:ascii="Times New Roman" w:hAnsi="Times New Roman"/>
-                <w:sz w:val="20"/>
-              </w:rPr>
-              <w:t>6.98</w:t>
-            </w:r>
-          </w:p>
-        </w:tc>
-        <w:tc>
-          <w:tcPr>
-            <w:tcW w:type="dxa" w:w="279"/>
-          </w:tcPr>
-          <w:p>
-            <w:r>
-              <w:rPr>
-                <w:rFonts w:ascii="Times New Roman" w:hAnsi="Times New Roman"/>
-                <w:sz w:val="20"/>
-              </w:rPr>
-              <w:t>0.0215</w:t>
-            </w:r>
-          </w:p>
-        </w:tc>
-        <w:tc>
-          <w:tcPr>
-            <w:tcW w:type="dxa" w:w="279"/>
-          </w:tcPr>
-          <w:p>
-            <w:r>
-              <w:rPr>
-                <w:rFonts w:ascii="Times New Roman" w:hAnsi="Times New Roman"/>
-                <w:sz w:val="20"/>
-              </w:rPr>
-              <w:t>0.1466</w:t>
-            </w:r>
-          </w:p>
-        </w:tc>
-        <w:tc>
-          <w:tcPr>
-            <w:tcW w:type="dxa" w:w="279"/>
-          </w:tcPr>
-          <w:p>
-            <w:r>
-              <w:rPr>
-                <w:rFonts w:ascii="Times New Roman" w:hAnsi="Times New Roman"/>
-                <w:sz w:val="20"/>
-              </w:rPr>
-              <w:t>0.7018</w:t>
-            </w:r>
-          </w:p>
-        </w:tc>
-        <w:tc>
-          <w:tcPr>
-            <w:tcW w:type="dxa" w:w="279"/>
-          </w:tcPr>
-          <w:p>
-            <w:r>
-              <w:rPr>
-                <w:rFonts w:ascii="Times New Roman" w:hAnsi="Times New Roman"/>
-                <w:sz w:val="20"/>
-              </w:rPr>
-              <w:t>Yes</w:t>
-            </w:r>
-          </w:p>
-        </w:tc>
-        <w:tc>
-          <w:tcPr>
-            <w:tcW w:type="dxa" w:w="279"/>
-          </w:tcPr>
-          <w:p>
-            <w:r>
-              <w:rPr>
-                <w:rFonts w:ascii="Times New Roman" w:hAnsi="Times New Roman"/>
-                <w:sz w:val="20"/>
-              </w:rPr>
-              <w:t>0.2647</w:t>
-            </w:r>
-          </w:p>
-        </w:tc>
-        <w:tc>
-          <w:tcPr>
-            <w:tcW w:type="dxa" w:w="279"/>
-          </w:tcPr>
-          <w:p>
-            <w:r>
-              <w:rPr>
-                <w:rFonts w:ascii="Times New Roman" w:hAnsi="Times New Roman"/>
-                <w:sz w:val="20"/>
-              </w:rPr>
-              <w:t>0.6069</w:t>
-            </w:r>
-          </w:p>
-        </w:tc>
-        <w:tc>
-          <w:tcPr>
-            <w:tcW w:type="dxa" w:w="279"/>
-          </w:tcPr>
-          <w:p>
-            <w:r>
-              <w:rPr>
-                <w:rFonts w:ascii="Times New Roman" w:hAnsi="Times New Roman"/>
-                <w:sz w:val="20"/>
-              </w:rPr>
-              <w:t>0.4113</w:t>
-            </w:r>
-          </w:p>
-        </w:tc>
-        <w:tc>
-          <w:tcPr>
-            <w:tcW w:type="dxa" w:w="279"/>
-          </w:tcPr>
-          <w:p>
-            <w:r>
-              <w:rPr>
-                <w:rFonts w:ascii="Times New Roman" w:hAnsi="Times New Roman"/>
-                <w:sz w:val="20"/>
-              </w:rPr>
-              <w:t>0.8141</w:t>
-            </w:r>
-          </w:p>
-        </w:tc>
-        <w:tc>
-          <w:tcPr>
-            <w:tcW w:type="dxa" w:w="279"/>
-          </w:tcPr>
-          <w:p>
-            <w:r>
-              <w:rPr>
-                <w:rFonts w:ascii="Times New Roman" w:hAnsi="Times New Roman"/>
-                <w:sz w:val="20"/>
-              </w:rPr>
-              <w:t>Yes</w:t>
-            </w:r>
-          </w:p>
-        </w:tc>
-        <w:tc>
-          <w:tcPr>
-            <w:tcW w:type="dxa" w:w="279"/>
-          </w:tcPr>
-          <w:p>
-            <w:r>
-              <w:rPr>
-                <w:rFonts w:ascii="Times New Roman" w:hAnsi="Times New Roman"/>
-                <w:sz w:val="20"/>
-              </w:rPr>
-              <w:t>1.671882</w:t>
-            </w:r>
-          </w:p>
-        </w:tc>
-        <w:tc>
-          <w:tcPr>
-            <w:tcW w:type="dxa" w:w="279"/>
-          </w:tcPr>
-          <w:p>
-            <w:r>
-              <w:rPr>
-                <w:rFonts w:ascii="Times New Roman" w:hAnsi="Times New Roman"/>
-                <w:sz w:val="20"/>
-              </w:rPr>
-              <w:t>2.290401</w:t>
-            </w:r>
-          </w:p>
-        </w:tc>
-        <w:tc>
-          <w:tcPr>
-            <w:tcW w:type="dxa" w:w="279"/>
-          </w:tcPr>
-          <w:p>
-            <w:r>
-              <w:rPr>
-                <w:rFonts w:ascii="Times New Roman" w:hAnsi="Times New Roman"/>
-                <w:sz w:val="20"/>
-              </w:rPr>
-              <w:t>0.1325</w:t>
-            </w:r>
-          </w:p>
-        </w:tc>
-        <w:tc>
-          <w:tcPr>
-            <w:tcW w:type="dxa" w:w="279"/>
-          </w:tcPr>
-          <w:p>
-            <w:r>
-              <w:rPr>
-                <w:rFonts w:ascii="Times New Roman" w:hAnsi="Times New Roman"/>
-                <w:sz w:val="20"/>
-              </w:rPr>
-              <w:t>0.6680</w:t>
+              <w:t>1.782918</w:t>
+            </w:r>
+          </w:p>
+        </w:tc>
+        <w:tc>
+          <w:tcPr>
+            <w:tcW w:type="dxa" w:w="279"/>
+          </w:tcPr>
+          <w:p>
+            <w:r>
+              <w:rPr>
+                <w:rFonts w:ascii="Times New Roman" w:hAnsi="Times New Roman"/>
+                <w:sz w:val="20"/>
+              </w:rPr>
+              <w:t>2.442514</w:t>
+            </w:r>
+          </w:p>
+        </w:tc>
+        <w:tc>
+          <w:tcPr>
+            <w:tcW w:type="dxa" w:w="279"/>
+          </w:tcPr>
+          <w:p>
+            <w:r>
+              <w:rPr>
+                <w:rFonts w:ascii="Times New Roman" w:hAnsi="Times New Roman"/>
+                <w:sz w:val="20"/>
+              </w:rPr>
+              <w:t>-0.3679</w:t>
+            </w:r>
+          </w:p>
+        </w:tc>
+        <w:tc>
+          <w:tcPr>
+            <w:tcW w:type="dxa" w:w="279"/>
+          </w:tcPr>
+          <w:p>
+            <w:r>
+              <w:rPr>
+                <w:rFonts w:ascii="Times New Roman" w:hAnsi="Times New Roman"/>
+                <w:sz w:val="20"/>
+              </w:rPr>
+              <w:t>0.3640</w:t>
             </w:r>
           </w:p>
         </w:tc>
@@ -1804,21 +1804,21 @@
                 <w:rFonts w:ascii="Times New Roman" w:hAnsi="Times New Roman"/>
                 <w:sz w:val="20"/>
               </w:rPr>
-              <w:t>FIGARCH(1,d,1)</w:t>
-            </w:r>
-          </w:p>
-        </w:tc>
-        <w:tc>
-          <w:tcPr>
-            <w:tcW w:type="dxa" w:w="279"/>
-          </w:tcPr>
-          <w:p>
-            <w:r>
-              <w:rPr>
-                <w:rFonts w:ascii="Times New Roman" w:hAnsi="Times New Roman"/>
-                <w:sz w:val="20"/>
-              </w:rPr>
-              <w:t>4</w:t>
+              <w:t>Constant (unconditional variance)</w:t>
+            </w:r>
+          </w:p>
+        </w:tc>
+        <w:tc>
+          <w:tcPr>
+            <w:tcW w:type="dxa" w:w="279"/>
+          </w:tcPr>
+          <w:p>
+            <w:r>
+              <w:rPr>
+                <w:rFonts w:ascii="Times New Roman" w:hAnsi="Times New Roman"/>
+                <w:sz w:val="20"/>
+              </w:rPr>
+              <w:t>0</w:t>
             </w:r>
           </w:p>
         </w:tc>
@@ -1846,35 +1846,105 @@
                 <w:rFonts w:ascii="Times New Roman" w:hAnsi="Times New Roman"/>
                 <w:sz w:val="20"/>
               </w:rPr>
-              <w:t>0.0143</w:t>
-            </w:r>
-          </w:p>
-        </w:tc>
-        <w:tc>
-          <w:tcPr>
-            <w:tcW w:type="dxa" w:w="279"/>
-          </w:tcPr>
-          <w:p>
-            <w:r>
-              <w:rPr>
-                <w:rFonts w:ascii="Times New Roman" w:hAnsi="Times New Roman"/>
-                <w:sz w:val="20"/>
-              </w:rPr>
-              <w:t>0.4673</w:t>
-            </w:r>
-          </w:p>
-        </w:tc>
-        <w:tc>
-          <w:tcPr>
-            <w:tcW w:type="dxa" w:w="279"/>
-          </w:tcPr>
-          <w:p>
-            <w:r>
-              <w:rPr>
-                <w:rFonts w:ascii="Times New Roman" w:hAnsi="Times New Roman"/>
-                <w:sz w:val="20"/>
-              </w:rPr>
-              <w:t>0.4942</w:t>
+              <w:t>0.0000</w:t>
+            </w:r>
+          </w:p>
+        </w:tc>
+        <w:tc>
+          <w:tcPr>
+            <w:tcW w:type="dxa" w:w="279"/>
+          </w:tcPr>
+          <w:p>
+            <w:r>
+              <w:rPr>
+                <w:rFonts w:ascii="Times New Roman" w:hAnsi="Times New Roman"/>
+                <w:sz w:val="20"/>
+              </w:rPr>
+              <w:t>5.6081</w:t>
+            </w:r>
+          </w:p>
+        </w:tc>
+        <w:tc>
+          <w:tcPr>
+            <w:tcW w:type="dxa" w:w="279"/>
+          </w:tcPr>
+          <w:p>
+            <w:r>
+              <w:rPr>
+                <w:rFonts w:ascii="Times New Roman" w:hAnsi="Times New Roman"/>
+                <w:sz w:val="20"/>
+              </w:rPr>
+              <w:t>0.0179</w:t>
+            </w:r>
+          </w:p>
+        </w:tc>
+        <w:tc>
+          <w:tcPr>
+            <w:tcW w:type="dxa" w:w="279"/>
+          </w:tcPr>
+          <w:p>
+            <w:r>
+              <w:rPr>
+                <w:rFonts w:ascii="Times New Roman" w:hAnsi="Times New Roman"/>
+                <w:sz w:val="20"/>
+              </w:rPr>
+              <w:t>No</w:t>
+            </w:r>
+          </w:p>
+        </w:tc>
+        <w:tc>
+          <w:tcPr>
+            <w:tcW w:type="dxa" w:w="279"/>
+          </w:tcPr>
+          <w:p>
+            <w:r>
+              <w:rPr>
+                <w:rFonts w:ascii="Times New Roman" w:hAnsi="Times New Roman"/>
+                <w:sz w:val="20"/>
+              </w:rPr>
+              <w:t>0.0000</w:t>
+            </w:r>
+          </w:p>
+        </w:tc>
+        <w:tc>
+          <w:tcPr>
+            <w:tcW w:type="dxa" w:w="279"/>
+          </w:tcPr>
+          <w:p>
+            <w:r>
+              <w:rPr>
+                <w:rFonts w:ascii="Times New Roman" w:hAnsi="Times New Roman"/>
+                <w:sz w:val="20"/>
+              </w:rPr>
+              <w:t>1.0000</w:t>
+            </w:r>
+          </w:p>
+        </w:tc>
+        <w:tc>
+          <w:tcPr>
+            <w:tcW w:type="dxa" w:w="279"/>
+          </w:tcPr>
+          <w:p>
+            <w:r>
+              <w:rPr>
+                <w:rFonts w:ascii="Times New Roman" w:hAnsi="Times New Roman"/>
+                <w:sz w:val="20"/>
+              </w:rPr>
+              <w:t>5.6081</w:t>
+            </w:r>
+          </w:p>
+        </w:tc>
+        <w:tc>
+          <w:tcPr>
+            <w:tcW w:type="dxa" w:w="279"/>
+          </w:tcPr>
+          <w:p>
+            <w:r>
+              <w:rPr>
+                <w:rFonts w:ascii="Times New Roman" w:hAnsi="Times New Roman"/>
+                <w:sz w:val="20"/>
+              </w:rPr>
+              <w:t>0.0606</w:t>
             </w:r>
           </w:p>
         </w:tc>
@@ -1902,49 +1972,189 @@
                 <w:rFonts w:ascii="Times New Roman" w:hAnsi="Times New Roman"/>
                 <w:sz w:val="20"/>
               </w:rPr>
-              <w:t>0.1168</w:t>
-            </w:r>
-          </w:p>
-        </w:tc>
-        <w:tc>
-          <w:tcPr>
-            <w:tcW w:type="dxa" w:w="279"/>
-          </w:tcPr>
-          <w:p>
-            <w:r>
-              <w:rPr>
-                <w:rFonts w:ascii="Times New Roman" w:hAnsi="Times New Roman"/>
-                <w:sz w:val="20"/>
-              </w:rPr>
-              <w:t>0.7325</w:t>
-            </w:r>
-          </w:p>
-        </w:tc>
-        <w:tc>
-          <w:tcPr>
-            <w:tcW w:type="dxa" w:w="279"/>
-          </w:tcPr>
-          <w:p>
-            <w:r>
-              <w:rPr>
-                <w:rFonts w:ascii="Times New Roman" w:hAnsi="Times New Roman"/>
-                <w:sz w:val="20"/>
-              </w:rPr>
-              <w:t>0.5841</w:t>
-            </w:r>
-          </w:p>
-        </w:tc>
-        <w:tc>
-          <w:tcPr>
-            <w:tcW w:type="dxa" w:w="279"/>
-          </w:tcPr>
-          <w:p>
-            <w:r>
-              <w:rPr>
-                <w:rFonts w:ascii="Times New Roman" w:hAnsi="Times New Roman"/>
-                <w:sz w:val="20"/>
-              </w:rPr>
-              <w:t>0.7467</w:t>
+              <w:t>3.026156</w:t>
+            </w:r>
+          </w:p>
+        </w:tc>
+        <w:tc>
+          <w:tcPr>
+            <w:tcW w:type="dxa" w:w="279"/>
+          </w:tcPr>
+          <w:p>
+            <w:r>
+              <w:rPr>
+                <w:rFonts w:ascii="Times New Roman" w:hAnsi="Times New Roman"/>
+                <w:sz w:val="20"/>
+              </w:rPr>
+              <w:t>4.004168</w:t>
+            </w:r>
+          </w:p>
+        </w:tc>
+        <w:tc>
+          <w:tcPr>
+            <w:tcW w:type="dxa" w:w="279"/>
+          </w:tcPr>
+          <w:p>
+            <w:r>
+              <w:rPr>
+                <w:rFonts w:ascii="Times New Roman" w:hAnsi="Times New Roman"/>
+                <w:sz w:val="20"/>
+              </w:rPr>
+              <w:t>-1.0000</w:t>
+            </w:r>
+          </w:p>
+        </w:tc>
+        <w:tc>
+          <w:tcPr>
+            <w:tcW w:type="dxa" w:w="279"/>
+          </w:tcPr>
+          <w:p>
+            <w:r>
+              <w:rPr>
+                <w:rFonts w:ascii="Times New Roman" w:hAnsi="Times New Roman"/>
+                <w:sz w:val="20"/>
+              </w:rPr>
+              <w:t>0.1300</w:t>
+            </w:r>
+          </w:p>
+        </w:tc>
+        <w:tc>
+          <w:tcPr>
+            <w:tcW w:type="dxa" w:w="279"/>
+          </w:tcPr>
+          <w:p>
+            <w:r>
+              <w:rPr>
+                <w:rFonts w:ascii="Times New Roman" w:hAnsi="Times New Roman"/>
+                <w:sz w:val="20"/>
+              </w:rPr>
+              <w:t>2</w:t>
+            </w:r>
+          </w:p>
+        </w:tc>
+        <w:tc>
+          <w:tcPr>
+            <w:tcW w:type="dxa" w:w="279"/>
+          </w:tcPr>
+          <w:p>
+            <w:r>
+              <w:rPr>
+                <w:rFonts w:ascii="Times New Roman" w:hAnsi="Times New Roman"/>
+                <w:sz w:val="20"/>
+              </w:rPr>
+              <w:t>6.98</w:t>
+            </w:r>
+          </w:p>
+        </w:tc>
+        <w:tc>
+          <w:tcPr>
+            <w:tcW w:type="dxa" w:w="279"/>
+          </w:tcPr>
+          <w:p>
+            <w:r>
+              <w:rPr>
+                <w:rFonts w:ascii="Times New Roman" w:hAnsi="Times New Roman"/>
+                <w:sz w:val="20"/>
+              </w:rPr>
+              <w:t>0.0072</w:t>
+            </w:r>
+          </w:p>
+        </w:tc>
+        <w:tc>
+          <w:tcPr>
+            <w:tcW w:type="dxa" w:w="279"/>
+          </w:tcPr>
+          <w:p>
+            <w:r>
+              <w:rPr>
+                <w:rFonts w:ascii="Times New Roman" w:hAnsi="Times New Roman"/>
+                <w:sz w:val="20"/>
+              </w:rPr>
+              <w:t>5.0437</w:t>
+            </w:r>
+          </w:p>
+        </w:tc>
+        <w:tc>
+          <w:tcPr>
+            <w:tcW w:type="dxa" w:w="279"/>
+          </w:tcPr>
+          <w:p>
+            <w:r>
+              <w:rPr>
+                <w:rFonts w:ascii="Times New Roman" w:hAnsi="Times New Roman"/>
+                <w:sz w:val="20"/>
+              </w:rPr>
+              <w:t>0.0247</w:t>
+            </w:r>
+          </w:p>
+        </w:tc>
+        <w:tc>
+          <w:tcPr>
+            <w:tcW w:type="dxa" w:w="279"/>
+          </w:tcPr>
+          <w:p>
+            <w:r>
+              <w:rPr>
+                <w:rFonts w:ascii="Times New Roman" w:hAnsi="Times New Roman"/>
+                <w:sz w:val="20"/>
+              </w:rPr>
+              <w:t>No</w:t>
+            </w:r>
+          </w:p>
+        </w:tc>
+        <w:tc>
+          <w:tcPr>
+            <w:tcW w:type="dxa" w:w="279"/>
+          </w:tcPr>
+          <w:p>
+            <w:r>
+              <w:rPr>
+                <w:rFonts w:ascii="Times New Roman" w:hAnsi="Times New Roman"/>
+                <w:sz w:val="20"/>
+              </w:rPr>
+              <w:t>0.0290</w:t>
+            </w:r>
+          </w:p>
+        </w:tc>
+        <w:tc>
+          <w:tcPr>
+            <w:tcW w:type="dxa" w:w="279"/>
+          </w:tcPr>
+          <w:p>
+            <w:r>
+              <w:rPr>
+                <w:rFonts w:ascii="Times New Roman" w:hAnsi="Times New Roman"/>
+                <w:sz w:val="20"/>
+              </w:rPr>
+              <w:t>0.8648</w:t>
+            </w:r>
+          </w:p>
+        </w:tc>
+        <w:tc>
+          <w:tcPr>
+            <w:tcW w:type="dxa" w:w="279"/>
+          </w:tcPr>
+          <w:p>
+            <w:r>
+              <w:rPr>
+                <w:rFonts w:ascii="Times New Roman" w:hAnsi="Times New Roman"/>
+                <w:sz w:val="20"/>
+              </w:rPr>
+              <w:t>5.0727</w:t>
+            </w:r>
+          </w:p>
+        </w:tc>
+        <w:tc>
+          <w:tcPr>
+            <w:tcW w:type="dxa" w:w="279"/>
+          </w:tcPr>
+          <w:p>
+            <w:r>
+              <w:rPr>
+                <w:rFonts w:ascii="Times New Roman" w:hAnsi="Times New Roman"/>
+                <w:sz w:val="20"/>
+              </w:rPr>
+              <w:t>0.0792</w:t>
             </w:r>
           </w:p>
         </w:tc>
@@ -1972,259 +2182,49 @@
                 <w:rFonts w:ascii="Times New Roman" w:hAnsi="Times New Roman"/>
                 <w:sz w:val="20"/>
               </w:rPr>
-              <w:t>2.038500</w:t>
-            </w:r>
-          </w:p>
-        </w:tc>
-        <w:tc>
-          <w:tcPr>
-            <w:tcW w:type="dxa" w:w="279"/>
-          </w:tcPr>
-          <w:p>
-            <w:r>
-              <w:rPr>
-                <w:rFonts w:ascii="Times New Roman" w:hAnsi="Times New Roman"/>
-                <w:sz w:val="20"/>
-              </w:rPr>
-              <w:t>2.697315</w:t>
-            </w:r>
-          </w:p>
-        </w:tc>
-        <w:tc>
-          <w:tcPr>
-            <w:tcW w:type="dxa" w:w="279"/>
-          </w:tcPr>
-          <w:p>
-            <w:r>
-              <w:rPr>
-                <w:rFonts w:ascii="Times New Roman" w:hAnsi="Times New Roman"/>
-                <w:sz w:val="20"/>
-              </w:rPr>
-              <w:t>0.8369</w:t>
-            </w:r>
-          </w:p>
-        </w:tc>
-        <w:tc>
-          <w:tcPr>
-            <w:tcW w:type="dxa" w:w="279"/>
-          </w:tcPr>
-          <w:p>
-            <w:r>
-              <w:rPr>
-                <w:rFonts w:ascii="Times New Roman" w:hAnsi="Times New Roman"/>
-                <w:sz w:val="20"/>
-              </w:rPr>
-              <w:t>0.1980</w:t>
-            </w:r>
-          </w:p>
-        </w:tc>
-        <w:tc>
-          <w:tcPr>
-            <w:tcW w:type="dxa" w:w="279"/>
-          </w:tcPr>
-          <w:p>
-            <w:r>
-              <w:rPr>
-                <w:rFonts w:ascii="Times New Roman" w:hAnsi="Times New Roman"/>
-                <w:sz w:val="20"/>
-              </w:rPr>
-              <w:t>7</w:t>
-            </w:r>
-          </w:p>
-        </w:tc>
-        <w:tc>
-          <w:tcPr>
-            <w:tcW w:type="dxa" w:w="279"/>
-          </w:tcPr>
-          <w:p>
-            <w:r>
-              <w:rPr>
-                <w:rFonts w:ascii="Times New Roman" w:hAnsi="Times New Roman"/>
-                <w:sz w:val="20"/>
-              </w:rPr>
-              <w:t>6.98</w:t>
-            </w:r>
-          </w:p>
-        </w:tc>
-        <w:tc>
-          <w:tcPr>
-            <w:tcW w:type="dxa" w:w="279"/>
-          </w:tcPr>
-          <w:p>
-            <w:r>
-              <w:rPr>
-                <w:rFonts w:ascii="Times New Roman" w:hAnsi="Times New Roman"/>
-                <w:sz w:val="20"/>
-              </w:rPr>
-              <w:t>0.0251</w:t>
-            </w:r>
-          </w:p>
-        </w:tc>
-        <w:tc>
-          <w:tcPr>
-            <w:tcW w:type="dxa" w:w="279"/>
-          </w:tcPr>
-          <w:p>
-            <w:r>
-              <w:rPr>
-                <w:rFonts w:ascii="Times New Roman" w:hAnsi="Times New Roman"/>
-                <w:sz w:val="20"/>
-              </w:rPr>
-              <w:t>0.0001</w:t>
-            </w:r>
-          </w:p>
-        </w:tc>
-        <w:tc>
-          <w:tcPr>
-            <w:tcW w:type="dxa" w:w="279"/>
-          </w:tcPr>
-          <w:p>
-            <w:r>
-              <w:rPr>
-                <w:rFonts w:ascii="Times New Roman" w:hAnsi="Times New Roman"/>
-                <w:sz w:val="20"/>
-              </w:rPr>
-              <w:t>0.9924</w:t>
-            </w:r>
-          </w:p>
-        </w:tc>
-        <w:tc>
-          <w:tcPr>
-            <w:tcW w:type="dxa" w:w="279"/>
-          </w:tcPr>
-          <w:p>
-            <w:r>
-              <w:rPr>
-                <w:rFonts w:ascii="Times New Roman" w:hAnsi="Times New Roman"/>
-                <w:sz w:val="20"/>
-              </w:rPr>
-              <w:t>Yes</w:t>
-            </w:r>
-          </w:p>
-        </w:tc>
-        <w:tc>
-          <w:tcPr>
-            <w:tcW w:type="dxa" w:w="279"/>
-          </w:tcPr>
-          <w:p>
-            <w:r>
-              <w:rPr>
-                <w:rFonts w:ascii="Times New Roman" w:hAnsi="Times New Roman"/>
-                <w:sz w:val="20"/>
-              </w:rPr>
-              <w:t>0.3617</w:t>
-            </w:r>
-          </w:p>
-        </w:tc>
-        <w:tc>
-          <w:tcPr>
-            <w:tcW w:type="dxa" w:w="279"/>
-          </w:tcPr>
-          <w:p>
-            <w:r>
-              <w:rPr>
-                <w:rFonts w:ascii="Times New Roman" w:hAnsi="Times New Roman"/>
-                <w:sz w:val="20"/>
-              </w:rPr>
-              <w:t>0.5476</w:t>
-            </w:r>
-          </w:p>
-        </w:tc>
-        <w:tc>
-          <w:tcPr>
-            <w:tcW w:type="dxa" w:w="279"/>
-          </w:tcPr>
-          <w:p>
-            <w:r>
-              <w:rPr>
-                <w:rFonts w:ascii="Times New Roman" w:hAnsi="Times New Roman"/>
-                <w:sz w:val="20"/>
-              </w:rPr>
-              <w:t>0.3618</w:t>
-            </w:r>
-          </w:p>
-        </w:tc>
-        <w:tc>
-          <w:tcPr>
-            <w:tcW w:type="dxa" w:w="279"/>
-          </w:tcPr>
-          <w:p>
-            <w:r>
-              <w:rPr>
-                <w:rFonts w:ascii="Times New Roman" w:hAnsi="Times New Roman"/>
-                <w:sz w:val="20"/>
-              </w:rPr>
-              <w:t>0.8345</w:t>
-            </w:r>
-          </w:p>
-        </w:tc>
-        <w:tc>
-          <w:tcPr>
-            <w:tcW w:type="dxa" w:w="279"/>
-          </w:tcPr>
-          <w:p>
-            <w:r>
-              <w:rPr>
-                <w:rFonts w:ascii="Times New Roman" w:hAnsi="Times New Roman"/>
-                <w:sz w:val="20"/>
-              </w:rPr>
-              <w:t>Yes</w:t>
-            </w:r>
-          </w:p>
-        </w:tc>
-        <w:tc>
-          <w:tcPr>
-            <w:tcW w:type="dxa" w:w="279"/>
-          </w:tcPr>
-          <w:p>
-            <w:r>
-              <w:rPr>
-                <w:rFonts w:ascii="Times New Roman" w:hAnsi="Times New Roman"/>
-                <w:sz w:val="20"/>
-              </w:rPr>
-              <w:t>1.557278</w:t>
-            </w:r>
-          </w:p>
-        </w:tc>
-        <w:tc>
-          <w:tcPr>
-            <w:tcW w:type="dxa" w:w="279"/>
-          </w:tcPr>
-          <w:p>
-            <w:r>
-              <w:rPr>
-                <w:rFonts w:ascii="Times New Roman" w:hAnsi="Times New Roman"/>
-                <w:sz w:val="20"/>
-              </w:rPr>
-              <w:t>2.133398</w:t>
-            </w:r>
-          </w:p>
-        </w:tc>
-        <w:tc>
-          <w:tcPr>
-            <w:tcW w:type="dxa" w:w="279"/>
-          </w:tcPr>
-          <w:p>
-            <w:r>
-              <w:rPr>
-                <w:rFonts w:ascii="Times New Roman" w:hAnsi="Times New Roman"/>
-                <w:sz w:val="20"/>
-              </w:rPr>
-              <w:t>0.2711</w:t>
-            </w:r>
-          </w:p>
-        </w:tc>
-        <w:tc>
-          <w:tcPr>
-            <w:tcW w:type="dxa" w:w="279"/>
-          </w:tcPr>
-          <w:p>
-            <w:r>
-              <w:rPr>
-                <w:rFonts w:ascii="Times New Roman" w:hAnsi="Times New Roman"/>
-                <w:sz w:val="20"/>
-              </w:rPr>
-              <w:t>0.4540</w:t>
+              <w:t>2.311781</w:t>
+            </w:r>
+          </w:p>
+        </w:tc>
+        <w:tc>
+          <w:tcPr>
+            <w:tcW w:type="dxa" w:w="279"/>
+          </w:tcPr>
+          <w:p>
+            <w:r>
+              <w:rPr>
+                <w:rFonts w:ascii="Times New Roman" w:hAnsi="Times New Roman"/>
+                <w:sz w:val="20"/>
+              </w:rPr>
+              <w:t>3.167033</w:t>
+            </w:r>
+          </w:p>
+        </w:tc>
+        <w:tc>
+          <w:tcPr>
+            <w:tcW w:type="dxa" w:w="279"/>
+          </w:tcPr>
+          <w:p>
+            <w:r>
+              <w:rPr>
+                <w:rFonts w:ascii="Times New Roman" w:hAnsi="Times New Roman"/>
+                <w:sz w:val="20"/>
+              </w:rPr>
+              <w:t>-0.7506</w:t>
+            </w:r>
+          </w:p>
+        </w:tc>
+        <w:tc>
+          <w:tcPr>
+            <w:tcW w:type="dxa" w:w="279"/>
+          </w:tcPr>
+          <w:p>
+            <w:r>
+              <w:rPr>
+                <w:rFonts w:ascii="Times New Roman" w:hAnsi="Times New Roman"/>
+                <w:sz w:val="20"/>
+              </w:rPr>
+              <w:t>0.0140</w:t>
             </w:r>
           </w:p>
         </w:tc>
@@ -2240,7 +2240,7 @@
                 <w:rFonts w:ascii="Times New Roman" w:hAnsi="Times New Roman"/>
                 <w:sz w:val="20"/>
               </w:rPr>
-              <w:t>GARCH(1,1)</w:t>
+              <w:t>EGARCH(1,1)</w:t>
             </w:r>
           </w:p>
         </w:tc>
@@ -2408,49 +2408,49 @@
                 <w:rFonts w:ascii="Times New Roman" w:hAnsi="Times New Roman"/>
                 <w:sz w:val="20"/>
               </w:rPr>
-              <w:t>2.131886</w:t>
-            </w:r>
-          </w:p>
-        </w:tc>
-        <w:tc>
-          <w:tcPr>
-            <w:tcW w:type="dxa" w:w="279"/>
-          </w:tcPr>
-          <w:p>
-            <w:r>
-              <w:rPr>
-                <w:rFonts w:ascii="Times New Roman" w:hAnsi="Times New Roman"/>
-                <w:sz w:val="20"/>
-              </w:rPr>
-              <w:t>2.820882</w:t>
-            </w:r>
-          </w:p>
-        </w:tc>
-        <w:tc>
-          <w:tcPr>
-            <w:tcW w:type="dxa" w:w="279"/>
-          </w:tcPr>
-          <w:p>
-            <w:r>
-              <w:rPr>
-                <w:rFonts w:ascii="Times New Roman" w:hAnsi="Times New Roman"/>
-                <w:sz w:val="20"/>
-              </w:rPr>
-              <w:t>0.8536</w:t>
-            </w:r>
-          </w:p>
-        </w:tc>
-        <w:tc>
-          <w:tcPr>
-            <w:tcW w:type="dxa" w:w="279"/>
-          </w:tcPr>
-          <w:p>
-            <w:r>
-              <w:rPr>
-                <w:rFonts w:ascii="Times New Roman" w:hAnsi="Times New Roman"/>
-                <w:sz w:val="20"/>
-              </w:rPr>
-              <w:t>0.1980</w:t>
+              <w:t>2.188519</w:t>
+            </w:r>
+          </w:p>
+        </w:tc>
+        <w:tc>
+          <w:tcPr>
+            <w:tcW w:type="dxa" w:w="279"/>
+          </w:tcPr>
+          <w:p>
+            <w:r>
+              <w:rPr>
+                <w:rFonts w:ascii="Times New Roman" w:hAnsi="Times New Roman"/>
+                <w:sz w:val="20"/>
+              </w:rPr>
+              <w:t>2.895818</w:t>
+            </w:r>
+          </w:p>
+        </w:tc>
+        <w:tc>
+          <w:tcPr>
+            <w:tcW w:type="dxa" w:w="279"/>
+          </w:tcPr>
+          <w:p>
+            <w:r>
+              <w:rPr>
+                <w:rFonts w:ascii="Times New Roman" w:hAnsi="Times New Roman"/>
+                <w:sz w:val="20"/>
+              </w:rPr>
+              <w:t>0.7863</w:t>
+            </w:r>
+          </w:p>
+        </w:tc>
+        <w:tc>
+          <w:tcPr>
+            <w:tcW w:type="dxa" w:w="279"/>
+          </w:tcPr>
+          <w:p>
+            <w:r>
+              <w:rPr>
+                <w:rFonts w:ascii="Times New Roman" w:hAnsi="Times New Roman"/>
+                <w:sz w:val="20"/>
+              </w:rPr>
+              <w:t>0.2240</w:t>
             </w:r>
           </w:p>
         </w:tc>
@@ -2618,49 +2618,49 @@
                 <w:rFonts w:ascii="Times New Roman" w:hAnsi="Times New Roman"/>
                 <w:sz w:val="20"/>
               </w:rPr>
-              <w:t>1.628618</w:t>
-            </w:r>
-          </w:p>
-        </w:tc>
-        <w:tc>
-          <w:tcPr>
-            <w:tcW w:type="dxa" w:w="279"/>
-          </w:tcPr>
-          <w:p>
-            <w:r>
-              <w:rPr>
-                <w:rFonts w:ascii="Times New Roman" w:hAnsi="Times New Roman"/>
-                <w:sz w:val="20"/>
-              </w:rPr>
-              <w:t>2.231131</w:t>
-            </w:r>
-          </w:p>
-        </w:tc>
-        <w:tc>
-          <w:tcPr>
-            <w:tcW w:type="dxa" w:w="279"/>
-          </w:tcPr>
-          <w:p>
-            <w:r>
-              <w:rPr>
-                <w:rFonts w:ascii="Times New Roman" w:hAnsi="Times New Roman"/>
-                <w:sz w:val="20"/>
-              </w:rPr>
-              <w:t>0.1637</w:t>
-            </w:r>
-          </w:p>
-        </w:tc>
-        <w:tc>
-          <w:tcPr>
-            <w:tcW w:type="dxa" w:w="279"/>
-          </w:tcPr>
-          <w:p>
-            <w:r>
-              <w:rPr>
-                <w:rFonts w:ascii="Times New Roman" w:hAnsi="Times New Roman"/>
-                <w:sz w:val="20"/>
-              </w:rPr>
-              <w:t>0.6300</w:t>
+              <w:t>1.671882</w:t>
+            </w:r>
+          </w:p>
+        </w:tc>
+        <w:tc>
+          <w:tcPr>
+            <w:tcW w:type="dxa" w:w="279"/>
+          </w:tcPr>
+          <w:p>
+            <w:r>
+              <w:rPr>
+                <w:rFonts w:ascii="Times New Roman" w:hAnsi="Times New Roman"/>
+                <w:sz w:val="20"/>
+              </w:rPr>
+              <w:t>2.290401</w:t>
+            </w:r>
+          </w:p>
+        </w:tc>
+        <w:tc>
+          <w:tcPr>
+            <w:tcW w:type="dxa" w:w="279"/>
+          </w:tcPr>
+          <w:p>
+            <w:r>
+              <w:rPr>
+                <w:rFonts w:ascii="Times New Roman" w:hAnsi="Times New Roman"/>
+                <w:sz w:val="20"/>
+              </w:rPr>
+              <w:t>0.1325</w:t>
+            </w:r>
+          </w:p>
+        </w:tc>
+        <w:tc>
+          <w:tcPr>
+            <w:tcW w:type="dxa" w:w="279"/>
+          </w:tcPr>
+          <w:p>
+            <w:r>
+              <w:rPr>
+                <w:rFonts w:ascii="Times New Roman" w:hAnsi="Times New Roman"/>
+                <w:sz w:val="20"/>
+              </w:rPr>
+              <w:t>0.6680</w:t>
             </w:r>
           </w:p>
         </w:tc>
@@ -2676,7 +2676,7 @@
                 <w:rFonts w:ascii="Times New Roman" w:hAnsi="Times New Roman"/>
                 <w:sz w:val="20"/>
               </w:rPr>
-              <w:t>GJR-GARCH(1,1)</w:t>
+              <w:t>FIGARCH(1,d,1)</w:t>
             </w:r>
           </w:p>
         </w:tc>
@@ -2844,63 +2844,63 @@
                 <w:rFonts w:ascii="Times New Roman" w:hAnsi="Times New Roman"/>
                 <w:sz w:val="20"/>
               </w:rPr>
-              <w:t>2.127081</w:t>
-            </w:r>
-          </w:p>
-        </w:tc>
-        <w:tc>
-          <w:tcPr>
-            <w:tcW w:type="dxa" w:w="279"/>
-          </w:tcPr>
-          <w:p>
-            <w:r>
-              <w:rPr>
-                <w:rFonts w:ascii="Times New Roman" w:hAnsi="Times New Roman"/>
-                <w:sz w:val="20"/>
-              </w:rPr>
-              <w:t>2.814524</w:t>
-            </w:r>
-          </w:p>
-        </w:tc>
-        <w:tc>
-          <w:tcPr>
-            <w:tcW w:type="dxa" w:w="279"/>
-          </w:tcPr>
-          <w:p>
-            <w:r>
-              <w:rPr>
-                <w:rFonts w:ascii="Times New Roman" w:hAnsi="Times New Roman"/>
-                <w:sz w:val="20"/>
-              </w:rPr>
-              <w:t>0.7697</w:t>
-            </w:r>
-          </w:p>
-        </w:tc>
-        <w:tc>
-          <w:tcPr>
-            <w:tcW w:type="dxa" w:w="279"/>
-          </w:tcPr>
-          <w:p>
-            <w:r>
-              <w:rPr>
-                <w:rFonts w:ascii="Times New Roman" w:hAnsi="Times New Roman"/>
-                <w:sz w:val="20"/>
-              </w:rPr>
-              <w:t>0.2260</w:t>
-            </w:r>
-          </w:p>
-        </w:tc>
-        <w:tc>
-          <w:tcPr>
-            <w:tcW w:type="dxa" w:w="279"/>
-          </w:tcPr>
-          <w:p>
-            <w:r>
-              <w:rPr>
-                <w:rFonts w:ascii="Times New Roman" w:hAnsi="Times New Roman"/>
-                <w:sz w:val="20"/>
-              </w:rPr>
-              <w:t>8</w:t>
+              <w:t>2.038500</w:t>
+            </w:r>
+          </w:p>
+        </w:tc>
+        <w:tc>
+          <w:tcPr>
+            <w:tcW w:type="dxa" w:w="279"/>
+          </w:tcPr>
+          <w:p>
+            <w:r>
+              <w:rPr>
+                <w:rFonts w:ascii="Times New Roman" w:hAnsi="Times New Roman"/>
+                <w:sz w:val="20"/>
+              </w:rPr>
+              <w:t>2.697315</w:t>
+            </w:r>
+          </w:p>
+        </w:tc>
+        <w:tc>
+          <w:tcPr>
+            <w:tcW w:type="dxa" w:w="279"/>
+          </w:tcPr>
+          <w:p>
+            <w:r>
+              <w:rPr>
+                <w:rFonts w:ascii="Times New Roman" w:hAnsi="Times New Roman"/>
+                <w:sz w:val="20"/>
+              </w:rPr>
+              <w:t>0.8369</w:t>
+            </w:r>
+          </w:p>
+        </w:tc>
+        <w:tc>
+          <w:tcPr>
+            <w:tcW w:type="dxa" w:w="279"/>
+          </w:tcPr>
+          <w:p>
+            <w:r>
+              <w:rPr>
+                <w:rFonts w:ascii="Times New Roman" w:hAnsi="Times New Roman"/>
+                <w:sz w:val="20"/>
+              </w:rPr>
+              <w:t>0.1980</w:t>
+            </w:r>
+          </w:p>
+        </w:tc>
+        <w:tc>
+          <w:tcPr>
+            <w:tcW w:type="dxa" w:w="279"/>
+          </w:tcPr>
+          <w:p>
+            <w:r>
+              <w:rPr>
+                <w:rFonts w:ascii="Times New Roman" w:hAnsi="Times New Roman"/>
+                <w:sz w:val="20"/>
+              </w:rPr>
+              <w:t>7</w:t>
             </w:r>
           </w:p>
         </w:tc>
@@ -2928,35 +2928,35 @@
                 <w:rFonts w:ascii="Times New Roman" w:hAnsi="Times New Roman"/>
                 <w:sz w:val="20"/>
               </w:rPr>
-              <w:t>0.0287</w:t>
-            </w:r>
-          </w:p>
-        </w:tc>
-        <w:tc>
-          <w:tcPr>
-            <w:tcW w:type="dxa" w:w="279"/>
-          </w:tcPr>
-          <w:p>
-            <w:r>
-              <w:rPr>
-                <w:rFonts w:ascii="Times New Roman" w:hAnsi="Times New Roman"/>
-                <w:sz w:val="20"/>
-              </w:rPr>
-              <w:t>0.1476</w:t>
-            </w:r>
-          </w:p>
-        </w:tc>
-        <w:tc>
-          <w:tcPr>
-            <w:tcW w:type="dxa" w:w="279"/>
-          </w:tcPr>
-          <w:p>
-            <w:r>
-              <w:rPr>
-                <w:rFonts w:ascii="Times New Roman" w:hAnsi="Times New Roman"/>
-                <w:sz w:val="20"/>
-              </w:rPr>
-              <w:t>0.7008</w:t>
+              <w:t>0.0251</w:t>
+            </w:r>
+          </w:p>
+        </w:tc>
+        <w:tc>
+          <w:tcPr>
+            <w:tcW w:type="dxa" w:w="279"/>
+          </w:tcPr>
+          <w:p>
+            <w:r>
+              <w:rPr>
+                <w:rFonts w:ascii="Times New Roman" w:hAnsi="Times New Roman"/>
+                <w:sz w:val="20"/>
+              </w:rPr>
+              <w:t>0.0001</w:t>
+            </w:r>
+          </w:p>
+        </w:tc>
+        <w:tc>
+          <w:tcPr>
+            <w:tcW w:type="dxa" w:w="279"/>
+          </w:tcPr>
+          <w:p>
+            <w:r>
+              <w:rPr>
+                <w:rFonts w:ascii="Times New Roman" w:hAnsi="Times New Roman"/>
+                <w:sz w:val="20"/>
+              </w:rPr>
+              <w:t>0.9924</w:t>
             </w:r>
           </w:p>
         </w:tc>
@@ -2984,49 +2984,49 @@
                 <w:rFonts w:ascii="Times New Roman" w:hAnsi="Times New Roman"/>
                 <w:sz w:val="20"/>
               </w:rPr>
-              <w:t>0.4741</w:t>
-            </w:r>
-          </w:p>
-        </w:tc>
-        <w:tc>
-          <w:tcPr>
-            <w:tcW w:type="dxa" w:w="279"/>
-          </w:tcPr>
-          <w:p>
-            <w:r>
-              <w:rPr>
-                <w:rFonts w:ascii="Times New Roman" w:hAnsi="Times New Roman"/>
-                <w:sz w:val="20"/>
-              </w:rPr>
-              <w:t>0.4911</w:t>
-            </w:r>
-          </w:p>
-        </w:tc>
-        <w:tc>
-          <w:tcPr>
-            <w:tcW w:type="dxa" w:w="279"/>
-          </w:tcPr>
-          <w:p>
-            <w:r>
-              <w:rPr>
-                <w:rFonts w:ascii="Times New Roman" w:hAnsi="Times New Roman"/>
-                <w:sz w:val="20"/>
-              </w:rPr>
-              <w:t>0.6217</w:t>
-            </w:r>
-          </w:p>
-        </w:tc>
-        <w:tc>
-          <w:tcPr>
-            <w:tcW w:type="dxa" w:w="279"/>
-          </w:tcPr>
-          <w:p>
-            <w:r>
-              <w:rPr>
-                <w:rFonts w:ascii="Times New Roman" w:hAnsi="Times New Roman"/>
-                <w:sz w:val="20"/>
-              </w:rPr>
-              <w:t>0.7328</w:t>
+              <w:t>0.3617</w:t>
+            </w:r>
+          </w:p>
+        </w:tc>
+        <w:tc>
+          <w:tcPr>
+            <w:tcW w:type="dxa" w:w="279"/>
+          </w:tcPr>
+          <w:p>
+            <w:r>
+              <w:rPr>
+                <w:rFonts w:ascii="Times New Roman" w:hAnsi="Times New Roman"/>
+                <w:sz w:val="20"/>
+              </w:rPr>
+              <w:t>0.5476</w:t>
+            </w:r>
+          </w:p>
+        </w:tc>
+        <w:tc>
+          <w:tcPr>
+            <w:tcW w:type="dxa" w:w="279"/>
+          </w:tcPr>
+          <w:p>
+            <w:r>
+              <w:rPr>
+                <w:rFonts w:ascii="Times New Roman" w:hAnsi="Times New Roman"/>
+                <w:sz w:val="20"/>
+              </w:rPr>
+              <w:t>0.3618</w:t>
+            </w:r>
+          </w:p>
+        </w:tc>
+        <w:tc>
+          <w:tcPr>
+            <w:tcW w:type="dxa" w:w="279"/>
+          </w:tcPr>
+          <w:p>
+            <w:r>
+              <w:rPr>
+                <w:rFonts w:ascii="Times New Roman" w:hAnsi="Times New Roman"/>
+                <w:sz w:val="20"/>
+              </w:rPr>
+              <w:t>0.8345</w:t>
             </w:r>
           </w:p>
         </w:tc>
@@ -3054,49 +3054,49 @@
                 <w:rFonts w:ascii="Times New Roman" w:hAnsi="Times New Roman"/>
                 <w:sz w:val="20"/>
               </w:rPr>
-              <w:t>1.624948</w:t>
-            </w:r>
-          </w:p>
-        </w:tc>
-        <w:tc>
-          <w:tcPr>
-            <w:tcW w:type="dxa" w:w="279"/>
-          </w:tcPr>
-          <w:p>
-            <w:r>
-              <w:rPr>
-                <w:rFonts w:ascii="Times New Roman" w:hAnsi="Times New Roman"/>
-                <w:sz w:val="20"/>
-              </w:rPr>
-              <w:t>2.226103</w:t>
-            </w:r>
-          </w:p>
-        </w:tc>
-        <w:tc>
-          <w:tcPr>
-            <w:tcW w:type="dxa" w:w="279"/>
-          </w:tcPr>
-          <w:p>
-            <w:r>
-              <w:rPr>
-                <w:rFonts w:ascii="Times New Roman" w:hAnsi="Times New Roman"/>
-                <w:sz w:val="20"/>
-              </w:rPr>
-              <w:t>0.3553</w:t>
-            </w:r>
-          </w:p>
-        </w:tc>
-        <w:tc>
-          <w:tcPr>
-            <w:tcW w:type="dxa" w:w="279"/>
-          </w:tcPr>
-          <w:p>
-            <w:r>
-              <w:rPr>
-                <w:rFonts w:ascii="Times New Roman" w:hAnsi="Times New Roman"/>
-                <w:sz w:val="20"/>
-              </w:rPr>
-              <w:t>0.3520</w:t>
+              <w:t>1.557278</w:t>
+            </w:r>
+          </w:p>
+        </w:tc>
+        <w:tc>
+          <w:tcPr>
+            <w:tcW w:type="dxa" w:w="279"/>
+          </w:tcPr>
+          <w:p>
+            <w:r>
+              <w:rPr>
+                <w:rFonts w:ascii="Times New Roman" w:hAnsi="Times New Roman"/>
+                <w:sz w:val="20"/>
+              </w:rPr>
+              <w:t>2.133398</w:t>
+            </w:r>
+          </w:p>
+        </w:tc>
+        <w:tc>
+          <w:tcPr>
+            <w:tcW w:type="dxa" w:w="279"/>
+          </w:tcPr>
+          <w:p>
+            <w:r>
+              <w:rPr>
+                <w:rFonts w:ascii="Times New Roman" w:hAnsi="Times New Roman"/>
+                <w:sz w:val="20"/>
+              </w:rPr>
+              <w:t>0.2711</w:t>
+            </w:r>
+          </w:p>
+        </w:tc>
+        <w:tc>
+          <w:tcPr>
+            <w:tcW w:type="dxa" w:w="279"/>
+          </w:tcPr>
+          <w:p>
+            <w:r>
+              <w:rPr>
+                <w:rFonts w:ascii="Times New Roman" w:hAnsi="Times New Roman"/>
+                <w:sz w:val="20"/>
+              </w:rPr>
+              <w:t>0.4540</w:t>
             </w:r>
           </w:p>
         </w:tc>
@@ -3112,21 +3112,21 @@
                 <w:rFonts w:ascii="Times New Roman" w:hAnsi="Times New Roman"/>
                 <w:sz w:val="20"/>
               </w:rPr>
-              <w:t>HAR</w:t>
-            </w:r>
-          </w:p>
-        </w:tc>
-        <w:tc>
-          <w:tcPr>
-            <w:tcW w:type="dxa" w:w="279"/>
-          </w:tcPr>
-          <w:p>
-            <w:r>
-              <w:rPr>
-                <w:rFonts w:ascii="Times New Roman" w:hAnsi="Times New Roman"/>
-                <w:sz w:val="20"/>
-              </w:rPr>
-              <w:t>3</w:t>
+              <w:t>GARCH(1,1)</w:t>
+            </w:r>
+          </w:p>
+        </w:tc>
+        <w:tc>
+          <w:tcPr>
+            <w:tcW w:type="dxa" w:w="279"/>
+          </w:tcPr>
+          <w:p>
+            <w:r>
+              <w:rPr>
+                <w:rFonts w:ascii="Times New Roman" w:hAnsi="Times New Roman"/>
+                <w:sz w:val="20"/>
+              </w:rPr>
+              <w:t>4</w:t>
             </w:r>
           </w:p>
         </w:tc>
@@ -3154,35 +3154,35 @@
                 <w:rFonts w:ascii="Times New Roman" w:hAnsi="Times New Roman"/>
                 <w:sz w:val="20"/>
               </w:rPr>
-              <w:t>0.0108</w:t>
-            </w:r>
-          </w:p>
-        </w:tc>
-        <w:tc>
-          <w:tcPr>
-            <w:tcW w:type="dxa" w:w="279"/>
-          </w:tcPr>
-          <w:p>
-            <w:r>
-              <w:rPr>
-                <w:rFonts w:ascii="Times New Roman" w:hAnsi="Times New Roman"/>
-                <w:sz w:val="20"/>
-              </w:rPr>
-              <w:t>0.0156</w:t>
-            </w:r>
-          </w:p>
-        </w:tc>
-        <w:tc>
-          <w:tcPr>
-            <w:tcW w:type="dxa" w:w="279"/>
-          </w:tcPr>
-          <w:p>
-            <w:r>
-              <w:rPr>
-                <w:rFonts w:ascii="Times New Roman" w:hAnsi="Times New Roman"/>
-                <w:sz w:val="20"/>
-              </w:rPr>
-              <w:t>0.9007</w:t>
+              <w:t>0.0143</w:t>
+            </w:r>
+          </w:p>
+        </w:tc>
+        <w:tc>
+          <w:tcPr>
+            <w:tcW w:type="dxa" w:w="279"/>
+          </w:tcPr>
+          <w:p>
+            <w:r>
+              <w:rPr>
+                <w:rFonts w:ascii="Times New Roman" w:hAnsi="Times New Roman"/>
+                <w:sz w:val="20"/>
+              </w:rPr>
+              <w:t>0.4673</w:t>
+            </w:r>
+          </w:p>
+        </w:tc>
+        <w:tc>
+          <w:tcPr>
+            <w:tcW w:type="dxa" w:w="279"/>
+          </w:tcPr>
+          <w:p>
+            <w:r>
+              <w:rPr>
+                <w:rFonts w:ascii="Times New Roman" w:hAnsi="Times New Roman"/>
+                <w:sz w:val="20"/>
+              </w:rPr>
+              <w:t>0.4942</w:t>
             </w:r>
           </w:p>
         </w:tc>
@@ -3210,49 +3210,49 @@
                 <w:rFonts w:ascii="Times New Roman" w:hAnsi="Times New Roman"/>
                 <w:sz w:val="20"/>
               </w:rPr>
-              <w:t>0.0655</w:t>
-            </w:r>
-          </w:p>
-        </w:tc>
-        <w:tc>
-          <w:tcPr>
-            <w:tcW w:type="dxa" w:w="279"/>
-          </w:tcPr>
-          <w:p>
-            <w:r>
-              <w:rPr>
-                <w:rFonts w:ascii="Times New Roman" w:hAnsi="Times New Roman"/>
-                <w:sz w:val="20"/>
-              </w:rPr>
-              <w:t>0.7981</w:t>
-            </w:r>
-          </w:p>
-        </w:tc>
-        <w:tc>
-          <w:tcPr>
-            <w:tcW w:type="dxa" w:w="279"/>
-          </w:tcPr>
-          <w:p>
-            <w:r>
-              <w:rPr>
-                <w:rFonts w:ascii="Times New Roman" w:hAnsi="Times New Roman"/>
-                <w:sz w:val="20"/>
-              </w:rPr>
-              <w:t>0.0811</w:t>
-            </w:r>
-          </w:p>
-        </w:tc>
-        <w:tc>
-          <w:tcPr>
-            <w:tcW w:type="dxa" w:w="279"/>
-          </w:tcPr>
-          <w:p>
-            <w:r>
-              <w:rPr>
-                <w:rFonts w:ascii="Times New Roman" w:hAnsi="Times New Roman"/>
-                <w:sz w:val="20"/>
-              </w:rPr>
-              <w:t>0.9603</w:t>
+              <w:t>0.1168</w:t>
+            </w:r>
+          </w:p>
+        </w:tc>
+        <w:tc>
+          <w:tcPr>
+            <w:tcW w:type="dxa" w:w="279"/>
+          </w:tcPr>
+          <w:p>
+            <w:r>
+              <w:rPr>
+                <w:rFonts w:ascii="Times New Roman" w:hAnsi="Times New Roman"/>
+                <w:sz w:val="20"/>
+              </w:rPr>
+              <w:t>0.7325</w:t>
+            </w:r>
+          </w:p>
+        </w:tc>
+        <w:tc>
+          <w:tcPr>
+            <w:tcW w:type="dxa" w:w="279"/>
+          </w:tcPr>
+          <w:p>
+            <w:r>
+              <w:rPr>
+                <w:rFonts w:ascii="Times New Roman" w:hAnsi="Times New Roman"/>
+                <w:sz w:val="20"/>
+              </w:rPr>
+              <w:t>0.5841</w:t>
+            </w:r>
+          </w:p>
+        </w:tc>
+        <w:tc>
+          <w:tcPr>
+            <w:tcW w:type="dxa" w:w="279"/>
+          </w:tcPr>
+          <w:p>
+            <w:r>
+              <w:rPr>
+                <w:rFonts w:ascii="Times New Roman" w:hAnsi="Times New Roman"/>
+                <w:sz w:val="20"/>
+              </w:rPr>
+              <w:t>0.7467</w:t>
             </w:r>
           </w:p>
         </w:tc>
@@ -3280,49 +3280,49 @@
                 <w:rFonts w:ascii="Times New Roman" w:hAnsi="Times New Roman"/>
                 <w:sz w:val="20"/>
               </w:rPr>
-              <w:t>2.261850</w:t>
-            </w:r>
-          </w:p>
-        </w:tc>
-        <w:tc>
-          <w:tcPr>
-            <w:tcW w:type="dxa" w:w="279"/>
-          </w:tcPr>
-          <w:p>
-            <w:r>
-              <w:rPr>
-                <w:rFonts w:ascii="Times New Roman" w:hAnsi="Times New Roman"/>
-                <w:sz w:val="20"/>
-              </w:rPr>
-              <w:t>2.992849</w:t>
-            </w:r>
-          </w:p>
-        </w:tc>
-        <w:tc>
-          <w:tcPr>
-            <w:tcW w:type="dxa" w:w="279"/>
-          </w:tcPr>
-          <w:p>
-            <w:r>
-              <w:rPr>
-                <w:rFonts w:ascii="Times New Roman" w:hAnsi="Times New Roman"/>
-                <w:sz w:val="20"/>
-              </w:rPr>
-              <w:t>0.2096</w:t>
-            </w:r>
-          </w:p>
-        </w:tc>
-        <w:tc>
-          <w:tcPr>
-            <w:tcW w:type="dxa" w:w="279"/>
-          </w:tcPr>
-          <w:p>
-            <w:r>
-              <w:rPr>
-                <w:rFonts w:ascii="Times New Roman" w:hAnsi="Times New Roman"/>
-                <w:sz w:val="20"/>
-              </w:rPr>
-              <w:t>0.6860</w:t>
+              <w:t>2.131886</w:t>
+            </w:r>
+          </w:p>
+        </w:tc>
+        <w:tc>
+          <w:tcPr>
+            <w:tcW w:type="dxa" w:w="279"/>
+          </w:tcPr>
+          <w:p>
+            <w:r>
+              <w:rPr>
+                <w:rFonts w:ascii="Times New Roman" w:hAnsi="Times New Roman"/>
+                <w:sz w:val="20"/>
+              </w:rPr>
+              <w:t>2.820882</w:t>
+            </w:r>
+          </w:p>
+        </w:tc>
+        <w:tc>
+          <w:tcPr>
+            <w:tcW w:type="dxa" w:w="279"/>
+          </w:tcPr>
+          <w:p>
+            <w:r>
+              <w:rPr>
+                <w:rFonts w:ascii="Times New Roman" w:hAnsi="Times New Roman"/>
+                <w:sz w:val="20"/>
+              </w:rPr>
+              <w:t>0.8536</w:t>
+            </w:r>
+          </w:p>
+        </w:tc>
+        <w:tc>
+          <w:tcPr>
+            <w:tcW w:type="dxa" w:w="279"/>
+          </w:tcPr>
+          <w:p>
+            <w:r>
+              <w:rPr>
+                <w:rFonts w:ascii="Times New Roman" w:hAnsi="Times New Roman"/>
+                <w:sz w:val="20"/>
+              </w:rPr>
+              <w:t>0.1980</w:t>
             </w:r>
           </w:p>
         </w:tc>
@@ -3490,49 +3490,49 @@
                 <w:rFonts w:ascii="Times New Roman" w:hAnsi="Times New Roman"/>
                 <w:sz w:val="20"/>
               </w:rPr>
-              <w:t>1.727902</w:t>
-            </w:r>
-          </w:p>
-        </w:tc>
-        <w:tc>
-          <w:tcPr>
-            <w:tcW w:type="dxa" w:w="279"/>
-          </w:tcPr>
-          <w:p>
-            <w:r>
-              <w:rPr>
-                <w:rFonts w:ascii="Times New Roman" w:hAnsi="Times New Roman"/>
-                <w:sz w:val="20"/>
-              </w:rPr>
-              <w:t>2.367146</w:t>
-            </w:r>
-          </w:p>
-        </w:tc>
-        <w:tc>
-          <w:tcPr>
-            <w:tcW w:type="dxa" w:w="279"/>
-          </w:tcPr>
-          <w:p>
-            <w:r>
-              <w:rPr>
-                <w:rFonts w:ascii="Times New Roman" w:hAnsi="Times New Roman"/>
-                <w:sz w:val="20"/>
-              </w:rPr>
-              <w:t>-0.0398</w:t>
-            </w:r>
-          </w:p>
-        </w:tc>
-        <w:tc>
-          <w:tcPr>
-            <w:tcW w:type="dxa" w:w="279"/>
-          </w:tcPr>
-          <w:p>
-            <w:r>
-              <w:rPr>
-                <w:rFonts w:ascii="Times New Roman" w:hAnsi="Times New Roman"/>
-                <w:sz w:val="20"/>
-              </w:rPr>
-              <w:t>0.9580</w:t>
+              <w:t>1.628618</w:t>
+            </w:r>
+          </w:p>
+        </w:tc>
+        <w:tc>
+          <w:tcPr>
+            <w:tcW w:type="dxa" w:w="279"/>
+          </w:tcPr>
+          <w:p>
+            <w:r>
+              <w:rPr>
+                <w:rFonts w:ascii="Times New Roman" w:hAnsi="Times New Roman"/>
+                <w:sz w:val="20"/>
+              </w:rPr>
+              <w:t>2.231131</w:t>
+            </w:r>
+          </w:p>
+        </w:tc>
+        <w:tc>
+          <w:tcPr>
+            <w:tcW w:type="dxa" w:w="279"/>
+          </w:tcPr>
+          <w:p>
+            <w:r>
+              <w:rPr>
+                <w:rFonts w:ascii="Times New Roman" w:hAnsi="Times New Roman"/>
+                <w:sz w:val="20"/>
+              </w:rPr>
+              <w:t>0.1637</w:t>
+            </w:r>
+          </w:p>
+        </w:tc>
+        <w:tc>
+          <w:tcPr>
+            <w:tcW w:type="dxa" w:w="279"/>
+          </w:tcPr>
+          <w:p>
+            <w:r>
+              <w:rPr>
+                <w:rFonts w:ascii="Times New Roman" w:hAnsi="Times New Roman"/>
+                <w:sz w:val="20"/>
+              </w:rPr>
+              <w:t>0.6300</w:t>
             </w:r>
           </w:p>
         </w:tc>
@@ -3548,6 +3548,1750 @@
                 <w:rFonts w:ascii="Times New Roman" w:hAnsi="Times New Roman"/>
                 <w:sz w:val="20"/>
               </w:rPr>
+              <w:t>GJR-GARCH(1,1)</w:t>
+            </w:r>
+          </w:p>
+        </w:tc>
+        <w:tc>
+          <w:tcPr>
+            <w:tcW w:type="dxa" w:w="279"/>
+          </w:tcPr>
+          <w:p>
+            <w:r>
+              <w:rPr>
+                <w:rFonts w:ascii="Times New Roman" w:hAnsi="Times New Roman"/>
+                <w:sz w:val="20"/>
+              </w:rPr>
+              <w:t>4</w:t>
+            </w:r>
+          </w:p>
+        </w:tc>
+        <w:tc>
+          <w:tcPr>
+            <w:tcW w:type="dxa" w:w="279"/>
+          </w:tcPr>
+          <w:p>
+            <w:r>
+              <w:rPr>
+                <w:rFonts w:ascii="Times New Roman" w:hAnsi="Times New Roman"/>
+                <w:sz w:val="20"/>
+              </w:rPr>
+              <w:t>2.79</w:t>
+            </w:r>
+          </w:p>
+        </w:tc>
+        <w:tc>
+          <w:tcPr>
+            <w:tcW w:type="dxa" w:w="279"/>
+          </w:tcPr>
+          <w:p>
+            <w:r>
+              <w:rPr>
+                <w:rFonts w:ascii="Times New Roman" w:hAnsi="Times New Roman"/>
+                <w:sz w:val="20"/>
+              </w:rPr>
+              <w:t>0.0143</w:t>
+            </w:r>
+          </w:p>
+        </w:tc>
+        <w:tc>
+          <w:tcPr>
+            <w:tcW w:type="dxa" w:w="279"/>
+          </w:tcPr>
+          <w:p>
+            <w:r>
+              <w:rPr>
+                <w:rFonts w:ascii="Times New Roman" w:hAnsi="Times New Roman"/>
+                <w:sz w:val="20"/>
+              </w:rPr>
+              <w:t>0.4673</w:t>
+            </w:r>
+          </w:p>
+        </w:tc>
+        <w:tc>
+          <w:tcPr>
+            <w:tcW w:type="dxa" w:w="279"/>
+          </w:tcPr>
+          <w:p>
+            <w:r>
+              <w:rPr>
+                <w:rFonts w:ascii="Times New Roman" w:hAnsi="Times New Roman"/>
+                <w:sz w:val="20"/>
+              </w:rPr>
+              <w:t>0.4942</w:t>
+            </w:r>
+          </w:p>
+        </w:tc>
+        <w:tc>
+          <w:tcPr>
+            <w:tcW w:type="dxa" w:w="279"/>
+          </w:tcPr>
+          <w:p>
+            <w:r>
+              <w:rPr>
+                <w:rFonts w:ascii="Times New Roman" w:hAnsi="Times New Roman"/>
+                <w:sz w:val="20"/>
+              </w:rPr>
+              <w:t>Yes</w:t>
+            </w:r>
+          </w:p>
+        </w:tc>
+        <w:tc>
+          <w:tcPr>
+            <w:tcW w:type="dxa" w:w="279"/>
+          </w:tcPr>
+          <w:p>
+            <w:r>
+              <w:rPr>
+                <w:rFonts w:ascii="Times New Roman" w:hAnsi="Times New Roman"/>
+                <w:sz w:val="20"/>
+              </w:rPr>
+              <w:t>0.1168</w:t>
+            </w:r>
+          </w:p>
+        </w:tc>
+        <w:tc>
+          <w:tcPr>
+            <w:tcW w:type="dxa" w:w="279"/>
+          </w:tcPr>
+          <w:p>
+            <w:r>
+              <w:rPr>
+                <w:rFonts w:ascii="Times New Roman" w:hAnsi="Times New Roman"/>
+                <w:sz w:val="20"/>
+              </w:rPr>
+              <w:t>0.7325</w:t>
+            </w:r>
+          </w:p>
+        </w:tc>
+        <w:tc>
+          <w:tcPr>
+            <w:tcW w:type="dxa" w:w="279"/>
+          </w:tcPr>
+          <w:p>
+            <w:r>
+              <w:rPr>
+                <w:rFonts w:ascii="Times New Roman" w:hAnsi="Times New Roman"/>
+                <w:sz w:val="20"/>
+              </w:rPr>
+              <w:t>0.5841</w:t>
+            </w:r>
+          </w:p>
+        </w:tc>
+        <w:tc>
+          <w:tcPr>
+            <w:tcW w:type="dxa" w:w="279"/>
+          </w:tcPr>
+          <w:p>
+            <w:r>
+              <w:rPr>
+                <w:rFonts w:ascii="Times New Roman" w:hAnsi="Times New Roman"/>
+                <w:sz w:val="20"/>
+              </w:rPr>
+              <w:t>0.7467</w:t>
+            </w:r>
+          </w:p>
+        </w:tc>
+        <w:tc>
+          <w:tcPr>
+            <w:tcW w:type="dxa" w:w="279"/>
+          </w:tcPr>
+          <w:p>
+            <w:r>
+              <w:rPr>
+                <w:rFonts w:ascii="Times New Roman" w:hAnsi="Times New Roman"/>
+                <w:sz w:val="20"/>
+              </w:rPr>
+              <w:t>Yes</w:t>
+            </w:r>
+          </w:p>
+        </w:tc>
+        <w:tc>
+          <w:tcPr>
+            <w:tcW w:type="dxa" w:w="279"/>
+          </w:tcPr>
+          <w:p>
+            <w:r>
+              <w:rPr>
+                <w:rFonts w:ascii="Times New Roman" w:hAnsi="Times New Roman"/>
+                <w:sz w:val="20"/>
+              </w:rPr>
+              <w:t>2.127081</w:t>
+            </w:r>
+          </w:p>
+        </w:tc>
+        <w:tc>
+          <w:tcPr>
+            <w:tcW w:type="dxa" w:w="279"/>
+          </w:tcPr>
+          <w:p>
+            <w:r>
+              <w:rPr>
+                <w:rFonts w:ascii="Times New Roman" w:hAnsi="Times New Roman"/>
+                <w:sz w:val="20"/>
+              </w:rPr>
+              <w:t>2.814524</w:t>
+            </w:r>
+          </w:p>
+        </w:tc>
+        <w:tc>
+          <w:tcPr>
+            <w:tcW w:type="dxa" w:w="279"/>
+          </w:tcPr>
+          <w:p>
+            <w:r>
+              <w:rPr>
+                <w:rFonts w:ascii="Times New Roman" w:hAnsi="Times New Roman"/>
+                <w:sz w:val="20"/>
+              </w:rPr>
+              <w:t>0.7697</w:t>
+            </w:r>
+          </w:p>
+        </w:tc>
+        <w:tc>
+          <w:tcPr>
+            <w:tcW w:type="dxa" w:w="279"/>
+          </w:tcPr>
+          <w:p>
+            <w:r>
+              <w:rPr>
+                <w:rFonts w:ascii="Times New Roman" w:hAnsi="Times New Roman"/>
+                <w:sz w:val="20"/>
+              </w:rPr>
+              <w:t>0.2260</w:t>
+            </w:r>
+          </w:p>
+        </w:tc>
+        <w:tc>
+          <w:tcPr>
+            <w:tcW w:type="dxa" w:w="279"/>
+          </w:tcPr>
+          <w:p>
+            <w:r>
+              <w:rPr>
+                <w:rFonts w:ascii="Times New Roman" w:hAnsi="Times New Roman"/>
+                <w:sz w:val="20"/>
+              </w:rPr>
+              <w:t>8</w:t>
+            </w:r>
+          </w:p>
+        </w:tc>
+        <w:tc>
+          <w:tcPr>
+            <w:tcW w:type="dxa" w:w="279"/>
+          </w:tcPr>
+          <w:p>
+            <w:r>
+              <w:rPr>
+                <w:rFonts w:ascii="Times New Roman" w:hAnsi="Times New Roman"/>
+                <w:sz w:val="20"/>
+              </w:rPr>
+              <w:t>6.98</w:t>
+            </w:r>
+          </w:p>
+        </w:tc>
+        <w:tc>
+          <w:tcPr>
+            <w:tcW w:type="dxa" w:w="279"/>
+          </w:tcPr>
+          <w:p>
+            <w:r>
+              <w:rPr>
+                <w:rFonts w:ascii="Times New Roman" w:hAnsi="Times New Roman"/>
+                <w:sz w:val="20"/>
+              </w:rPr>
+              <w:t>0.0287</w:t>
+            </w:r>
+          </w:p>
+        </w:tc>
+        <w:tc>
+          <w:tcPr>
+            <w:tcW w:type="dxa" w:w="279"/>
+          </w:tcPr>
+          <w:p>
+            <w:r>
+              <w:rPr>
+                <w:rFonts w:ascii="Times New Roman" w:hAnsi="Times New Roman"/>
+                <w:sz w:val="20"/>
+              </w:rPr>
+              <w:t>0.1476</w:t>
+            </w:r>
+          </w:p>
+        </w:tc>
+        <w:tc>
+          <w:tcPr>
+            <w:tcW w:type="dxa" w:w="279"/>
+          </w:tcPr>
+          <w:p>
+            <w:r>
+              <w:rPr>
+                <w:rFonts w:ascii="Times New Roman" w:hAnsi="Times New Roman"/>
+                <w:sz w:val="20"/>
+              </w:rPr>
+              <w:t>0.7008</w:t>
+            </w:r>
+          </w:p>
+        </w:tc>
+        <w:tc>
+          <w:tcPr>
+            <w:tcW w:type="dxa" w:w="279"/>
+          </w:tcPr>
+          <w:p>
+            <w:r>
+              <w:rPr>
+                <w:rFonts w:ascii="Times New Roman" w:hAnsi="Times New Roman"/>
+                <w:sz w:val="20"/>
+              </w:rPr>
+              <w:t>Yes</w:t>
+            </w:r>
+          </w:p>
+        </w:tc>
+        <w:tc>
+          <w:tcPr>
+            <w:tcW w:type="dxa" w:w="279"/>
+          </w:tcPr>
+          <w:p>
+            <w:r>
+              <w:rPr>
+                <w:rFonts w:ascii="Times New Roman" w:hAnsi="Times New Roman"/>
+                <w:sz w:val="20"/>
+              </w:rPr>
+              <w:t>0.4741</w:t>
+            </w:r>
+          </w:p>
+        </w:tc>
+        <w:tc>
+          <w:tcPr>
+            <w:tcW w:type="dxa" w:w="279"/>
+          </w:tcPr>
+          <w:p>
+            <w:r>
+              <w:rPr>
+                <w:rFonts w:ascii="Times New Roman" w:hAnsi="Times New Roman"/>
+                <w:sz w:val="20"/>
+              </w:rPr>
+              <w:t>0.4911</w:t>
+            </w:r>
+          </w:p>
+        </w:tc>
+        <w:tc>
+          <w:tcPr>
+            <w:tcW w:type="dxa" w:w="279"/>
+          </w:tcPr>
+          <w:p>
+            <w:r>
+              <w:rPr>
+                <w:rFonts w:ascii="Times New Roman" w:hAnsi="Times New Roman"/>
+                <w:sz w:val="20"/>
+              </w:rPr>
+              <w:t>0.6217</w:t>
+            </w:r>
+          </w:p>
+        </w:tc>
+        <w:tc>
+          <w:tcPr>
+            <w:tcW w:type="dxa" w:w="279"/>
+          </w:tcPr>
+          <w:p>
+            <w:r>
+              <w:rPr>
+                <w:rFonts w:ascii="Times New Roman" w:hAnsi="Times New Roman"/>
+                <w:sz w:val="20"/>
+              </w:rPr>
+              <w:t>0.7328</w:t>
+            </w:r>
+          </w:p>
+        </w:tc>
+        <w:tc>
+          <w:tcPr>
+            <w:tcW w:type="dxa" w:w="279"/>
+          </w:tcPr>
+          <w:p>
+            <w:r>
+              <w:rPr>
+                <w:rFonts w:ascii="Times New Roman" w:hAnsi="Times New Roman"/>
+                <w:sz w:val="20"/>
+              </w:rPr>
+              <w:t>Yes</w:t>
+            </w:r>
+          </w:p>
+        </w:tc>
+        <w:tc>
+          <w:tcPr>
+            <w:tcW w:type="dxa" w:w="279"/>
+          </w:tcPr>
+          <w:p>
+            <w:r>
+              <w:rPr>
+                <w:rFonts w:ascii="Times New Roman" w:hAnsi="Times New Roman"/>
+                <w:sz w:val="20"/>
+              </w:rPr>
+              <w:t>1.624948</w:t>
+            </w:r>
+          </w:p>
+        </w:tc>
+        <w:tc>
+          <w:tcPr>
+            <w:tcW w:type="dxa" w:w="279"/>
+          </w:tcPr>
+          <w:p>
+            <w:r>
+              <w:rPr>
+                <w:rFonts w:ascii="Times New Roman" w:hAnsi="Times New Roman"/>
+                <w:sz w:val="20"/>
+              </w:rPr>
+              <w:t>2.226103</w:t>
+            </w:r>
+          </w:p>
+        </w:tc>
+        <w:tc>
+          <w:tcPr>
+            <w:tcW w:type="dxa" w:w="279"/>
+          </w:tcPr>
+          <w:p>
+            <w:r>
+              <w:rPr>
+                <w:rFonts w:ascii="Times New Roman" w:hAnsi="Times New Roman"/>
+                <w:sz w:val="20"/>
+              </w:rPr>
+              <w:t>0.3553</w:t>
+            </w:r>
+          </w:p>
+        </w:tc>
+        <w:tc>
+          <w:tcPr>
+            <w:tcW w:type="dxa" w:w="279"/>
+          </w:tcPr>
+          <w:p>
+            <w:r>
+              <w:rPr>
+                <w:rFonts w:ascii="Times New Roman" w:hAnsi="Times New Roman"/>
+                <w:sz w:val="20"/>
+              </w:rPr>
+              <w:t>0.3520</w:t>
+            </w:r>
+          </w:p>
+        </w:tc>
+      </w:tr>
+      <w:tr>
+        <w:tc>
+          <w:tcPr>
+            <w:tcW w:type="dxa" w:w="279"/>
+          </w:tcPr>
+          <w:p>
+            <w:r>
+              <w:rPr>
+                <w:rFonts w:ascii="Times New Roman" w:hAnsi="Times New Roman"/>
+                <w:sz w:val="20"/>
+              </w:rPr>
+              <w:t>HAR</w:t>
+            </w:r>
+          </w:p>
+        </w:tc>
+        <w:tc>
+          <w:tcPr>
+            <w:tcW w:type="dxa" w:w="279"/>
+          </w:tcPr>
+          <w:p>
+            <w:r>
+              <w:rPr>
+                <w:rFonts w:ascii="Times New Roman" w:hAnsi="Times New Roman"/>
+                <w:sz w:val="20"/>
+              </w:rPr>
+              <w:t>3</w:t>
+            </w:r>
+          </w:p>
+        </w:tc>
+        <w:tc>
+          <w:tcPr>
+            <w:tcW w:type="dxa" w:w="279"/>
+          </w:tcPr>
+          <w:p>
+            <w:r>
+              <w:rPr>
+                <w:rFonts w:ascii="Times New Roman" w:hAnsi="Times New Roman"/>
+                <w:sz w:val="20"/>
+              </w:rPr>
+              <w:t>2.79</w:t>
+            </w:r>
+          </w:p>
+        </w:tc>
+        <w:tc>
+          <w:tcPr>
+            <w:tcW w:type="dxa" w:w="279"/>
+          </w:tcPr>
+          <w:p>
+            <w:r>
+              <w:rPr>
+                <w:rFonts w:ascii="Times New Roman" w:hAnsi="Times New Roman"/>
+                <w:sz w:val="20"/>
+              </w:rPr>
+              <w:t>0.0108</w:t>
+            </w:r>
+          </w:p>
+        </w:tc>
+        <w:tc>
+          <w:tcPr>
+            <w:tcW w:type="dxa" w:w="279"/>
+          </w:tcPr>
+          <w:p>
+            <w:r>
+              <w:rPr>
+                <w:rFonts w:ascii="Times New Roman" w:hAnsi="Times New Roman"/>
+                <w:sz w:val="20"/>
+              </w:rPr>
+              <w:t>0.0156</w:t>
+            </w:r>
+          </w:p>
+        </w:tc>
+        <w:tc>
+          <w:tcPr>
+            <w:tcW w:type="dxa" w:w="279"/>
+          </w:tcPr>
+          <w:p>
+            <w:r>
+              <w:rPr>
+                <w:rFonts w:ascii="Times New Roman" w:hAnsi="Times New Roman"/>
+                <w:sz w:val="20"/>
+              </w:rPr>
+              <w:t>0.9007</w:t>
+            </w:r>
+          </w:p>
+        </w:tc>
+        <w:tc>
+          <w:tcPr>
+            <w:tcW w:type="dxa" w:w="279"/>
+          </w:tcPr>
+          <w:p>
+            <w:r>
+              <w:rPr>
+                <w:rFonts w:ascii="Times New Roman" w:hAnsi="Times New Roman"/>
+                <w:sz w:val="20"/>
+              </w:rPr>
+              <w:t>Yes</w:t>
+            </w:r>
+          </w:p>
+        </w:tc>
+        <w:tc>
+          <w:tcPr>
+            <w:tcW w:type="dxa" w:w="279"/>
+          </w:tcPr>
+          <w:p>
+            <w:r>
+              <w:rPr>
+                <w:rFonts w:ascii="Times New Roman" w:hAnsi="Times New Roman"/>
+                <w:sz w:val="20"/>
+              </w:rPr>
+              <w:t>0.0655</w:t>
+            </w:r>
+          </w:p>
+        </w:tc>
+        <w:tc>
+          <w:tcPr>
+            <w:tcW w:type="dxa" w:w="279"/>
+          </w:tcPr>
+          <w:p>
+            <w:r>
+              <w:rPr>
+                <w:rFonts w:ascii="Times New Roman" w:hAnsi="Times New Roman"/>
+                <w:sz w:val="20"/>
+              </w:rPr>
+              <w:t>0.7981</w:t>
+            </w:r>
+          </w:p>
+        </w:tc>
+        <w:tc>
+          <w:tcPr>
+            <w:tcW w:type="dxa" w:w="279"/>
+          </w:tcPr>
+          <w:p>
+            <w:r>
+              <w:rPr>
+                <w:rFonts w:ascii="Times New Roman" w:hAnsi="Times New Roman"/>
+                <w:sz w:val="20"/>
+              </w:rPr>
+              <w:t>0.0811</w:t>
+            </w:r>
+          </w:p>
+        </w:tc>
+        <w:tc>
+          <w:tcPr>
+            <w:tcW w:type="dxa" w:w="279"/>
+          </w:tcPr>
+          <w:p>
+            <w:r>
+              <w:rPr>
+                <w:rFonts w:ascii="Times New Roman" w:hAnsi="Times New Roman"/>
+                <w:sz w:val="20"/>
+              </w:rPr>
+              <w:t>0.9603</w:t>
+            </w:r>
+          </w:p>
+        </w:tc>
+        <w:tc>
+          <w:tcPr>
+            <w:tcW w:type="dxa" w:w="279"/>
+          </w:tcPr>
+          <w:p>
+            <w:r>
+              <w:rPr>
+                <w:rFonts w:ascii="Times New Roman" w:hAnsi="Times New Roman"/>
+                <w:sz w:val="20"/>
+              </w:rPr>
+              <w:t>Yes</w:t>
+            </w:r>
+          </w:p>
+        </w:tc>
+        <w:tc>
+          <w:tcPr>
+            <w:tcW w:type="dxa" w:w="279"/>
+          </w:tcPr>
+          <w:p>
+            <w:r>
+              <w:rPr>
+                <w:rFonts w:ascii="Times New Roman" w:hAnsi="Times New Roman"/>
+                <w:sz w:val="20"/>
+              </w:rPr>
+              <w:t>2.261850</w:t>
+            </w:r>
+          </w:p>
+        </w:tc>
+        <w:tc>
+          <w:tcPr>
+            <w:tcW w:type="dxa" w:w="279"/>
+          </w:tcPr>
+          <w:p>
+            <w:r>
+              <w:rPr>
+                <w:rFonts w:ascii="Times New Roman" w:hAnsi="Times New Roman"/>
+                <w:sz w:val="20"/>
+              </w:rPr>
+              <w:t>2.992849</w:t>
+            </w:r>
+          </w:p>
+        </w:tc>
+        <w:tc>
+          <w:tcPr>
+            <w:tcW w:type="dxa" w:w="279"/>
+          </w:tcPr>
+          <w:p>
+            <w:r>
+              <w:rPr>
+                <w:rFonts w:ascii="Times New Roman" w:hAnsi="Times New Roman"/>
+                <w:sz w:val="20"/>
+              </w:rPr>
+              <w:t>0.2096</w:t>
+            </w:r>
+          </w:p>
+        </w:tc>
+        <w:tc>
+          <w:tcPr>
+            <w:tcW w:type="dxa" w:w="279"/>
+          </w:tcPr>
+          <w:p>
+            <w:r>
+              <w:rPr>
+                <w:rFonts w:ascii="Times New Roman" w:hAnsi="Times New Roman"/>
+                <w:sz w:val="20"/>
+              </w:rPr>
+              <w:t>0.6860</w:t>
+            </w:r>
+          </w:p>
+        </w:tc>
+        <w:tc>
+          <w:tcPr>
+            <w:tcW w:type="dxa" w:w="279"/>
+          </w:tcPr>
+          <w:p>
+            <w:r>
+              <w:rPr>
+                <w:rFonts w:ascii="Times New Roman" w:hAnsi="Times New Roman"/>
+                <w:sz w:val="20"/>
+              </w:rPr>
+              <w:t>6</w:t>
+            </w:r>
+          </w:p>
+        </w:tc>
+        <w:tc>
+          <w:tcPr>
+            <w:tcW w:type="dxa" w:w="279"/>
+          </w:tcPr>
+          <w:p>
+            <w:r>
+              <w:rPr>
+                <w:rFonts w:ascii="Times New Roman" w:hAnsi="Times New Roman"/>
+                <w:sz w:val="20"/>
+              </w:rPr>
+              <w:t>6.98</w:t>
+            </w:r>
+          </w:p>
+        </w:tc>
+        <w:tc>
+          <w:tcPr>
+            <w:tcW w:type="dxa" w:w="279"/>
+          </w:tcPr>
+          <w:p>
+            <w:r>
+              <w:rPr>
+                <w:rFonts w:ascii="Times New Roman" w:hAnsi="Times New Roman"/>
+                <w:sz w:val="20"/>
+              </w:rPr>
+              <w:t>0.0215</w:t>
+            </w:r>
+          </w:p>
+        </w:tc>
+        <w:tc>
+          <w:tcPr>
+            <w:tcW w:type="dxa" w:w="279"/>
+          </w:tcPr>
+          <w:p>
+            <w:r>
+              <w:rPr>
+                <w:rFonts w:ascii="Times New Roman" w:hAnsi="Times New Roman"/>
+                <w:sz w:val="20"/>
+              </w:rPr>
+              <w:t>0.1466</w:t>
+            </w:r>
+          </w:p>
+        </w:tc>
+        <w:tc>
+          <w:tcPr>
+            <w:tcW w:type="dxa" w:w="279"/>
+          </w:tcPr>
+          <w:p>
+            <w:r>
+              <w:rPr>
+                <w:rFonts w:ascii="Times New Roman" w:hAnsi="Times New Roman"/>
+                <w:sz w:val="20"/>
+              </w:rPr>
+              <w:t>0.7018</w:t>
+            </w:r>
+          </w:p>
+        </w:tc>
+        <w:tc>
+          <w:tcPr>
+            <w:tcW w:type="dxa" w:w="279"/>
+          </w:tcPr>
+          <w:p>
+            <w:r>
+              <w:rPr>
+                <w:rFonts w:ascii="Times New Roman" w:hAnsi="Times New Roman"/>
+                <w:sz w:val="20"/>
+              </w:rPr>
+              <w:t>Yes</w:t>
+            </w:r>
+          </w:p>
+        </w:tc>
+        <w:tc>
+          <w:tcPr>
+            <w:tcW w:type="dxa" w:w="279"/>
+          </w:tcPr>
+          <w:p>
+            <w:r>
+              <w:rPr>
+                <w:rFonts w:ascii="Times New Roman" w:hAnsi="Times New Roman"/>
+                <w:sz w:val="20"/>
+              </w:rPr>
+              <w:t>0.2647</w:t>
+            </w:r>
+          </w:p>
+        </w:tc>
+        <w:tc>
+          <w:tcPr>
+            <w:tcW w:type="dxa" w:w="279"/>
+          </w:tcPr>
+          <w:p>
+            <w:r>
+              <w:rPr>
+                <w:rFonts w:ascii="Times New Roman" w:hAnsi="Times New Roman"/>
+                <w:sz w:val="20"/>
+              </w:rPr>
+              <w:t>0.6069</w:t>
+            </w:r>
+          </w:p>
+        </w:tc>
+        <w:tc>
+          <w:tcPr>
+            <w:tcW w:type="dxa" w:w="279"/>
+          </w:tcPr>
+          <w:p>
+            <w:r>
+              <w:rPr>
+                <w:rFonts w:ascii="Times New Roman" w:hAnsi="Times New Roman"/>
+                <w:sz w:val="20"/>
+              </w:rPr>
+              <w:t>0.4113</w:t>
+            </w:r>
+          </w:p>
+        </w:tc>
+        <w:tc>
+          <w:tcPr>
+            <w:tcW w:type="dxa" w:w="279"/>
+          </w:tcPr>
+          <w:p>
+            <w:r>
+              <w:rPr>
+                <w:rFonts w:ascii="Times New Roman" w:hAnsi="Times New Roman"/>
+                <w:sz w:val="20"/>
+              </w:rPr>
+              <w:t>0.8141</w:t>
+            </w:r>
+          </w:p>
+        </w:tc>
+        <w:tc>
+          <w:tcPr>
+            <w:tcW w:type="dxa" w:w="279"/>
+          </w:tcPr>
+          <w:p>
+            <w:r>
+              <w:rPr>
+                <w:rFonts w:ascii="Times New Roman" w:hAnsi="Times New Roman"/>
+                <w:sz w:val="20"/>
+              </w:rPr>
+              <w:t>Yes</w:t>
+            </w:r>
+          </w:p>
+        </w:tc>
+        <w:tc>
+          <w:tcPr>
+            <w:tcW w:type="dxa" w:w="279"/>
+          </w:tcPr>
+          <w:p>
+            <w:r>
+              <w:rPr>
+                <w:rFonts w:ascii="Times New Roman" w:hAnsi="Times New Roman"/>
+                <w:sz w:val="20"/>
+              </w:rPr>
+              <w:t>1.727902</w:t>
+            </w:r>
+          </w:p>
+        </w:tc>
+        <w:tc>
+          <w:tcPr>
+            <w:tcW w:type="dxa" w:w="279"/>
+          </w:tcPr>
+          <w:p>
+            <w:r>
+              <w:rPr>
+                <w:rFonts w:ascii="Times New Roman" w:hAnsi="Times New Roman"/>
+                <w:sz w:val="20"/>
+              </w:rPr>
+              <w:t>2.367146</w:t>
+            </w:r>
+          </w:p>
+        </w:tc>
+        <w:tc>
+          <w:tcPr>
+            <w:tcW w:type="dxa" w:w="279"/>
+          </w:tcPr>
+          <w:p>
+            <w:r>
+              <w:rPr>
+                <w:rFonts w:ascii="Times New Roman" w:hAnsi="Times New Roman"/>
+                <w:sz w:val="20"/>
+              </w:rPr>
+              <w:t>-0.0398</w:t>
+            </w:r>
+          </w:p>
+        </w:tc>
+        <w:tc>
+          <w:tcPr>
+            <w:tcW w:type="dxa" w:w="279"/>
+          </w:tcPr>
+          <w:p>
+            <w:r>
+              <w:rPr>
+                <w:rFonts w:ascii="Times New Roman" w:hAnsi="Times New Roman"/>
+                <w:sz w:val="20"/>
+              </w:rPr>
+              <w:t>0.9580</w:t>
+            </w:r>
+          </w:p>
+        </w:tc>
+      </w:tr>
+      <w:tr>
+        <w:tc>
+          <w:tcPr>
+            <w:tcW w:type="dxa" w:w="279"/>
+          </w:tcPr>
+          <w:p>
+            <w:r>
+              <w:rPr>
+                <w:rFonts w:ascii="Times New Roman" w:hAnsi="Times New Roman"/>
+                <w:sz w:val="20"/>
+              </w:rPr>
+              <w:t>LSTM-Attention</w:t>
+            </w:r>
+          </w:p>
+        </w:tc>
+        <w:tc>
+          <w:tcPr>
+            <w:tcW w:type="dxa" w:w="279"/>
+          </w:tcPr>
+          <w:p>
+            <w:r>
+              <w:rPr>
+                <w:rFonts w:ascii="Times New Roman" w:hAnsi="Times New Roman"/>
+                <w:sz w:val="20"/>
+              </w:rPr>
+              <w:t>2</w:t>
+            </w:r>
+          </w:p>
+        </w:tc>
+        <w:tc>
+          <w:tcPr>
+            <w:tcW w:type="dxa" w:w="279"/>
+          </w:tcPr>
+          <w:p>
+            <w:r>
+              <w:rPr>
+                <w:rFonts w:ascii="Times New Roman" w:hAnsi="Times New Roman"/>
+                <w:sz w:val="20"/>
+              </w:rPr>
+              <w:t>2.79</w:t>
+            </w:r>
+          </w:p>
+        </w:tc>
+        <w:tc>
+          <w:tcPr>
+            <w:tcW w:type="dxa" w:w="279"/>
+          </w:tcPr>
+          <w:p>
+            <w:r>
+              <w:rPr>
+                <w:rFonts w:ascii="Times New Roman" w:hAnsi="Times New Roman"/>
+                <w:sz w:val="20"/>
+              </w:rPr>
+              <w:t>0.0072</w:t>
+            </w:r>
+          </w:p>
+        </w:tc>
+        <w:tc>
+          <w:tcPr>
+            <w:tcW w:type="dxa" w:w="279"/>
+          </w:tcPr>
+          <w:p>
+            <w:r>
+              <w:rPr>
+                <w:rFonts w:ascii="Times New Roman" w:hAnsi="Times New Roman"/>
+                <w:sz w:val="20"/>
+              </w:rPr>
+              <w:t>0.2507</w:t>
+            </w:r>
+          </w:p>
+        </w:tc>
+        <w:tc>
+          <w:tcPr>
+            <w:tcW w:type="dxa" w:w="279"/>
+          </w:tcPr>
+          <w:p>
+            <w:r>
+              <w:rPr>
+                <w:rFonts w:ascii="Times New Roman" w:hAnsi="Times New Roman"/>
+                <w:sz w:val="20"/>
+              </w:rPr>
+              <w:t>0.6166</w:t>
+            </w:r>
+          </w:p>
+        </w:tc>
+        <w:tc>
+          <w:tcPr>
+            <w:tcW w:type="dxa" w:w="279"/>
+          </w:tcPr>
+          <w:p>
+            <w:r>
+              <w:rPr>
+                <w:rFonts w:ascii="Times New Roman" w:hAnsi="Times New Roman"/>
+                <w:sz w:val="20"/>
+              </w:rPr>
+              <w:t>Yes</w:t>
+            </w:r>
+          </w:p>
+        </w:tc>
+        <w:tc>
+          <w:tcPr>
+            <w:tcW w:type="dxa" w:w="279"/>
+          </w:tcPr>
+          <w:p>
+            <w:r>
+              <w:rPr>
+                <w:rFonts w:ascii="Times New Roman" w:hAnsi="Times New Roman"/>
+                <w:sz w:val="20"/>
+              </w:rPr>
+              <w:t>0.0290</w:t>
+            </w:r>
+          </w:p>
+        </w:tc>
+        <w:tc>
+          <w:tcPr>
+            <w:tcW w:type="dxa" w:w="279"/>
+          </w:tcPr>
+          <w:p>
+            <w:r>
+              <w:rPr>
+                <w:rFonts w:ascii="Times New Roman" w:hAnsi="Times New Roman"/>
+                <w:sz w:val="20"/>
+              </w:rPr>
+              <w:t>0.8648</w:t>
+            </w:r>
+          </w:p>
+        </w:tc>
+        <w:tc>
+          <w:tcPr>
+            <w:tcW w:type="dxa" w:w="279"/>
+          </w:tcPr>
+          <w:p>
+            <w:r>
+              <w:rPr>
+                <w:rFonts w:ascii="Times New Roman" w:hAnsi="Times New Roman"/>
+                <w:sz w:val="20"/>
+              </w:rPr>
+              <w:t>0.2797</w:t>
+            </w:r>
+          </w:p>
+        </w:tc>
+        <w:tc>
+          <w:tcPr>
+            <w:tcW w:type="dxa" w:w="279"/>
+          </w:tcPr>
+          <w:p>
+            <w:r>
+              <w:rPr>
+                <w:rFonts w:ascii="Times New Roman" w:hAnsi="Times New Roman"/>
+                <w:sz w:val="20"/>
+              </w:rPr>
+              <w:t>0.8695</w:t>
+            </w:r>
+          </w:p>
+        </w:tc>
+        <w:tc>
+          <w:tcPr>
+            <w:tcW w:type="dxa" w:w="279"/>
+          </w:tcPr>
+          <w:p>
+            <w:r>
+              <w:rPr>
+                <w:rFonts w:ascii="Times New Roman" w:hAnsi="Times New Roman"/>
+                <w:sz w:val="20"/>
+              </w:rPr>
+              <w:t>Yes</w:t>
+            </w:r>
+          </w:p>
+        </w:tc>
+        <w:tc>
+          <w:tcPr>
+            <w:tcW w:type="dxa" w:w="279"/>
+          </w:tcPr>
+          <w:p>
+            <w:r>
+              <w:rPr>
+                <w:rFonts w:ascii="Times New Roman" w:hAnsi="Times New Roman"/>
+                <w:sz w:val="20"/>
+              </w:rPr>
+              <w:t>2.544525</w:t>
+            </w:r>
+          </w:p>
+        </w:tc>
+        <w:tc>
+          <w:tcPr>
+            <w:tcW w:type="dxa" w:w="279"/>
+          </w:tcPr>
+          <w:p>
+            <w:r>
+              <w:rPr>
+                <w:rFonts w:ascii="Times New Roman" w:hAnsi="Times New Roman"/>
+                <w:sz w:val="20"/>
+              </w:rPr>
+              <w:t>3.366880</w:t>
+            </w:r>
+          </w:p>
+        </w:tc>
+        <w:tc>
+          <w:tcPr>
+            <w:tcW w:type="dxa" w:w="279"/>
+          </w:tcPr>
+          <w:p>
+            <w:r>
+              <w:rPr>
+                <w:rFonts w:ascii="Times New Roman" w:hAnsi="Times New Roman"/>
+                <w:sz w:val="20"/>
+              </w:rPr>
+              <w:t>-0.3449</w:t>
+            </w:r>
+          </w:p>
+        </w:tc>
+        <w:tc>
+          <w:tcPr>
+            <w:tcW w:type="dxa" w:w="279"/>
+          </w:tcPr>
+          <w:p>
+            <w:r>
+              <w:rPr>
+                <w:rFonts w:ascii="Times New Roman" w:hAnsi="Times New Roman"/>
+                <w:sz w:val="20"/>
+              </w:rPr>
+              <w:t>0.6860</w:t>
+            </w:r>
+          </w:p>
+        </w:tc>
+        <w:tc>
+          <w:tcPr>
+            <w:tcW w:type="dxa" w:w="279"/>
+          </w:tcPr>
+          <w:p>
+            <w:r>
+              <w:rPr>
+                <w:rFonts w:ascii="Times New Roman" w:hAnsi="Times New Roman"/>
+                <w:sz w:val="20"/>
+              </w:rPr>
+              <w:t>3</w:t>
+            </w:r>
+          </w:p>
+        </w:tc>
+        <w:tc>
+          <w:tcPr>
+            <w:tcW w:type="dxa" w:w="279"/>
+          </w:tcPr>
+          <w:p>
+            <w:r>
+              <w:rPr>
+                <w:rFonts w:ascii="Times New Roman" w:hAnsi="Times New Roman"/>
+                <w:sz w:val="20"/>
+              </w:rPr>
+              <w:t>6.98</w:t>
+            </w:r>
+          </w:p>
+        </w:tc>
+        <w:tc>
+          <w:tcPr>
+            <w:tcW w:type="dxa" w:w="279"/>
+          </w:tcPr>
+          <w:p>
+            <w:r>
+              <w:rPr>
+                <w:rFonts w:ascii="Times New Roman" w:hAnsi="Times New Roman"/>
+                <w:sz w:val="20"/>
+              </w:rPr>
+              <w:t>0.0108</w:t>
+            </w:r>
+          </w:p>
+        </w:tc>
+        <w:tc>
+          <w:tcPr>
+            <w:tcW w:type="dxa" w:w="279"/>
+          </w:tcPr>
+          <w:p>
+            <w:r>
+              <w:rPr>
+                <w:rFonts w:ascii="Times New Roman" w:hAnsi="Times New Roman"/>
+                <w:sz w:val="20"/>
+              </w:rPr>
+              <w:t>2.9455</w:t>
+            </w:r>
+          </w:p>
+        </w:tc>
+        <w:tc>
+          <w:tcPr>
+            <w:tcW w:type="dxa" w:w="279"/>
+          </w:tcPr>
+          <w:p>
+            <w:r>
+              <w:rPr>
+                <w:rFonts w:ascii="Times New Roman" w:hAnsi="Times New Roman"/>
+                <w:sz w:val="20"/>
+              </w:rPr>
+              <w:t>0.0861</w:t>
+            </w:r>
+          </w:p>
+        </w:tc>
+        <w:tc>
+          <w:tcPr>
+            <w:tcW w:type="dxa" w:w="279"/>
+          </w:tcPr>
+          <w:p>
+            <w:r>
+              <w:rPr>
+                <w:rFonts w:ascii="Times New Roman" w:hAnsi="Times New Roman"/>
+                <w:sz w:val="20"/>
+              </w:rPr>
+              <w:t>Yes</w:t>
+            </w:r>
+          </w:p>
+        </w:tc>
+        <w:tc>
+          <w:tcPr>
+            <w:tcW w:type="dxa" w:w="279"/>
+          </w:tcPr>
+          <w:p>
+            <w:r>
+              <w:rPr>
+                <w:rFonts w:ascii="Times New Roman" w:hAnsi="Times New Roman"/>
+                <w:sz w:val="20"/>
+              </w:rPr>
+              <w:t>0.0655</w:t>
+            </w:r>
+          </w:p>
+        </w:tc>
+        <w:tc>
+          <w:tcPr>
+            <w:tcW w:type="dxa" w:w="279"/>
+          </w:tcPr>
+          <w:p>
+            <w:r>
+              <w:rPr>
+                <w:rFonts w:ascii="Times New Roman" w:hAnsi="Times New Roman"/>
+                <w:sz w:val="20"/>
+              </w:rPr>
+              <w:t>0.7981</w:t>
+            </w:r>
+          </w:p>
+        </w:tc>
+        <w:tc>
+          <w:tcPr>
+            <w:tcW w:type="dxa" w:w="279"/>
+          </w:tcPr>
+          <w:p>
+            <w:r>
+              <w:rPr>
+                <w:rFonts w:ascii="Times New Roman" w:hAnsi="Times New Roman"/>
+                <w:sz w:val="20"/>
+              </w:rPr>
+              <w:t>3.0110</w:t>
+            </w:r>
+          </w:p>
+        </w:tc>
+        <w:tc>
+          <w:tcPr>
+            <w:tcW w:type="dxa" w:w="279"/>
+          </w:tcPr>
+          <w:p>
+            <w:r>
+              <w:rPr>
+                <w:rFonts w:ascii="Times New Roman" w:hAnsi="Times New Roman"/>
+                <w:sz w:val="20"/>
+              </w:rPr>
+              <w:t>0.2219</w:t>
+            </w:r>
+          </w:p>
+        </w:tc>
+        <w:tc>
+          <w:tcPr>
+            <w:tcW w:type="dxa" w:w="279"/>
+          </w:tcPr>
+          <w:p>
+            <w:r>
+              <w:rPr>
+                <w:rFonts w:ascii="Times New Roman" w:hAnsi="Times New Roman"/>
+                <w:sz w:val="20"/>
+              </w:rPr>
+              <w:t>Yes</w:t>
+            </w:r>
+          </w:p>
+        </w:tc>
+        <w:tc>
+          <w:tcPr>
+            <w:tcW w:type="dxa" w:w="279"/>
+          </w:tcPr>
+          <w:p>
+            <w:r>
+              <w:rPr>
+                <w:rFonts w:ascii="Times New Roman" w:hAnsi="Times New Roman"/>
+                <w:sz w:val="20"/>
+              </w:rPr>
+              <w:t>1.943847</w:t>
+            </w:r>
+          </w:p>
+        </w:tc>
+        <w:tc>
+          <w:tcPr>
+            <w:tcW w:type="dxa" w:w="279"/>
+          </w:tcPr>
+          <w:p>
+            <w:r>
+              <w:rPr>
+                <w:rFonts w:ascii="Times New Roman" w:hAnsi="Times New Roman"/>
+                <w:sz w:val="20"/>
+              </w:rPr>
+              <w:t>2.662980</w:t>
+            </w:r>
+          </w:p>
+        </w:tc>
+        <w:tc>
+          <w:tcPr>
+            <w:tcW w:type="dxa" w:w="279"/>
+          </w:tcPr>
+          <w:p>
+            <w:r>
+              <w:rPr>
+                <w:rFonts w:ascii="Times New Roman" w:hAnsi="Times New Roman"/>
+                <w:sz w:val="20"/>
+              </w:rPr>
+              <w:t>-0.5414</w:t>
+            </w:r>
+          </w:p>
+        </w:tc>
+        <w:tc>
+          <w:tcPr>
+            <w:tcW w:type="dxa" w:w="279"/>
+          </w:tcPr>
+          <w:p>
+            <w:r>
+              <w:rPr>
+                <w:rFonts w:ascii="Times New Roman" w:hAnsi="Times New Roman"/>
+                <w:sz w:val="20"/>
+              </w:rPr>
+              <w:t>0.1320</w:t>
+            </w:r>
+          </w:p>
+        </w:tc>
+      </w:tr>
+      <w:tr>
+        <w:tc>
+          <w:tcPr>
+            <w:tcW w:type="dxa" w:w="279"/>
+          </w:tcPr>
+          <w:p>
+            <w:r>
+              <w:rPr>
+                <w:rFonts w:ascii="Times New Roman" w:hAnsi="Times New Roman"/>
+                <w:sz w:val="20"/>
+              </w:rPr>
+              <w:t>LSTM-SSE</w:t>
+            </w:r>
+          </w:p>
+        </w:tc>
+        <w:tc>
+          <w:tcPr>
+            <w:tcW w:type="dxa" w:w="279"/>
+          </w:tcPr>
+          <w:p>
+            <w:r>
+              <w:rPr>
+                <w:rFonts w:ascii="Times New Roman" w:hAnsi="Times New Roman"/>
+                <w:sz w:val="20"/>
+              </w:rPr>
+              <w:t>3</w:t>
+            </w:r>
+          </w:p>
+        </w:tc>
+        <w:tc>
+          <w:tcPr>
+            <w:tcW w:type="dxa" w:w="279"/>
+          </w:tcPr>
+          <w:p>
+            <w:r>
+              <w:rPr>
+                <w:rFonts w:ascii="Times New Roman" w:hAnsi="Times New Roman"/>
+                <w:sz w:val="20"/>
+              </w:rPr>
+              <w:t>2.79</w:t>
+            </w:r>
+          </w:p>
+        </w:tc>
+        <w:tc>
+          <w:tcPr>
+            <w:tcW w:type="dxa" w:w="279"/>
+          </w:tcPr>
+          <w:p>
+            <w:r>
+              <w:rPr>
+                <w:rFonts w:ascii="Times New Roman" w:hAnsi="Times New Roman"/>
+                <w:sz w:val="20"/>
+              </w:rPr>
+              <w:t>0.0108</w:t>
+            </w:r>
+          </w:p>
+        </w:tc>
+        <w:tc>
+          <w:tcPr>
+            <w:tcW w:type="dxa" w:w="279"/>
+          </w:tcPr>
+          <w:p>
+            <w:r>
+              <w:rPr>
+                <w:rFonts w:ascii="Times New Roman" w:hAnsi="Times New Roman"/>
+                <w:sz w:val="20"/>
+              </w:rPr>
+              <w:t>0.0156</w:t>
+            </w:r>
+          </w:p>
+        </w:tc>
+        <w:tc>
+          <w:tcPr>
+            <w:tcW w:type="dxa" w:w="279"/>
+          </w:tcPr>
+          <w:p>
+            <w:r>
+              <w:rPr>
+                <w:rFonts w:ascii="Times New Roman" w:hAnsi="Times New Roman"/>
+                <w:sz w:val="20"/>
+              </w:rPr>
+              <w:t>0.9007</w:t>
+            </w:r>
+          </w:p>
+        </w:tc>
+        <w:tc>
+          <w:tcPr>
+            <w:tcW w:type="dxa" w:w="279"/>
+          </w:tcPr>
+          <w:p>
+            <w:r>
+              <w:rPr>
+                <w:rFonts w:ascii="Times New Roman" w:hAnsi="Times New Roman"/>
+                <w:sz w:val="20"/>
+              </w:rPr>
+              <w:t>Yes</w:t>
+            </w:r>
+          </w:p>
+        </w:tc>
+        <w:tc>
+          <w:tcPr>
+            <w:tcW w:type="dxa" w:w="279"/>
+          </w:tcPr>
+          <w:p>
+            <w:r>
+              <w:rPr>
+                <w:rFonts w:ascii="Times New Roman" w:hAnsi="Times New Roman"/>
+                <w:sz w:val="20"/>
+              </w:rPr>
+              <w:t>0.0655</w:t>
+            </w:r>
+          </w:p>
+        </w:tc>
+        <w:tc>
+          <w:tcPr>
+            <w:tcW w:type="dxa" w:w="279"/>
+          </w:tcPr>
+          <w:p>
+            <w:r>
+              <w:rPr>
+                <w:rFonts w:ascii="Times New Roman" w:hAnsi="Times New Roman"/>
+                <w:sz w:val="20"/>
+              </w:rPr>
+              <w:t>0.7981</w:t>
+            </w:r>
+          </w:p>
+        </w:tc>
+        <w:tc>
+          <w:tcPr>
+            <w:tcW w:type="dxa" w:w="279"/>
+          </w:tcPr>
+          <w:p>
+            <w:r>
+              <w:rPr>
+                <w:rFonts w:ascii="Times New Roman" w:hAnsi="Times New Roman"/>
+                <w:sz w:val="20"/>
+              </w:rPr>
+              <w:t>0.0811</w:t>
+            </w:r>
+          </w:p>
+        </w:tc>
+        <w:tc>
+          <w:tcPr>
+            <w:tcW w:type="dxa" w:w="279"/>
+          </w:tcPr>
+          <w:p>
+            <w:r>
+              <w:rPr>
+                <w:rFonts w:ascii="Times New Roman" w:hAnsi="Times New Roman"/>
+                <w:sz w:val="20"/>
+              </w:rPr>
+              <w:t>0.9603</w:t>
+            </w:r>
+          </w:p>
+        </w:tc>
+        <w:tc>
+          <w:tcPr>
+            <w:tcW w:type="dxa" w:w="279"/>
+          </w:tcPr>
+          <w:p>
+            <w:r>
+              <w:rPr>
+                <w:rFonts w:ascii="Times New Roman" w:hAnsi="Times New Roman"/>
+                <w:sz w:val="20"/>
+              </w:rPr>
+              <w:t>Yes</w:t>
+            </w:r>
+          </w:p>
+        </w:tc>
+        <w:tc>
+          <w:tcPr>
+            <w:tcW w:type="dxa" w:w="279"/>
+          </w:tcPr>
+          <w:p>
+            <w:r>
+              <w:rPr>
+                <w:rFonts w:ascii="Times New Roman" w:hAnsi="Times New Roman"/>
+                <w:sz w:val="20"/>
+              </w:rPr>
+              <w:t>2.150926</w:t>
+            </w:r>
+          </w:p>
+        </w:tc>
+        <w:tc>
+          <w:tcPr>
+            <w:tcW w:type="dxa" w:w="279"/>
+          </w:tcPr>
+          <w:p>
+            <w:r>
+              <w:rPr>
+                <w:rFonts w:ascii="Times New Roman" w:hAnsi="Times New Roman"/>
+                <w:sz w:val="20"/>
+              </w:rPr>
+              <w:t>2.846075</w:t>
+            </w:r>
+          </w:p>
+        </w:tc>
+        <w:tc>
+          <w:tcPr>
+            <w:tcW w:type="dxa" w:w="279"/>
+          </w:tcPr>
+          <w:p>
+            <w:r>
+              <w:rPr>
+                <w:rFonts w:ascii="Times New Roman" w:hAnsi="Times New Roman"/>
+                <w:sz w:val="20"/>
+              </w:rPr>
+              <w:t>0.1681</w:t>
+            </w:r>
+          </w:p>
+        </w:tc>
+        <w:tc>
+          <w:tcPr>
+            <w:tcW w:type="dxa" w:w="279"/>
+          </w:tcPr>
+          <w:p>
+            <w:r>
+              <w:rPr>
+                <w:rFonts w:ascii="Times New Roman" w:hAnsi="Times New Roman"/>
+                <w:sz w:val="20"/>
+              </w:rPr>
+              <w:t>0.7340</w:t>
+            </w:r>
+          </w:p>
+        </w:tc>
+        <w:tc>
+          <w:tcPr>
+            <w:tcW w:type="dxa" w:w="279"/>
+          </w:tcPr>
+          <w:p>
+            <w:r>
+              <w:rPr>
+                <w:rFonts w:ascii="Times New Roman" w:hAnsi="Times New Roman"/>
+                <w:sz w:val="20"/>
+              </w:rPr>
+              <w:t>8</w:t>
+            </w:r>
+          </w:p>
+        </w:tc>
+        <w:tc>
+          <w:tcPr>
+            <w:tcW w:type="dxa" w:w="279"/>
+          </w:tcPr>
+          <w:p>
+            <w:r>
+              <w:rPr>
+                <w:rFonts w:ascii="Times New Roman" w:hAnsi="Times New Roman"/>
+                <w:sz w:val="20"/>
+              </w:rPr>
+              <w:t>6.98</w:t>
+            </w:r>
+          </w:p>
+        </w:tc>
+        <w:tc>
+          <w:tcPr>
+            <w:tcW w:type="dxa" w:w="279"/>
+          </w:tcPr>
+          <w:p>
+            <w:r>
+              <w:rPr>
+                <w:rFonts w:ascii="Times New Roman" w:hAnsi="Times New Roman"/>
+                <w:sz w:val="20"/>
+              </w:rPr>
+              <w:t>0.0287</w:t>
+            </w:r>
+          </w:p>
+        </w:tc>
+        <w:tc>
+          <w:tcPr>
+            <w:tcW w:type="dxa" w:w="279"/>
+          </w:tcPr>
+          <w:p>
+            <w:r>
+              <w:rPr>
+                <w:rFonts w:ascii="Times New Roman" w:hAnsi="Times New Roman"/>
+                <w:sz w:val="20"/>
+              </w:rPr>
+              <w:t>0.1476</w:t>
+            </w:r>
+          </w:p>
+        </w:tc>
+        <w:tc>
+          <w:tcPr>
+            <w:tcW w:type="dxa" w:w="279"/>
+          </w:tcPr>
+          <w:p>
+            <w:r>
+              <w:rPr>
+                <w:rFonts w:ascii="Times New Roman" w:hAnsi="Times New Roman"/>
+                <w:sz w:val="20"/>
+              </w:rPr>
+              <w:t>0.7008</w:t>
+            </w:r>
+          </w:p>
+        </w:tc>
+        <w:tc>
+          <w:tcPr>
+            <w:tcW w:type="dxa" w:w="279"/>
+          </w:tcPr>
+          <w:p>
+            <w:r>
+              <w:rPr>
+                <w:rFonts w:ascii="Times New Roman" w:hAnsi="Times New Roman"/>
+                <w:sz w:val="20"/>
+              </w:rPr>
+              <w:t>Yes</w:t>
+            </w:r>
+          </w:p>
+        </w:tc>
+        <w:tc>
+          <w:tcPr>
+            <w:tcW w:type="dxa" w:w="279"/>
+          </w:tcPr>
+          <w:p>
+            <w:r>
+              <w:rPr>
+                <w:rFonts w:ascii="Times New Roman" w:hAnsi="Times New Roman"/>
+                <w:sz w:val="20"/>
+              </w:rPr>
+              <w:t>0.4741</w:t>
+            </w:r>
+          </w:p>
+        </w:tc>
+        <w:tc>
+          <w:tcPr>
+            <w:tcW w:type="dxa" w:w="279"/>
+          </w:tcPr>
+          <w:p>
+            <w:r>
+              <w:rPr>
+                <w:rFonts w:ascii="Times New Roman" w:hAnsi="Times New Roman"/>
+                <w:sz w:val="20"/>
+              </w:rPr>
+              <w:t>0.4911</w:t>
+            </w:r>
+          </w:p>
+        </w:tc>
+        <w:tc>
+          <w:tcPr>
+            <w:tcW w:type="dxa" w:w="279"/>
+          </w:tcPr>
+          <w:p>
+            <w:r>
+              <w:rPr>
+                <w:rFonts w:ascii="Times New Roman" w:hAnsi="Times New Roman"/>
+                <w:sz w:val="20"/>
+              </w:rPr>
+              <w:t>0.6217</w:t>
+            </w:r>
+          </w:p>
+        </w:tc>
+        <w:tc>
+          <w:tcPr>
+            <w:tcW w:type="dxa" w:w="279"/>
+          </w:tcPr>
+          <w:p>
+            <w:r>
+              <w:rPr>
+                <w:rFonts w:ascii="Times New Roman" w:hAnsi="Times New Roman"/>
+                <w:sz w:val="20"/>
+              </w:rPr>
+              <w:t>0.7328</w:t>
+            </w:r>
+          </w:p>
+        </w:tc>
+        <w:tc>
+          <w:tcPr>
+            <w:tcW w:type="dxa" w:w="279"/>
+          </w:tcPr>
+          <w:p>
+            <w:r>
+              <w:rPr>
+                <w:rFonts w:ascii="Times New Roman" w:hAnsi="Times New Roman"/>
+                <w:sz w:val="20"/>
+              </w:rPr>
+              <w:t>Yes</w:t>
+            </w:r>
+          </w:p>
+        </w:tc>
+        <w:tc>
+          <w:tcPr>
+            <w:tcW w:type="dxa" w:w="279"/>
+          </w:tcPr>
+          <w:p>
+            <w:r>
+              <w:rPr>
+                <w:rFonts w:ascii="Times New Roman" w:hAnsi="Times New Roman"/>
+                <w:sz w:val="20"/>
+              </w:rPr>
+              <w:t>1.643164</w:t>
+            </w:r>
+          </w:p>
+        </w:tc>
+        <w:tc>
+          <w:tcPr>
+            <w:tcW w:type="dxa" w:w="279"/>
+          </w:tcPr>
+          <w:p>
+            <w:r>
+              <w:rPr>
+                <w:rFonts w:ascii="Times New Roman" w:hAnsi="Times New Roman"/>
+                <w:sz w:val="20"/>
+              </w:rPr>
+              <w:t>2.251057</w:t>
+            </w:r>
+          </w:p>
+        </w:tc>
+        <w:tc>
+          <w:tcPr>
+            <w:tcW w:type="dxa" w:w="279"/>
+          </w:tcPr>
+          <w:p>
+            <w:r>
+              <w:rPr>
+                <w:rFonts w:ascii="Times New Roman" w:hAnsi="Times New Roman"/>
+                <w:sz w:val="20"/>
+              </w:rPr>
+              <w:t>0.1615</w:t>
+            </w:r>
+          </w:p>
+        </w:tc>
+        <w:tc>
+          <w:tcPr>
+            <w:tcW w:type="dxa" w:w="279"/>
+          </w:tcPr>
+          <w:p>
+            <w:r>
+              <w:rPr>
+                <w:rFonts w:ascii="Times New Roman" w:hAnsi="Times New Roman"/>
+                <w:sz w:val="20"/>
+              </w:rPr>
+              <w:t>0.6360</w:t>
+            </w:r>
+          </w:p>
+        </w:tc>
+      </w:tr>
+      <w:tr>
+        <w:tc>
+          <w:tcPr>
+            <w:tcW w:type="dxa" w:w="279"/>
+          </w:tcPr>
+          <w:p>
+            <w:r>
+              <w:rPr>
+                <w:rFonts w:ascii="Times New Roman" w:hAnsi="Times New Roman"/>
+                <w:sz w:val="20"/>
+              </w:rPr>
               <w:t>LSTM-SSE-t-Student</w:t>
             </w:r>
           </w:p>
@@ -3562,7 +5306,7 @@
                 <w:rFonts w:ascii="Times New Roman" w:hAnsi="Times New Roman"/>
                 <w:sz w:val="20"/>
               </w:rPr>
-              <w:t>0</w:t>
+              <w:t>2</w:t>
             </w:r>
           </w:p>
         </w:tc>
@@ -3590,105 +5334,35 @@
                 <w:rFonts w:ascii="Times New Roman" w:hAnsi="Times New Roman"/>
                 <w:sz w:val="20"/>
               </w:rPr>
-              <w:t>0.0000</w:t>
-            </w:r>
-          </w:p>
-        </w:tc>
-        <w:tc>
-          <w:tcPr>
-            <w:tcW w:type="dxa" w:w="279"/>
-          </w:tcPr>
-          <w:p>
-            <w:r>
-              <w:rPr>
-                <w:rFonts w:ascii="Times New Roman" w:hAnsi="Times New Roman"/>
-                <w:sz w:val="20"/>
-              </w:rPr>
-              <w:t>5.6081</w:t>
-            </w:r>
-          </w:p>
-        </w:tc>
-        <w:tc>
-          <w:tcPr>
-            <w:tcW w:type="dxa" w:w="279"/>
-          </w:tcPr>
-          <w:p>
-            <w:r>
-              <w:rPr>
-                <w:rFonts w:ascii="Times New Roman" w:hAnsi="Times New Roman"/>
-                <w:sz w:val="20"/>
-              </w:rPr>
-              <w:t>0.0179</w:t>
-            </w:r>
-          </w:p>
-        </w:tc>
-        <w:tc>
-          <w:tcPr>
-            <w:tcW w:type="dxa" w:w="279"/>
-          </w:tcPr>
-          <w:p>
-            <w:r>
-              <w:rPr>
-                <w:rFonts w:ascii="Times New Roman" w:hAnsi="Times New Roman"/>
-                <w:sz w:val="20"/>
-              </w:rPr>
-              <w:t>No</w:t>
-            </w:r>
-          </w:p>
-        </w:tc>
-        <w:tc>
-          <w:tcPr>
-            <w:tcW w:type="dxa" w:w="279"/>
-          </w:tcPr>
-          <w:p>
-            <w:r>
-              <w:rPr>
-                <w:rFonts w:ascii="Times New Roman" w:hAnsi="Times New Roman"/>
-                <w:sz w:val="20"/>
-              </w:rPr>
-              <w:t>0.0000</w:t>
-            </w:r>
-          </w:p>
-        </w:tc>
-        <w:tc>
-          <w:tcPr>
-            <w:tcW w:type="dxa" w:w="279"/>
-          </w:tcPr>
-          <w:p>
-            <w:r>
-              <w:rPr>
-                <w:rFonts w:ascii="Times New Roman" w:hAnsi="Times New Roman"/>
-                <w:sz w:val="20"/>
-              </w:rPr>
-              <w:t>1.0000</w:t>
-            </w:r>
-          </w:p>
-        </w:tc>
-        <w:tc>
-          <w:tcPr>
-            <w:tcW w:type="dxa" w:w="279"/>
-          </w:tcPr>
-          <w:p>
-            <w:r>
-              <w:rPr>
-                <w:rFonts w:ascii="Times New Roman" w:hAnsi="Times New Roman"/>
-                <w:sz w:val="20"/>
-              </w:rPr>
-              <w:t>5.6081</w:t>
-            </w:r>
-          </w:p>
-        </w:tc>
-        <w:tc>
-          <w:tcPr>
-            <w:tcW w:type="dxa" w:w="279"/>
-          </w:tcPr>
-          <w:p>
-            <w:r>
-              <w:rPr>
-                <w:rFonts w:ascii="Times New Roman" w:hAnsi="Times New Roman"/>
-                <w:sz w:val="20"/>
-              </w:rPr>
-              <w:t>0.0606</w:t>
+              <w:t>0.0072</w:t>
+            </w:r>
+          </w:p>
+        </w:tc>
+        <w:tc>
+          <w:tcPr>
+            <w:tcW w:type="dxa" w:w="279"/>
+          </w:tcPr>
+          <w:p>
+            <w:r>
+              <w:rPr>
+                <w:rFonts w:ascii="Times New Roman" w:hAnsi="Times New Roman"/>
+                <w:sz w:val="20"/>
+              </w:rPr>
+              <w:t>0.2507</w:t>
+            </w:r>
+          </w:p>
+        </w:tc>
+        <w:tc>
+          <w:tcPr>
+            <w:tcW w:type="dxa" w:w="279"/>
+          </w:tcPr>
+          <w:p>
+            <w:r>
+              <w:rPr>
+                <w:rFonts w:ascii="Times New Roman" w:hAnsi="Times New Roman"/>
+                <w:sz w:val="20"/>
+              </w:rPr>
+              <w:t>0.6166</w:t>
             </w:r>
           </w:p>
         </w:tc>
@@ -3716,49 +5390,1217 @@
                 <w:rFonts w:ascii="Times New Roman" w:hAnsi="Times New Roman"/>
                 <w:sz w:val="20"/>
               </w:rPr>
-              <w:t>2.895151</w:t>
-            </w:r>
-          </w:p>
-        </w:tc>
-        <w:tc>
-          <w:tcPr>
-            <w:tcW w:type="dxa" w:w="279"/>
-          </w:tcPr>
-          <w:p>
-            <w:r>
-              <w:rPr>
-                <w:rFonts w:ascii="Times New Roman" w:hAnsi="Times New Roman"/>
-                <w:sz w:val="20"/>
-              </w:rPr>
-              <w:t>3.830823</w:t>
-            </w:r>
-          </w:p>
-        </w:tc>
-        <w:tc>
-          <w:tcPr>
-            <w:tcW w:type="dxa" w:w="279"/>
-          </w:tcPr>
-          <w:p>
-            <w:r>
-              <w:rPr>
-                <w:rFonts w:ascii="Times New Roman" w:hAnsi="Times New Roman"/>
-                <w:sz w:val="20"/>
-              </w:rPr>
-              <w:t>-1.0000</w:t>
-            </w:r>
-          </w:p>
-        </w:tc>
-        <w:tc>
-          <w:tcPr>
-            <w:tcW w:type="dxa" w:w="279"/>
-          </w:tcPr>
-          <w:p>
-            <w:r>
-              <w:rPr>
-                <w:rFonts w:ascii="Times New Roman" w:hAnsi="Times New Roman"/>
-                <w:sz w:val="20"/>
-              </w:rPr>
-              <w:t>0.1300</w:t>
+              <w:t>0.0290</w:t>
+            </w:r>
+          </w:p>
+        </w:tc>
+        <w:tc>
+          <w:tcPr>
+            <w:tcW w:type="dxa" w:w="279"/>
+          </w:tcPr>
+          <w:p>
+            <w:r>
+              <w:rPr>
+                <w:rFonts w:ascii="Times New Roman" w:hAnsi="Times New Roman"/>
+                <w:sz w:val="20"/>
+              </w:rPr>
+              <w:t>0.8648</w:t>
+            </w:r>
+          </w:p>
+        </w:tc>
+        <w:tc>
+          <w:tcPr>
+            <w:tcW w:type="dxa" w:w="279"/>
+          </w:tcPr>
+          <w:p>
+            <w:r>
+              <w:rPr>
+                <w:rFonts w:ascii="Times New Roman" w:hAnsi="Times New Roman"/>
+                <w:sz w:val="20"/>
+              </w:rPr>
+              <w:t>0.2797</w:t>
+            </w:r>
+          </w:p>
+        </w:tc>
+        <w:tc>
+          <w:tcPr>
+            <w:tcW w:type="dxa" w:w="279"/>
+          </w:tcPr>
+          <w:p>
+            <w:r>
+              <w:rPr>
+                <w:rFonts w:ascii="Times New Roman" w:hAnsi="Times New Roman"/>
+                <w:sz w:val="20"/>
+              </w:rPr>
+              <w:t>0.8695</w:t>
+            </w:r>
+          </w:p>
+        </w:tc>
+        <w:tc>
+          <w:tcPr>
+            <w:tcW w:type="dxa" w:w="279"/>
+          </w:tcPr>
+          <w:p>
+            <w:r>
+              <w:rPr>
+                <w:rFonts w:ascii="Times New Roman" w:hAnsi="Times New Roman"/>
+                <w:sz w:val="20"/>
+              </w:rPr>
+              <w:t>Yes</w:t>
+            </w:r>
+          </w:p>
+        </w:tc>
+        <w:tc>
+          <w:tcPr>
+            <w:tcW w:type="dxa" w:w="279"/>
+          </w:tcPr>
+          <w:p>
+            <w:r>
+              <w:rPr>
+                <w:rFonts w:ascii="Times New Roman" w:hAnsi="Times New Roman"/>
+                <w:sz w:val="20"/>
+              </w:rPr>
+              <w:t>2.651072</w:t>
+            </w:r>
+          </w:p>
+        </w:tc>
+        <w:tc>
+          <w:tcPr>
+            <w:tcW w:type="dxa" w:w="279"/>
+          </w:tcPr>
+          <w:p>
+            <w:r>
+              <w:rPr>
+                <w:rFonts w:ascii="Times New Roman" w:hAnsi="Times New Roman"/>
+                <w:sz w:val="20"/>
+              </w:rPr>
+              <w:t>3.507862</w:t>
+            </w:r>
+          </w:p>
+        </w:tc>
+        <w:tc>
+          <w:tcPr>
+            <w:tcW w:type="dxa" w:w="279"/>
+          </w:tcPr>
+          <w:p>
+            <w:r>
+              <w:rPr>
+                <w:rFonts w:ascii="Times New Roman" w:hAnsi="Times New Roman"/>
+                <w:sz w:val="20"/>
+              </w:rPr>
+              <w:t>-0.4365</w:t>
+            </w:r>
+          </w:p>
+        </w:tc>
+        <w:tc>
+          <w:tcPr>
+            <w:tcW w:type="dxa" w:w="279"/>
+          </w:tcPr>
+          <w:p>
+            <w:r>
+              <w:rPr>
+                <w:rFonts w:ascii="Times New Roman" w:hAnsi="Times New Roman"/>
+                <w:sz w:val="20"/>
+              </w:rPr>
+              <w:t>0.4580</w:t>
+            </w:r>
+          </w:p>
+        </w:tc>
+        <w:tc>
+          <w:tcPr>
+            <w:tcW w:type="dxa" w:w="279"/>
+          </w:tcPr>
+          <w:p>
+            <w:r>
+              <w:rPr>
+                <w:rFonts w:ascii="Times New Roman" w:hAnsi="Times New Roman"/>
+                <w:sz w:val="20"/>
+              </w:rPr>
+              <w:t>3</w:t>
+            </w:r>
+          </w:p>
+        </w:tc>
+        <w:tc>
+          <w:tcPr>
+            <w:tcW w:type="dxa" w:w="279"/>
+          </w:tcPr>
+          <w:p>
+            <w:r>
+              <w:rPr>
+                <w:rFonts w:ascii="Times New Roman" w:hAnsi="Times New Roman"/>
+                <w:sz w:val="20"/>
+              </w:rPr>
+              <w:t>6.98</w:t>
+            </w:r>
+          </w:p>
+        </w:tc>
+        <w:tc>
+          <w:tcPr>
+            <w:tcW w:type="dxa" w:w="279"/>
+          </w:tcPr>
+          <w:p>
+            <w:r>
+              <w:rPr>
+                <w:rFonts w:ascii="Times New Roman" w:hAnsi="Times New Roman"/>
+                <w:sz w:val="20"/>
+              </w:rPr>
+              <w:t>0.0108</w:t>
+            </w:r>
+          </w:p>
+        </w:tc>
+        <w:tc>
+          <w:tcPr>
+            <w:tcW w:type="dxa" w:w="279"/>
+          </w:tcPr>
+          <w:p>
+            <w:r>
+              <w:rPr>
+                <w:rFonts w:ascii="Times New Roman" w:hAnsi="Times New Roman"/>
+                <w:sz w:val="20"/>
+              </w:rPr>
+              <w:t>2.9455</w:t>
+            </w:r>
+          </w:p>
+        </w:tc>
+        <w:tc>
+          <w:tcPr>
+            <w:tcW w:type="dxa" w:w="279"/>
+          </w:tcPr>
+          <w:p>
+            <w:r>
+              <w:rPr>
+                <w:rFonts w:ascii="Times New Roman" w:hAnsi="Times New Roman"/>
+                <w:sz w:val="20"/>
+              </w:rPr>
+              <w:t>0.0861</w:t>
+            </w:r>
+          </w:p>
+        </w:tc>
+        <w:tc>
+          <w:tcPr>
+            <w:tcW w:type="dxa" w:w="279"/>
+          </w:tcPr>
+          <w:p>
+            <w:r>
+              <w:rPr>
+                <w:rFonts w:ascii="Times New Roman" w:hAnsi="Times New Roman"/>
+                <w:sz w:val="20"/>
+              </w:rPr>
+              <w:t>Yes</w:t>
+            </w:r>
+          </w:p>
+        </w:tc>
+        <w:tc>
+          <w:tcPr>
+            <w:tcW w:type="dxa" w:w="279"/>
+          </w:tcPr>
+          <w:p>
+            <w:r>
+              <w:rPr>
+                <w:rFonts w:ascii="Times New Roman" w:hAnsi="Times New Roman"/>
+                <w:sz w:val="20"/>
+              </w:rPr>
+              <w:t>0.0655</w:t>
+            </w:r>
+          </w:p>
+        </w:tc>
+        <w:tc>
+          <w:tcPr>
+            <w:tcW w:type="dxa" w:w="279"/>
+          </w:tcPr>
+          <w:p>
+            <w:r>
+              <w:rPr>
+                <w:rFonts w:ascii="Times New Roman" w:hAnsi="Times New Roman"/>
+                <w:sz w:val="20"/>
+              </w:rPr>
+              <w:t>0.7981</w:t>
+            </w:r>
+          </w:p>
+        </w:tc>
+        <w:tc>
+          <w:tcPr>
+            <w:tcW w:type="dxa" w:w="279"/>
+          </w:tcPr>
+          <w:p>
+            <w:r>
+              <w:rPr>
+                <w:rFonts w:ascii="Times New Roman" w:hAnsi="Times New Roman"/>
+                <w:sz w:val="20"/>
+              </w:rPr>
+              <w:t>3.0110</w:t>
+            </w:r>
+          </w:p>
+        </w:tc>
+        <w:tc>
+          <w:tcPr>
+            <w:tcW w:type="dxa" w:w="279"/>
+          </w:tcPr>
+          <w:p>
+            <w:r>
+              <w:rPr>
+                <w:rFonts w:ascii="Times New Roman" w:hAnsi="Times New Roman"/>
+                <w:sz w:val="20"/>
+              </w:rPr>
+              <w:t>0.2219</w:t>
+            </w:r>
+          </w:p>
+        </w:tc>
+        <w:tc>
+          <w:tcPr>
+            <w:tcW w:type="dxa" w:w="279"/>
+          </w:tcPr>
+          <w:p>
+            <w:r>
+              <w:rPr>
+                <w:rFonts w:ascii="Times New Roman" w:hAnsi="Times New Roman"/>
+                <w:sz w:val="20"/>
+              </w:rPr>
+              <w:t>Yes</w:t>
+            </w:r>
+          </w:p>
+        </w:tc>
+        <w:tc>
+          <w:tcPr>
+            <w:tcW w:type="dxa" w:w="279"/>
+          </w:tcPr>
+          <w:p>
+            <w:r>
+              <w:rPr>
+                <w:rFonts w:ascii="Times New Roman" w:hAnsi="Times New Roman"/>
+                <w:sz w:val="20"/>
+              </w:rPr>
+              <w:t>2.025242</w:t>
+            </w:r>
+          </w:p>
+        </w:tc>
+        <w:tc>
+          <w:tcPr>
+            <w:tcW w:type="dxa" w:w="279"/>
+          </w:tcPr>
+          <w:p>
+            <w:r>
+              <w:rPr>
+                <w:rFonts w:ascii="Times New Roman" w:hAnsi="Times New Roman"/>
+                <w:sz w:val="20"/>
+              </w:rPr>
+              <w:t>2.774487</w:t>
+            </w:r>
+          </w:p>
+        </w:tc>
+        <w:tc>
+          <w:tcPr>
+            <w:tcW w:type="dxa" w:w="279"/>
+          </w:tcPr>
+          <w:p>
+            <w:r>
+              <w:rPr>
+                <w:rFonts w:ascii="Times New Roman" w:hAnsi="Times New Roman"/>
+                <w:sz w:val="20"/>
+              </w:rPr>
+              <w:t>-0.6051</w:t>
+            </w:r>
+          </w:p>
+        </w:tc>
+        <w:tc>
+          <w:tcPr>
+            <w:tcW w:type="dxa" w:w="279"/>
+          </w:tcPr>
+          <w:p>
+            <w:r>
+              <w:rPr>
+                <w:rFonts w:ascii="Times New Roman" w:hAnsi="Times New Roman"/>
+                <w:sz w:val="20"/>
+              </w:rPr>
+              <w:t>0.0900</w:t>
+            </w:r>
+          </w:p>
+        </w:tc>
+      </w:tr>
+      <w:tr>
+        <w:tc>
+          <w:tcPr>
+            <w:tcW w:type="dxa" w:w="279"/>
+          </w:tcPr>
+          <w:p>
+            <w:r>
+              <w:rPr>
+                <w:rFonts w:ascii="Times New Roman" w:hAnsi="Times New Roman"/>
+                <w:sz w:val="20"/>
+              </w:rPr>
+              <w:t>MSGARCH(1,1)</w:t>
+            </w:r>
+          </w:p>
+        </w:tc>
+        <w:tc>
+          <w:tcPr>
+            <w:tcW w:type="dxa" w:w="279"/>
+          </w:tcPr>
+          <w:p>
+            <w:r>
+              <w:rPr>
+                <w:rFonts w:ascii="Times New Roman" w:hAnsi="Times New Roman"/>
+                <w:sz w:val="20"/>
+              </w:rPr>
+              <w:t>3</w:t>
+            </w:r>
+          </w:p>
+        </w:tc>
+        <w:tc>
+          <w:tcPr>
+            <w:tcW w:type="dxa" w:w="279"/>
+          </w:tcPr>
+          <w:p>
+            <w:r>
+              <w:rPr>
+                <w:rFonts w:ascii="Times New Roman" w:hAnsi="Times New Roman"/>
+                <w:sz w:val="20"/>
+              </w:rPr>
+              <w:t>2.79</w:t>
+            </w:r>
+          </w:p>
+        </w:tc>
+        <w:tc>
+          <w:tcPr>
+            <w:tcW w:type="dxa" w:w="279"/>
+          </w:tcPr>
+          <w:p>
+            <w:r>
+              <w:rPr>
+                <w:rFonts w:ascii="Times New Roman" w:hAnsi="Times New Roman"/>
+                <w:sz w:val="20"/>
+              </w:rPr>
+              <w:t>0.0108</w:t>
+            </w:r>
+          </w:p>
+        </w:tc>
+        <w:tc>
+          <w:tcPr>
+            <w:tcW w:type="dxa" w:w="279"/>
+          </w:tcPr>
+          <w:p>
+            <w:r>
+              <w:rPr>
+                <w:rFonts w:ascii="Times New Roman" w:hAnsi="Times New Roman"/>
+                <w:sz w:val="20"/>
+              </w:rPr>
+              <w:t>0.0156</w:t>
+            </w:r>
+          </w:p>
+        </w:tc>
+        <w:tc>
+          <w:tcPr>
+            <w:tcW w:type="dxa" w:w="279"/>
+          </w:tcPr>
+          <w:p>
+            <w:r>
+              <w:rPr>
+                <w:rFonts w:ascii="Times New Roman" w:hAnsi="Times New Roman"/>
+                <w:sz w:val="20"/>
+              </w:rPr>
+              <w:t>0.9007</w:t>
+            </w:r>
+          </w:p>
+        </w:tc>
+        <w:tc>
+          <w:tcPr>
+            <w:tcW w:type="dxa" w:w="279"/>
+          </w:tcPr>
+          <w:p>
+            <w:r>
+              <w:rPr>
+                <w:rFonts w:ascii="Times New Roman" w:hAnsi="Times New Roman"/>
+                <w:sz w:val="20"/>
+              </w:rPr>
+              <w:t>Yes</w:t>
+            </w:r>
+          </w:p>
+        </w:tc>
+        <w:tc>
+          <w:tcPr>
+            <w:tcW w:type="dxa" w:w="279"/>
+          </w:tcPr>
+          <w:p>
+            <w:r>
+              <w:rPr>
+                <w:rFonts w:ascii="Times New Roman" w:hAnsi="Times New Roman"/>
+                <w:sz w:val="20"/>
+              </w:rPr>
+              <w:t>0.0655</w:t>
+            </w:r>
+          </w:p>
+        </w:tc>
+        <w:tc>
+          <w:tcPr>
+            <w:tcW w:type="dxa" w:w="279"/>
+          </w:tcPr>
+          <w:p>
+            <w:r>
+              <w:rPr>
+                <w:rFonts w:ascii="Times New Roman" w:hAnsi="Times New Roman"/>
+                <w:sz w:val="20"/>
+              </w:rPr>
+              <w:t>0.7981</w:t>
+            </w:r>
+          </w:p>
+        </w:tc>
+        <w:tc>
+          <w:tcPr>
+            <w:tcW w:type="dxa" w:w="279"/>
+          </w:tcPr>
+          <w:p>
+            <w:r>
+              <w:rPr>
+                <w:rFonts w:ascii="Times New Roman" w:hAnsi="Times New Roman"/>
+                <w:sz w:val="20"/>
+              </w:rPr>
+              <w:t>0.0811</w:t>
+            </w:r>
+          </w:p>
+        </w:tc>
+        <w:tc>
+          <w:tcPr>
+            <w:tcW w:type="dxa" w:w="279"/>
+          </w:tcPr>
+          <w:p>
+            <w:r>
+              <w:rPr>
+                <w:rFonts w:ascii="Times New Roman" w:hAnsi="Times New Roman"/>
+                <w:sz w:val="20"/>
+              </w:rPr>
+              <w:t>0.9603</w:t>
+            </w:r>
+          </w:p>
+        </w:tc>
+        <w:tc>
+          <w:tcPr>
+            <w:tcW w:type="dxa" w:w="279"/>
+          </w:tcPr>
+          <w:p>
+            <w:r>
+              <w:rPr>
+                <w:rFonts w:ascii="Times New Roman" w:hAnsi="Times New Roman"/>
+                <w:sz w:val="20"/>
+              </w:rPr>
+              <w:t>Yes</w:t>
+            </w:r>
+          </w:p>
+        </w:tc>
+        <w:tc>
+          <w:tcPr>
+            <w:tcW w:type="dxa" w:w="279"/>
+          </w:tcPr>
+          <w:p>
+            <w:r>
+              <w:rPr>
+                <w:rFonts w:ascii="Times New Roman" w:hAnsi="Times New Roman"/>
+                <w:sz w:val="20"/>
+              </w:rPr>
+              <w:t>2.607765</w:t>
+            </w:r>
+          </w:p>
+        </w:tc>
+        <w:tc>
+          <w:tcPr>
+            <w:tcW w:type="dxa" w:w="279"/>
+          </w:tcPr>
+          <w:p>
+            <w:r>
+              <w:rPr>
+                <w:rFonts w:ascii="Times New Roman" w:hAnsi="Times New Roman"/>
+                <w:sz w:val="20"/>
+              </w:rPr>
+              <w:t>3.450559</w:t>
+            </w:r>
+          </w:p>
+        </w:tc>
+        <w:tc>
+          <w:tcPr>
+            <w:tcW w:type="dxa" w:w="279"/>
+          </w:tcPr>
+          <w:p>
+            <w:r>
+              <w:rPr>
+                <w:rFonts w:ascii="Times New Roman" w:hAnsi="Times New Roman"/>
+                <w:sz w:val="20"/>
+              </w:rPr>
+              <w:t>0.0830</w:t>
+            </w:r>
+          </w:p>
+        </w:tc>
+        <w:tc>
+          <w:tcPr>
+            <w:tcW w:type="dxa" w:w="279"/>
+          </w:tcPr>
+          <w:p>
+            <w:r>
+              <w:rPr>
+                <w:rFonts w:ascii="Times New Roman" w:hAnsi="Times New Roman"/>
+                <w:sz w:val="20"/>
+              </w:rPr>
+              <w:t>0.8080</w:t>
+            </w:r>
+          </w:p>
+        </w:tc>
+        <w:tc>
+          <w:tcPr>
+            <w:tcW w:type="dxa" w:w="279"/>
+          </w:tcPr>
+          <w:p>
+            <w:r>
+              <w:rPr>
+                <w:rFonts w:ascii="Times New Roman" w:hAnsi="Times New Roman"/>
+                <w:sz w:val="20"/>
+              </w:rPr>
+              <w:t>11</w:t>
+            </w:r>
+          </w:p>
+        </w:tc>
+        <w:tc>
+          <w:tcPr>
+            <w:tcW w:type="dxa" w:w="279"/>
+          </w:tcPr>
+          <w:p>
+            <w:r>
+              <w:rPr>
+                <w:rFonts w:ascii="Times New Roman" w:hAnsi="Times New Roman"/>
+                <w:sz w:val="20"/>
+              </w:rPr>
+              <w:t>6.98</w:t>
+            </w:r>
+          </w:p>
+        </w:tc>
+        <w:tc>
+          <w:tcPr>
+            <w:tcW w:type="dxa" w:w="279"/>
+          </w:tcPr>
+          <w:p>
+            <w:r>
+              <w:rPr>
+                <w:rFonts w:ascii="Times New Roman" w:hAnsi="Times New Roman"/>
+                <w:sz w:val="20"/>
+              </w:rPr>
+              <w:t>0.0394</w:t>
+            </w:r>
+          </w:p>
+        </w:tc>
+        <w:tc>
+          <w:tcPr>
+            <w:tcW w:type="dxa" w:w="279"/>
+          </w:tcPr>
+          <w:p>
+            <w:r>
+              <w:rPr>
+                <w:rFonts w:ascii="Times New Roman" w:hAnsi="Times New Roman"/>
+                <w:sz w:val="20"/>
+              </w:rPr>
+              <w:t>2.0322</w:t>
+            </w:r>
+          </w:p>
+        </w:tc>
+        <w:tc>
+          <w:tcPr>
+            <w:tcW w:type="dxa" w:w="279"/>
+          </w:tcPr>
+          <w:p>
+            <w:r>
+              <w:rPr>
+                <w:rFonts w:ascii="Times New Roman" w:hAnsi="Times New Roman"/>
+                <w:sz w:val="20"/>
+              </w:rPr>
+              <w:t>0.1540</w:t>
+            </w:r>
+          </w:p>
+        </w:tc>
+        <w:tc>
+          <w:tcPr>
+            <w:tcW w:type="dxa" w:w="279"/>
+          </w:tcPr>
+          <w:p>
+            <w:r>
+              <w:rPr>
+                <w:rFonts w:ascii="Times New Roman" w:hAnsi="Times New Roman"/>
+                <w:sz w:val="20"/>
+              </w:rPr>
+              <w:t>Yes</w:t>
+            </w:r>
+          </w:p>
+        </w:tc>
+        <w:tc>
+          <w:tcPr>
+            <w:tcW w:type="dxa" w:w="279"/>
+          </w:tcPr>
+          <w:p>
+            <w:r>
+              <w:rPr>
+                <w:rFonts w:ascii="Times New Roman" w:hAnsi="Times New Roman"/>
+                <w:sz w:val="20"/>
+              </w:rPr>
+              <w:t>0.5969</w:t>
+            </w:r>
+          </w:p>
+        </w:tc>
+        <w:tc>
+          <w:tcPr>
+            <w:tcW w:type="dxa" w:w="279"/>
+          </w:tcPr>
+          <w:p>
+            <w:r>
+              <w:rPr>
+                <w:rFonts w:ascii="Times New Roman" w:hAnsi="Times New Roman"/>
+                <w:sz w:val="20"/>
+              </w:rPr>
+              <w:t>0.4398</w:t>
+            </w:r>
+          </w:p>
+        </w:tc>
+        <w:tc>
+          <w:tcPr>
+            <w:tcW w:type="dxa" w:w="279"/>
+          </w:tcPr>
+          <w:p>
+            <w:r>
+              <w:rPr>
+                <w:rFonts w:ascii="Times New Roman" w:hAnsi="Times New Roman"/>
+                <w:sz w:val="20"/>
+              </w:rPr>
+              <w:t>2.6291</w:t>
+            </w:r>
+          </w:p>
+        </w:tc>
+        <w:tc>
+          <w:tcPr>
+            <w:tcW w:type="dxa" w:w="279"/>
+          </w:tcPr>
+          <w:p>
+            <w:r>
+              <w:rPr>
+                <w:rFonts w:ascii="Times New Roman" w:hAnsi="Times New Roman"/>
+                <w:sz w:val="20"/>
+              </w:rPr>
+              <w:t>0.2686</w:t>
+            </w:r>
+          </w:p>
+        </w:tc>
+        <w:tc>
+          <w:tcPr>
+            <w:tcW w:type="dxa" w:w="279"/>
+          </w:tcPr>
+          <w:p>
+            <w:r>
+              <w:rPr>
+                <w:rFonts w:ascii="Times New Roman" w:hAnsi="Times New Roman"/>
+                <w:sz w:val="20"/>
+              </w:rPr>
+              <w:t>Yes</w:t>
+            </w:r>
+          </w:p>
+        </w:tc>
+        <w:tc>
+          <w:tcPr>
+            <w:tcW w:type="dxa" w:w="279"/>
+          </w:tcPr>
+          <w:p>
+            <w:r>
+              <w:rPr>
+                <w:rFonts w:ascii="Times New Roman" w:hAnsi="Times New Roman"/>
+                <w:sz w:val="20"/>
+              </w:rPr>
+              <w:t>1.992158</w:t>
+            </w:r>
+          </w:p>
+        </w:tc>
+        <w:tc>
+          <w:tcPr>
+            <w:tcW w:type="dxa" w:w="279"/>
+          </w:tcPr>
+          <w:p>
+            <w:r>
+              <w:rPr>
+                <w:rFonts w:ascii="Times New Roman" w:hAnsi="Times New Roman"/>
+                <w:sz w:val="20"/>
+              </w:rPr>
+              <w:t>2.729164</w:t>
+            </w:r>
+          </w:p>
+        </w:tc>
+        <w:tc>
+          <w:tcPr>
+            <w:tcW w:type="dxa" w:w="279"/>
+          </w:tcPr>
+          <w:p>
+            <w:r>
+              <w:rPr>
+                <w:rFonts w:ascii="Times New Roman" w:hAnsi="Times New Roman"/>
+                <w:sz w:val="20"/>
+              </w:rPr>
+              <w:t>0.4729</w:t>
+            </w:r>
+          </w:p>
+        </w:tc>
+        <w:tc>
+          <w:tcPr>
+            <w:tcW w:type="dxa" w:w="279"/>
+          </w:tcPr>
+          <w:p>
+            <w:r>
+              <w:rPr>
+                <w:rFonts w:ascii="Times New Roman" w:hAnsi="Times New Roman"/>
+                <w:sz w:val="20"/>
+              </w:rPr>
+              <w:t>0.2400</w:t>
+            </w:r>
+          </w:p>
+        </w:tc>
+      </w:tr>
+      <w:tr>
+        <w:tc>
+          <w:tcPr>
+            <w:tcW w:type="dxa" w:w="279"/>
+          </w:tcPr>
+          <w:p>
+            <w:r>
+              <w:rPr>
+                <w:rFonts w:ascii="Times New Roman" w:hAnsi="Times New Roman"/>
+                <w:sz w:val="20"/>
+              </w:rPr>
+              <w:t>NN-GARCH</w:t>
+            </w:r>
+          </w:p>
+        </w:tc>
+        <w:tc>
+          <w:tcPr>
+            <w:tcW w:type="dxa" w:w="279"/>
+          </w:tcPr>
+          <w:p>
+            <w:r>
+              <w:rPr>
+                <w:rFonts w:ascii="Times New Roman" w:hAnsi="Times New Roman"/>
+                <w:sz w:val="20"/>
+              </w:rPr>
+              <w:t>3</w:t>
+            </w:r>
+          </w:p>
+        </w:tc>
+        <w:tc>
+          <w:tcPr>
+            <w:tcW w:type="dxa" w:w="279"/>
+          </w:tcPr>
+          <w:p>
+            <w:r>
+              <w:rPr>
+                <w:rFonts w:ascii="Times New Roman" w:hAnsi="Times New Roman"/>
+                <w:sz w:val="20"/>
+              </w:rPr>
+              <w:t>2.79</w:t>
+            </w:r>
+          </w:p>
+        </w:tc>
+        <w:tc>
+          <w:tcPr>
+            <w:tcW w:type="dxa" w:w="279"/>
+          </w:tcPr>
+          <w:p>
+            <w:r>
+              <w:rPr>
+                <w:rFonts w:ascii="Times New Roman" w:hAnsi="Times New Roman"/>
+                <w:sz w:val="20"/>
+              </w:rPr>
+              <w:t>0.0108</w:t>
+            </w:r>
+          </w:p>
+        </w:tc>
+        <w:tc>
+          <w:tcPr>
+            <w:tcW w:type="dxa" w:w="279"/>
+          </w:tcPr>
+          <w:p>
+            <w:r>
+              <w:rPr>
+                <w:rFonts w:ascii="Times New Roman" w:hAnsi="Times New Roman"/>
+                <w:sz w:val="20"/>
+              </w:rPr>
+              <w:t>0.0156</w:t>
+            </w:r>
+          </w:p>
+        </w:tc>
+        <w:tc>
+          <w:tcPr>
+            <w:tcW w:type="dxa" w:w="279"/>
+          </w:tcPr>
+          <w:p>
+            <w:r>
+              <w:rPr>
+                <w:rFonts w:ascii="Times New Roman" w:hAnsi="Times New Roman"/>
+                <w:sz w:val="20"/>
+              </w:rPr>
+              <w:t>0.9007</w:t>
+            </w:r>
+          </w:p>
+        </w:tc>
+        <w:tc>
+          <w:tcPr>
+            <w:tcW w:type="dxa" w:w="279"/>
+          </w:tcPr>
+          <w:p>
+            <w:r>
+              <w:rPr>
+                <w:rFonts w:ascii="Times New Roman" w:hAnsi="Times New Roman"/>
+                <w:sz w:val="20"/>
+              </w:rPr>
+              <w:t>Yes</w:t>
+            </w:r>
+          </w:p>
+        </w:tc>
+        <w:tc>
+          <w:tcPr>
+            <w:tcW w:type="dxa" w:w="279"/>
+          </w:tcPr>
+          <w:p>
+            <w:r>
+              <w:rPr>
+                <w:rFonts w:ascii="Times New Roman" w:hAnsi="Times New Roman"/>
+                <w:sz w:val="20"/>
+              </w:rPr>
+              <w:t>0.0655</w:t>
+            </w:r>
+          </w:p>
+        </w:tc>
+        <w:tc>
+          <w:tcPr>
+            <w:tcW w:type="dxa" w:w="279"/>
+          </w:tcPr>
+          <w:p>
+            <w:r>
+              <w:rPr>
+                <w:rFonts w:ascii="Times New Roman" w:hAnsi="Times New Roman"/>
+                <w:sz w:val="20"/>
+              </w:rPr>
+              <w:t>0.7981</w:t>
+            </w:r>
+          </w:p>
+        </w:tc>
+        <w:tc>
+          <w:tcPr>
+            <w:tcW w:type="dxa" w:w="279"/>
+          </w:tcPr>
+          <w:p>
+            <w:r>
+              <w:rPr>
+                <w:rFonts w:ascii="Times New Roman" w:hAnsi="Times New Roman"/>
+                <w:sz w:val="20"/>
+              </w:rPr>
+              <w:t>0.0811</w:t>
+            </w:r>
+          </w:p>
+        </w:tc>
+        <w:tc>
+          <w:tcPr>
+            <w:tcW w:type="dxa" w:w="279"/>
+          </w:tcPr>
+          <w:p>
+            <w:r>
+              <w:rPr>
+                <w:rFonts w:ascii="Times New Roman" w:hAnsi="Times New Roman"/>
+                <w:sz w:val="20"/>
+              </w:rPr>
+              <w:t>0.9603</w:t>
+            </w:r>
+          </w:p>
+        </w:tc>
+        <w:tc>
+          <w:tcPr>
+            <w:tcW w:type="dxa" w:w="279"/>
+          </w:tcPr>
+          <w:p>
+            <w:r>
+              <w:rPr>
+                <w:rFonts w:ascii="Times New Roman" w:hAnsi="Times New Roman"/>
+                <w:sz w:val="20"/>
+              </w:rPr>
+              <w:t>Yes</w:t>
+            </w:r>
+          </w:p>
+        </w:tc>
+        <w:tc>
+          <w:tcPr>
+            <w:tcW w:type="dxa" w:w="279"/>
+          </w:tcPr>
+          <w:p>
+            <w:r>
+              <w:rPr>
+                <w:rFonts w:ascii="Times New Roman" w:hAnsi="Times New Roman"/>
+                <w:sz w:val="20"/>
+              </w:rPr>
+              <w:t>2.085919</w:t>
+            </w:r>
+          </w:p>
+        </w:tc>
+        <w:tc>
+          <w:tcPr>
+            <w:tcW w:type="dxa" w:w="279"/>
+          </w:tcPr>
+          <w:p>
+            <w:r>
+              <w:rPr>
+                <w:rFonts w:ascii="Times New Roman" w:hAnsi="Times New Roman"/>
+                <w:sz w:val="20"/>
+              </w:rPr>
+              <w:t>2.760060</w:t>
+            </w:r>
+          </w:p>
+        </w:tc>
+        <w:tc>
+          <w:tcPr>
+            <w:tcW w:type="dxa" w:w="279"/>
+          </w:tcPr>
+          <w:p>
+            <w:r>
+              <w:rPr>
+                <w:rFonts w:ascii="Times New Roman" w:hAnsi="Times New Roman"/>
+                <w:sz w:val="20"/>
+              </w:rPr>
+              <w:t>0.0067</w:t>
+            </w:r>
+          </w:p>
+        </w:tc>
+        <w:tc>
+          <w:tcPr>
+            <w:tcW w:type="dxa" w:w="279"/>
+          </w:tcPr>
+          <w:p>
+            <w:r>
+              <w:rPr>
+                <w:rFonts w:ascii="Times New Roman" w:hAnsi="Times New Roman"/>
+                <w:sz w:val="20"/>
+              </w:rPr>
+              <w:t>0.9060</w:t>
+            </w:r>
+          </w:p>
+        </w:tc>
+        <w:tc>
+          <w:tcPr>
+            <w:tcW w:type="dxa" w:w="279"/>
+          </w:tcPr>
+          <w:p>
+            <w:r>
+              <w:rPr>
+                <w:rFonts w:ascii="Times New Roman" w:hAnsi="Times New Roman"/>
+                <w:sz w:val="20"/>
+              </w:rPr>
+              <w:t>9</w:t>
+            </w:r>
+          </w:p>
+        </w:tc>
+        <w:tc>
+          <w:tcPr>
+            <w:tcW w:type="dxa" w:w="279"/>
+          </w:tcPr>
+          <w:p>
+            <w:r>
+              <w:rPr>
+                <w:rFonts w:ascii="Times New Roman" w:hAnsi="Times New Roman"/>
+                <w:sz w:val="20"/>
+              </w:rPr>
+              <w:t>6.98</w:t>
+            </w:r>
+          </w:p>
+        </w:tc>
+        <w:tc>
+          <w:tcPr>
+            <w:tcW w:type="dxa" w:w="279"/>
+          </w:tcPr>
+          <w:p>
+            <w:r>
+              <w:rPr>
+                <w:rFonts w:ascii="Times New Roman" w:hAnsi="Times New Roman"/>
+                <w:sz w:val="20"/>
+              </w:rPr>
+              <w:t>0.0323</w:t>
+            </w:r>
+          </w:p>
+        </w:tc>
+        <w:tc>
+          <w:tcPr>
+            <w:tcW w:type="dxa" w:w="279"/>
+          </w:tcPr>
+          <w:p>
+            <w:r>
+              <w:rPr>
+                <w:rFonts w:ascii="Times New Roman" w:hAnsi="Times New Roman"/>
+                <w:sz w:val="20"/>
+              </w:rPr>
+              <w:t>0.5532</w:t>
+            </w:r>
+          </w:p>
+        </w:tc>
+        <w:tc>
+          <w:tcPr>
+            <w:tcW w:type="dxa" w:w="279"/>
+          </w:tcPr>
+          <w:p>
+            <w:r>
+              <w:rPr>
+                <w:rFonts w:ascii="Times New Roman" w:hAnsi="Times New Roman"/>
+                <w:sz w:val="20"/>
+              </w:rPr>
+              <w:t>0.4570</w:t>
+            </w:r>
+          </w:p>
+        </w:tc>
+        <w:tc>
+          <w:tcPr>
+            <w:tcW w:type="dxa" w:w="279"/>
+          </w:tcPr>
+          <w:p>
+            <w:r>
+              <w:rPr>
+                <w:rFonts w:ascii="Times New Roman" w:hAnsi="Times New Roman"/>
+                <w:sz w:val="20"/>
+              </w:rPr>
+              <w:t>Yes</w:t>
+            </w:r>
+          </w:p>
+        </w:tc>
+        <w:tc>
+          <w:tcPr>
+            <w:tcW w:type="dxa" w:w="279"/>
+          </w:tcPr>
+          <w:p>
+            <w:r>
+              <w:rPr>
+                <w:rFonts w:ascii="Times New Roman" w:hAnsi="Times New Roman"/>
+                <w:sz w:val="20"/>
+              </w:rPr>
+              <w:t>1.1696</w:t>
+            </w:r>
+          </w:p>
+        </w:tc>
+        <w:tc>
+          <w:tcPr>
+            <w:tcW w:type="dxa" w:w="279"/>
+          </w:tcPr>
+          <w:p>
+            <w:r>
+              <w:rPr>
+                <w:rFonts w:ascii="Times New Roman" w:hAnsi="Times New Roman"/>
+                <w:sz w:val="20"/>
+              </w:rPr>
+              <w:t>0.2795</w:t>
+            </w:r>
+          </w:p>
+        </w:tc>
+        <w:tc>
+          <w:tcPr>
+            <w:tcW w:type="dxa" w:w="279"/>
+          </w:tcPr>
+          <w:p>
+            <w:r>
+              <w:rPr>
+                <w:rFonts w:ascii="Times New Roman" w:hAnsi="Times New Roman"/>
+                <w:sz w:val="20"/>
+              </w:rPr>
+              <w:t>1.7228</w:t>
+            </w:r>
+          </w:p>
+        </w:tc>
+        <w:tc>
+          <w:tcPr>
+            <w:tcW w:type="dxa" w:w="279"/>
+          </w:tcPr>
+          <w:p>
+            <w:r>
+              <w:rPr>
+                <w:rFonts w:ascii="Times New Roman" w:hAnsi="Times New Roman"/>
+                <w:sz w:val="20"/>
+              </w:rPr>
+              <w:t>0.4226</w:t>
+            </w:r>
+          </w:p>
+        </w:tc>
+        <w:tc>
+          <w:tcPr>
+            <w:tcW w:type="dxa" w:w="279"/>
+          </w:tcPr>
+          <w:p>
+            <w:r>
+              <w:rPr>
+                <w:rFonts w:ascii="Times New Roman" w:hAnsi="Times New Roman"/>
+                <w:sz w:val="20"/>
+              </w:rPr>
+              <w:t>Yes</w:t>
+            </w:r>
+          </w:p>
+        </w:tc>
+        <w:tc>
+          <w:tcPr>
+            <w:tcW w:type="dxa" w:w="279"/>
+          </w:tcPr>
+          <w:p>
+            <w:r>
+              <w:rPr>
+                <w:rFonts w:ascii="Times New Roman" w:hAnsi="Times New Roman"/>
+                <w:sz w:val="20"/>
+              </w:rPr>
+              <w:t>1.593503</w:t>
+            </w:r>
+          </w:p>
+        </w:tc>
+        <w:tc>
+          <w:tcPr>
+            <w:tcW w:type="dxa" w:w="279"/>
+          </w:tcPr>
+          <w:p>
+            <w:r>
+              <w:rPr>
+                <w:rFonts w:ascii="Times New Roman" w:hAnsi="Times New Roman"/>
+                <w:sz w:val="20"/>
+              </w:rPr>
+              <w:t>2.183025</w:t>
+            </w:r>
+          </w:p>
+        </w:tc>
+        <w:tc>
+          <w:tcPr>
+            <w:tcW w:type="dxa" w:w="279"/>
+          </w:tcPr>
+          <w:p>
+            <w:r>
+              <w:rPr>
+                <w:rFonts w:ascii="Times New Roman" w:hAnsi="Times New Roman"/>
+                <w:sz w:val="20"/>
+              </w:rPr>
+              <w:t>0.2071</w:t>
+            </w:r>
+          </w:p>
+        </w:tc>
+        <w:tc>
+          <w:tcPr>
+            <w:tcW w:type="dxa" w:w="279"/>
+          </w:tcPr>
+          <w:p>
+            <w:r>
+              <w:rPr>
+                <w:rFonts w:ascii="Times New Roman" w:hAnsi="Times New Roman"/>
+                <w:sz w:val="20"/>
+              </w:rPr>
+              <w:t>0.5640</w:t>
+            </w:r>
+          </w:p>
+        </w:tc>
+      </w:tr>
+      <w:tr>
+        <w:tc>
+          <w:tcPr>
+            <w:tcW w:type="dxa" w:w="279"/>
+          </w:tcPr>
+          <w:p>
+            <w:r>
+              <w:rPr>
+                <w:rFonts w:ascii="Times New Roman" w:hAnsi="Times New Roman"/>
+                <w:sz w:val="20"/>
+              </w:rPr>
+              <w:t>TCN</w:t>
             </w:r>
           </w:p>
         </w:tc>
@@ -3786,6 +6628,216 @@
                 <w:rFonts w:ascii="Times New Roman" w:hAnsi="Times New Roman"/>
                 <w:sz w:val="20"/>
               </w:rPr>
+              <w:t>2.79</w:t>
+            </w:r>
+          </w:p>
+        </w:tc>
+        <w:tc>
+          <w:tcPr>
+            <w:tcW w:type="dxa" w:w="279"/>
+          </w:tcPr>
+          <w:p>
+            <w:r>
+              <w:rPr>
+                <w:rFonts w:ascii="Times New Roman" w:hAnsi="Times New Roman"/>
+                <w:sz w:val="20"/>
+              </w:rPr>
+              <w:t>0.0072</w:t>
+            </w:r>
+          </w:p>
+        </w:tc>
+        <w:tc>
+          <w:tcPr>
+            <w:tcW w:type="dxa" w:w="279"/>
+          </w:tcPr>
+          <w:p>
+            <w:r>
+              <w:rPr>
+                <w:rFonts w:ascii="Times New Roman" w:hAnsi="Times New Roman"/>
+                <w:sz w:val="20"/>
+              </w:rPr>
+              <w:t>0.2507</w:t>
+            </w:r>
+          </w:p>
+        </w:tc>
+        <w:tc>
+          <w:tcPr>
+            <w:tcW w:type="dxa" w:w="279"/>
+          </w:tcPr>
+          <w:p>
+            <w:r>
+              <w:rPr>
+                <w:rFonts w:ascii="Times New Roman" w:hAnsi="Times New Roman"/>
+                <w:sz w:val="20"/>
+              </w:rPr>
+              <w:t>0.6166</w:t>
+            </w:r>
+          </w:p>
+        </w:tc>
+        <w:tc>
+          <w:tcPr>
+            <w:tcW w:type="dxa" w:w="279"/>
+          </w:tcPr>
+          <w:p>
+            <w:r>
+              <w:rPr>
+                <w:rFonts w:ascii="Times New Roman" w:hAnsi="Times New Roman"/>
+                <w:sz w:val="20"/>
+              </w:rPr>
+              <w:t>Yes</w:t>
+            </w:r>
+          </w:p>
+        </w:tc>
+        <w:tc>
+          <w:tcPr>
+            <w:tcW w:type="dxa" w:w="279"/>
+          </w:tcPr>
+          <w:p>
+            <w:r>
+              <w:rPr>
+                <w:rFonts w:ascii="Times New Roman" w:hAnsi="Times New Roman"/>
+                <w:sz w:val="20"/>
+              </w:rPr>
+              <w:t>0.0290</w:t>
+            </w:r>
+          </w:p>
+        </w:tc>
+        <w:tc>
+          <w:tcPr>
+            <w:tcW w:type="dxa" w:w="279"/>
+          </w:tcPr>
+          <w:p>
+            <w:r>
+              <w:rPr>
+                <w:rFonts w:ascii="Times New Roman" w:hAnsi="Times New Roman"/>
+                <w:sz w:val="20"/>
+              </w:rPr>
+              <w:t>0.8648</w:t>
+            </w:r>
+          </w:p>
+        </w:tc>
+        <w:tc>
+          <w:tcPr>
+            <w:tcW w:type="dxa" w:w="279"/>
+          </w:tcPr>
+          <w:p>
+            <w:r>
+              <w:rPr>
+                <w:rFonts w:ascii="Times New Roman" w:hAnsi="Times New Roman"/>
+                <w:sz w:val="20"/>
+              </w:rPr>
+              <w:t>0.2797</w:t>
+            </w:r>
+          </w:p>
+        </w:tc>
+        <w:tc>
+          <w:tcPr>
+            <w:tcW w:type="dxa" w:w="279"/>
+          </w:tcPr>
+          <w:p>
+            <w:r>
+              <w:rPr>
+                <w:rFonts w:ascii="Times New Roman" w:hAnsi="Times New Roman"/>
+                <w:sz w:val="20"/>
+              </w:rPr>
+              <w:t>0.8695</w:t>
+            </w:r>
+          </w:p>
+        </w:tc>
+        <w:tc>
+          <w:tcPr>
+            <w:tcW w:type="dxa" w:w="279"/>
+          </w:tcPr>
+          <w:p>
+            <w:r>
+              <w:rPr>
+                <w:rFonts w:ascii="Times New Roman" w:hAnsi="Times New Roman"/>
+                <w:sz w:val="20"/>
+              </w:rPr>
+              <w:t>Yes</w:t>
+            </w:r>
+          </w:p>
+        </w:tc>
+        <w:tc>
+          <w:tcPr>
+            <w:tcW w:type="dxa" w:w="279"/>
+          </w:tcPr>
+          <w:p>
+            <w:r>
+              <w:rPr>
+                <w:rFonts w:ascii="Times New Roman" w:hAnsi="Times New Roman"/>
+                <w:sz w:val="20"/>
+              </w:rPr>
+              <w:t>2.435711</w:t>
+            </w:r>
+          </w:p>
+        </w:tc>
+        <w:tc>
+          <w:tcPr>
+            <w:tcW w:type="dxa" w:w="279"/>
+          </w:tcPr>
+          <w:p>
+            <w:r>
+              <w:rPr>
+                <w:rFonts w:ascii="Times New Roman" w:hAnsi="Times New Roman"/>
+                <w:sz w:val="20"/>
+              </w:rPr>
+              <w:t>3.222899</w:t>
+            </w:r>
+          </w:p>
+        </w:tc>
+        <w:tc>
+          <w:tcPr>
+            <w:tcW w:type="dxa" w:w="279"/>
+          </w:tcPr>
+          <w:p>
+            <w:r>
+              <w:rPr>
+                <w:rFonts w:ascii="Times New Roman" w:hAnsi="Times New Roman"/>
+                <w:sz w:val="20"/>
+              </w:rPr>
+              <w:t>-0.3358</w:t>
+            </w:r>
+          </w:p>
+        </w:tc>
+        <w:tc>
+          <w:tcPr>
+            <w:tcW w:type="dxa" w:w="279"/>
+          </w:tcPr>
+          <w:p>
+            <w:r>
+              <w:rPr>
+                <w:rFonts w:ascii="Times New Roman" w:hAnsi="Times New Roman"/>
+                <w:sz w:val="20"/>
+              </w:rPr>
+              <w:t>0.6960</w:t>
+            </w:r>
+          </w:p>
+        </w:tc>
+        <w:tc>
+          <w:tcPr>
+            <w:tcW w:type="dxa" w:w="279"/>
+          </w:tcPr>
+          <w:p>
+            <w:r>
+              <w:rPr>
+                <w:rFonts w:ascii="Times New Roman" w:hAnsi="Times New Roman"/>
+                <w:sz w:val="20"/>
+              </w:rPr>
+              <w:t>4</w:t>
+            </w:r>
+          </w:p>
+        </w:tc>
+        <w:tc>
+          <w:tcPr>
+            <w:tcW w:type="dxa" w:w="279"/>
+          </w:tcPr>
+          <w:p>
+            <w:r>
+              <w:rPr>
+                <w:rFonts w:ascii="Times New Roman" w:hAnsi="Times New Roman"/>
+                <w:sz w:val="20"/>
+              </w:rPr>
               <w:t>6.98</w:t>
             </w:r>
           </w:p>
@@ -3800,6 +6852,232 @@
                 <w:rFonts w:ascii="Times New Roman" w:hAnsi="Times New Roman"/>
                 <w:sz w:val="20"/>
               </w:rPr>
+              <w:t>0.0143</w:t>
+            </w:r>
+          </w:p>
+        </w:tc>
+        <w:tc>
+          <w:tcPr>
+            <w:tcW w:type="dxa" w:w="279"/>
+          </w:tcPr>
+          <w:p>
+            <w:r>
+              <w:rPr>
+                <w:rFonts w:ascii="Times New Roman" w:hAnsi="Times New Roman"/>
+                <w:sz w:val="20"/>
+              </w:rPr>
+              <w:t>1.5341</w:t>
+            </w:r>
+          </w:p>
+        </w:tc>
+        <w:tc>
+          <w:tcPr>
+            <w:tcW w:type="dxa" w:w="279"/>
+          </w:tcPr>
+          <w:p>
+            <w:r>
+              <w:rPr>
+                <w:rFonts w:ascii="Times New Roman" w:hAnsi="Times New Roman"/>
+                <w:sz w:val="20"/>
+              </w:rPr>
+              <w:t>0.2155</w:t>
+            </w:r>
+          </w:p>
+        </w:tc>
+        <w:tc>
+          <w:tcPr>
+            <w:tcW w:type="dxa" w:w="279"/>
+          </w:tcPr>
+          <w:p>
+            <w:r>
+              <w:rPr>
+                <w:rFonts w:ascii="Times New Roman" w:hAnsi="Times New Roman"/>
+                <w:sz w:val="20"/>
+              </w:rPr>
+              <w:t>Yes</w:t>
+            </w:r>
+          </w:p>
+        </w:tc>
+        <w:tc>
+          <w:tcPr>
+            <w:tcW w:type="dxa" w:w="279"/>
+          </w:tcPr>
+          <w:p>
+            <w:r>
+              <w:rPr>
+                <w:rFonts w:ascii="Times New Roman" w:hAnsi="Times New Roman"/>
+                <w:sz w:val="20"/>
+              </w:rPr>
+              <w:t>0.1168</w:t>
+            </w:r>
+          </w:p>
+        </w:tc>
+        <w:tc>
+          <w:tcPr>
+            <w:tcW w:type="dxa" w:w="279"/>
+          </w:tcPr>
+          <w:p>
+            <w:r>
+              <w:rPr>
+                <w:rFonts w:ascii="Times New Roman" w:hAnsi="Times New Roman"/>
+                <w:sz w:val="20"/>
+              </w:rPr>
+              <w:t>0.7325</w:t>
+            </w:r>
+          </w:p>
+        </w:tc>
+        <w:tc>
+          <w:tcPr>
+            <w:tcW w:type="dxa" w:w="279"/>
+          </w:tcPr>
+          <w:p>
+            <w:r>
+              <w:rPr>
+                <w:rFonts w:ascii="Times New Roman" w:hAnsi="Times New Roman"/>
+                <w:sz w:val="20"/>
+              </w:rPr>
+              <w:t>1.6509</w:t>
+            </w:r>
+          </w:p>
+        </w:tc>
+        <w:tc>
+          <w:tcPr>
+            <w:tcW w:type="dxa" w:w="279"/>
+          </w:tcPr>
+          <w:p>
+            <w:r>
+              <w:rPr>
+                <w:rFonts w:ascii="Times New Roman" w:hAnsi="Times New Roman"/>
+                <w:sz w:val="20"/>
+              </w:rPr>
+              <w:t>0.4380</w:t>
+            </w:r>
+          </w:p>
+        </w:tc>
+        <w:tc>
+          <w:tcPr>
+            <w:tcW w:type="dxa" w:w="279"/>
+          </w:tcPr>
+          <w:p>
+            <w:r>
+              <w:rPr>
+                <w:rFonts w:ascii="Times New Roman" w:hAnsi="Times New Roman"/>
+                <w:sz w:val="20"/>
+              </w:rPr>
+              <w:t>Yes</w:t>
+            </w:r>
+          </w:p>
+        </w:tc>
+        <w:tc>
+          <w:tcPr>
+            <w:tcW w:type="dxa" w:w="279"/>
+          </w:tcPr>
+          <w:p>
+            <w:r>
+              <w:rPr>
+                <w:rFonts w:ascii="Times New Roman" w:hAnsi="Times New Roman"/>
+                <w:sz w:val="20"/>
+              </w:rPr>
+              <w:t>1.860720</w:t>
+            </w:r>
+          </w:p>
+        </w:tc>
+        <w:tc>
+          <w:tcPr>
+            <w:tcW w:type="dxa" w:w="279"/>
+          </w:tcPr>
+          <w:p>
+            <w:r>
+              <w:rPr>
+                <w:rFonts w:ascii="Times New Roman" w:hAnsi="Times New Roman"/>
+                <w:sz w:val="20"/>
+              </w:rPr>
+              <w:t>2.549100</w:t>
+            </w:r>
+          </w:p>
+        </w:tc>
+        <w:tc>
+          <w:tcPr>
+            <w:tcW w:type="dxa" w:w="279"/>
+          </w:tcPr>
+          <w:p>
+            <w:r>
+              <w:rPr>
+                <w:rFonts w:ascii="Times New Roman" w:hAnsi="Times New Roman"/>
+                <w:sz w:val="20"/>
+              </w:rPr>
+              <w:t>-0.4177</w:t>
+            </w:r>
+          </w:p>
+        </w:tc>
+        <w:tc>
+          <w:tcPr>
+            <w:tcW w:type="dxa" w:w="279"/>
+          </w:tcPr>
+          <w:p>
+            <w:r>
+              <w:rPr>
+                <w:rFonts w:ascii="Times New Roman" w:hAnsi="Times New Roman"/>
+                <w:sz w:val="20"/>
+              </w:rPr>
+              <w:t>0.2740</w:t>
+            </w:r>
+          </w:p>
+        </w:tc>
+      </w:tr>
+      <w:tr>
+        <w:tc>
+          <w:tcPr>
+            <w:tcW w:type="dxa" w:w="279"/>
+          </w:tcPr>
+          <w:p>
+            <w:r>
+              <w:rPr>
+                <w:rFonts w:ascii="Times New Roman" w:hAnsi="Times New Roman"/>
+                <w:sz w:val="20"/>
+              </w:rPr>
+              <w:t>Transformer</w:t>
+            </w:r>
+          </w:p>
+        </w:tc>
+        <w:tc>
+          <w:tcPr>
+            <w:tcW w:type="dxa" w:w="279"/>
+          </w:tcPr>
+          <w:p>
+            <w:r>
+              <w:rPr>
+                <w:rFonts w:ascii="Times New Roman" w:hAnsi="Times New Roman"/>
+                <w:sz w:val="20"/>
+              </w:rPr>
+              <w:t>2</w:t>
+            </w:r>
+          </w:p>
+        </w:tc>
+        <w:tc>
+          <w:tcPr>
+            <w:tcW w:type="dxa" w:w="279"/>
+          </w:tcPr>
+          <w:p>
+            <w:r>
+              <w:rPr>
+                <w:rFonts w:ascii="Times New Roman" w:hAnsi="Times New Roman"/>
+                <w:sz w:val="20"/>
+              </w:rPr>
+              <w:t>2.79</w:t>
+            </w:r>
+          </w:p>
+        </w:tc>
+        <w:tc>
+          <w:tcPr>
+            <w:tcW w:type="dxa" w:w="279"/>
+          </w:tcPr>
+          <w:p>
+            <w:r>
+              <w:rPr>
+                <w:rFonts w:ascii="Times New Roman" w:hAnsi="Times New Roman"/>
+                <w:sz w:val="20"/>
+              </w:rPr>
               <w:t>0.0072</w:t>
             </w:r>
           </w:p>
@@ -3814,35 +7092,35 @@
                 <w:rFonts w:ascii="Times New Roman" w:hAnsi="Times New Roman"/>
                 <w:sz w:val="20"/>
               </w:rPr>
-              <w:t>5.0437</w:t>
-            </w:r>
-          </w:p>
-        </w:tc>
-        <w:tc>
-          <w:tcPr>
-            <w:tcW w:type="dxa" w:w="279"/>
-          </w:tcPr>
-          <w:p>
-            <w:r>
-              <w:rPr>
-                <w:rFonts w:ascii="Times New Roman" w:hAnsi="Times New Roman"/>
-                <w:sz w:val="20"/>
-              </w:rPr>
-              <w:t>0.0247</w:t>
-            </w:r>
-          </w:p>
-        </w:tc>
-        <w:tc>
-          <w:tcPr>
-            <w:tcW w:type="dxa" w:w="279"/>
-          </w:tcPr>
-          <w:p>
-            <w:r>
-              <w:rPr>
-                <w:rFonts w:ascii="Times New Roman" w:hAnsi="Times New Roman"/>
-                <w:sz w:val="20"/>
-              </w:rPr>
-              <w:t>No</w:t>
+              <w:t>0.2507</w:t>
+            </w:r>
+          </w:p>
+        </w:tc>
+        <w:tc>
+          <w:tcPr>
+            <w:tcW w:type="dxa" w:w="279"/>
+          </w:tcPr>
+          <w:p>
+            <w:r>
+              <w:rPr>
+                <w:rFonts w:ascii="Times New Roman" w:hAnsi="Times New Roman"/>
+                <w:sz w:val="20"/>
+              </w:rPr>
+              <w:t>0.6166</w:t>
+            </w:r>
+          </w:p>
+        </w:tc>
+        <w:tc>
+          <w:tcPr>
+            <w:tcW w:type="dxa" w:w="279"/>
+          </w:tcPr>
+          <w:p>
+            <w:r>
+              <w:rPr>
+                <w:rFonts w:ascii="Times New Roman" w:hAnsi="Times New Roman"/>
+                <w:sz w:val="20"/>
+              </w:rPr>
+              <w:t>Yes</w:t>
             </w:r>
           </w:p>
         </w:tc>
@@ -3884,21 +7162,21 @@
                 <w:rFonts w:ascii="Times New Roman" w:hAnsi="Times New Roman"/>
                 <w:sz w:val="20"/>
               </w:rPr>
-              <w:t>5.0727</w:t>
-            </w:r>
-          </w:p>
-        </w:tc>
-        <w:tc>
-          <w:tcPr>
-            <w:tcW w:type="dxa" w:w="279"/>
-          </w:tcPr>
-          <w:p>
-            <w:r>
-              <w:rPr>
-                <w:rFonts w:ascii="Times New Roman" w:hAnsi="Times New Roman"/>
-                <w:sz w:val="20"/>
-              </w:rPr>
-              <w:t>0.0792</w:t>
+              <w:t>0.2797</w:t>
+            </w:r>
+          </w:p>
+        </w:tc>
+        <w:tc>
+          <w:tcPr>
+            <w:tcW w:type="dxa" w:w="279"/>
+          </w:tcPr>
+          <w:p>
+            <w:r>
+              <w:rPr>
+                <w:rFonts w:ascii="Times New Roman" w:hAnsi="Times New Roman"/>
+                <w:sz w:val="20"/>
+              </w:rPr>
+              <w:t>0.8695</w:t>
             </w:r>
           </w:p>
         </w:tc>
@@ -3926,49 +7204,259 @@
                 <w:rFonts w:ascii="Times New Roman" w:hAnsi="Times New Roman"/>
                 <w:sz w:val="20"/>
               </w:rPr>
-              <w:t>2.211702</w:t>
-            </w:r>
-          </w:p>
-        </w:tc>
-        <w:tc>
-          <w:tcPr>
-            <w:tcW w:type="dxa" w:w="279"/>
-          </w:tcPr>
-          <w:p>
-            <w:r>
-              <w:rPr>
-                <w:rFonts w:ascii="Times New Roman" w:hAnsi="Times New Roman"/>
-                <w:sz w:val="20"/>
-              </w:rPr>
-              <w:t>3.029928</w:t>
-            </w:r>
-          </w:p>
-        </w:tc>
-        <w:tc>
-          <w:tcPr>
-            <w:tcW w:type="dxa" w:w="279"/>
-          </w:tcPr>
-          <w:p>
-            <w:r>
-              <w:rPr>
-                <w:rFonts w:ascii="Times New Roman" w:hAnsi="Times New Roman"/>
-                <w:sz w:val="20"/>
-              </w:rPr>
-              <w:t>-0.7393</w:t>
-            </w:r>
-          </w:p>
-        </w:tc>
-        <w:tc>
-          <w:tcPr>
-            <w:tcW w:type="dxa" w:w="279"/>
-          </w:tcPr>
-          <w:p>
-            <w:r>
-              <w:rPr>
-                <w:rFonts w:ascii="Times New Roman" w:hAnsi="Times New Roman"/>
-                <w:sz w:val="20"/>
-              </w:rPr>
-              <w:t>0.0160</w:t>
+              <w:t>2.448642</w:t>
+            </w:r>
+          </w:p>
+        </w:tc>
+        <w:tc>
+          <w:tcPr>
+            <w:tcW w:type="dxa" w:w="279"/>
+          </w:tcPr>
+          <w:p>
+            <w:r>
+              <w:rPr>
+                <w:rFonts w:ascii="Times New Roman" w:hAnsi="Times New Roman"/>
+                <w:sz w:val="20"/>
+              </w:rPr>
+              <w:t>3.240009</w:t>
+            </w:r>
+          </w:p>
+        </w:tc>
+        <w:tc>
+          <w:tcPr>
+            <w:tcW w:type="dxa" w:w="279"/>
+          </w:tcPr>
+          <w:p>
+            <w:r>
+              <w:rPr>
+                <w:rFonts w:ascii="Times New Roman" w:hAnsi="Times New Roman"/>
+                <w:sz w:val="20"/>
+              </w:rPr>
+              <w:t>-0.3009</w:t>
+            </w:r>
+          </w:p>
+        </w:tc>
+        <w:tc>
+          <w:tcPr>
+            <w:tcW w:type="dxa" w:w="279"/>
+          </w:tcPr>
+          <w:p>
+            <w:r>
+              <w:rPr>
+                <w:rFonts w:ascii="Times New Roman" w:hAnsi="Times New Roman"/>
+                <w:sz w:val="20"/>
+              </w:rPr>
+              <w:t>0.7400</w:t>
+            </w:r>
+          </w:p>
+        </w:tc>
+        <w:tc>
+          <w:tcPr>
+            <w:tcW w:type="dxa" w:w="279"/>
+          </w:tcPr>
+          <w:p>
+            <w:r>
+              <w:rPr>
+                <w:rFonts w:ascii="Times New Roman" w:hAnsi="Times New Roman"/>
+                <w:sz w:val="20"/>
+              </w:rPr>
+              <w:t>4</w:t>
+            </w:r>
+          </w:p>
+        </w:tc>
+        <w:tc>
+          <w:tcPr>
+            <w:tcW w:type="dxa" w:w="279"/>
+          </w:tcPr>
+          <w:p>
+            <w:r>
+              <w:rPr>
+                <w:rFonts w:ascii="Times New Roman" w:hAnsi="Times New Roman"/>
+                <w:sz w:val="20"/>
+              </w:rPr>
+              <w:t>6.98</w:t>
+            </w:r>
+          </w:p>
+        </w:tc>
+        <w:tc>
+          <w:tcPr>
+            <w:tcW w:type="dxa" w:w="279"/>
+          </w:tcPr>
+          <w:p>
+            <w:r>
+              <w:rPr>
+                <w:rFonts w:ascii="Times New Roman" w:hAnsi="Times New Roman"/>
+                <w:sz w:val="20"/>
+              </w:rPr>
+              <w:t>0.0143</w:t>
+            </w:r>
+          </w:p>
+        </w:tc>
+        <w:tc>
+          <w:tcPr>
+            <w:tcW w:type="dxa" w:w="279"/>
+          </w:tcPr>
+          <w:p>
+            <w:r>
+              <w:rPr>
+                <w:rFonts w:ascii="Times New Roman" w:hAnsi="Times New Roman"/>
+                <w:sz w:val="20"/>
+              </w:rPr>
+              <w:t>1.5341</w:t>
+            </w:r>
+          </w:p>
+        </w:tc>
+        <w:tc>
+          <w:tcPr>
+            <w:tcW w:type="dxa" w:w="279"/>
+          </w:tcPr>
+          <w:p>
+            <w:r>
+              <w:rPr>
+                <w:rFonts w:ascii="Times New Roman" w:hAnsi="Times New Roman"/>
+                <w:sz w:val="20"/>
+              </w:rPr>
+              <w:t>0.2155</w:t>
+            </w:r>
+          </w:p>
+        </w:tc>
+        <w:tc>
+          <w:tcPr>
+            <w:tcW w:type="dxa" w:w="279"/>
+          </w:tcPr>
+          <w:p>
+            <w:r>
+              <w:rPr>
+                <w:rFonts w:ascii="Times New Roman" w:hAnsi="Times New Roman"/>
+                <w:sz w:val="20"/>
+              </w:rPr>
+              <w:t>Yes</w:t>
+            </w:r>
+          </w:p>
+        </w:tc>
+        <w:tc>
+          <w:tcPr>
+            <w:tcW w:type="dxa" w:w="279"/>
+          </w:tcPr>
+          <w:p>
+            <w:r>
+              <w:rPr>
+                <w:rFonts w:ascii="Times New Roman" w:hAnsi="Times New Roman"/>
+                <w:sz w:val="20"/>
+              </w:rPr>
+              <w:t>0.1168</w:t>
+            </w:r>
+          </w:p>
+        </w:tc>
+        <w:tc>
+          <w:tcPr>
+            <w:tcW w:type="dxa" w:w="279"/>
+          </w:tcPr>
+          <w:p>
+            <w:r>
+              <w:rPr>
+                <w:rFonts w:ascii="Times New Roman" w:hAnsi="Times New Roman"/>
+                <w:sz w:val="20"/>
+              </w:rPr>
+              <w:t>0.7325</w:t>
+            </w:r>
+          </w:p>
+        </w:tc>
+        <w:tc>
+          <w:tcPr>
+            <w:tcW w:type="dxa" w:w="279"/>
+          </w:tcPr>
+          <w:p>
+            <w:r>
+              <w:rPr>
+                <w:rFonts w:ascii="Times New Roman" w:hAnsi="Times New Roman"/>
+                <w:sz w:val="20"/>
+              </w:rPr>
+              <w:t>1.6509</w:t>
+            </w:r>
+          </w:p>
+        </w:tc>
+        <w:tc>
+          <w:tcPr>
+            <w:tcW w:type="dxa" w:w="279"/>
+          </w:tcPr>
+          <w:p>
+            <w:r>
+              <w:rPr>
+                <w:rFonts w:ascii="Times New Roman" w:hAnsi="Times New Roman"/>
+                <w:sz w:val="20"/>
+              </w:rPr>
+              <w:t>0.4380</w:t>
+            </w:r>
+          </w:p>
+        </w:tc>
+        <w:tc>
+          <w:tcPr>
+            <w:tcW w:type="dxa" w:w="279"/>
+          </w:tcPr>
+          <w:p>
+            <w:r>
+              <w:rPr>
+                <w:rFonts w:ascii="Times New Roman" w:hAnsi="Times New Roman"/>
+                <w:sz w:val="20"/>
+              </w:rPr>
+              <w:t>Yes</w:t>
+            </w:r>
+          </w:p>
+        </w:tc>
+        <w:tc>
+          <w:tcPr>
+            <w:tcW w:type="dxa" w:w="279"/>
+          </w:tcPr>
+          <w:p>
+            <w:r>
+              <w:rPr>
+                <w:rFonts w:ascii="Times New Roman" w:hAnsi="Times New Roman"/>
+                <w:sz w:val="20"/>
+              </w:rPr>
+              <w:t>1.870599</w:t>
+            </w:r>
+          </w:p>
+        </w:tc>
+        <w:tc>
+          <w:tcPr>
+            <w:tcW w:type="dxa" w:w="279"/>
+          </w:tcPr>
+          <w:p>
+            <w:r>
+              <w:rPr>
+                <w:rFonts w:ascii="Times New Roman" w:hAnsi="Times New Roman"/>
+                <w:sz w:val="20"/>
+              </w:rPr>
+              <w:t>2.562633</w:t>
+            </w:r>
+          </w:p>
+        </w:tc>
+        <w:tc>
+          <w:tcPr>
+            <w:tcW w:type="dxa" w:w="279"/>
+          </w:tcPr>
+          <w:p>
+            <w:r>
+              <w:rPr>
+                <w:rFonts w:ascii="Times New Roman" w:hAnsi="Times New Roman"/>
+                <w:sz w:val="20"/>
+              </w:rPr>
+              <w:t>-0.3999</w:t>
+            </w:r>
+          </w:p>
+        </w:tc>
+        <w:tc>
+          <w:tcPr>
+            <w:tcW w:type="dxa" w:w="279"/>
+          </w:tcPr>
+          <w:p>
+            <w:r>
+              <w:rPr>
+                <w:rFonts w:ascii="Times New Roman" w:hAnsi="Times New Roman"/>
+                <w:sz w:val="20"/>
+              </w:rPr>
+              <w:t>0.2960</w:t>
             </w:r>
           </w:p>
         </w:tc>

--- a/outputs/tables/Table11_d_Risk_SP500.docx
+++ b/outputs/tables/Table11_d_Risk_SP500.docx
@@ -1100,63 +1100,63 @@
                 <w:rFonts w:ascii="Times New Roman" w:hAnsi="Times New Roman"/>
                 <w:sz w:val="20"/>
               </w:rPr>
-              <w:t>2.383213</w:t>
-            </w:r>
-          </w:p>
-        </w:tc>
-        <w:tc>
-          <w:tcPr>
-            <w:tcW w:type="dxa" w:w="279"/>
-          </w:tcPr>
-          <w:p>
-            <w:r>
-              <w:rPr>
-                <w:rFonts w:ascii="Times New Roman" w:hAnsi="Times New Roman"/>
-                <w:sz w:val="20"/>
-              </w:rPr>
-              <w:t>3.153434</w:t>
-            </w:r>
-          </w:p>
-        </w:tc>
-        <w:tc>
-          <w:tcPr>
-            <w:tcW w:type="dxa" w:w="279"/>
-          </w:tcPr>
-          <w:p>
-            <w:r>
-              <w:rPr>
-                <w:rFonts w:ascii="Times New Roman" w:hAnsi="Times New Roman"/>
-                <w:sz w:val="20"/>
-              </w:rPr>
-              <w:t>-0.0123</w:t>
-            </w:r>
-          </w:p>
-        </w:tc>
-        <w:tc>
-          <w:tcPr>
-            <w:tcW w:type="dxa" w:w="279"/>
-          </w:tcPr>
-          <w:p>
-            <w:r>
-              <w:rPr>
-                <w:rFonts w:ascii="Times New Roman" w:hAnsi="Times New Roman"/>
-                <w:sz w:val="20"/>
-              </w:rPr>
-              <w:t>0.9420</w:t>
-            </w:r>
-          </w:p>
-        </w:tc>
-        <w:tc>
-          <w:tcPr>
-            <w:tcW w:type="dxa" w:w="279"/>
-          </w:tcPr>
-          <w:p>
-            <w:r>
-              <w:rPr>
-                <w:rFonts w:ascii="Times New Roman" w:hAnsi="Times New Roman"/>
-                <w:sz w:val="20"/>
-              </w:rPr>
-              <w:t>10</w:t>
+              <w:t>2.345136</w:t>
+            </w:r>
+          </w:p>
+        </w:tc>
+        <w:tc>
+          <w:tcPr>
+            <w:tcW w:type="dxa" w:w="279"/>
+          </w:tcPr>
+          <w:p>
+            <w:r>
+              <w:rPr>
+                <w:rFonts w:ascii="Times New Roman" w:hAnsi="Times New Roman"/>
+                <w:sz w:val="20"/>
+              </w:rPr>
+              <w:t>3.103052</w:t>
+            </w:r>
+          </w:p>
+        </w:tc>
+        <w:tc>
+          <w:tcPr>
+            <w:tcW w:type="dxa" w:w="279"/>
+          </w:tcPr>
+          <w:p>
+            <w:r>
+              <w:rPr>
+                <w:rFonts w:ascii="Times New Roman" w:hAnsi="Times New Roman"/>
+                <w:sz w:val="20"/>
+              </w:rPr>
+              <w:t>-0.0367</w:t>
+            </w:r>
+          </w:p>
+        </w:tc>
+        <w:tc>
+          <w:tcPr>
+            <w:tcW w:type="dxa" w:w="279"/>
+          </w:tcPr>
+          <w:p>
+            <w:r>
+              <w:rPr>
+                <w:rFonts w:ascii="Times New Roman" w:hAnsi="Times New Roman"/>
+                <w:sz w:val="20"/>
+              </w:rPr>
+              <w:t>0.9740</w:t>
+            </w:r>
+          </w:p>
+        </w:tc>
+        <w:tc>
+          <w:tcPr>
+            <w:tcW w:type="dxa" w:w="279"/>
+          </w:tcPr>
+          <w:p>
+            <w:r>
+              <w:rPr>
+                <w:rFonts w:ascii="Times New Roman" w:hAnsi="Times New Roman"/>
+                <w:sz w:val="20"/>
+              </w:rPr>
+              <w:t>7</w:t>
             </w:r>
           </w:p>
         </w:tc>
@@ -1184,35 +1184,35 @@
                 <w:rFonts w:ascii="Times New Roman" w:hAnsi="Times New Roman"/>
                 <w:sz w:val="20"/>
               </w:rPr>
-              <w:t>0.0358</w:t>
-            </w:r>
-          </w:p>
-        </w:tc>
-        <w:tc>
-          <w:tcPr>
-            <w:tcW w:type="dxa" w:w="279"/>
-          </w:tcPr>
-          <w:p>
-            <w:r>
-              <w:rPr>
-                <w:rFonts w:ascii="Times New Roman" w:hAnsi="Times New Roman"/>
-                <w:sz w:val="20"/>
-              </w:rPr>
-              <w:t>1.1888</w:t>
-            </w:r>
-          </w:p>
-        </w:tc>
-        <w:tc>
-          <w:tcPr>
-            <w:tcW w:type="dxa" w:w="279"/>
-          </w:tcPr>
-          <w:p>
-            <w:r>
-              <w:rPr>
-                <w:rFonts w:ascii="Times New Roman" w:hAnsi="Times New Roman"/>
-                <w:sz w:val="20"/>
-              </w:rPr>
-              <w:t>0.2756</w:t>
+              <w:t>0.0251</w:t>
+            </w:r>
+          </w:p>
+        </w:tc>
+        <w:tc>
+          <w:tcPr>
+            <w:tcW w:type="dxa" w:w="279"/>
+          </w:tcPr>
+          <w:p>
+            <w:r>
+              <w:rPr>
+                <w:rFonts w:ascii="Times New Roman" w:hAnsi="Times New Roman"/>
+                <w:sz w:val="20"/>
+              </w:rPr>
+              <w:t>0.0001</w:t>
+            </w:r>
+          </w:p>
+        </w:tc>
+        <w:tc>
+          <w:tcPr>
+            <w:tcW w:type="dxa" w:w="279"/>
+          </w:tcPr>
+          <w:p>
+            <w:r>
+              <w:rPr>
+                <w:rFonts w:ascii="Times New Roman" w:hAnsi="Times New Roman"/>
+                <w:sz w:val="20"/>
+              </w:rPr>
+              <w:t>0.9924</w:t>
             </w:r>
           </w:p>
         </w:tc>
@@ -1240,49 +1240,49 @@
                 <w:rFonts w:ascii="Times New Roman" w:hAnsi="Times New Roman"/>
                 <w:sz w:val="20"/>
               </w:rPr>
-              <w:t>0.7464</w:t>
-            </w:r>
-          </w:p>
-        </w:tc>
-        <w:tc>
-          <w:tcPr>
-            <w:tcW w:type="dxa" w:w="279"/>
-          </w:tcPr>
-          <w:p>
-            <w:r>
-              <w:rPr>
-                <w:rFonts w:ascii="Times New Roman" w:hAnsi="Times New Roman"/>
-                <w:sz w:val="20"/>
-              </w:rPr>
-              <w:t>0.3876</w:t>
-            </w:r>
-          </w:p>
-        </w:tc>
-        <w:tc>
-          <w:tcPr>
-            <w:tcW w:type="dxa" w:w="279"/>
-          </w:tcPr>
-          <w:p>
-            <w:r>
-              <w:rPr>
-                <w:rFonts w:ascii="Times New Roman" w:hAnsi="Times New Roman"/>
-                <w:sz w:val="20"/>
-              </w:rPr>
-              <w:t>1.9352</w:t>
-            </w:r>
-          </w:p>
-        </w:tc>
-        <w:tc>
-          <w:tcPr>
-            <w:tcW w:type="dxa" w:w="279"/>
-          </w:tcPr>
-          <w:p>
-            <w:r>
-              <w:rPr>
-                <w:rFonts w:ascii="Times New Roman" w:hAnsi="Times New Roman"/>
-                <w:sz w:val="20"/>
-              </w:rPr>
-              <w:t>0.3800</w:t>
+              <w:t>0.3617</w:t>
+            </w:r>
+          </w:p>
+        </w:tc>
+        <w:tc>
+          <w:tcPr>
+            <w:tcW w:type="dxa" w:w="279"/>
+          </w:tcPr>
+          <w:p>
+            <w:r>
+              <w:rPr>
+                <w:rFonts w:ascii="Times New Roman" w:hAnsi="Times New Roman"/>
+                <w:sz w:val="20"/>
+              </w:rPr>
+              <w:t>0.5476</w:t>
+            </w:r>
+          </w:p>
+        </w:tc>
+        <w:tc>
+          <w:tcPr>
+            <w:tcW w:type="dxa" w:w="279"/>
+          </w:tcPr>
+          <w:p>
+            <w:r>
+              <w:rPr>
+                <w:rFonts w:ascii="Times New Roman" w:hAnsi="Times New Roman"/>
+                <w:sz w:val="20"/>
+              </w:rPr>
+              <w:t>0.3618</w:t>
+            </w:r>
+          </w:p>
+        </w:tc>
+        <w:tc>
+          <w:tcPr>
+            <w:tcW w:type="dxa" w:w="279"/>
+          </w:tcPr>
+          <w:p>
+            <w:r>
+              <w:rPr>
+                <w:rFonts w:ascii="Times New Roman" w:hAnsi="Times New Roman"/>
+                <w:sz w:val="20"/>
+              </w:rPr>
+              <w:t>0.8345</w:t>
             </w:r>
           </w:p>
         </w:tc>
@@ -1310,49 +1310,49 @@
                 <w:rFonts w:ascii="Times New Roman" w:hAnsi="Times New Roman"/>
                 <w:sz w:val="20"/>
               </w:rPr>
-              <w:t>1.820615</w:t>
-            </w:r>
-          </w:p>
-        </w:tc>
-        <w:tc>
-          <w:tcPr>
-            <w:tcW w:type="dxa" w:w="279"/>
-          </w:tcPr>
-          <w:p>
-            <w:r>
-              <w:rPr>
-                <w:rFonts w:ascii="Times New Roman" w:hAnsi="Times New Roman"/>
-                <w:sz w:val="20"/>
-              </w:rPr>
-              <w:t>2.494158</w:t>
-            </w:r>
-          </w:p>
-        </w:tc>
-        <w:tc>
-          <w:tcPr>
-            <w:tcW w:type="dxa" w:w="279"/>
-          </w:tcPr>
-          <w:p>
-            <w:r>
-              <w:rPr>
-                <w:rFonts w:ascii="Times New Roman" w:hAnsi="Times New Roman"/>
-                <w:sz w:val="20"/>
-              </w:rPr>
-              <w:t>0.2611</w:t>
-            </w:r>
-          </w:p>
-        </w:tc>
-        <w:tc>
-          <w:tcPr>
-            <w:tcW w:type="dxa" w:w="279"/>
-          </w:tcPr>
-          <w:p>
-            <w:r>
-              <w:rPr>
-                <w:rFonts w:ascii="Times New Roman" w:hAnsi="Times New Roman"/>
-                <w:sz w:val="20"/>
-              </w:rPr>
-              <w:t>0.4740</w:t>
+              <w:t>1.791527</w:t>
+            </w:r>
+          </w:p>
+        </w:tc>
+        <w:tc>
+          <w:tcPr>
+            <w:tcW w:type="dxa" w:w="279"/>
+          </w:tcPr>
+          <w:p>
+            <w:r>
+              <w:rPr>
+                <w:rFonts w:ascii="Times New Roman" w:hAnsi="Times New Roman"/>
+                <w:sz w:val="20"/>
+              </w:rPr>
+              <w:t>2.454309</w:t>
+            </w:r>
+          </w:p>
+        </w:tc>
+        <w:tc>
+          <w:tcPr>
+            <w:tcW w:type="dxa" w:w="279"/>
+          </w:tcPr>
+          <w:p>
+            <w:r>
+              <w:rPr>
+                <w:rFonts w:ascii="Times New Roman" w:hAnsi="Times New Roman"/>
+                <w:sz w:val="20"/>
+              </w:rPr>
+              <w:t>-0.0788</w:t>
+            </w:r>
+          </w:p>
+        </w:tc>
+        <w:tc>
+          <w:tcPr>
+            <w:tcW w:type="dxa" w:w="279"/>
+          </w:tcPr>
+          <w:p>
+            <w:r>
+              <w:rPr>
+                <w:rFonts w:ascii="Times New Roman" w:hAnsi="Times New Roman"/>
+                <w:sz w:val="20"/>
+              </w:rPr>
+              <w:t>0.8920</w:t>
             </w:r>
           </w:p>
         </w:tc>
@@ -3548,21 +3548,21 @@
                 <w:rFonts w:ascii="Times New Roman" w:hAnsi="Times New Roman"/>
                 <w:sz w:val="20"/>
               </w:rPr>
-              <w:t>GJR-GARCH(1,1)</w:t>
-            </w:r>
-          </w:p>
-        </w:tc>
-        <w:tc>
-          <w:tcPr>
-            <w:tcW w:type="dxa" w:w="279"/>
-          </w:tcPr>
-          <w:p>
-            <w:r>
-              <w:rPr>
-                <w:rFonts w:ascii="Times New Roman" w:hAnsi="Times New Roman"/>
-                <w:sz w:val="20"/>
-              </w:rPr>
-              <w:t>4</w:t>
+              <w:t>GARCH-LSTM</w:t>
+            </w:r>
+          </w:p>
+        </w:tc>
+        <w:tc>
+          <w:tcPr>
+            <w:tcW w:type="dxa" w:w="279"/>
+          </w:tcPr>
+          <w:p>
+            <w:r>
+              <w:rPr>
+                <w:rFonts w:ascii="Times New Roman" w:hAnsi="Times New Roman"/>
+                <w:sz w:val="20"/>
+              </w:rPr>
+              <w:t>3</w:t>
             </w:r>
           </w:p>
         </w:tc>
@@ -3590,35 +3590,35 @@
                 <w:rFonts w:ascii="Times New Roman" w:hAnsi="Times New Roman"/>
                 <w:sz w:val="20"/>
               </w:rPr>
-              <w:t>0.0143</w:t>
-            </w:r>
-          </w:p>
-        </w:tc>
-        <w:tc>
-          <w:tcPr>
-            <w:tcW w:type="dxa" w:w="279"/>
-          </w:tcPr>
-          <w:p>
-            <w:r>
-              <w:rPr>
-                <w:rFonts w:ascii="Times New Roman" w:hAnsi="Times New Roman"/>
-                <w:sz w:val="20"/>
-              </w:rPr>
-              <w:t>0.4673</w:t>
-            </w:r>
-          </w:p>
-        </w:tc>
-        <w:tc>
-          <w:tcPr>
-            <w:tcW w:type="dxa" w:w="279"/>
-          </w:tcPr>
-          <w:p>
-            <w:r>
-              <w:rPr>
-                <w:rFonts w:ascii="Times New Roman" w:hAnsi="Times New Roman"/>
-                <w:sz w:val="20"/>
-              </w:rPr>
-              <w:t>0.4942</w:t>
+              <w:t>0.0108</w:t>
+            </w:r>
+          </w:p>
+        </w:tc>
+        <w:tc>
+          <w:tcPr>
+            <w:tcW w:type="dxa" w:w="279"/>
+          </w:tcPr>
+          <w:p>
+            <w:r>
+              <w:rPr>
+                <w:rFonts w:ascii="Times New Roman" w:hAnsi="Times New Roman"/>
+                <w:sz w:val="20"/>
+              </w:rPr>
+              <w:t>0.0156</w:t>
+            </w:r>
+          </w:p>
+        </w:tc>
+        <w:tc>
+          <w:tcPr>
+            <w:tcW w:type="dxa" w:w="279"/>
+          </w:tcPr>
+          <w:p>
+            <w:r>
+              <w:rPr>
+                <w:rFonts w:ascii="Times New Roman" w:hAnsi="Times New Roman"/>
+                <w:sz w:val="20"/>
+              </w:rPr>
+              <w:t>0.9007</w:t>
             </w:r>
           </w:p>
         </w:tc>
@@ -3646,49 +3646,49 @@
                 <w:rFonts w:ascii="Times New Roman" w:hAnsi="Times New Roman"/>
                 <w:sz w:val="20"/>
               </w:rPr>
-              <w:t>0.1168</w:t>
-            </w:r>
-          </w:p>
-        </w:tc>
-        <w:tc>
-          <w:tcPr>
-            <w:tcW w:type="dxa" w:w="279"/>
-          </w:tcPr>
-          <w:p>
-            <w:r>
-              <w:rPr>
-                <w:rFonts w:ascii="Times New Roman" w:hAnsi="Times New Roman"/>
-                <w:sz w:val="20"/>
-              </w:rPr>
-              <w:t>0.7325</w:t>
-            </w:r>
-          </w:p>
-        </w:tc>
-        <w:tc>
-          <w:tcPr>
-            <w:tcW w:type="dxa" w:w="279"/>
-          </w:tcPr>
-          <w:p>
-            <w:r>
-              <w:rPr>
-                <w:rFonts w:ascii="Times New Roman" w:hAnsi="Times New Roman"/>
-                <w:sz w:val="20"/>
-              </w:rPr>
-              <w:t>0.5841</w:t>
-            </w:r>
-          </w:p>
-        </w:tc>
-        <w:tc>
-          <w:tcPr>
-            <w:tcW w:type="dxa" w:w="279"/>
-          </w:tcPr>
-          <w:p>
-            <w:r>
-              <w:rPr>
-                <w:rFonts w:ascii="Times New Roman" w:hAnsi="Times New Roman"/>
-                <w:sz w:val="20"/>
-              </w:rPr>
-              <w:t>0.7467</w:t>
+              <w:t>0.0655</w:t>
+            </w:r>
+          </w:p>
+        </w:tc>
+        <w:tc>
+          <w:tcPr>
+            <w:tcW w:type="dxa" w:w="279"/>
+          </w:tcPr>
+          <w:p>
+            <w:r>
+              <w:rPr>
+                <w:rFonts w:ascii="Times New Roman" w:hAnsi="Times New Roman"/>
+                <w:sz w:val="20"/>
+              </w:rPr>
+              <w:t>0.7981</w:t>
+            </w:r>
+          </w:p>
+        </w:tc>
+        <w:tc>
+          <w:tcPr>
+            <w:tcW w:type="dxa" w:w="279"/>
+          </w:tcPr>
+          <w:p>
+            <w:r>
+              <w:rPr>
+                <w:rFonts w:ascii="Times New Roman" w:hAnsi="Times New Roman"/>
+                <w:sz w:val="20"/>
+              </w:rPr>
+              <w:t>0.0811</w:t>
+            </w:r>
+          </w:p>
+        </w:tc>
+        <w:tc>
+          <w:tcPr>
+            <w:tcW w:type="dxa" w:w="279"/>
+          </w:tcPr>
+          <w:p>
+            <w:r>
+              <w:rPr>
+                <w:rFonts w:ascii="Times New Roman" w:hAnsi="Times New Roman"/>
+                <w:sz w:val="20"/>
+              </w:rPr>
+              <w:t>0.9603</w:t>
             </w:r>
           </w:p>
         </w:tc>
@@ -3716,63 +3716,63 @@
                 <w:rFonts w:ascii="Times New Roman" w:hAnsi="Times New Roman"/>
                 <w:sz w:val="20"/>
               </w:rPr>
-              <w:t>2.127081</w:t>
-            </w:r>
-          </w:p>
-        </w:tc>
-        <w:tc>
-          <w:tcPr>
-            <w:tcW w:type="dxa" w:w="279"/>
-          </w:tcPr>
-          <w:p>
-            <w:r>
-              <w:rPr>
-                <w:rFonts w:ascii="Times New Roman" w:hAnsi="Times New Roman"/>
-                <w:sz w:val="20"/>
-              </w:rPr>
-              <w:t>2.814524</w:t>
-            </w:r>
-          </w:p>
-        </w:tc>
-        <w:tc>
-          <w:tcPr>
-            <w:tcW w:type="dxa" w:w="279"/>
-          </w:tcPr>
-          <w:p>
-            <w:r>
-              <w:rPr>
-                <w:rFonts w:ascii="Times New Roman" w:hAnsi="Times New Roman"/>
-                <w:sz w:val="20"/>
-              </w:rPr>
-              <w:t>0.7697</w:t>
-            </w:r>
-          </w:p>
-        </w:tc>
-        <w:tc>
-          <w:tcPr>
-            <w:tcW w:type="dxa" w:w="279"/>
-          </w:tcPr>
-          <w:p>
-            <w:r>
-              <w:rPr>
-                <w:rFonts w:ascii="Times New Roman" w:hAnsi="Times New Roman"/>
-                <w:sz w:val="20"/>
-              </w:rPr>
-              <w:t>0.2260</w:t>
-            </w:r>
-          </w:p>
-        </w:tc>
-        <w:tc>
-          <w:tcPr>
-            <w:tcW w:type="dxa" w:w="279"/>
-          </w:tcPr>
-          <w:p>
-            <w:r>
-              <w:rPr>
-                <w:rFonts w:ascii="Times New Roman" w:hAnsi="Times New Roman"/>
-                <w:sz w:val="20"/>
-              </w:rPr>
-              <w:t>8</w:t>
+              <w:t>2.247296</w:t>
+            </w:r>
+          </w:p>
+        </w:tc>
+        <w:tc>
+          <w:tcPr>
+            <w:tcW w:type="dxa" w:w="279"/>
+          </w:tcPr>
+          <w:p>
+            <w:r>
+              <w:rPr>
+                <w:rFonts w:ascii="Times New Roman" w:hAnsi="Times New Roman"/>
+                <w:sz w:val="20"/>
+              </w:rPr>
+              <w:t>2.973591</w:t>
+            </w:r>
+          </w:p>
+        </w:tc>
+        <w:tc>
+          <w:tcPr>
+            <w:tcW w:type="dxa" w:w="279"/>
+          </w:tcPr>
+          <w:p>
+            <w:r>
+              <w:rPr>
+                <w:rFonts w:ascii="Times New Roman" w:hAnsi="Times New Roman"/>
+                <w:sz w:val="20"/>
+              </w:rPr>
+              <w:t>0.1247</w:t>
+            </w:r>
+          </w:p>
+        </w:tc>
+        <w:tc>
+          <w:tcPr>
+            <w:tcW w:type="dxa" w:w="279"/>
+          </w:tcPr>
+          <w:p>
+            <w:r>
+              <w:rPr>
+                <w:rFonts w:ascii="Times New Roman" w:hAnsi="Times New Roman"/>
+                <w:sz w:val="20"/>
+              </w:rPr>
+              <w:t>0.7800</w:t>
+            </w:r>
+          </w:p>
+        </w:tc>
+        <w:tc>
+          <w:tcPr>
+            <w:tcW w:type="dxa" w:w="279"/>
+          </w:tcPr>
+          <w:p>
+            <w:r>
+              <w:rPr>
+                <w:rFonts w:ascii="Times New Roman" w:hAnsi="Times New Roman"/>
+                <w:sz w:val="20"/>
+              </w:rPr>
+              <w:t>5</w:t>
             </w:r>
           </w:p>
         </w:tc>
@@ -3800,35 +3800,35 @@
                 <w:rFonts w:ascii="Times New Roman" w:hAnsi="Times New Roman"/>
                 <w:sz w:val="20"/>
               </w:rPr>
-              <w:t>0.0287</w:t>
-            </w:r>
-          </w:p>
-        </w:tc>
-        <w:tc>
-          <w:tcPr>
-            <w:tcW w:type="dxa" w:w="279"/>
-          </w:tcPr>
-          <w:p>
-            <w:r>
-              <w:rPr>
-                <w:rFonts w:ascii="Times New Roman" w:hAnsi="Times New Roman"/>
-                <w:sz w:val="20"/>
-              </w:rPr>
-              <w:t>0.1476</w:t>
-            </w:r>
-          </w:p>
-        </w:tc>
-        <w:tc>
-          <w:tcPr>
-            <w:tcW w:type="dxa" w:w="279"/>
-          </w:tcPr>
-          <w:p>
-            <w:r>
-              <w:rPr>
-                <w:rFonts w:ascii="Times New Roman" w:hAnsi="Times New Roman"/>
-                <w:sz w:val="20"/>
-              </w:rPr>
-              <w:t>0.7008</w:t>
+              <w:t>0.0179</w:t>
+            </w:r>
+          </w:p>
+        </w:tc>
+        <w:tc>
+          <w:tcPr>
+            <w:tcW w:type="dxa" w:w="279"/>
+          </w:tcPr>
+          <w:p>
+            <w:r>
+              <w:rPr>
+                <w:rFonts w:ascii="Times New Roman" w:hAnsi="Times New Roman"/>
+                <w:sz w:val="20"/>
+              </w:rPr>
+              <w:t>0.6354</w:t>
+            </w:r>
+          </w:p>
+        </w:tc>
+        <w:tc>
+          <w:tcPr>
+            <w:tcW w:type="dxa" w:w="279"/>
+          </w:tcPr>
+          <w:p>
+            <w:r>
+              <w:rPr>
+                <w:rFonts w:ascii="Times New Roman" w:hAnsi="Times New Roman"/>
+                <w:sz w:val="20"/>
+              </w:rPr>
+              <w:t>0.4254</w:t>
             </w:r>
           </w:p>
         </w:tc>
@@ -3856,49 +3856,49 @@
                 <w:rFonts w:ascii="Times New Roman" w:hAnsi="Times New Roman"/>
                 <w:sz w:val="20"/>
               </w:rPr>
-              <w:t>0.4741</w:t>
-            </w:r>
-          </w:p>
-        </w:tc>
-        <w:tc>
-          <w:tcPr>
-            <w:tcW w:type="dxa" w:w="279"/>
-          </w:tcPr>
-          <w:p>
-            <w:r>
-              <w:rPr>
-                <w:rFonts w:ascii="Times New Roman" w:hAnsi="Times New Roman"/>
-                <w:sz w:val="20"/>
-              </w:rPr>
-              <w:t>0.4911</w:t>
-            </w:r>
-          </w:p>
-        </w:tc>
-        <w:tc>
-          <w:tcPr>
-            <w:tcW w:type="dxa" w:w="279"/>
-          </w:tcPr>
-          <w:p>
-            <w:r>
-              <w:rPr>
-                <w:rFonts w:ascii="Times New Roman" w:hAnsi="Times New Roman"/>
-                <w:sz w:val="20"/>
-              </w:rPr>
-              <w:t>0.6217</w:t>
-            </w:r>
-          </w:p>
-        </w:tc>
-        <w:tc>
-          <w:tcPr>
-            <w:tcW w:type="dxa" w:w="279"/>
-          </w:tcPr>
-          <w:p>
-            <w:r>
-              <w:rPr>
-                <w:rFonts w:ascii="Times New Roman" w:hAnsi="Times New Roman"/>
-                <w:sz w:val="20"/>
-              </w:rPr>
-              <w:t>0.7328</w:t>
+              <w:t>0.1832</w:t>
+            </w:r>
+          </w:p>
+        </w:tc>
+        <w:tc>
+          <w:tcPr>
+            <w:tcW w:type="dxa" w:w="279"/>
+          </w:tcPr>
+          <w:p>
+            <w:r>
+              <w:rPr>
+                <w:rFonts w:ascii="Times New Roman" w:hAnsi="Times New Roman"/>
+                <w:sz w:val="20"/>
+              </w:rPr>
+              <w:t>0.6687</w:t>
+            </w:r>
+          </w:p>
+        </w:tc>
+        <w:tc>
+          <w:tcPr>
+            <w:tcW w:type="dxa" w:w="279"/>
+          </w:tcPr>
+          <w:p>
+            <w:r>
+              <w:rPr>
+                <w:rFonts w:ascii="Times New Roman" w:hAnsi="Times New Roman"/>
+                <w:sz w:val="20"/>
+              </w:rPr>
+              <w:t>0.8186</w:t>
+            </w:r>
+          </w:p>
+        </w:tc>
+        <w:tc>
+          <w:tcPr>
+            <w:tcW w:type="dxa" w:w="279"/>
+          </w:tcPr>
+          <w:p>
+            <w:r>
+              <w:rPr>
+                <w:rFonts w:ascii="Times New Roman" w:hAnsi="Times New Roman"/>
+                <w:sz w:val="20"/>
+              </w:rPr>
+              <w:t>0.6641</w:t>
             </w:r>
           </w:p>
         </w:tc>
@@ -3926,49 +3926,49 @@
                 <w:rFonts w:ascii="Times New Roman" w:hAnsi="Times New Roman"/>
                 <w:sz w:val="20"/>
               </w:rPr>
-              <w:t>1.624948</w:t>
-            </w:r>
-          </w:p>
-        </w:tc>
-        <w:tc>
-          <w:tcPr>
-            <w:tcW w:type="dxa" w:w="279"/>
-          </w:tcPr>
-          <w:p>
-            <w:r>
-              <w:rPr>
-                <w:rFonts w:ascii="Times New Roman" w:hAnsi="Times New Roman"/>
-                <w:sz w:val="20"/>
-              </w:rPr>
-              <w:t>2.226103</w:t>
-            </w:r>
-          </w:p>
-        </w:tc>
-        <w:tc>
-          <w:tcPr>
-            <w:tcW w:type="dxa" w:w="279"/>
-          </w:tcPr>
-          <w:p>
-            <w:r>
-              <w:rPr>
-                <w:rFonts w:ascii="Times New Roman" w:hAnsi="Times New Roman"/>
-                <w:sz w:val="20"/>
-              </w:rPr>
-              <w:t>0.3553</w:t>
-            </w:r>
-          </w:p>
-        </w:tc>
-        <w:tc>
-          <w:tcPr>
-            <w:tcW w:type="dxa" w:w="279"/>
-          </w:tcPr>
-          <w:p>
-            <w:r>
-              <w:rPr>
-                <w:rFonts w:ascii="Times New Roman" w:hAnsi="Times New Roman"/>
-                <w:sz w:val="20"/>
-              </w:rPr>
-              <w:t>0.3520</w:t>
+              <w:t>1.716784</w:t>
+            </w:r>
+          </w:p>
+        </w:tc>
+        <w:tc>
+          <w:tcPr>
+            <w:tcW w:type="dxa" w:w="279"/>
+          </w:tcPr>
+          <w:p>
+            <w:r>
+              <w:rPr>
+                <w:rFonts w:ascii="Times New Roman" w:hAnsi="Times New Roman"/>
+                <w:sz w:val="20"/>
+              </w:rPr>
+              <w:t>2.351914</w:t>
+            </w:r>
+          </w:p>
+        </w:tc>
+        <w:tc>
+          <w:tcPr>
+            <w:tcW w:type="dxa" w:w="279"/>
+          </w:tcPr>
+          <w:p>
+            <w:r>
+              <w:rPr>
+                <w:rFonts w:ascii="Times New Roman" w:hAnsi="Times New Roman"/>
+                <w:sz w:val="20"/>
+              </w:rPr>
+              <w:t>-0.1806</w:t>
+            </w:r>
+          </w:p>
+        </w:tc>
+        <w:tc>
+          <w:tcPr>
+            <w:tcW w:type="dxa" w:w="279"/>
+          </w:tcPr>
+          <w:p>
+            <w:r>
+              <w:rPr>
+                <w:rFonts w:ascii="Times New Roman" w:hAnsi="Times New Roman"/>
+                <w:sz w:val="20"/>
+              </w:rPr>
+              <w:t>0.6980</w:t>
             </w:r>
           </w:p>
         </w:tc>
@@ -3984,21 +3984,21 @@
                 <w:rFonts w:ascii="Times New Roman" w:hAnsi="Times New Roman"/>
                 <w:sz w:val="20"/>
               </w:rPr>
-              <w:t>HAR</w:t>
-            </w:r>
-          </w:p>
-        </w:tc>
-        <w:tc>
-          <w:tcPr>
-            <w:tcW w:type="dxa" w:w="279"/>
-          </w:tcPr>
-          <w:p>
-            <w:r>
-              <w:rPr>
-                <w:rFonts w:ascii="Times New Roman" w:hAnsi="Times New Roman"/>
-                <w:sz w:val="20"/>
-              </w:rPr>
-              <w:t>3</w:t>
+              <w:t>GJR-GARCH(1,1)</w:t>
+            </w:r>
+          </w:p>
+        </w:tc>
+        <w:tc>
+          <w:tcPr>
+            <w:tcW w:type="dxa" w:w="279"/>
+          </w:tcPr>
+          <w:p>
+            <w:r>
+              <w:rPr>
+                <w:rFonts w:ascii="Times New Roman" w:hAnsi="Times New Roman"/>
+                <w:sz w:val="20"/>
+              </w:rPr>
+              <w:t>4</w:t>
             </w:r>
           </w:p>
         </w:tc>
@@ -4026,35 +4026,35 @@
                 <w:rFonts w:ascii="Times New Roman" w:hAnsi="Times New Roman"/>
                 <w:sz w:val="20"/>
               </w:rPr>
-              <w:t>0.0108</w:t>
-            </w:r>
-          </w:p>
-        </w:tc>
-        <w:tc>
-          <w:tcPr>
-            <w:tcW w:type="dxa" w:w="279"/>
-          </w:tcPr>
-          <w:p>
-            <w:r>
-              <w:rPr>
-                <w:rFonts w:ascii="Times New Roman" w:hAnsi="Times New Roman"/>
-                <w:sz w:val="20"/>
-              </w:rPr>
-              <w:t>0.0156</w:t>
-            </w:r>
-          </w:p>
-        </w:tc>
-        <w:tc>
-          <w:tcPr>
-            <w:tcW w:type="dxa" w:w="279"/>
-          </w:tcPr>
-          <w:p>
-            <w:r>
-              <w:rPr>
-                <w:rFonts w:ascii="Times New Roman" w:hAnsi="Times New Roman"/>
-                <w:sz w:val="20"/>
-              </w:rPr>
-              <w:t>0.9007</w:t>
+              <w:t>0.0143</w:t>
+            </w:r>
+          </w:p>
+        </w:tc>
+        <w:tc>
+          <w:tcPr>
+            <w:tcW w:type="dxa" w:w="279"/>
+          </w:tcPr>
+          <w:p>
+            <w:r>
+              <w:rPr>
+                <w:rFonts w:ascii="Times New Roman" w:hAnsi="Times New Roman"/>
+                <w:sz w:val="20"/>
+              </w:rPr>
+              <w:t>0.4673</w:t>
+            </w:r>
+          </w:p>
+        </w:tc>
+        <w:tc>
+          <w:tcPr>
+            <w:tcW w:type="dxa" w:w="279"/>
+          </w:tcPr>
+          <w:p>
+            <w:r>
+              <w:rPr>
+                <w:rFonts w:ascii="Times New Roman" w:hAnsi="Times New Roman"/>
+                <w:sz w:val="20"/>
+              </w:rPr>
+              <w:t>0.4942</w:t>
             </w:r>
           </w:p>
         </w:tc>
@@ -4082,49 +4082,49 @@
                 <w:rFonts w:ascii="Times New Roman" w:hAnsi="Times New Roman"/>
                 <w:sz w:val="20"/>
               </w:rPr>
-              <w:t>0.0655</w:t>
-            </w:r>
-          </w:p>
-        </w:tc>
-        <w:tc>
-          <w:tcPr>
-            <w:tcW w:type="dxa" w:w="279"/>
-          </w:tcPr>
-          <w:p>
-            <w:r>
-              <w:rPr>
-                <w:rFonts w:ascii="Times New Roman" w:hAnsi="Times New Roman"/>
-                <w:sz w:val="20"/>
-              </w:rPr>
-              <w:t>0.7981</w:t>
-            </w:r>
-          </w:p>
-        </w:tc>
-        <w:tc>
-          <w:tcPr>
-            <w:tcW w:type="dxa" w:w="279"/>
-          </w:tcPr>
-          <w:p>
-            <w:r>
-              <w:rPr>
-                <w:rFonts w:ascii="Times New Roman" w:hAnsi="Times New Roman"/>
-                <w:sz w:val="20"/>
-              </w:rPr>
-              <w:t>0.0811</w:t>
-            </w:r>
-          </w:p>
-        </w:tc>
-        <w:tc>
-          <w:tcPr>
-            <w:tcW w:type="dxa" w:w="279"/>
-          </w:tcPr>
-          <w:p>
-            <w:r>
-              <w:rPr>
-                <w:rFonts w:ascii="Times New Roman" w:hAnsi="Times New Roman"/>
-                <w:sz w:val="20"/>
-              </w:rPr>
-              <w:t>0.9603</w:t>
+              <w:t>0.1168</w:t>
+            </w:r>
+          </w:p>
+        </w:tc>
+        <w:tc>
+          <w:tcPr>
+            <w:tcW w:type="dxa" w:w="279"/>
+          </w:tcPr>
+          <w:p>
+            <w:r>
+              <w:rPr>
+                <w:rFonts w:ascii="Times New Roman" w:hAnsi="Times New Roman"/>
+                <w:sz w:val="20"/>
+              </w:rPr>
+              <w:t>0.7325</w:t>
+            </w:r>
+          </w:p>
+        </w:tc>
+        <w:tc>
+          <w:tcPr>
+            <w:tcW w:type="dxa" w:w="279"/>
+          </w:tcPr>
+          <w:p>
+            <w:r>
+              <w:rPr>
+                <w:rFonts w:ascii="Times New Roman" w:hAnsi="Times New Roman"/>
+                <w:sz w:val="20"/>
+              </w:rPr>
+              <w:t>0.5841</w:t>
+            </w:r>
+          </w:p>
+        </w:tc>
+        <w:tc>
+          <w:tcPr>
+            <w:tcW w:type="dxa" w:w="279"/>
+          </w:tcPr>
+          <w:p>
+            <w:r>
+              <w:rPr>
+                <w:rFonts w:ascii="Times New Roman" w:hAnsi="Times New Roman"/>
+                <w:sz w:val="20"/>
+              </w:rPr>
+              <w:t>0.7467</w:t>
             </w:r>
           </w:p>
         </w:tc>
@@ -4152,63 +4152,63 @@
                 <w:rFonts w:ascii="Times New Roman" w:hAnsi="Times New Roman"/>
                 <w:sz w:val="20"/>
               </w:rPr>
-              <w:t>2.261850</w:t>
-            </w:r>
-          </w:p>
-        </w:tc>
-        <w:tc>
-          <w:tcPr>
-            <w:tcW w:type="dxa" w:w="279"/>
-          </w:tcPr>
-          <w:p>
-            <w:r>
-              <w:rPr>
-                <w:rFonts w:ascii="Times New Roman" w:hAnsi="Times New Roman"/>
-                <w:sz w:val="20"/>
-              </w:rPr>
-              <w:t>2.992849</w:t>
-            </w:r>
-          </w:p>
-        </w:tc>
-        <w:tc>
-          <w:tcPr>
-            <w:tcW w:type="dxa" w:w="279"/>
-          </w:tcPr>
-          <w:p>
-            <w:r>
-              <w:rPr>
-                <w:rFonts w:ascii="Times New Roman" w:hAnsi="Times New Roman"/>
-                <w:sz w:val="20"/>
-              </w:rPr>
-              <w:t>0.2096</w:t>
-            </w:r>
-          </w:p>
-        </w:tc>
-        <w:tc>
-          <w:tcPr>
-            <w:tcW w:type="dxa" w:w="279"/>
-          </w:tcPr>
-          <w:p>
-            <w:r>
-              <w:rPr>
-                <w:rFonts w:ascii="Times New Roman" w:hAnsi="Times New Roman"/>
-                <w:sz w:val="20"/>
-              </w:rPr>
-              <w:t>0.6860</w:t>
-            </w:r>
-          </w:p>
-        </w:tc>
-        <w:tc>
-          <w:tcPr>
-            <w:tcW w:type="dxa" w:w="279"/>
-          </w:tcPr>
-          <w:p>
-            <w:r>
-              <w:rPr>
-                <w:rFonts w:ascii="Times New Roman" w:hAnsi="Times New Roman"/>
-                <w:sz w:val="20"/>
-              </w:rPr>
-              <w:t>6</w:t>
+              <w:t>2.127081</w:t>
+            </w:r>
+          </w:p>
+        </w:tc>
+        <w:tc>
+          <w:tcPr>
+            <w:tcW w:type="dxa" w:w="279"/>
+          </w:tcPr>
+          <w:p>
+            <w:r>
+              <w:rPr>
+                <w:rFonts w:ascii="Times New Roman" w:hAnsi="Times New Roman"/>
+                <w:sz w:val="20"/>
+              </w:rPr>
+              <w:t>2.814524</w:t>
+            </w:r>
+          </w:p>
+        </w:tc>
+        <w:tc>
+          <w:tcPr>
+            <w:tcW w:type="dxa" w:w="279"/>
+          </w:tcPr>
+          <w:p>
+            <w:r>
+              <w:rPr>
+                <w:rFonts w:ascii="Times New Roman" w:hAnsi="Times New Roman"/>
+                <w:sz w:val="20"/>
+              </w:rPr>
+              <w:t>0.7697</w:t>
+            </w:r>
+          </w:p>
+        </w:tc>
+        <w:tc>
+          <w:tcPr>
+            <w:tcW w:type="dxa" w:w="279"/>
+          </w:tcPr>
+          <w:p>
+            <w:r>
+              <w:rPr>
+                <w:rFonts w:ascii="Times New Roman" w:hAnsi="Times New Roman"/>
+                <w:sz w:val="20"/>
+              </w:rPr>
+              <w:t>0.2260</w:t>
+            </w:r>
+          </w:p>
+        </w:tc>
+        <w:tc>
+          <w:tcPr>
+            <w:tcW w:type="dxa" w:w="279"/>
+          </w:tcPr>
+          <w:p>
+            <w:r>
+              <w:rPr>
+                <w:rFonts w:ascii="Times New Roman" w:hAnsi="Times New Roman"/>
+                <w:sz w:val="20"/>
+              </w:rPr>
+              <w:t>8</w:t>
             </w:r>
           </w:p>
         </w:tc>
@@ -4236,35 +4236,35 @@
                 <w:rFonts w:ascii="Times New Roman" w:hAnsi="Times New Roman"/>
                 <w:sz w:val="20"/>
               </w:rPr>
-              <w:t>0.0215</w:t>
-            </w:r>
-          </w:p>
-        </w:tc>
-        <w:tc>
-          <w:tcPr>
-            <w:tcW w:type="dxa" w:w="279"/>
-          </w:tcPr>
-          <w:p>
-            <w:r>
-              <w:rPr>
-                <w:rFonts w:ascii="Times New Roman" w:hAnsi="Times New Roman"/>
-                <w:sz w:val="20"/>
-              </w:rPr>
-              <w:t>0.1466</w:t>
-            </w:r>
-          </w:p>
-        </w:tc>
-        <w:tc>
-          <w:tcPr>
-            <w:tcW w:type="dxa" w:w="279"/>
-          </w:tcPr>
-          <w:p>
-            <w:r>
-              <w:rPr>
-                <w:rFonts w:ascii="Times New Roman" w:hAnsi="Times New Roman"/>
-                <w:sz w:val="20"/>
-              </w:rPr>
-              <w:t>0.7018</w:t>
+              <w:t>0.0287</w:t>
+            </w:r>
+          </w:p>
+        </w:tc>
+        <w:tc>
+          <w:tcPr>
+            <w:tcW w:type="dxa" w:w="279"/>
+          </w:tcPr>
+          <w:p>
+            <w:r>
+              <w:rPr>
+                <w:rFonts w:ascii="Times New Roman" w:hAnsi="Times New Roman"/>
+                <w:sz w:val="20"/>
+              </w:rPr>
+              <w:t>0.1476</w:t>
+            </w:r>
+          </w:p>
+        </w:tc>
+        <w:tc>
+          <w:tcPr>
+            <w:tcW w:type="dxa" w:w="279"/>
+          </w:tcPr>
+          <w:p>
+            <w:r>
+              <w:rPr>
+                <w:rFonts w:ascii="Times New Roman" w:hAnsi="Times New Roman"/>
+                <w:sz w:val="20"/>
+              </w:rPr>
+              <w:t>0.7008</w:t>
             </w:r>
           </w:p>
         </w:tc>
@@ -4292,49 +4292,49 @@
                 <w:rFonts w:ascii="Times New Roman" w:hAnsi="Times New Roman"/>
                 <w:sz w:val="20"/>
               </w:rPr>
-              <w:t>0.2647</w:t>
-            </w:r>
-          </w:p>
-        </w:tc>
-        <w:tc>
-          <w:tcPr>
-            <w:tcW w:type="dxa" w:w="279"/>
-          </w:tcPr>
-          <w:p>
-            <w:r>
-              <w:rPr>
-                <w:rFonts w:ascii="Times New Roman" w:hAnsi="Times New Roman"/>
-                <w:sz w:val="20"/>
-              </w:rPr>
-              <w:t>0.6069</w:t>
-            </w:r>
-          </w:p>
-        </w:tc>
-        <w:tc>
-          <w:tcPr>
-            <w:tcW w:type="dxa" w:w="279"/>
-          </w:tcPr>
-          <w:p>
-            <w:r>
-              <w:rPr>
-                <w:rFonts w:ascii="Times New Roman" w:hAnsi="Times New Roman"/>
-                <w:sz w:val="20"/>
-              </w:rPr>
-              <w:t>0.4113</w:t>
-            </w:r>
-          </w:p>
-        </w:tc>
-        <w:tc>
-          <w:tcPr>
-            <w:tcW w:type="dxa" w:w="279"/>
-          </w:tcPr>
-          <w:p>
-            <w:r>
-              <w:rPr>
-                <w:rFonts w:ascii="Times New Roman" w:hAnsi="Times New Roman"/>
-                <w:sz w:val="20"/>
-              </w:rPr>
-              <w:t>0.8141</w:t>
+              <w:t>0.4741</w:t>
+            </w:r>
+          </w:p>
+        </w:tc>
+        <w:tc>
+          <w:tcPr>
+            <w:tcW w:type="dxa" w:w="279"/>
+          </w:tcPr>
+          <w:p>
+            <w:r>
+              <w:rPr>
+                <w:rFonts w:ascii="Times New Roman" w:hAnsi="Times New Roman"/>
+                <w:sz w:val="20"/>
+              </w:rPr>
+              <w:t>0.4911</w:t>
+            </w:r>
+          </w:p>
+        </w:tc>
+        <w:tc>
+          <w:tcPr>
+            <w:tcW w:type="dxa" w:w="279"/>
+          </w:tcPr>
+          <w:p>
+            <w:r>
+              <w:rPr>
+                <w:rFonts w:ascii="Times New Roman" w:hAnsi="Times New Roman"/>
+                <w:sz w:val="20"/>
+              </w:rPr>
+              <w:t>0.6217</w:t>
+            </w:r>
+          </w:p>
+        </w:tc>
+        <w:tc>
+          <w:tcPr>
+            <w:tcW w:type="dxa" w:w="279"/>
+          </w:tcPr>
+          <w:p>
+            <w:r>
+              <w:rPr>
+                <w:rFonts w:ascii="Times New Roman" w:hAnsi="Times New Roman"/>
+                <w:sz w:val="20"/>
+              </w:rPr>
+              <w:t>0.7328</w:t>
             </w:r>
           </w:p>
         </w:tc>
@@ -4362,49 +4362,49 @@
                 <w:rFonts w:ascii="Times New Roman" w:hAnsi="Times New Roman"/>
                 <w:sz w:val="20"/>
               </w:rPr>
-              <w:t>1.727902</w:t>
-            </w:r>
-          </w:p>
-        </w:tc>
-        <w:tc>
-          <w:tcPr>
-            <w:tcW w:type="dxa" w:w="279"/>
-          </w:tcPr>
-          <w:p>
-            <w:r>
-              <w:rPr>
-                <w:rFonts w:ascii="Times New Roman" w:hAnsi="Times New Roman"/>
-                <w:sz w:val="20"/>
-              </w:rPr>
-              <w:t>2.367146</w:t>
-            </w:r>
-          </w:p>
-        </w:tc>
-        <w:tc>
-          <w:tcPr>
-            <w:tcW w:type="dxa" w:w="279"/>
-          </w:tcPr>
-          <w:p>
-            <w:r>
-              <w:rPr>
-                <w:rFonts w:ascii="Times New Roman" w:hAnsi="Times New Roman"/>
-                <w:sz w:val="20"/>
-              </w:rPr>
-              <w:t>-0.0398</w:t>
-            </w:r>
-          </w:p>
-        </w:tc>
-        <w:tc>
-          <w:tcPr>
-            <w:tcW w:type="dxa" w:w="279"/>
-          </w:tcPr>
-          <w:p>
-            <w:r>
-              <w:rPr>
-                <w:rFonts w:ascii="Times New Roman" w:hAnsi="Times New Roman"/>
-                <w:sz w:val="20"/>
-              </w:rPr>
-              <w:t>0.9580</w:t>
+              <w:t>1.624948</w:t>
+            </w:r>
+          </w:p>
+        </w:tc>
+        <w:tc>
+          <w:tcPr>
+            <w:tcW w:type="dxa" w:w="279"/>
+          </w:tcPr>
+          <w:p>
+            <w:r>
+              <w:rPr>
+                <w:rFonts w:ascii="Times New Roman" w:hAnsi="Times New Roman"/>
+                <w:sz w:val="20"/>
+              </w:rPr>
+              <w:t>2.226103</w:t>
+            </w:r>
+          </w:p>
+        </w:tc>
+        <w:tc>
+          <w:tcPr>
+            <w:tcW w:type="dxa" w:w="279"/>
+          </w:tcPr>
+          <w:p>
+            <w:r>
+              <w:rPr>
+                <w:rFonts w:ascii="Times New Roman" w:hAnsi="Times New Roman"/>
+                <w:sz w:val="20"/>
+              </w:rPr>
+              <w:t>0.3553</w:t>
+            </w:r>
+          </w:p>
+        </w:tc>
+        <w:tc>
+          <w:tcPr>
+            <w:tcW w:type="dxa" w:w="279"/>
+          </w:tcPr>
+          <w:p>
+            <w:r>
+              <w:rPr>
+                <w:rFonts w:ascii="Times New Roman" w:hAnsi="Times New Roman"/>
+                <w:sz w:val="20"/>
+              </w:rPr>
+              <w:t>0.3520</w:t>
             </w:r>
           </w:p>
         </w:tc>
@@ -4420,21 +4420,21 @@
                 <w:rFonts w:ascii="Times New Roman" w:hAnsi="Times New Roman"/>
                 <w:sz w:val="20"/>
               </w:rPr>
-              <w:t>LSTM-Attention</w:t>
-            </w:r>
-          </w:p>
-        </w:tc>
-        <w:tc>
-          <w:tcPr>
-            <w:tcW w:type="dxa" w:w="279"/>
-          </w:tcPr>
-          <w:p>
-            <w:r>
-              <w:rPr>
-                <w:rFonts w:ascii="Times New Roman" w:hAnsi="Times New Roman"/>
-                <w:sz w:val="20"/>
-              </w:rPr>
-              <w:t>2</w:t>
+              <w:t>HAR</w:t>
+            </w:r>
+          </w:p>
+        </w:tc>
+        <w:tc>
+          <w:tcPr>
+            <w:tcW w:type="dxa" w:w="279"/>
+          </w:tcPr>
+          <w:p>
+            <w:r>
+              <w:rPr>
+                <w:rFonts w:ascii="Times New Roman" w:hAnsi="Times New Roman"/>
+                <w:sz w:val="20"/>
+              </w:rPr>
+              <w:t>3</w:t>
             </w:r>
           </w:p>
         </w:tc>
@@ -4462,35 +4462,35 @@
                 <w:rFonts w:ascii="Times New Roman" w:hAnsi="Times New Roman"/>
                 <w:sz w:val="20"/>
               </w:rPr>
-              <w:t>0.0072</w:t>
-            </w:r>
-          </w:p>
-        </w:tc>
-        <w:tc>
-          <w:tcPr>
-            <w:tcW w:type="dxa" w:w="279"/>
-          </w:tcPr>
-          <w:p>
-            <w:r>
-              <w:rPr>
-                <w:rFonts w:ascii="Times New Roman" w:hAnsi="Times New Roman"/>
-                <w:sz w:val="20"/>
-              </w:rPr>
-              <w:t>0.2507</w:t>
-            </w:r>
-          </w:p>
-        </w:tc>
-        <w:tc>
-          <w:tcPr>
-            <w:tcW w:type="dxa" w:w="279"/>
-          </w:tcPr>
-          <w:p>
-            <w:r>
-              <w:rPr>
-                <w:rFonts w:ascii="Times New Roman" w:hAnsi="Times New Roman"/>
-                <w:sz w:val="20"/>
-              </w:rPr>
-              <w:t>0.6166</w:t>
+              <w:t>0.0108</w:t>
+            </w:r>
+          </w:p>
+        </w:tc>
+        <w:tc>
+          <w:tcPr>
+            <w:tcW w:type="dxa" w:w="279"/>
+          </w:tcPr>
+          <w:p>
+            <w:r>
+              <w:rPr>
+                <w:rFonts w:ascii="Times New Roman" w:hAnsi="Times New Roman"/>
+                <w:sz w:val="20"/>
+              </w:rPr>
+              <w:t>0.0156</w:t>
+            </w:r>
+          </w:p>
+        </w:tc>
+        <w:tc>
+          <w:tcPr>
+            <w:tcW w:type="dxa" w:w="279"/>
+          </w:tcPr>
+          <w:p>
+            <w:r>
+              <w:rPr>
+                <w:rFonts w:ascii="Times New Roman" w:hAnsi="Times New Roman"/>
+                <w:sz w:val="20"/>
+              </w:rPr>
+              <w:t>0.9007</w:t>
             </w:r>
           </w:p>
         </w:tc>
@@ -4518,49 +4518,49 @@
                 <w:rFonts w:ascii="Times New Roman" w:hAnsi="Times New Roman"/>
                 <w:sz w:val="20"/>
               </w:rPr>
-              <w:t>0.0290</w:t>
-            </w:r>
-          </w:p>
-        </w:tc>
-        <w:tc>
-          <w:tcPr>
-            <w:tcW w:type="dxa" w:w="279"/>
-          </w:tcPr>
-          <w:p>
-            <w:r>
-              <w:rPr>
-                <w:rFonts w:ascii="Times New Roman" w:hAnsi="Times New Roman"/>
-                <w:sz w:val="20"/>
-              </w:rPr>
-              <w:t>0.8648</w:t>
-            </w:r>
-          </w:p>
-        </w:tc>
-        <w:tc>
-          <w:tcPr>
-            <w:tcW w:type="dxa" w:w="279"/>
-          </w:tcPr>
-          <w:p>
-            <w:r>
-              <w:rPr>
-                <w:rFonts w:ascii="Times New Roman" w:hAnsi="Times New Roman"/>
-                <w:sz w:val="20"/>
-              </w:rPr>
-              <w:t>0.2797</w:t>
-            </w:r>
-          </w:p>
-        </w:tc>
-        <w:tc>
-          <w:tcPr>
-            <w:tcW w:type="dxa" w:w="279"/>
-          </w:tcPr>
-          <w:p>
-            <w:r>
-              <w:rPr>
-                <w:rFonts w:ascii="Times New Roman" w:hAnsi="Times New Roman"/>
-                <w:sz w:val="20"/>
-              </w:rPr>
-              <w:t>0.8695</w:t>
+              <w:t>0.0655</w:t>
+            </w:r>
+          </w:p>
+        </w:tc>
+        <w:tc>
+          <w:tcPr>
+            <w:tcW w:type="dxa" w:w="279"/>
+          </w:tcPr>
+          <w:p>
+            <w:r>
+              <w:rPr>
+                <w:rFonts w:ascii="Times New Roman" w:hAnsi="Times New Roman"/>
+                <w:sz w:val="20"/>
+              </w:rPr>
+              <w:t>0.7981</w:t>
+            </w:r>
+          </w:p>
+        </w:tc>
+        <w:tc>
+          <w:tcPr>
+            <w:tcW w:type="dxa" w:w="279"/>
+          </w:tcPr>
+          <w:p>
+            <w:r>
+              <w:rPr>
+                <w:rFonts w:ascii="Times New Roman" w:hAnsi="Times New Roman"/>
+                <w:sz w:val="20"/>
+              </w:rPr>
+              <w:t>0.0811</w:t>
+            </w:r>
+          </w:p>
+        </w:tc>
+        <w:tc>
+          <w:tcPr>
+            <w:tcW w:type="dxa" w:w="279"/>
+          </w:tcPr>
+          <w:p>
+            <w:r>
+              <w:rPr>
+                <w:rFonts w:ascii="Times New Roman" w:hAnsi="Times New Roman"/>
+                <w:sz w:val="20"/>
+              </w:rPr>
+              <w:t>0.9603</w:t>
             </w:r>
           </w:p>
         </w:tc>
@@ -4588,35 +4588,35 @@
                 <w:rFonts w:ascii="Times New Roman" w:hAnsi="Times New Roman"/>
                 <w:sz w:val="20"/>
               </w:rPr>
-              <w:t>2.544525</w:t>
-            </w:r>
-          </w:p>
-        </w:tc>
-        <w:tc>
-          <w:tcPr>
-            <w:tcW w:type="dxa" w:w="279"/>
-          </w:tcPr>
-          <w:p>
-            <w:r>
-              <w:rPr>
-                <w:rFonts w:ascii="Times New Roman" w:hAnsi="Times New Roman"/>
-                <w:sz w:val="20"/>
-              </w:rPr>
-              <w:t>3.366880</w:t>
-            </w:r>
-          </w:p>
-        </w:tc>
-        <w:tc>
-          <w:tcPr>
-            <w:tcW w:type="dxa" w:w="279"/>
-          </w:tcPr>
-          <w:p>
-            <w:r>
-              <w:rPr>
-                <w:rFonts w:ascii="Times New Roman" w:hAnsi="Times New Roman"/>
-                <w:sz w:val="20"/>
-              </w:rPr>
-              <w:t>-0.3449</w:t>
+              <w:t>2.261850</w:t>
+            </w:r>
+          </w:p>
+        </w:tc>
+        <w:tc>
+          <w:tcPr>
+            <w:tcW w:type="dxa" w:w="279"/>
+          </w:tcPr>
+          <w:p>
+            <w:r>
+              <w:rPr>
+                <w:rFonts w:ascii="Times New Roman" w:hAnsi="Times New Roman"/>
+                <w:sz w:val="20"/>
+              </w:rPr>
+              <w:t>2.992849</w:t>
+            </w:r>
+          </w:p>
+        </w:tc>
+        <w:tc>
+          <w:tcPr>
+            <w:tcW w:type="dxa" w:w="279"/>
+          </w:tcPr>
+          <w:p>
+            <w:r>
+              <w:rPr>
+                <w:rFonts w:ascii="Times New Roman" w:hAnsi="Times New Roman"/>
+                <w:sz w:val="20"/>
+              </w:rPr>
+              <w:t>0.2096</w:t>
             </w:r>
           </w:p>
         </w:tc>
@@ -4644,7 +4644,7 @@
                 <w:rFonts w:ascii="Times New Roman" w:hAnsi="Times New Roman"/>
                 <w:sz w:val="20"/>
               </w:rPr>
-              <w:t>3</w:t>
+              <w:t>6</w:t>
             </w:r>
           </w:p>
         </w:tc>
@@ -4672,35 +4672,35 @@
                 <w:rFonts w:ascii="Times New Roman" w:hAnsi="Times New Roman"/>
                 <w:sz w:val="20"/>
               </w:rPr>
-              <w:t>0.0108</w:t>
-            </w:r>
-          </w:p>
-        </w:tc>
-        <w:tc>
-          <w:tcPr>
-            <w:tcW w:type="dxa" w:w="279"/>
-          </w:tcPr>
-          <w:p>
-            <w:r>
-              <w:rPr>
-                <w:rFonts w:ascii="Times New Roman" w:hAnsi="Times New Roman"/>
-                <w:sz w:val="20"/>
-              </w:rPr>
-              <w:t>2.9455</w:t>
-            </w:r>
-          </w:p>
-        </w:tc>
-        <w:tc>
-          <w:tcPr>
-            <w:tcW w:type="dxa" w:w="279"/>
-          </w:tcPr>
-          <w:p>
-            <w:r>
-              <w:rPr>
-                <w:rFonts w:ascii="Times New Roman" w:hAnsi="Times New Roman"/>
-                <w:sz w:val="20"/>
-              </w:rPr>
-              <w:t>0.0861</w:t>
+              <w:t>0.0215</w:t>
+            </w:r>
+          </w:p>
+        </w:tc>
+        <w:tc>
+          <w:tcPr>
+            <w:tcW w:type="dxa" w:w="279"/>
+          </w:tcPr>
+          <w:p>
+            <w:r>
+              <w:rPr>
+                <w:rFonts w:ascii="Times New Roman" w:hAnsi="Times New Roman"/>
+                <w:sz w:val="20"/>
+              </w:rPr>
+              <w:t>0.1466</w:t>
+            </w:r>
+          </w:p>
+        </w:tc>
+        <w:tc>
+          <w:tcPr>
+            <w:tcW w:type="dxa" w:w="279"/>
+          </w:tcPr>
+          <w:p>
+            <w:r>
+              <w:rPr>
+                <w:rFonts w:ascii="Times New Roman" w:hAnsi="Times New Roman"/>
+                <w:sz w:val="20"/>
+              </w:rPr>
+              <w:t>0.7018</w:t>
             </w:r>
           </w:p>
         </w:tc>
@@ -4728,49 +4728,49 @@
                 <w:rFonts w:ascii="Times New Roman" w:hAnsi="Times New Roman"/>
                 <w:sz w:val="20"/>
               </w:rPr>
-              <w:t>0.0655</w:t>
-            </w:r>
-          </w:p>
-        </w:tc>
-        <w:tc>
-          <w:tcPr>
-            <w:tcW w:type="dxa" w:w="279"/>
-          </w:tcPr>
-          <w:p>
-            <w:r>
-              <w:rPr>
-                <w:rFonts w:ascii="Times New Roman" w:hAnsi="Times New Roman"/>
-                <w:sz w:val="20"/>
-              </w:rPr>
-              <w:t>0.7981</w:t>
-            </w:r>
-          </w:p>
-        </w:tc>
-        <w:tc>
-          <w:tcPr>
-            <w:tcW w:type="dxa" w:w="279"/>
-          </w:tcPr>
-          <w:p>
-            <w:r>
-              <w:rPr>
-                <w:rFonts w:ascii="Times New Roman" w:hAnsi="Times New Roman"/>
-                <w:sz w:val="20"/>
-              </w:rPr>
-              <w:t>3.0110</w:t>
-            </w:r>
-          </w:p>
-        </w:tc>
-        <w:tc>
-          <w:tcPr>
-            <w:tcW w:type="dxa" w:w="279"/>
-          </w:tcPr>
-          <w:p>
-            <w:r>
-              <w:rPr>
-                <w:rFonts w:ascii="Times New Roman" w:hAnsi="Times New Roman"/>
-                <w:sz w:val="20"/>
-              </w:rPr>
-              <w:t>0.2219</w:t>
+              <w:t>0.2647</w:t>
+            </w:r>
+          </w:p>
+        </w:tc>
+        <w:tc>
+          <w:tcPr>
+            <w:tcW w:type="dxa" w:w="279"/>
+          </w:tcPr>
+          <w:p>
+            <w:r>
+              <w:rPr>
+                <w:rFonts w:ascii="Times New Roman" w:hAnsi="Times New Roman"/>
+                <w:sz w:val="20"/>
+              </w:rPr>
+              <w:t>0.6069</w:t>
+            </w:r>
+          </w:p>
+        </w:tc>
+        <w:tc>
+          <w:tcPr>
+            <w:tcW w:type="dxa" w:w="279"/>
+          </w:tcPr>
+          <w:p>
+            <w:r>
+              <w:rPr>
+                <w:rFonts w:ascii="Times New Roman" w:hAnsi="Times New Roman"/>
+                <w:sz w:val="20"/>
+              </w:rPr>
+              <w:t>0.4113</w:t>
+            </w:r>
+          </w:p>
+        </w:tc>
+        <w:tc>
+          <w:tcPr>
+            <w:tcW w:type="dxa" w:w="279"/>
+          </w:tcPr>
+          <w:p>
+            <w:r>
+              <w:rPr>
+                <w:rFonts w:ascii="Times New Roman" w:hAnsi="Times New Roman"/>
+                <w:sz w:val="20"/>
+              </w:rPr>
+              <w:t>0.8141</w:t>
             </w:r>
           </w:p>
         </w:tc>
@@ -4798,49 +4798,49 @@
                 <w:rFonts w:ascii="Times New Roman" w:hAnsi="Times New Roman"/>
                 <w:sz w:val="20"/>
               </w:rPr>
-              <w:t>1.943847</w:t>
-            </w:r>
-          </w:p>
-        </w:tc>
-        <w:tc>
-          <w:tcPr>
-            <w:tcW w:type="dxa" w:w="279"/>
-          </w:tcPr>
-          <w:p>
-            <w:r>
-              <w:rPr>
-                <w:rFonts w:ascii="Times New Roman" w:hAnsi="Times New Roman"/>
-                <w:sz w:val="20"/>
-              </w:rPr>
-              <w:t>2.662980</w:t>
-            </w:r>
-          </w:p>
-        </w:tc>
-        <w:tc>
-          <w:tcPr>
-            <w:tcW w:type="dxa" w:w="279"/>
-          </w:tcPr>
-          <w:p>
-            <w:r>
-              <w:rPr>
-                <w:rFonts w:ascii="Times New Roman" w:hAnsi="Times New Roman"/>
-                <w:sz w:val="20"/>
-              </w:rPr>
-              <w:t>-0.5414</w:t>
-            </w:r>
-          </w:p>
-        </w:tc>
-        <w:tc>
-          <w:tcPr>
-            <w:tcW w:type="dxa" w:w="279"/>
-          </w:tcPr>
-          <w:p>
-            <w:r>
-              <w:rPr>
-                <w:rFonts w:ascii="Times New Roman" w:hAnsi="Times New Roman"/>
-                <w:sz w:val="20"/>
-              </w:rPr>
-              <w:t>0.1320</w:t>
+              <w:t>1.727902</w:t>
+            </w:r>
+          </w:p>
+        </w:tc>
+        <w:tc>
+          <w:tcPr>
+            <w:tcW w:type="dxa" w:w="279"/>
+          </w:tcPr>
+          <w:p>
+            <w:r>
+              <w:rPr>
+                <w:rFonts w:ascii="Times New Roman" w:hAnsi="Times New Roman"/>
+                <w:sz w:val="20"/>
+              </w:rPr>
+              <w:t>2.367146</w:t>
+            </w:r>
+          </w:p>
+        </w:tc>
+        <w:tc>
+          <w:tcPr>
+            <w:tcW w:type="dxa" w:w="279"/>
+          </w:tcPr>
+          <w:p>
+            <w:r>
+              <w:rPr>
+                <w:rFonts w:ascii="Times New Roman" w:hAnsi="Times New Roman"/>
+                <w:sz w:val="20"/>
+              </w:rPr>
+              <w:t>-0.0398</w:t>
+            </w:r>
+          </w:p>
+        </w:tc>
+        <w:tc>
+          <w:tcPr>
+            <w:tcW w:type="dxa" w:w="279"/>
+          </w:tcPr>
+          <w:p>
+            <w:r>
+              <w:rPr>
+                <w:rFonts w:ascii="Times New Roman" w:hAnsi="Times New Roman"/>
+                <w:sz w:val="20"/>
+              </w:rPr>
+              <w:t>0.9580</w:t>
             </w:r>
           </w:p>
         </w:tc>
@@ -4856,7 +4856,217 @@
                 <w:rFonts w:ascii="Times New Roman" w:hAnsi="Times New Roman"/>
                 <w:sz w:val="20"/>
               </w:rPr>
-              <w:t>LSTM-SSE</w:t>
+              <w:t>LSTM-Attention</w:t>
+            </w:r>
+          </w:p>
+        </w:tc>
+        <w:tc>
+          <w:tcPr>
+            <w:tcW w:type="dxa" w:w="279"/>
+          </w:tcPr>
+          <w:p>
+            <w:r>
+              <w:rPr>
+                <w:rFonts w:ascii="Times New Roman" w:hAnsi="Times New Roman"/>
+                <w:sz w:val="20"/>
+              </w:rPr>
+              <w:t>2</w:t>
+            </w:r>
+          </w:p>
+        </w:tc>
+        <w:tc>
+          <w:tcPr>
+            <w:tcW w:type="dxa" w:w="279"/>
+          </w:tcPr>
+          <w:p>
+            <w:r>
+              <w:rPr>
+                <w:rFonts w:ascii="Times New Roman" w:hAnsi="Times New Roman"/>
+                <w:sz w:val="20"/>
+              </w:rPr>
+              <w:t>2.79</w:t>
+            </w:r>
+          </w:p>
+        </w:tc>
+        <w:tc>
+          <w:tcPr>
+            <w:tcW w:type="dxa" w:w="279"/>
+          </w:tcPr>
+          <w:p>
+            <w:r>
+              <w:rPr>
+                <w:rFonts w:ascii="Times New Roman" w:hAnsi="Times New Roman"/>
+                <w:sz w:val="20"/>
+              </w:rPr>
+              <w:t>0.0072</w:t>
+            </w:r>
+          </w:p>
+        </w:tc>
+        <w:tc>
+          <w:tcPr>
+            <w:tcW w:type="dxa" w:w="279"/>
+          </w:tcPr>
+          <w:p>
+            <w:r>
+              <w:rPr>
+                <w:rFonts w:ascii="Times New Roman" w:hAnsi="Times New Roman"/>
+                <w:sz w:val="20"/>
+              </w:rPr>
+              <w:t>0.2507</w:t>
+            </w:r>
+          </w:p>
+        </w:tc>
+        <w:tc>
+          <w:tcPr>
+            <w:tcW w:type="dxa" w:w="279"/>
+          </w:tcPr>
+          <w:p>
+            <w:r>
+              <w:rPr>
+                <w:rFonts w:ascii="Times New Roman" w:hAnsi="Times New Roman"/>
+                <w:sz w:val="20"/>
+              </w:rPr>
+              <w:t>0.6166</w:t>
+            </w:r>
+          </w:p>
+        </w:tc>
+        <w:tc>
+          <w:tcPr>
+            <w:tcW w:type="dxa" w:w="279"/>
+          </w:tcPr>
+          <w:p>
+            <w:r>
+              <w:rPr>
+                <w:rFonts w:ascii="Times New Roman" w:hAnsi="Times New Roman"/>
+                <w:sz w:val="20"/>
+              </w:rPr>
+              <w:t>Yes</w:t>
+            </w:r>
+          </w:p>
+        </w:tc>
+        <w:tc>
+          <w:tcPr>
+            <w:tcW w:type="dxa" w:w="279"/>
+          </w:tcPr>
+          <w:p>
+            <w:r>
+              <w:rPr>
+                <w:rFonts w:ascii="Times New Roman" w:hAnsi="Times New Roman"/>
+                <w:sz w:val="20"/>
+              </w:rPr>
+              <w:t>0.0290</w:t>
+            </w:r>
+          </w:p>
+        </w:tc>
+        <w:tc>
+          <w:tcPr>
+            <w:tcW w:type="dxa" w:w="279"/>
+          </w:tcPr>
+          <w:p>
+            <w:r>
+              <w:rPr>
+                <w:rFonts w:ascii="Times New Roman" w:hAnsi="Times New Roman"/>
+                <w:sz w:val="20"/>
+              </w:rPr>
+              <w:t>0.8648</w:t>
+            </w:r>
+          </w:p>
+        </w:tc>
+        <w:tc>
+          <w:tcPr>
+            <w:tcW w:type="dxa" w:w="279"/>
+          </w:tcPr>
+          <w:p>
+            <w:r>
+              <w:rPr>
+                <w:rFonts w:ascii="Times New Roman" w:hAnsi="Times New Roman"/>
+                <w:sz w:val="20"/>
+              </w:rPr>
+              <w:t>0.2797</w:t>
+            </w:r>
+          </w:p>
+        </w:tc>
+        <w:tc>
+          <w:tcPr>
+            <w:tcW w:type="dxa" w:w="279"/>
+          </w:tcPr>
+          <w:p>
+            <w:r>
+              <w:rPr>
+                <w:rFonts w:ascii="Times New Roman" w:hAnsi="Times New Roman"/>
+                <w:sz w:val="20"/>
+              </w:rPr>
+              <w:t>0.8695</w:t>
+            </w:r>
+          </w:p>
+        </w:tc>
+        <w:tc>
+          <w:tcPr>
+            <w:tcW w:type="dxa" w:w="279"/>
+          </w:tcPr>
+          <w:p>
+            <w:r>
+              <w:rPr>
+                <w:rFonts w:ascii="Times New Roman" w:hAnsi="Times New Roman"/>
+                <w:sz w:val="20"/>
+              </w:rPr>
+              <w:t>Yes</w:t>
+            </w:r>
+          </w:p>
+        </w:tc>
+        <w:tc>
+          <w:tcPr>
+            <w:tcW w:type="dxa" w:w="279"/>
+          </w:tcPr>
+          <w:p>
+            <w:r>
+              <w:rPr>
+                <w:rFonts w:ascii="Times New Roman" w:hAnsi="Times New Roman"/>
+                <w:sz w:val="20"/>
+              </w:rPr>
+              <w:t>2.544525</w:t>
+            </w:r>
+          </w:p>
+        </w:tc>
+        <w:tc>
+          <w:tcPr>
+            <w:tcW w:type="dxa" w:w="279"/>
+          </w:tcPr>
+          <w:p>
+            <w:r>
+              <w:rPr>
+                <w:rFonts w:ascii="Times New Roman" w:hAnsi="Times New Roman"/>
+                <w:sz w:val="20"/>
+              </w:rPr>
+              <w:t>3.366880</w:t>
+            </w:r>
+          </w:p>
+        </w:tc>
+        <w:tc>
+          <w:tcPr>
+            <w:tcW w:type="dxa" w:w="279"/>
+          </w:tcPr>
+          <w:p>
+            <w:r>
+              <w:rPr>
+                <w:rFonts w:ascii="Times New Roman" w:hAnsi="Times New Roman"/>
+                <w:sz w:val="20"/>
+              </w:rPr>
+              <w:t>-0.3449</w:t>
+            </w:r>
+          </w:p>
+        </w:tc>
+        <w:tc>
+          <w:tcPr>
+            <w:tcW w:type="dxa" w:w="279"/>
+          </w:tcPr>
+          <w:p>
+            <w:r>
+              <w:rPr>
+                <w:rFonts w:ascii="Times New Roman" w:hAnsi="Times New Roman"/>
+                <w:sz w:val="20"/>
+              </w:rPr>
+              <w:t>0.6860</w:t>
             </w:r>
           </w:p>
         </w:tc>
@@ -4884,7 +5094,7 @@
                 <w:rFonts w:ascii="Times New Roman" w:hAnsi="Times New Roman"/>
                 <w:sz w:val="20"/>
               </w:rPr>
-              <w:t>2.79</w:t>
+              <w:t>6.98</w:t>
             </w:r>
           </w:p>
         </w:tc>
@@ -4912,21 +5122,21 @@
                 <w:rFonts w:ascii="Times New Roman" w:hAnsi="Times New Roman"/>
                 <w:sz w:val="20"/>
               </w:rPr>
-              <w:t>0.0156</w:t>
-            </w:r>
-          </w:p>
-        </w:tc>
-        <w:tc>
-          <w:tcPr>
-            <w:tcW w:type="dxa" w:w="279"/>
-          </w:tcPr>
-          <w:p>
-            <w:r>
-              <w:rPr>
-                <w:rFonts w:ascii="Times New Roman" w:hAnsi="Times New Roman"/>
-                <w:sz w:val="20"/>
-              </w:rPr>
-              <w:t>0.9007</w:t>
+              <w:t>2.9455</w:t>
+            </w:r>
+          </w:p>
+        </w:tc>
+        <w:tc>
+          <w:tcPr>
+            <w:tcW w:type="dxa" w:w="279"/>
+          </w:tcPr>
+          <w:p>
+            <w:r>
+              <w:rPr>
+                <w:rFonts w:ascii="Times New Roman" w:hAnsi="Times New Roman"/>
+                <w:sz w:val="20"/>
+              </w:rPr>
+              <w:t>0.0861</w:t>
             </w:r>
           </w:p>
         </w:tc>
@@ -4982,21 +5192,21 @@
                 <w:rFonts w:ascii="Times New Roman" w:hAnsi="Times New Roman"/>
                 <w:sz w:val="20"/>
               </w:rPr>
-              <w:t>0.0811</w:t>
-            </w:r>
-          </w:p>
-        </w:tc>
-        <w:tc>
-          <w:tcPr>
-            <w:tcW w:type="dxa" w:w="279"/>
-          </w:tcPr>
-          <w:p>
-            <w:r>
-              <w:rPr>
-                <w:rFonts w:ascii="Times New Roman" w:hAnsi="Times New Roman"/>
-                <w:sz w:val="20"/>
-              </w:rPr>
-              <w:t>0.9603</w:t>
+              <w:t>3.0110</w:t>
+            </w:r>
+          </w:p>
+        </w:tc>
+        <w:tc>
+          <w:tcPr>
+            <w:tcW w:type="dxa" w:w="279"/>
+          </w:tcPr>
+          <w:p>
+            <w:r>
+              <w:rPr>
+                <w:rFonts w:ascii="Times New Roman" w:hAnsi="Times New Roman"/>
+                <w:sz w:val="20"/>
+              </w:rPr>
+              <w:t>0.2219</w:t>
             </w:r>
           </w:p>
         </w:tc>
@@ -5024,259 +5234,49 @@
                 <w:rFonts w:ascii="Times New Roman" w:hAnsi="Times New Roman"/>
                 <w:sz w:val="20"/>
               </w:rPr>
-              <w:t>2.150926</w:t>
-            </w:r>
-          </w:p>
-        </w:tc>
-        <w:tc>
-          <w:tcPr>
-            <w:tcW w:type="dxa" w:w="279"/>
-          </w:tcPr>
-          <w:p>
-            <w:r>
-              <w:rPr>
-                <w:rFonts w:ascii="Times New Roman" w:hAnsi="Times New Roman"/>
-                <w:sz w:val="20"/>
-              </w:rPr>
-              <w:t>2.846075</w:t>
-            </w:r>
-          </w:p>
-        </w:tc>
-        <w:tc>
-          <w:tcPr>
-            <w:tcW w:type="dxa" w:w="279"/>
-          </w:tcPr>
-          <w:p>
-            <w:r>
-              <w:rPr>
-                <w:rFonts w:ascii="Times New Roman" w:hAnsi="Times New Roman"/>
-                <w:sz w:val="20"/>
-              </w:rPr>
-              <w:t>0.1681</w:t>
-            </w:r>
-          </w:p>
-        </w:tc>
-        <w:tc>
-          <w:tcPr>
-            <w:tcW w:type="dxa" w:w="279"/>
-          </w:tcPr>
-          <w:p>
-            <w:r>
-              <w:rPr>
-                <w:rFonts w:ascii="Times New Roman" w:hAnsi="Times New Roman"/>
-                <w:sz w:val="20"/>
-              </w:rPr>
-              <w:t>0.7340</w:t>
-            </w:r>
-          </w:p>
-        </w:tc>
-        <w:tc>
-          <w:tcPr>
-            <w:tcW w:type="dxa" w:w="279"/>
-          </w:tcPr>
-          <w:p>
-            <w:r>
-              <w:rPr>
-                <w:rFonts w:ascii="Times New Roman" w:hAnsi="Times New Roman"/>
-                <w:sz w:val="20"/>
-              </w:rPr>
-              <w:t>8</w:t>
-            </w:r>
-          </w:p>
-        </w:tc>
-        <w:tc>
-          <w:tcPr>
-            <w:tcW w:type="dxa" w:w="279"/>
-          </w:tcPr>
-          <w:p>
-            <w:r>
-              <w:rPr>
-                <w:rFonts w:ascii="Times New Roman" w:hAnsi="Times New Roman"/>
-                <w:sz w:val="20"/>
-              </w:rPr>
-              <w:t>6.98</w:t>
-            </w:r>
-          </w:p>
-        </w:tc>
-        <w:tc>
-          <w:tcPr>
-            <w:tcW w:type="dxa" w:w="279"/>
-          </w:tcPr>
-          <w:p>
-            <w:r>
-              <w:rPr>
-                <w:rFonts w:ascii="Times New Roman" w:hAnsi="Times New Roman"/>
-                <w:sz w:val="20"/>
-              </w:rPr>
-              <w:t>0.0287</w:t>
-            </w:r>
-          </w:p>
-        </w:tc>
-        <w:tc>
-          <w:tcPr>
-            <w:tcW w:type="dxa" w:w="279"/>
-          </w:tcPr>
-          <w:p>
-            <w:r>
-              <w:rPr>
-                <w:rFonts w:ascii="Times New Roman" w:hAnsi="Times New Roman"/>
-                <w:sz w:val="20"/>
-              </w:rPr>
-              <w:t>0.1476</w:t>
-            </w:r>
-          </w:p>
-        </w:tc>
-        <w:tc>
-          <w:tcPr>
-            <w:tcW w:type="dxa" w:w="279"/>
-          </w:tcPr>
-          <w:p>
-            <w:r>
-              <w:rPr>
-                <w:rFonts w:ascii="Times New Roman" w:hAnsi="Times New Roman"/>
-                <w:sz w:val="20"/>
-              </w:rPr>
-              <w:t>0.7008</w:t>
-            </w:r>
-          </w:p>
-        </w:tc>
-        <w:tc>
-          <w:tcPr>
-            <w:tcW w:type="dxa" w:w="279"/>
-          </w:tcPr>
-          <w:p>
-            <w:r>
-              <w:rPr>
-                <w:rFonts w:ascii="Times New Roman" w:hAnsi="Times New Roman"/>
-                <w:sz w:val="20"/>
-              </w:rPr>
-              <w:t>Yes</w:t>
-            </w:r>
-          </w:p>
-        </w:tc>
-        <w:tc>
-          <w:tcPr>
-            <w:tcW w:type="dxa" w:w="279"/>
-          </w:tcPr>
-          <w:p>
-            <w:r>
-              <w:rPr>
-                <w:rFonts w:ascii="Times New Roman" w:hAnsi="Times New Roman"/>
-                <w:sz w:val="20"/>
-              </w:rPr>
-              <w:t>0.4741</w:t>
-            </w:r>
-          </w:p>
-        </w:tc>
-        <w:tc>
-          <w:tcPr>
-            <w:tcW w:type="dxa" w:w="279"/>
-          </w:tcPr>
-          <w:p>
-            <w:r>
-              <w:rPr>
-                <w:rFonts w:ascii="Times New Roman" w:hAnsi="Times New Roman"/>
-                <w:sz w:val="20"/>
-              </w:rPr>
-              <w:t>0.4911</w:t>
-            </w:r>
-          </w:p>
-        </w:tc>
-        <w:tc>
-          <w:tcPr>
-            <w:tcW w:type="dxa" w:w="279"/>
-          </w:tcPr>
-          <w:p>
-            <w:r>
-              <w:rPr>
-                <w:rFonts w:ascii="Times New Roman" w:hAnsi="Times New Roman"/>
-                <w:sz w:val="20"/>
-              </w:rPr>
-              <w:t>0.6217</w:t>
-            </w:r>
-          </w:p>
-        </w:tc>
-        <w:tc>
-          <w:tcPr>
-            <w:tcW w:type="dxa" w:w="279"/>
-          </w:tcPr>
-          <w:p>
-            <w:r>
-              <w:rPr>
-                <w:rFonts w:ascii="Times New Roman" w:hAnsi="Times New Roman"/>
-                <w:sz w:val="20"/>
-              </w:rPr>
-              <w:t>0.7328</w:t>
-            </w:r>
-          </w:p>
-        </w:tc>
-        <w:tc>
-          <w:tcPr>
-            <w:tcW w:type="dxa" w:w="279"/>
-          </w:tcPr>
-          <w:p>
-            <w:r>
-              <w:rPr>
-                <w:rFonts w:ascii="Times New Roman" w:hAnsi="Times New Roman"/>
-                <w:sz w:val="20"/>
-              </w:rPr>
-              <w:t>Yes</w:t>
-            </w:r>
-          </w:p>
-        </w:tc>
-        <w:tc>
-          <w:tcPr>
-            <w:tcW w:type="dxa" w:w="279"/>
-          </w:tcPr>
-          <w:p>
-            <w:r>
-              <w:rPr>
-                <w:rFonts w:ascii="Times New Roman" w:hAnsi="Times New Roman"/>
-                <w:sz w:val="20"/>
-              </w:rPr>
-              <w:t>1.643164</w:t>
-            </w:r>
-          </w:p>
-        </w:tc>
-        <w:tc>
-          <w:tcPr>
-            <w:tcW w:type="dxa" w:w="279"/>
-          </w:tcPr>
-          <w:p>
-            <w:r>
-              <w:rPr>
-                <w:rFonts w:ascii="Times New Roman" w:hAnsi="Times New Roman"/>
-                <w:sz w:val="20"/>
-              </w:rPr>
-              <w:t>2.251057</w:t>
-            </w:r>
-          </w:p>
-        </w:tc>
-        <w:tc>
-          <w:tcPr>
-            <w:tcW w:type="dxa" w:w="279"/>
-          </w:tcPr>
-          <w:p>
-            <w:r>
-              <w:rPr>
-                <w:rFonts w:ascii="Times New Roman" w:hAnsi="Times New Roman"/>
-                <w:sz w:val="20"/>
-              </w:rPr>
-              <w:t>0.1615</w:t>
-            </w:r>
-          </w:p>
-        </w:tc>
-        <w:tc>
-          <w:tcPr>
-            <w:tcW w:type="dxa" w:w="279"/>
-          </w:tcPr>
-          <w:p>
-            <w:r>
-              <w:rPr>
-                <w:rFonts w:ascii="Times New Roman" w:hAnsi="Times New Roman"/>
-                <w:sz w:val="20"/>
-              </w:rPr>
-              <w:t>0.6360</w:t>
+              <w:t>1.943847</w:t>
+            </w:r>
+          </w:p>
+        </w:tc>
+        <w:tc>
+          <w:tcPr>
+            <w:tcW w:type="dxa" w:w="279"/>
+          </w:tcPr>
+          <w:p>
+            <w:r>
+              <w:rPr>
+                <w:rFonts w:ascii="Times New Roman" w:hAnsi="Times New Roman"/>
+                <w:sz w:val="20"/>
+              </w:rPr>
+              <w:t>2.662980</w:t>
+            </w:r>
+          </w:p>
+        </w:tc>
+        <w:tc>
+          <w:tcPr>
+            <w:tcW w:type="dxa" w:w="279"/>
+          </w:tcPr>
+          <w:p>
+            <w:r>
+              <w:rPr>
+                <w:rFonts w:ascii="Times New Roman" w:hAnsi="Times New Roman"/>
+                <w:sz w:val="20"/>
+              </w:rPr>
+              <w:t>-0.5414</w:t>
+            </w:r>
+          </w:p>
+        </w:tc>
+        <w:tc>
+          <w:tcPr>
+            <w:tcW w:type="dxa" w:w="279"/>
+          </w:tcPr>
+          <w:p>
+            <w:r>
+              <w:rPr>
+                <w:rFonts w:ascii="Times New Roman" w:hAnsi="Times New Roman"/>
+                <w:sz w:val="20"/>
+              </w:rPr>
+              <w:t>0.1320</w:t>
             </w:r>
           </w:p>
         </w:tc>
@@ -5292,21 +5292,21 @@
                 <w:rFonts w:ascii="Times New Roman" w:hAnsi="Times New Roman"/>
                 <w:sz w:val="20"/>
               </w:rPr>
-              <w:t>LSTM-SSE-t-Student</w:t>
-            </w:r>
-          </w:p>
-        </w:tc>
-        <w:tc>
-          <w:tcPr>
-            <w:tcW w:type="dxa" w:w="279"/>
-          </w:tcPr>
-          <w:p>
-            <w:r>
-              <w:rPr>
-                <w:rFonts w:ascii="Times New Roman" w:hAnsi="Times New Roman"/>
-                <w:sz w:val="20"/>
-              </w:rPr>
-              <w:t>2</w:t>
+              <w:t>LSTM-SSE</w:t>
+            </w:r>
+          </w:p>
+        </w:tc>
+        <w:tc>
+          <w:tcPr>
+            <w:tcW w:type="dxa" w:w="279"/>
+          </w:tcPr>
+          <w:p>
+            <w:r>
+              <w:rPr>
+                <w:rFonts w:ascii="Times New Roman" w:hAnsi="Times New Roman"/>
+                <w:sz w:val="20"/>
+              </w:rPr>
+              <w:t>3</w:t>
             </w:r>
           </w:p>
         </w:tc>
@@ -5334,35 +5334,35 @@
                 <w:rFonts w:ascii="Times New Roman" w:hAnsi="Times New Roman"/>
                 <w:sz w:val="20"/>
               </w:rPr>
-              <w:t>0.0072</w:t>
-            </w:r>
-          </w:p>
-        </w:tc>
-        <w:tc>
-          <w:tcPr>
-            <w:tcW w:type="dxa" w:w="279"/>
-          </w:tcPr>
-          <w:p>
-            <w:r>
-              <w:rPr>
-                <w:rFonts w:ascii="Times New Roman" w:hAnsi="Times New Roman"/>
-                <w:sz w:val="20"/>
-              </w:rPr>
-              <w:t>0.2507</w:t>
-            </w:r>
-          </w:p>
-        </w:tc>
-        <w:tc>
-          <w:tcPr>
-            <w:tcW w:type="dxa" w:w="279"/>
-          </w:tcPr>
-          <w:p>
-            <w:r>
-              <w:rPr>
-                <w:rFonts w:ascii="Times New Roman" w:hAnsi="Times New Roman"/>
-                <w:sz w:val="20"/>
-              </w:rPr>
-              <w:t>0.6166</w:t>
+              <w:t>0.0108</w:t>
+            </w:r>
+          </w:p>
+        </w:tc>
+        <w:tc>
+          <w:tcPr>
+            <w:tcW w:type="dxa" w:w="279"/>
+          </w:tcPr>
+          <w:p>
+            <w:r>
+              <w:rPr>
+                <w:rFonts w:ascii="Times New Roman" w:hAnsi="Times New Roman"/>
+                <w:sz w:val="20"/>
+              </w:rPr>
+              <w:t>0.0156</w:t>
+            </w:r>
+          </w:p>
+        </w:tc>
+        <w:tc>
+          <w:tcPr>
+            <w:tcW w:type="dxa" w:w="279"/>
+          </w:tcPr>
+          <w:p>
+            <w:r>
+              <w:rPr>
+                <w:rFonts w:ascii="Times New Roman" w:hAnsi="Times New Roman"/>
+                <w:sz w:val="20"/>
+              </w:rPr>
+              <w:t>0.9007</w:t>
             </w:r>
           </w:p>
         </w:tc>
@@ -5390,49 +5390,49 @@
                 <w:rFonts w:ascii="Times New Roman" w:hAnsi="Times New Roman"/>
                 <w:sz w:val="20"/>
               </w:rPr>
-              <w:t>0.0290</w:t>
-            </w:r>
-          </w:p>
-        </w:tc>
-        <w:tc>
-          <w:tcPr>
-            <w:tcW w:type="dxa" w:w="279"/>
-          </w:tcPr>
-          <w:p>
-            <w:r>
-              <w:rPr>
-                <w:rFonts w:ascii="Times New Roman" w:hAnsi="Times New Roman"/>
-                <w:sz w:val="20"/>
-              </w:rPr>
-              <w:t>0.8648</w:t>
-            </w:r>
-          </w:p>
-        </w:tc>
-        <w:tc>
-          <w:tcPr>
-            <w:tcW w:type="dxa" w:w="279"/>
-          </w:tcPr>
-          <w:p>
-            <w:r>
-              <w:rPr>
-                <w:rFonts w:ascii="Times New Roman" w:hAnsi="Times New Roman"/>
-                <w:sz w:val="20"/>
-              </w:rPr>
-              <w:t>0.2797</w:t>
-            </w:r>
-          </w:p>
-        </w:tc>
-        <w:tc>
-          <w:tcPr>
-            <w:tcW w:type="dxa" w:w="279"/>
-          </w:tcPr>
-          <w:p>
-            <w:r>
-              <w:rPr>
-                <w:rFonts w:ascii="Times New Roman" w:hAnsi="Times New Roman"/>
-                <w:sz w:val="20"/>
-              </w:rPr>
-              <w:t>0.8695</w:t>
+              <w:t>0.0655</w:t>
+            </w:r>
+          </w:p>
+        </w:tc>
+        <w:tc>
+          <w:tcPr>
+            <w:tcW w:type="dxa" w:w="279"/>
+          </w:tcPr>
+          <w:p>
+            <w:r>
+              <w:rPr>
+                <w:rFonts w:ascii="Times New Roman" w:hAnsi="Times New Roman"/>
+                <w:sz w:val="20"/>
+              </w:rPr>
+              <w:t>0.7981</w:t>
+            </w:r>
+          </w:p>
+        </w:tc>
+        <w:tc>
+          <w:tcPr>
+            <w:tcW w:type="dxa" w:w="279"/>
+          </w:tcPr>
+          <w:p>
+            <w:r>
+              <w:rPr>
+                <w:rFonts w:ascii="Times New Roman" w:hAnsi="Times New Roman"/>
+                <w:sz w:val="20"/>
+              </w:rPr>
+              <w:t>0.0811</w:t>
+            </w:r>
+          </w:p>
+        </w:tc>
+        <w:tc>
+          <w:tcPr>
+            <w:tcW w:type="dxa" w:w="279"/>
+          </w:tcPr>
+          <w:p>
+            <w:r>
+              <w:rPr>
+                <w:rFonts w:ascii="Times New Roman" w:hAnsi="Times New Roman"/>
+                <w:sz w:val="20"/>
+              </w:rPr>
+              <w:t>0.9603</w:t>
             </w:r>
           </w:p>
         </w:tc>
@@ -5460,63 +5460,63 @@
                 <w:rFonts w:ascii="Times New Roman" w:hAnsi="Times New Roman"/>
                 <w:sz w:val="20"/>
               </w:rPr>
-              <w:t>2.651072</w:t>
-            </w:r>
-          </w:p>
-        </w:tc>
-        <w:tc>
-          <w:tcPr>
-            <w:tcW w:type="dxa" w:w="279"/>
-          </w:tcPr>
-          <w:p>
-            <w:r>
-              <w:rPr>
-                <w:rFonts w:ascii="Times New Roman" w:hAnsi="Times New Roman"/>
-                <w:sz w:val="20"/>
-              </w:rPr>
-              <w:t>3.507862</w:t>
-            </w:r>
-          </w:p>
-        </w:tc>
-        <w:tc>
-          <w:tcPr>
-            <w:tcW w:type="dxa" w:w="279"/>
-          </w:tcPr>
-          <w:p>
-            <w:r>
-              <w:rPr>
-                <w:rFonts w:ascii="Times New Roman" w:hAnsi="Times New Roman"/>
-                <w:sz w:val="20"/>
-              </w:rPr>
-              <w:t>-0.4365</w:t>
-            </w:r>
-          </w:p>
-        </w:tc>
-        <w:tc>
-          <w:tcPr>
-            <w:tcW w:type="dxa" w:w="279"/>
-          </w:tcPr>
-          <w:p>
-            <w:r>
-              <w:rPr>
-                <w:rFonts w:ascii="Times New Roman" w:hAnsi="Times New Roman"/>
-                <w:sz w:val="20"/>
-              </w:rPr>
-              <w:t>0.4580</w:t>
-            </w:r>
-          </w:p>
-        </w:tc>
-        <w:tc>
-          <w:tcPr>
-            <w:tcW w:type="dxa" w:w="279"/>
-          </w:tcPr>
-          <w:p>
-            <w:r>
-              <w:rPr>
-                <w:rFonts w:ascii="Times New Roman" w:hAnsi="Times New Roman"/>
-                <w:sz w:val="20"/>
-              </w:rPr>
-              <w:t>3</w:t>
+              <w:t>2.150926</w:t>
+            </w:r>
+          </w:p>
+        </w:tc>
+        <w:tc>
+          <w:tcPr>
+            <w:tcW w:type="dxa" w:w="279"/>
+          </w:tcPr>
+          <w:p>
+            <w:r>
+              <w:rPr>
+                <w:rFonts w:ascii="Times New Roman" w:hAnsi="Times New Roman"/>
+                <w:sz w:val="20"/>
+              </w:rPr>
+              <w:t>2.846075</w:t>
+            </w:r>
+          </w:p>
+        </w:tc>
+        <w:tc>
+          <w:tcPr>
+            <w:tcW w:type="dxa" w:w="279"/>
+          </w:tcPr>
+          <w:p>
+            <w:r>
+              <w:rPr>
+                <w:rFonts w:ascii="Times New Roman" w:hAnsi="Times New Roman"/>
+                <w:sz w:val="20"/>
+              </w:rPr>
+              <w:t>0.1681</w:t>
+            </w:r>
+          </w:p>
+        </w:tc>
+        <w:tc>
+          <w:tcPr>
+            <w:tcW w:type="dxa" w:w="279"/>
+          </w:tcPr>
+          <w:p>
+            <w:r>
+              <w:rPr>
+                <w:rFonts w:ascii="Times New Roman" w:hAnsi="Times New Roman"/>
+                <w:sz w:val="20"/>
+              </w:rPr>
+              <w:t>0.7340</w:t>
+            </w:r>
+          </w:p>
+        </w:tc>
+        <w:tc>
+          <w:tcPr>
+            <w:tcW w:type="dxa" w:w="279"/>
+          </w:tcPr>
+          <w:p>
+            <w:r>
+              <w:rPr>
+                <w:rFonts w:ascii="Times New Roman" w:hAnsi="Times New Roman"/>
+                <w:sz w:val="20"/>
+              </w:rPr>
+              <w:t>8</w:t>
             </w:r>
           </w:p>
         </w:tc>
@@ -5544,35 +5544,35 @@
                 <w:rFonts w:ascii="Times New Roman" w:hAnsi="Times New Roman"/>
                 <w:sz w:val="20"/>
               </w:rPr>
-              <w:t>0.0108</w:t>
-            </w:r>
-          </w:p>
-        </w:tc>
-        <w:tc>
-          <w:tcPr>
-            <w:tcW w:type="dxa" w:w="279"/>
-          </w:tcPr>
-          <w:p>
-            <w:r>
-              <w:rPr>
-                <w:rFonts w:ascii="Times New Roman" w:hAnsi="Times New Roman"/>
-                <w:sz w:val="20"/>
-              </w:rPr>
-              <w:t>2.9455</w:t>
-            </w:r>
-          </w:p>
-        </w:tc>
-        <w:tc>
-          <w:tcPr>
-            <w:tcW w:type="dxa" w:w="279"/>
-          </w:tcPr>
-          <w:p>
-            <w:r>
-              <w:rPr>
-                <w:rFonts w:ascii="Times New Roman" w:hAnsi="Times New Roman"/>
-                <w:sz w:val="20"/>
-              </w:rPr>
-              <w:t>0.0861</w:t>
+              <w:t>0.0287</w:t>
+            </w:r>
+          </w:p>
+        </w:tc>
+        <w:tc>
+          <w:tcPr>
+            <w:tcW w:type="dxa" w:w="279"/>
+          </w:tcPr>
+          <w:p>
+            <w:r>
+              <w:rPr>
+                <w:rFonts w:ascii="Times New Roman" w:hAnsi="Times New Roman"/>
+                <w:sz w:val="20"/>
+              </w:rPr>
+              <w:t>0.1476</w:t>
+            </w:r>
+          </w:p>
+        </w:tc>
+        <w:tc>
+          <w:tcPr>
+            <w:tcW w:type="dxa" w:w="279"/>
+          </w:tcPr>
+          <w:p>
+            <w:r>
+              <w:rPr>
+                <w:rFonts w:ascii="Times New Roman" w:hAnsi="Times New Roman"/>
+                <w:sz w:val="20"/>
+              </w:rPr>
+              <w:t>0.7008</w:t>
             </w:r>
           </w:p>
         </w:tc>
@@ -5600,49 +5600,49 @@
                 <w:rFonts w:ascii="Times New Roman" w:hAnsi="Times New Roman"/>
                 <w:sz w:val="20"/>
               </w:rPr>
-              <w:t>0.0655</w:t>
-            </w:r>
-          </w:p>
-        </w:tc>
-        <w:tc>
-          <w:tcPr>
-            <w:tcW w:type="dxa" w:w="279"/>
-          </w:tcPr>
-          <w:p>
-            <w:r>
-              <w:rPr>
-                <w:rFonts w:ascii="Times New Roman" w:hAnsi="Times New Roman"/>
-                <w:sz w:val="20"/>
-              </w:rPr>
-              <w:t>0.7981</w:t>
-            </w:r>
-          </w:p>
-        </w:tc>
-        <w:tc>
-          <w:tcPr>
-            <w:tcW w:type="dxa" w:w="279"/>
-          </w:tcPr>
-          <w:p>
-            <w:r>
-              <w:rPr>
-                <w:rFonts w:ascii="Times New Roman" w:hAnsi="Times New Roman"/>
-                <w:sz w:val="20"/>
-              </w:rPr>
-              <w:t>3.0110</w:t>
-            </w:r>
-          </w:p>
-        </w:tc>
-        <w:tc>
-          <w:tcPr>
-            <w:tcW w:type="dxa" w:w="279"/>
-          </w:tcPr>
-          <w:p>
-            <w:r>
-              <w:rPr>
-                <w:rFonts w:ascii="Times New Roman" w:hAnsi="Times New Roman"/>
-                <w:sz w:val="20"/>
-              </w:rPr>
-              <w:t>0.2219</w:t>
+              <w:t>0.4741</w:t>
+            </w:r>
+          </w:p>
+        </w:tc>
+        <w:tc>
+          <w:tcPr>
+            <w:tcW w:type="dxa" w:w="279"/>
+          </w:tcPr>
+          <w:p>
+            <w:r>
+              <w:rPr>
+                <w:rFonts w:ascii="Times New Roman" w:hAnsi="Times New Roman"/>
+                <w:sz w:val="20"/>
+              </w:rPr>
+              <w:t>0.4911</w:t>
+            </w:r>
+          </w:p>
+        </w:tc>
+        <w:tc>
+          <w:tcPr>
+            <w:tcW w:type="dxa" w:w="279"/>
+          </w:tcPr>
+          <w:p>
+            <w:r>
+              <w:rPr>
+                <w:rFonts w:ascii="Times New Roman" w:hAnsi="Times New Roman"/>
+                <w:sz w:val="20"/>
+              </w:rPr>
+              <w:t>0.6217</w:t>
+            </w:r>
+          </w:p>
+        </w:tc>
+        <w:tc>
+          <w:tcPr>
+            <w:tcW w:type="dxa" w:w="279"/>
+          </w:tcPr>
+          <w:p>
+            <w:r>
+              <w:rPr>
+                <w:rFonts w:ascii="Times New Roman" w:hAnsi="Times New Roman"/>
+                <w:sz w:val="20"/>
+              </w:rPr>
+              <w:t>0.7328</w:t>
             </w:r>
           </w:p>
         </w:tc>
@@ -5670,49 +5670,49 @@
                 <w:rFonts w:ascii="Times New Roman" w:hAnsi="Times New Roman"/>
                 <w:sz w:val="20"/>
               </w:rPr>
-              <w:t>2.025242</w:t>
-            </w:r>
-          </w:p>
-        </w:tc>
-        <w:tc>
-          <w:tcPr>
-            <w:tcW w:type="dxa" w:w="279"/>
-          </w:tcPr>
-          <w:p>
-            <w:r>
-              <w:rPr>
-                <w:rFonts w:ascii="Times New Roman" w:hAnsi="Times New Roman"/>
-                <w:sz w:val="20"/>
-              </w:rPr>
-              <w:t>2.774487</w:t>
-            </w:r>
-          </w:p>
-        </w:tc>
-        <w:tc>
-          <w:tcPr>
-            <w:tcW w:type="dxa" w:w="279"/>
-          </w:tcPr>
-          <w:p>
-            <w:r>
-              <w:rPr>
-                <w:rFonts w:ascii="Times New Roman" w:hAnsi="Times New Roman"/>
-                <w:sz w:val="20"/>
-              </w:rPr>
-              <w:t>-0.6051</w:t>
-            </w:r>
-          </w:p>
-        </w:tc>
-        <w:tc>
-          <w:tcPr>
-            <w:tcW w:type="dxa" w:w="279"/>
-          </w:tcPr>
-          <w:p>
-            <w:r>
-              <w:rPr>
-                <w:rFonts w:ascii="Times New Roman" w:hAnsi="Times New Roman"/>
-                <w:sz w:val="20"/>
-              </w:rPr>
-              <w:t>0.0900</w:t>
+              <w:t>1.643164</w:t>
+            </w:r>
+          </w:p>
+        </w:tc>
+        <w:tc>
+          <w:tcPr>
+            <w:tcW w:type="dxa" w:w="279"/>
+          </w:tcPr>
+          <w:p>
+            <w:r>
+              <w:rPr>
+                <w:rFonts w:ascii="Times New Roman" w:hAnsi="Times New Roman"/>
+                <w:sz w:val="20"/>
+              </w:rPr>
+              <w:t>2.251057</w:t>
+            </w:r>
+          </w:p>
+        </w:tc>
+        <w:tc>
+          <w:tcPr>
+            <w:tcW w:type="dxa" w:w="279"/>
+          </w:tcPr>
+          <w:p>
+            <w:r>
+              <w:rPr>
+                <w:rFonts w:ascii="Times New Roman" w:hAnsi="Times New Roman"/>
+                <w:sz w:val="20"/>
+              </w:rPr>
+              <w:t>0.1615</w:t>
+            </w:r>
+          </w:p>
+        </w:tc>
+        <w:tc>
+          <w:tcPr>
+            <w:tcW w:type="dxa" w:w="279"/>
+          </w:tcPr>
+          <w:p>
+            <w:r>
+              <w:rPr>
+                <w:rFonts w:ascii="Times New Roman" w:hAnsi="Times New Roman"/>
+                <w:sz w:val="20"/>
+              </w:rPr>
+              <w:t>0.6360</w:t>
             </w:r>
           </w:p>
         </w:tc>

--- a/outputs/tables/Table11_d_Risk_SP500.docx
+++ b/outputs/tables/Table11_d_Risk_SP500.docx
@@ -932,7 +932,7 @@
                 <w:rFonts w:ascii="Times New Roman" w:hAnsi="Times New Roman"/>
                 <w:sz w:val="20"/>
               </w:rPr>
-              <w:t>ARCH-LSTM</w:t>
+              <w:t>CNN-LSTM</w:t>
             </w:r>
           </w:p>
         </w:tc>
@@ -1100,63 +1100,63 @@
                 <w:rFonts w:ascii="Times New Roman" w:hAnsi="Times New Roman"/>
                 <w:sz w:val="20"/>
               </w:rPr>
-              <w:t>2.345136</w:t>
-            </w:r>
-          </w:p>
-        </w:tc>
-        <w:tc>
-          <w:tcPr>
-            <w:tcW w:type="dxa" w:w="279"/>
-          </w:tcPr>
-          <w:p>
-            <w:r>
-              <w:rPr>
-                <w:rFonts w:ascii="Times New Roman" w:hAnsi="Times New Roman"/>
-                <w:sz w:val="20"/>
-              </w:rPr>
-              <w:t>3.103052</w:t>
-            </w:r>
-          </w:p>
-        </w:tc>
-        <w:tc>
-          <w:tcPr>
-            <w:tcW w:type="dxa" w:w="279"/>
-          </w:tcPr>
-          <w:p>
-            <w:r>
-              <w:rPr>
-                <w:rFonts w:ascii="Times New Roman" w:hAnsi="Times New Roman"/>
-                <w:sz w:val="20"/>
-              </w:rPr>
-              <w:t>-0.0367</w:t>
-            </w:r>
-          </w:p>
-        </w:tc>
-        <w:tc>
-          <w:tcPr>
-            <w:tcW w:type="dxa" w:w="279"/>
-          </w:tcPr>
-          <w:p>
-            <w:r>
-              <w:rPr>
-                <w:rFonts w:ascii="Times New Roman" w:hAnsi="Times New Roman"/>
-                <w:sz w:val="20"/>
-              </w:rPr>
-              <w:t>0.9740</w:t>
-            </w:r>
-          </w:p>
-        </w:tc>
-        <w:tc>
-          <w:tcPr>
-            <w:tcW w:type="dxa" w:w="279"/>
-          </w:tcPr>
-          <w:p>
-            <w:r>
-              <w:rPr>
-                <w:rFonts w:ascii="Times New Roman" w:hAnsi="Times New Roman"/>
-                <w:sz w:val="20"/>
-              </w:rPr>
-              <w:t>7</w:t>
+              <w:t>2.333866</w:t>
+            </w:r>
+          </w:p>
+        </w:tc>
+        <w:tc>
+          <w:tcPr>
+            <w:tcW w:type="dxa" w:w="279"/>
+          </w:tcPr>
+          <w:p>
+            <w:r>
+              <w:rPr>
+                <w:rFonts w:ascii="Times New Roman" w:hAnsi="Times New Roman"/>
+                <w:sz w:val="20"/>
+              </w:rPr>
+              <w:t>3.088139</w:t>
+            </w:r>
+          </w:p>
+        </w:tc>
+        <w:tc>
+          <w:tcPr>
+            <w:tcW w:type="dxa" w:w="279"/>
+          </w:tcPr>
+          <w:p>
+            <w:r>
+              <w:rPr>
+                <w:rFonts w:ascii="Times New Roman" w:hAnsi="Times New Roman"/>
+                <w:sz w:val="20"/>
+              </w:rPr>
+              <w:t>0.0253</w:t>
+            </w:r>
+          </w:p>
+        </w:tc>
+        <w:tc>
+          <w:tcPr>
+            <w:tcW w:type="dxa" w:w="279"/>
+          </w:tcPr>
+          <w:p>
+            <w:r>
+              <w:rPr>
+                <w:rFonts w:ascii="Times New Roman" w:hAnsi="Times New Roman"/>
+                <w:sz w:val="20"/>
+              </w:rPr>
+              <w:t>0.8860</w:t>
+            </w:r>
+          </w:p>
+        </w:tc>
+        <w:tc>
+          <w:tcPr>
+            <w:tcW w:type="dxa" w:w="279"/>
+          </w:tcPr>
+          <w:p>
+            <w:r>
+              <w:rPr>
+                <w:rFonts w:ascii="Times New Roman" w:hAnsi="Times New Roman"/>
+                <w:sz w:val="20"/>
+              </w:rPr>
+              <w:t>4</w:t>
             </w:r>
           </w:p>
         </w:tc>
@@ -1184,35 +1184,35 @@
                 <w:rFonts w:ascii="Times New Roman" w:hAnsi="Times New Roman"/>
                 <w:sz w:val="20"/>
               </w:rPr>
-              <w:t>0.0251</w:t>
-            </w:r>
-          </w:p>
-        </w:tc>
-        <w:tc>
-          <w:tcPr>
-            <w:tcW w:type="dxa" w:w="279"/>
-          </w:tcPr>
-          <w:p>
-            <w:r>
-              <w:rPr>
-                <w:rFonts w:ascii="Times New Roman" w:hAnsi="Times New Roman"/>
-                <w:sz w:val="20"/>
-              </w:rPr>
-              <w:t>0.0001</w:t>
-            </w:r>
-          </w:p>
-        </w:tc>
-        <w:tc>
-          <w:tcPr>
-            <w:tcW w:type="dxa" w:w="279"/>
-          </w:tcPr>
-          <w:p>
-            <w:r>
-              <w:rPr>
-                <w:rFonts w:ascii="Times New Roman" w:hAnsi="Times New Roman"/>
-                <w:sz w:val="20"/>
-              </w:rPr>
-              <w:t>0.9924</w:t>
+              <w:t>0.0143</w:t>
+            </w:r>
+          </w:p>
+        </w:tc>
+        <w:tc>
+          <w:tcPr>
+            <w:tcW w:type="dxa" w:w="279"/>
+          </w:tcPr>
+          <w:p>
+            <w:r>
+              <w:rPr>
+                <w:rFonts w:ascii="Times New Roman" w:hAnsi="Times New Roman"/>
+                <w:sz w:val="20"/>
+              </w:rPr>
+              <w:t>1.5341</w:t>
+            </w:r>
+          </w:p>
+        </w:tc>
+        <w:tc>
+          <w:tcPr>
+            <w:tcW w:type="dxa" w:w="279"/>
+          </w:tcPr>
+          <w:p>
+            <w:r>
+              <w:rPr>
+                <w:rFonts w:ascii="Times New Roman" w:hAnsi="Times New Roman"/>
+                <w:sz w:val="20"/>
+              </w:rPr>
+              <w:t>0.2155</w:t>
             </w:r>
           </w:p>
         </w:tc>
@@ -1240,49 +1240,49 @@
                 <w:rFonts w:ascii="Times New Roman" w:hAnsi="Times New Roman"/>
                 <w:sz w:val="20"/>
               </w:rPr>
-              <w:t>0.3617</w:t>
-            </w:r>
-          </w:p>
-        </w:tc>
-        <w:tc>
-          <w:tcPr>
-            <w:tcW w:type="dxa" w:w="279"/>
-          </w:tcPr>
-          <w:p>
-            <w:r>
-              <w:rPr>
-                <w:rFonts w:ascii="Times New Roman" w:hAnsi="Times New Roman"/>
-                <w:sz w:val="20"/>
-              </w:rPr>
-              <w:t>0.5476</w:t>
-            </w:r>
-          </w:p>
-        </w:tc>
-        <w:tc>
-          <w:tcPr>
-            <w:tcW w:type="dxa" w:w="279"/>
-          </w:tcPr>
-          <w:p>
-            <w:r>
-              <w:rPr>
-                <w:rFonts w:ascii="Times New Roman" w:hAnsi="Times New Roman"/>
-                <w:sz w:val="20"/>
-              </w:rPr>
-              <w:t>0.3618</w:t>
-            </w:r>
-          </w:p>
-        </w:tc>
-        <w:tc>
-          <w:tcPr>
-            <w:tcW w:type="dxa" w:w="279"/>
-          </w:tcPr>
-          <w:p>
-            <w:r>
-              <w:rPr>
-                <w:rFonts w:ascii="Times New Roman" w:hAnsi="Times New Roman"/>
-                <w:sz w:val="20"/>
-              </w:rPr>
-              <w:t>0.8345</w:t>
+              <w:t>0.1168</w:t>
+            </w:r>
+          </w:p>
+        </w:tc>
+        <w:tc>
+          <w:tcPr>
+            <w:tcW w:type="dxa" w:w="279"/>
+          </w:tcPr>
+          <w:p>
+            <w:r>
+              <w:rPr>
+                <w:rFonts w:ascii="Times New Roman" w:hAnsi="Times New Roman"/>
+                <w:sz w:val="20"/>
+              </w:rPr>
+              <w:t>0.7325</w:t>
+            </w:r>
+          </w:p>
+        </w:tc>
+        <w:tc>
+          <w:tcPr>
+            <w:tcW w:type="dxa" w:w="279"/>
+          </w:tcPr>
+          <w:p>
+            <w:r>
+              <w:rPr>
+                <w:rFonts w:ascii="Times New Roman" w:hAnsi="Times New Roman"/>
+                <w:sz w:val="20"/>
+              </w:rPr>
+              <w:t>1.6509</w:t>
+            </w:r>
+          </w:p>
+        </w:tc>
+        <w:tc>
+          <w:tcPr>
+            <w:tcW w:type="dxa" w:w="279"/>
+          </w:tcPr>
+          <w:p>
+            <w:r>
+              <w:rPr>
+                <w:rFonts w:ascii="Times New Roman" w:hAnsi="Times New Roman"/>
+                <w:sz w:val="20"/>
+              </w:rPr>
+              <w:t>0.4380</w:t>
             </w:r>
           </w:p>
         </w:tc>
@@ -1310,49 +1310,49 @@
                 <w:rFonts w:ascii="Times New Roman" w:hAnsi="Times New Roman"/>
                 <w:sz w:val="20"/>
               </w:rPr>
-              <w:t>1.791527</w:t>
-            </w:r>
-          </w:p>
-        </w:tc>
-        <w:tc>
-          <w:tcPr>
-            <w:tcW w:type="dxa" w:w="279"/>
-          </w:tcPr>
-          <w:p>
-            <w:r>
-              <w:rPr>
-                <w:rFonts w:ascii="Times New Roman" w:hAnsi="Times New Roman"/>
-                <w:sz w:val="20"/>
-              </w:rPr>
-              <w:t>2.454309</w:t>
-            </w:r>
-          </w:p>
-        </w:tc>
-        <w:tc>
-          <w:tcPr>
-            <w:tcW w:type="dxa" w:w="279"/>
-          </w:tcPr>
-          <w:p>
-            <w:r>
-              <w:rPr>
-                <w:rFonts w:ascii="Times New Roman" w:hAnsi="Times New Roman"/>
-                <w:sz w:val="20"/>
-              </w:rPr>
-              <w:t>-0.0788</w:t>
-            </w:r>
-          </w:p>
-        </w:tc>
-        <w:tc>
-          <w:tcPr>
-            <w:tcW w:type="dxa" w:w="279"/>
-          </w:tcPr>
-          <w:p>
-            <w:r>
-              <w:rPr>
-                <w:rFonts w:ascii="Times New Roman" w:hAnsi="Times New Roman"/>
-                <w:sz w:val="20"/>
-              </w:rPr>
-              <w:t>0.8920</w:t>
+              <w:t>1.782918</w:t>
+            </w:r>
+          </w:p>
+        </w:tc>
+        <w:tc>
+          <w:tcPr>
+            <w:tcW w:type="dxa" w:w="279"/>
+          </w:tcPr>
+          <w:p>
+            <w:r>
+              <w:rPr>
+                <w:rFonts w:ascii="Times New Roman" w:hAnsi="Times New Roman"/>
+                <w:sz w:val="20"/>
+              </w:rPr>
+              <w:t>2.442514</w:t>
+            </w:r>
+          </w:p>
+        </w:tc>
+        <w:tc>
+          <w:tcPr>
+            <w:tcW w:type="dxa" w:w="279"/>
+          </w:tcPr>
+          <w:p>
+            <w:r>
+              <w:rPr>
+                <w:rFonts w:ascii="Times New Roman" w:hAnsi="Times New Roman"/>
+                <w:sz w:val="20"/>
+              </w:rPr>
+              <w:t>-0.3679</w:t>
+            </w:r>
+          </w:p>
+        </w:tc>
+        <w:tc>
+          <w:tcPr>
+            <w:tcW w:type="dxa" w:w="279"/>
+          </w:tcPr>
+          <w:p>
+            <w:r>
+              <w:rPr>
+                <w:rFonts w:ascii="Times New Roman" w:hAnsi="Times New Roman"/>
+                <w:sz w:val="20"/>
+              </w:rPr>
+              <w:t>0.3640</w:t>
             </w:r>
           </w:p>
         </w:tc>
@@ -1368,21 +1368,21 @@
                 <w:rFonts w:ascii="Times New Roman" w:hAnsi="Times New Roman"/>
                 <w:sz w:val="20"/>
               </w:rPr>
-              <w:t>CNN-LSTM</w:t>
-            </w:r>
-          </w:p>
-        </w:tc>
-        <w:tc>
-          <w:tcPr>
-            <w:tcW w:type="dxa" w:w="279"/>
-          </w:tcPr>
-          <w:p>
-            <w:r>
-              <w:rPr>
-                <w:rFonts w:ascii="Times New Roman" w:hAnsi="Times New Roman"/>
-                <w:sz w:val="20"/>
-              </w:rPr>
-              <w:t>3</w:t>
+              <w:t>Constant (unconditional variance)</w:t>
+            </w:r>
+          </w:p>
+        </w:tc>
+        <w:tc>
+          <w:tcPr>
+            <w:tcW w:type="dxa" w:w="279"/>
+          </w:tcPr>
+          <w:p>
+            <w:r>
+              <w:rPr>
+                <w:rFonts w:ascii="Times New Roman" w:hAnsi="Times New Roman"/>
+                <w:sz w:val="20"/>
+              </w:rPr>
+              <w:t>0</w:t>
             </w:r>
           </w:p>
         </w:tc>
@@ -1410,35 +1410,105 @@
                 <w:rFonts w:ascii="Times New Roman" w:hAnsi="Times New Roman"/>
                 <w:sz w:val="20"/>
               </w:rPr>
-              <w:t>0.0108</w:t>
-            </w:r>
-          </w:p>
-        </w:tc>
-        <w:tc>
-          <w:tcPr>
-            <w:tcW w:type="dxa" w:w="279"/>
-          </w:tcPr>
-          <w:p>
-            <w:r>
-              <w:rPr>
-                <w:rFonts w:ascii="Times New Roman" w:hAnsi="Times New Roman"/>
-                <w:sz w:val="20"/>
-              </w:rPr>
-              <w:t>0.0156</w:t>
-            </w:r>
-          </w:p>
-        </w:tc>
-        <w:tc>
-          <w:tcPr>
-            <w:tcW w:type="dxa" w:w="279"/>
-          </w:tcPr>
-          <w:p>
-            <w:r>
-              <w:rPr>
-                <w:rFonts w:ascii="Times New Roman" w:hAnsi="Times New Roman"/>
-                <w:sz w:val="20"/>
-              </w:rPr>
-              <w:t>0.9007</w:t>
+              <w:t>0.0000</w:t>
+            </w:r>
+          </w:p>
+        </w:tc>
+        <w:tc>
+          <w:tcPr>
+            <w:tcW w:type="dxa" w:w="279"/>
+          </w:tcPr>
+          <w:p>
+            <w:r>
+              <w:rPr>
+                <w:rFonts w:ascii="Times New Roman" w:hAnsi="Times New Roman"/>
+                <w:sz w:val="20"/>
+              </w:rPr>
+              <w:t>5.6081</w:t>
+            </w:r>
+          </w:p>
+        </w:tc>
+        <w:tc>
+          <w:tcPr>
+            <w:tcW w:type="dxa" w:w="279"/>
+          </w:tcPr>
+          <w:p>
+            <w:r>
+              <w:rPr>
+                <w:rFonts w:ascii="Times New Roman" w:hAnsi="Times New Roman"/>
+                <w:sz w:val="20"/>
+              </w:rPr>
+              <w:t>0.0179</w:t>
+            </w:r>
+          </w:p>
+        </w:tc>
+        <w:tc>
+          <w:tcPr>
+            <w:tcW w:type="dxa" w:w="279"/>
+          </w:tcPr>
+          <w:p>
+            <w:r>
+              <w:rPr>
+                <w:rFonts w:ascii="Times New Roman" w:hAnsi="Times New Roman"/>
+                <w:sz w:val="20"/>
+              </w:rPr>
+              <w:t>No</w:t>
+            </w:r>
+          </w:p>
+        </w:tc>
+        <w:tc>
+          <w:tcPr>
+            <w:tcW w:type="dxa" w:w="279"/>
+          </w:tcPr>
+          <w:p>
+            <w:r>
+              <w:rPr>
+                <w:rFonts w:ascii="Times New Roman" w:hAnsi="Times New Roman"/>
+                <w:sz w:val="20"/>
+              </w:rPr>
+              <w:t>0.0000</w:t>
+            </w:r>
+          </w:p>
+        </w:tc>
+        <w:tc>
+          <w:tcPr>
+            <w:tcW w:type="dxa" w:w="279"/>
+          </w:tcPr>
+          <w:p>
+            <w:r>
+              <w:rPr>
+                <w:rFonts w:ascii="Times New Roman" w:hAnsi="Times New Roman"/>
+                <w:sz w:val="20"/>
+              </w:rPr>
+              <w:t>1.0000</w:t>
+            </w:r>
+          </w:p>
+        </w:tc>
+        <w:tc>
+          <w:tcPr>
+            <w:tcW w:type="dxa" w:w="279"/>
+          </w:tcPr>
+          <w:p>
+            <w:r>
+              <w:rPr>
+                <w:rFonts w:ascii="Times New Roman" w:hAnsi="Times New Roman"/>
+                <w:sz w:val="20"/>
+              </w:rPr>
+              <w:t>5.6081</w:t>
+            </w:r>
+          </w:p>
+        </w:tc>
+        <w:tc>
+          <w:tcPr>
+            <w:tcW w:type="dxa" w:w="279"/>
+          </w:tcPr>
+          <w:p>
+            <w:r>
+              <w:rPr>
+                <w:rFonts w:ascii="Times New Roman" w:hAnsi="Times New Roman"/>
+                <w:sz w:val="20"/>
+              </w:rPr>
+              <w:t>0.0606</w:t>
             </w:r>
           </w:p>
         </w:tc>
@@ -1466,49 +1536,189 @@
                 <w:rFonts w:ascii="Times New Roman" w:hAnsi="Times New Roman"/>
                 <w:sz w:val="20"/>
               </w:rPr>
-              <w:t>0.0655</w:t>
-            </w:r>
-          </w:p>
-        </w:tc>
-        <w:tc>
-          <w:tcPr>
-            <w:tcW w:type="dxa" w:w="279"/>
-          </w:tcPr>
-          <w:p>
-            <w:r>
-              <w:rPr>
-                <w:rFonts w:ascii="Times New Roman" w:hAnsi="Times New Roman"/>
-                <w:sz w:val="20"/>
-              </w:rPr>
-              <w:t>0.7981</w:t>
-            </w:r>
-          </w:p>
-        </w:tc>
-        <w:tc>
-          <w:tcPr>
-            <w:tcW w:type="dxa" w:w="279"/>
-          </w:tcPr>
-          <w:p>
-            <w:r>
-              <w:rPr>
-                <w:rFonts w:ascii="Times New Roman" w:hAnsi="Times New Roman"/>
-                <w:sz w:val="20"/>
-              </w:rPr>
-              <w:t>0.0811</w:t>
-            </w:r>
-          </w:p>
-        </w:tc>
-        <w:tc>
-          <w:tcPr>
-            <w:tcW w:type="dxa" w:w="279"/>
-          </w:tcPr>
-          <w:p>
-            <w:r>
-              <w:rPr>
-                <w:rFonts w:ascii="Times New Roman" w:hAnsi="Times New Roman"/>
-                <w:sz w:val="20"/>
-              </w:rPr>
-              <w:t>0.9603</w:t>
+              <w:t>3.026156</w:t>
+            </w:r>
+          </w:p>
+        </w:tc>
+        <w:tc>
+          <w:tcPr>
+            <w:tcW w:type="dxa" w:w="279"/>
+          </w:tcPr>
+          <w:p>
+            <w:r>
+              <w:rPr>
+                <w:rFonts w:ascii="Times New Roman" w:hAnsi="Times New Roman"/>
+                <w:sz w:val="20"/>
+              </w:rPr>
+              <w:t>4.004168</w:t>
+            </w:r>
+          </w:p>
+        </w:tc>
+        <w:tc>
+          <w:tcPr>
+            <w:tcW w:type="dxa" w:w="279"/>
+          </w:tcPr>
+          <w:p>
+            <w:r>
+              <w:rPr>
+                <w:rFonts w:ascii="Times New Roman" w:hAnsi="Times New Roman"/>
+                <w:sz w:val="20"/>
+              </w:rPr>
+              <w:t>-1.0000</w:t>
+            </w:r>
+          </w:p>
+        </w:tc>
+        <w:tc>
+          <w:tcPr>
+            <w:tcW w:type="dxa" w:w="279"/>
+          </w:tcPr>
+          <w:p>
+            <w:r>
+              <w:rPr>
+                <w:rFonts w:ascii="Times New Roman" w:hAnsi="Times New Roman"/>
+                <w:sz w:val="20"/>
+              </w:rPr>
+              <w:t>0.1300</w:t>
+            </w:r>
+          </w:p>
+        </w:tc>
+        <w:tc>
+          <w:tcPr>
+            <w:tcW w:type="dxa" w:w="279"/>
+          </w:tcPr>
+          <w:p>
+            <w:r>
+              <w:rPr>
+                <w:rFonts w:ascii="Times New Roman" w:hAnsi="Times New Roman"/>
+                <w:sz w:val="20"/>
+              </w:rPr>
+              <w:t>2</w:t>
+            </w:r>
+          </w:p>
+        </w:tc>
+        <w:tc>
+          <w:tcPr>
+            <w:tcW w:type="dxa" w:w="279"/>
+          </w:tcPr>
+          <w:p>
+            <w:r>
+              <w:rPr>
+                <w:rFonts w:ascii="Times New Roman" w:hAnsi="Times New Roman"/>
+                <w:sz w:val="20"/>
+              </w:rPr>
+              <w:t>6.98</w:t>
+            </w:r>
+          </w:p>
+        </w:tc>
+        <w:tc>
+          <w:tcPr>
+            <w:tcW w:type="dxa" w:w="279"/>
+          </w:tcPr>
+          <w:p>
+            <w:r>
+              <w:rPr>
+                <w:rFonts w:ascii="Times New Roman" w:hAnsi="Times New Roman"/>
+                <w:sz w:val="20"/>
+              </w:rPr>
+              <w:t>0.0072</w:t>
+            </w:r>
+          </w:p>
+        </w:tc>
+        <w:tc>
+          <w:tcPr>
+            <w:tcW w:type="dxa" w:w="279"/>
+          </w:tcPr>
+          <w:p>
+            <w:r>
+              <w:rPr>
+                <w:rFonts w:ascii="Times New Roman" w:hAnsi="Times New Roman"/>
+                <w:sz w:val="20"/>
+              </w:rPr>
+              <w:t>5.0437</w:t>
+            </w:r>
+          </w:p>
+        </w:tc>
+        <w:tc>
+          <w:tcPr>
+            <w:tcW w:type="dxa" w:w="279"/>
+          </w:tcPr>
+          <w:p>
+            <w:r>
+              <w:rPr>
+                <w:rFonts w:ascii="Times New Roman" w:hAnsi="Times New Roman"/>
+                <w:sz w:val="20"/>
+              </w:rPr>
+              <w:t>0.0247</w:t>
+            </w:r>
+          </w:p>
+        </w:tc>
+        <w:tc>
+          <w:tcPr>
+            <w:tcW w:type="dxa" w:w="279"/>
+          </w:tcPr>
+          <w:p>
+            <w:r>
+              <w:rPr>
+                <w:rFonts w:ascii="Times New Roman" w:hAnsi="Times New Roman"/>
+                <w:sz w:val="20"/>
+              </w:rPr>
+              <w:t>No</w:t>
+            </w:r>
+          </w:p>
+        </w:tc>
+        <w:tc>
+          <w:tcPr>
+            <w:tcW w:type="dxa" w:w="279"/>
+          </w:tcPr>
+          <w:p>
+            <w:r>
+              <w:rPr>
+                <w:rFonts w:ascii="Times New Roman" w:hAnsi="Times New Roman"/>
+                <w:sz w:val="20"/>
+              </w:rPr>
+              <w:t>0.0290</w:t>
+            </w:r>
+          </w:p>
+        </w:tc>
+        <w:tc>
+          <w:tcPr>
+            <w:tcW w:type="dxa" w:w="279"/>
+          </w:tcPr>
+          <w:p>
+            <w:r>
+              <w:rPr>
+                <w:rFonts w:ascii="Times New Roman" w:hAnsi="Times New Roman"/>
+                <w:sz w:val="20"/>
+              </w:rPr>
+              <w:t>0.8648</w:t>
+            </w:r>
+          </w:p>
+        </w:tc>
+        <w:tc>
+          <w:tcPr>
+            <w:tcW w:type="dxa" w:w="279"/>
+          </w:tcPr>
+          <w:p>
+            <w:r>
+              <w:rPr>
+                <w:rFonts w:ascii="Times New Roman" w:hAnsi="Times New Roman"/>
+                <w:sz w:val="20"/>
+              </w:rPr>
+              <w:t>5.0727</w:t>
+            </w:r>
+          </w:p>
+        </w:tc>
+        <w:tc>
+          <w:tcPr>
+            <w:tcW w:type="dxa" w:w="279"/>
+          </w:tcPr>
+          <w:p>
+            <w:r>
+              <w:rPr>
+                <w:rFonts w:ascii="Times New Roman" w:hAnsi="Times New Roman"/>
+                <w:sz w:val="20"/>
+              </w:rPr>
+              <w:t>0.0792</w:t>
             </w:r>
           </w:p>
         </w:tc>
@@ -1536,259 +1746,49 @@
                 <w:rFonts w:ascii="Times New Roman" w:hAnsi="Times New Roman"/>
                 <w:sz w:val="20"/>
               </w:rPr>
-              <w:t>2.333866</w:t>
-            </w:r>
-          </w:p>
-        </w:tc>
-        <w:tc>
-          <w:tcPr>
-            <w:tcW w:type="dxa" w:w="279"/>
-          </w:tcPr>
-          <w:p>
-            <w:r>
-              <w:rPr>
-                <w:rFonts w:ascii="Times New Roman" w:hAnsi="Times New Roman"/>
-                <w:sz w:val="20"/>
-              </w:rPr>
-              <w:t>3.088139</w:t>
-            </w:r>
-          </w:p>
-        </w:tc>
-        <w:tc>
-          <w:tcPr>
-            <w:tcW w:type="dxa" w:w="279"/>
-          </w:tcPr>
-          <w:p>
-            <w:r>
-              <w:rPr>
-                <w:rFonts w:ascii="Times New Roman" w:hAnsi="Times New Roman"/>
-                <w:sz w:val="20"/>
-              </w:rPr>
-              <w:t>0.0253</w:t>
-            </w:r>
-          </w:p>
-        </w:tc>
-        <w:tc>
-          <w:tcPr>
-            <w:tcW w:type="dxa" w:w="279"/>
-          </w:tcPr>
-          <w:p>
-            <w:r>
-              <w:rPr>
-                <w:rFonts w:ascii="Times New Roman" w:hAnsi="Times New Roman"/>
-                <w:sz w:val="20"/>
-              </w:rPr>
-              <w:t>0.8860</w:t>
-            </w:r>
-          </w:p>
-        </w:tc>
-        <w:tc>
-          <w:tcPr>
-            <w:tcW w:type="dxa" w:w="279"/>
-          </w:tcPr>
-          <w:p>
-            <w:r>
-              <w:rPr>
-                <w:rFonts w:ascii="Times New Roman" w:hAnsi="Times New Roman"/>
-                <w:sz w:val="20"/>
-              </w:rPr>
-              <w:t>4</w:t>
-            </w:r>
-          </w:p>
-        </w:tc>
-        <w:tc>
-          <w:tcPr>
-            <w:tcW w:type="dxa" w:w="279"/>
-          </w:tcPr>
-          <w:p>
-            <w:r>
-              <w:rPr>
-                <w:rFonts w:ascii="Times New Roman" w:hAnsi="Times New Roman"/>
-                <w:sz w:val="20"/>
-              </w:rPr>
-              <w:t>6.98</w:t>
-            </w:r>
-          </w:p>
-        </w:tc>
-        <w:tc>
-          <w:tcPr>
-            <w:tcW w:type="dxa" w:w="279"/>
-          </w:tcPr>
-          <w:p>
-            <w:r>
-              <w:rPr>
-                <w:rFonts w:ascii="Times New Roman" w:hAnsi="Times New Roman"/>
-                <w:sz w:val="20"/>
-              </w:rPr>
-              <w:t>0.0143</w:t>
-            </w:r>
-          </w:p>
-        </w:tc>
-        <w:tc>
-          <w:tcPr>
-            <w:tcW w:type="dxa" w:w="279"/>
-          </w:tcPr>
-          <w:p>
-            <w:r>
-              <w:rPr>
-                <w:rFonts w:ascii="Times New Roman" w:hAnsi="Times New Roman"/>
-                <w:sz w:val="20"/>
-              </w:rPr>
-              <w:t>1.5341</w:t>
-            </w:r>
-          </w:p>
-        </w:tc>
-        <w:tc>
-          <w:tcPr>
-            <w:tcW w:type="dxa" w:w="279"/>
-          </w:tcPr>
-          <w:p>
-            <w:r>
-              <w:rPr>
-                <w:rFonts w:ascii="Times New Roman" w:hAnsi="Times New Roman"/>
-                <w:sz w:val="20"/>
-              </w:rPr>
-              <w:t>0.2155</w:t>
-            </w:r>
-          </w:p>
-        </w:tc>
-        <w:tc>
-          <w:tcPr>
-            <w:tcW w:type="dxa" w:w="279"/>
-          </w:tcPr>
-          <w:p>
-            <w:r>
-              <w:rPr>
-                <w:rFonts w:ascii="Times New Roman" w:hAnsi="Times New Roman"/>
-                <w:sz w:val="20"/>
-              </w:rPr>
-              <w:t>Yes</w:t>
-            </w:r>
-          </w:p>
-        </w:tc>
-        <w:tc>
-          <w:tcPr>
-            <w:tcW w:type="dxa" w:w="279"/>
-          </w:tcPr>
-          <w:p>
-            <w:r>
-              <w:rPr>
-                <w:rFonts w:ascii="Times New Roman" w:hAnsi="Times New Roman"/>
-                <w:sz w:val="20"/>
-              </w:rPr>
-              <w:t>0.1168</w:t>
-            </w:r>
-          </w:p>
-        </w:tc>
-        <w:tc>
-          <w:tcPr>
-            <w:tcW w:type="dxa" w:w="279"/>
-          </w:tcPr>
-          <w:p>
-            <w:r>
-              <w:rPr>
-                <w:rFonts w:ascii="Times New Roman" w:hAnsi="Times New Roman"/>
-                <w:sz w:val="20"/>
-              </w:rPr>
-              <w:t>0.7325</w:t>
-            </w:r>
-          </w:p>
-        </w:tc>
-        <w:tc>
-          <w:tcPr>
-            <w:tcW w:type="dxa" w:w="279"/>
-          </w:tcPr>
-          <w:p>
-            <w:r>
-              <w:rPr>
-                <w:rFonts w:ascii="Times New Roman" w:hAnsi="Times New Roman"/>
-                <w:sz w:val="20"/>
-              </w:rPr>
-              <w:t>1.6509</w:t>
-            </w:r>
-          </w:p>
-        </w:tc>
-        <w:tc>
-          <w:tcPr>
-            <w:tcW w:type="dxa" w:w="279"/>
-          </w:tcPr>
-          <w:p>
-            <w:r>
-              <w:rPr>
-                <w:rFonts w:ascii="Times New Roman" w:hAnsi="Times New Roman"/>
-                <w:sz w:val="20"/>
-              </w:rPr>
-              <w:t>0.4380</w:t>
-            </w:r>
-          </w:p>
-        </w:tc>
-        <w:tc>
-          <w:tcPr>
-            <w:tcW w:type="dxa" w:w="279"/>
-          </w:tcPr>
-          <w:p>
-            <w:r>
-              <w:rPr>
-                <w:rFonts w:ascii="Times New Roman" w:hAnsi="Times New Roman"/>
-                <w:sz w:val="20"/>
-              </w:rPr>
-              <w:t>Yes</w:t>
-            </w:r>
-          </w:p>
-        </w:tc>
-        <w:tc>
-          <w:tcPr>
-            <w:tcW w:type="dxa" w:w="279"/>
-          </w:tcPr>
-          <w:p>
-            <w:r>
-              <w:rPr>
-                <w:rFonts w:ascii="Times New Roman" w:hAnsi="Times New Roman"/>
-                <w:sz w:val="20"/>
-              </w:rPr>
-              <w:t>1.782918</w:t>
-            </w:r>
-          </w:p>
-        </w:tc>
-        <w:tc>
-          <w:tcPr>
-            <w:tcW w:type="dxa" w:w="279"/>
-          </w:tcPr>
-          <w:p>
-            <w:r>
-              <w:rPr>
-                <w:rFonts w:ascii="Times New Roman" w:hAnsi="Times New Roman"/>
-                <w:sz w:val="20"/>
-              </w:rPr>
-              <w:t>2.442514</w:t>
-            </w:r>
-          </w:p>
-        </w:tc>
-        <w:tc>
-          <w:tcPr>
-            <w:tcW w:type="dxa" w:w="279"/>
-          </w:tcPr>
-          <w:p>
-            <w:r>
-              <w:rPr>
-                <w:rFonts w:ascii="Times New Roman" w:hAnsi="Times New Roman"/>
-                <w:sz w:val="20"/>
-              </w:rPr>
-              <w:t>-0.3679</w:t>
-            </w:r>
-          </w:p>
-        </w:tc>
-        <w:tc>
-          <w:tcPr>
-            <w:tcW w:type="dxa" w:w="279"/>
-          </w:tcPr>
-          <w:p>
-            <w:r>
-              <w:rPr>
-                <w:rFonts w:ascii="Times New Roman" w:hAnsi="Times New Roman"/>
-                <w:sz w:val="20"/>
-              </w:rPr>
-              <w:t>0.3640</w:t>
+              <w:t>2.311781</w:t>
+            </w:r>
+          </w:p>
+        </w:tc>
+        <w:tc>
+          <w:tcPr>
+            <w:tcW w:type="dxa" w:w="279"/>
+          </w:tcPr>
+          <w:p>
+            <w:r>
+              <w:rPr>
+                <w:rFonts w:ascii="Times New Roman" w:hAnsi="Times New Roman"/>
+                <w:sz w:val="20"/>
+              </w:rPr>
+              <w:t>3.167033</w:t>
+            </w:r>
+          </w:p>
+        </w:tc>
+        <w:tc>
+          <w:tcPr>
+            <w:tcW w:type="dxa" w:w="279"/>
+          </w:tcPr>
+          <w:p>
+            <w:r>
+              <w:rPr>
+                <w:rFonts w:ascii="Times New Roman" w:hAnsi="Times New Roman"/>
+                <w:sz w:val="20"/>
+              </w:rPr>
+              <w:t>-0.7506</w:t>
+            </w:r>
+          </w:p>
+        </w:tc>
+        <w:tc>
+          <w:tcPr>
+            <w:tcW w:type="dxa" w:w="279"/>
+          </w:tcPr>
+          <w:p>
+            <w:r>
+              <w:rPr>
+                <w:rFonts w:ascii="Times New Roman" w:hAnsi="Times New Roman"/>
+                <w:sz w:val="20"/>
+              </w:rPr>
+              <w:t>0.0140</w:t>
             </w:r>
           </w:p>
         </w:tc>
@@ -1804,21 +1804,21 @@
                 <w:rFonts w:ascii="Times New Roman" w:hAnsi="Times New Roman"/>
                 <w:sz w:val="20"/>
               </w:rPr>
-              <w:t>Constant (unconditional variance)</w:t>
-            </w:r>
-          </w:p>
-        </w:tc>
-        <w:tc>
-          <w:tcPr>
-            <w:tcW w:type="dxa" w:w="279"/>
-          </w:tcPr>
-          <w:p>
-            <w:r>
-              <w:rPr>
-                <w:rFonts w:ascii="Times New Roman" w:hAnsi="Times New Roman"/>
-                <w:sz w:val="20"/>
-              </w:rPr>
-              <w:t>0</w:t>
+              <w:t>EGARCH(1,1)</w:t>
+            </w:r>
+          </w:p>
+        </w:tc>
+        <w:tc>
+          <w:tcPr>
+            <w:tcW w:type="dxa" w:w="279"/>
+          </w:tcPr>
+          <w:p>
+            <w:r>
+              <w:rPr>
+                <w:rFonts w:ascii="Times New Roman" w:hAnsi="Times New Roman"/>
+                <w:sz w:val="20"/>
+              </w:rPr>
+              <w:t>4</w:t>
             </w:r>
           </w:p>
         </w:tc>
@@ -1846,105 +1846,35 @@
                 <w:rFonts w:ascii="Times New Roman" w:hAnsi="Times New Roman"/>
                 <w:sz w:val="20"/>
               </w:rPr>
-              <w:t>0.0000</w:t>
-            </w:r>
-          </w:p>
-        </w:tc>
-        <w:tc>
-          <w:tcPr>
-            <w:tcW w:type="dxa" w:w="279"/>
-          </w:tcPr>
-          <w:p>
-            <w:r>
-              <w:rPr>
-                <w:rFonts w:ascii="Times New Roman" w:hAnsi="Times New Roman"/>
-                <w:sz w:val="20"/>
-              </w:rPr>
-              <w:t>5.6081</w:t>
-            </w:r>
-          </w:p>
-        </w:tc>
-        <w:tc>
-          <w:tcPr>
-            <w:tcW w:type="dxa" w:w="279"/>
-          </w:tcPr>
-          <w:p>
-            <w:r>
-              <w:rPr>
-                <w:rFonts w:ascii="Times New Roman" w:hAnsi="Times New Roman"/>
-                <w:sz w:val="20"/>
-              </w:rPr>
-              <w:t>0.0179</w:t>
-            </w:r>
-          </w:p>
-        </w:tc>
-        <w:tc>
-          <w:tcPr>
-            <w:tcW w:type="dxa" w:w="279"/>
-          </w:tcPr>
-          <w:p>
-            <w:r>
-              <w:rPr>
-                <w:rFonts w:ascii="Times New Roman" w:hAnsi="Times New Roman"/>
-                <w:sz w:val="20"/>
-              </w:rPr>
-              <w:t>No</w:t>
-            </w:r>
-          </w:p>
-        </w:tc>
-        <w:tc>
-          <w:tcPr>
-            <w:tcW w:type="dxa" w:w="279"/>
-          </w:tcPr>
-          <w:p>
-            <w:r>
-              <w:rPr>
-                <w:rFonts w:ascii="Times New Roman" w:hAnsi="Times New Roman"/>
-                <w:sz w:val="20"/>
-              </w:rPr>
-              <w:t>0.0000</w:t>
-            </w:r>
-          </w:p>
-        </w:tc>
-        <w:tc>
-          <w:tcPr>
-            <w:tcW w:type="dxa" w:w="279"/>
-          </w:tcPr>
-          <w:p>
-            <w:r>
-              <w:rPr>
-                <w:rFonts w:ascii="Times New Roman" w:hAnsi="Times New Roman"/>
-                <w:sz w:val="20"/>
-              </w:rPr>
-              <w:t>1.0000</w:t>
-            </w:r>
-          </w:p>
-        </w:tc>
-        <w:tc>
-          <w:tcPr>
-            <w:tcW w:type="dxa" w:w="279"/>
-          </w:tcPr>
-          <w:p>
-            <w:r>
-              <w:rPr>
-                <w:rFonts w:ascii="Times New Roman" w:hAnsi="Times New Roman"/>
-                <w:sz w:val="20"/>
-              </w:rPr>
-              <w:t>5.6081</w:t>
-            </w:r>
-          </w:p>
-        </w:tc>
-        <w:tc>
-          <w:tcPr>
-            <w:tcW w:type="dxa" w:w="279"/>
-          </w:tcPr>
-          <w:p>
-            <w:r>
-              <w:rPr>
-                <w:rFonts w:ascii="Times New Roman" w:hAnsi="Times New Roman"/>
-                <w:sz w:val="20"/>
-              </w:rPr>
-              <w:t>0.0606</w:t>
+              <w:t>0.0143</w:t>
+            </w:r>
+          </w:p>
+        </w:tc>
+        <w:tc>
+          <w:tcPr>
+            <w:tcW w:type="dxa" w:w="279"/>
+          </w:tcPr>
+          <w:p>
+            <w:r>
+              <w:rPr>
+                <w:rFonts w:ascii="Times New Roman" w:hAnsi="Times New Roman"/>
+                <w:sz w:val="20"/>
+              </w:rPr>
+              <w:t>0.4673</w:t>
+            </w:r>
+          </w:p>
+        </w:tc>
+        <w:tc>
+          <w:tcPr>
+            <w:tcW w:type="dxa" w:w="279"/>
+          </w:tcPr>
+          <w:p>
+            <w:r>
+              <w:rPr>
+                <w:rFonts w:ascii="Times New Roman" w:hAnsi="Times New Roman"/>
+                <w:sz w:val="20"/>
+              </w:rPr>
+              <w:t>0.4942</w:t>
             </w:r>
           </w:p>
         </w:tc>
@@ -1972,63 +1902,133 @@
                 <w:rFonts w:ascii="Times New Roman" w:hAnsi="Times New Roman"/>
                 <w:sz w:val="20"/>
               </w:rPr>
-              <w:t>3.026156</w:t>
-            </w:r>
-          </w:p>
-        </w:tc>
-        <w:tc>
-          <w:tcPr>
-            <w:tcW w:type="dxa" w:w="279"/>
-          </w:tcPr>
-          <w:p>
-            <w:r>
-              <w:rPr>
-                <w:rFonts w:ascii="Times New Roman" w:hAnsi="Times New Roman"/>
-                <w:sz w:val="20"/>
-              </w:rPr>
-              <w:t>4.004168</w:t>
-            </w:r>
-          </w:p>
-        </w:tc>
-        <w:tc>
-          <w:tcPr>
-            <w:tcW w:type="dxa" w:w="279"/>
-          </w:tcPr>
-          <w:p>
-            <w:r>
-              <w:rPr>
-                <w:rFonts w:ascii="Times New Roman" w:hAnsi="Times New Roman"/>
-                <w:sz w:val="20"/>
-              </w:rPr>
-              <w:t>-1.0000</w:t>
-            </w:r>
-          </w:p>
-        </w:tc>
-        <w:tc>
-          <w:tcPr>
-            <w:tcW w:type="dxa" w:w="279"/>
-          </w:tcPr>
-          <w:p>
-            <w:r>
-              <w:rPr>
-                <w:rFonts w:ascii="Times New Roman" w:hAnsi="Times New Roman"/>
-                <w:sz w:val="20"/>
-              </w:rPr>
-              <w:t>0.1300</w:t>
-            </w:r>
-          </w:p>
-        </w:tc>
-        <w:tc>
-          <w:tcPr>
-            <w:tcW w:type="dxa" w:w="279"/>
-          </w:tcPr>
-          <w:p>
-            <w:r>
-              <w:rPr>
-                <w:rFonts w:ascii="Times New Roman" w:hAnsi="Times New Roman"/>
-                <w:sz w:val="20"/>
-              </w:rPr>
-              <w:t>2</w:t>
+              <w:t>0.1168</w:t>
+            </w:r>
+          </w:p>
+        </w:tc>
+        <w:tc>
+          <w:tcPr>
+            <w:tcW w:type="dxa" w:w="279"/>
+          </w:tcPr>
+          <w:p>
+            <w:r>
+              <w:rPr>
+                <w:rFonts w:ascii="Times New Roman" w:hAnsi="Times New Roman"/>
+                <w:sz w:val="20"/>
+              </w:rPr>
+              <w:t>0.7325</w:t>
+            </w:r>
+          </w:p>
+        </w:tc>
+        <w:tc>
+          <w:tcPr>
+            <w:tcW w:type="dxa" w:w="279"/>
+          </w:tcPr>
+          <w:p>
+            <w:r>
+              <w:rPr>
+                <w:rFonts w:ascii="Times New Roman" w:hAnsi="Times New Roman"/>
+                <w:sz w:val="20"/>
+              </w:rPr>
+              <w:t>0.5841</w:t>
+            </w:r>
+          </w:p>
+        </w:tc>
+        <w:tc>
+          <w:tcPr>
+            <w:tcW w:type="dxa" w:w="279"/>
+          </w:tcPr>
+          <w:p>
+            <w:r>
+              <w:rPr>
+                <w:rFonts w:ascii="Times New Roman" w:hAnsi="Times New Roman"/>
+                <w:sz w:val="20"/>
+              </w:rPr>
+              <w:t>0.7467</w:t>
+            </w:r>
+          </w:p>
+        </w:tc>
+        <w:tc>
+          <w:tcPr>
+            <w:tcW w:type="dxa" w:w="279"/>
+          </w:tcPr>
+          <w:p>
+            <w:r>
+              <w:rPr>
+                <w:rFonts w:ascii="Times New Roman" w:hAnsi="Times New Roman"/>
+                <w:sz w:val="20"/>
+              </w:rPr>
+              <w:t>Yes</w:t>
+            </w:r>
+          </w:p>
+        </w:tc>
+        <w:tc>
+          <w:tcPr>
+            <w:tcW w:type="dxa" w:w="279"/>
+          </w:tcPr>
+          <w:p>
+            <w:r>
+              <w:rPr>
+                <w:rFonts w:ascii="Times New Roman" w:hAnsi="Times New Roman"/>
+                <w:sz w:val="20"/>
+              </w:rPr>
+              <w:t>2.188519</w:t>
+            </w:r>
+          </w:p>
+        </w:tc>
+        <w:tc>
+          <w:tcPr>
+            <w:tcW w:type="dxa" w:w="279"/>
+          </w:tcPr>
+          <w:p>
+            <w:r>
+              <w:rPr>
+                <w:rFonts w:ascii="Times New Roman" w:hAnsi="Times New Roman"/>
+                <w:sz w:val="20"/>
+              </w:rPr>
+              <w:t>2.895818</w:t>
+            </w:r>
+          </w:p>
+        </w:tc>
+        <w:tc>
+          <w:tcPr>
+            <w:tcW w:type="dxa" w:w="279"/>
+          </w:tcPr>
+          <w:p>
+            <w:r>
+              <w:rPr>
+                <w:rFonts w:ascii="Times New Roman" w:hAnsi="Times New Roman"/>
+                <w:sz w:val="20"/>
+              </w:rPr>
+              <w:t>0.7863</w:t>
+            </w:r>
+          </w:p>
+        </w:tc>
+        <w:tc>
+          <w:tcPr>
+            <w:tcW w:type="dxa" w:w="279"/>
+          </w:tcPr>
+          <w:p>
+            <w:r>
+              <w:rPr>
+                <w:rFonts w:ascii="Times New Roman" w:hAnsi="Times New Roman"/>
+                <w:sz w:val="20"/>
+              </w:rPr>
+              <w:t>0.2240</w:t>
+            </w:r>
+          </w:p>
+        </w:tc>
+        <w:tc>
+          <w:tcPr>
+            <w:tcW w:type="dxa" w:w="279"/>
+          </w:tcPr>
+          <w:p>
+            <w:r>
+              <w:rPr>
+                <w:rFonts w:ascii="Times New Roman" w:hAnsi="Times New Roman"/>
+                <w:sz w:val="20"/>
+              </w:rPr>
+              <w:t>6</w:t>
             </w:r>
           </w:p>
         </w:tc>
@@ -2056,105 +2056,35 @@
                 <w:rFonts w:ascii="Times New Roman" w:hAnsi="Times New Roman"/>
                 <w:sz w:val="20"/>
               </w:rPr>
-              <w:t>0.0072</w:t>
-            </w:r>
-          </w:p>
-        </w:tc>
-        <w:tc>
-          <w:tcPr>
-            <w:tcW w:type="dxa" w:w="279"/>
-          </w:tcPr>
-          <w:p>
-            <w:r>
-              <w:rPr>
-                <w:rFonts w:ascii="Times New Roman" w:hAnsi="Times New Roman"/>
-                <w:sz w:val="20"/>
-              </w:rPr>
-              <w:t>5.0437</w:t>
-            </w:r>
-          </w:p>
-        </w:tc>
-        <w:tc>
-          <w:tcPr>
-            <w:tcW w:type="dxa" w:w="279"/>
-          </w:tcPr>
-          <w:p>
-            <w:r>
-              <w:rPr>
-                <w:rFonts w:ascii="Times New Roman" w:hAnsi="Times New Roman"/>
-                <w:sz w:val="20"/>
-              </w:rPr>
-              <w:t>0.0247</w:t>
-            </w:r>
-          </w:p>
-        </w:tc>
-        <w:tc>
-          <w:tcPr>
-            <w:tcW w:type="dxa" w:w="279"/>
-          </w:tcPr>
-          <w:p>
-            <w:r>
-              <w:rPr>
-                <w:rFonts w:ascii="Times New Roman" w:hAnsi="Times New Roman"/>
-                <w:sz w:val="20"/>
-              </w:rPr>
-              <w:t>No</w:t>
-            </w:r>
-          </w:p>
-        </w:tc>
-        <w:tc>
-          <w:tcPr>
-            <w:tcW w:type="dxa" w:w="279"/>
-          </w:tcPr>
-          <w:p>
-            <w:r>
-              <w:rPr>
-                <w:rFonts w:ascii="Times New Roman" w:hAnsi="Times New Roman"/>
-                <w:sz w:val="20"/>
-              </w:rPr>
-              <w:t>0.0290</w:t>
-            </w:r>
-          </w:p>
-        </w:tc>
-        <w:tc>
-          <w:tcPr>
-            <w:tcW w:type="dxa" w:w="279"/>
-          </w:tcPr>
-          <w:p>
-            <w:r>
-              <w:rPr>
-                <w:rFonts w:ascii="Times New Roman" w:hAnsi="Times New Roman"/>
-                <w:sz w:val="20"/>
-              </w:rPr>
-              <w:t>0.8648</w:t>
-            </w:r>
-          </w:p>
-        </w:tc>
-        <w:tc>
-          <w:tcPr>
-            <w:tcW w:type="dxa" w:w="279"/>
-          </w:tcPr>
-          <w:p>
-            <w:r>
-              <w:rPr>
-                <w:rFonts w:ascii="Times New Roman" w:hAnsi="Times New Roman"/>
-                <w:sz w:val="20"/>
-              </w:rPr>
-              <w:t>5.0727</w:t>
-            </w:r>
-          </w:p>
-        </w:tc>
-        <w:tc>
-          <w:tcPr>
-            <w:tcW w:type="dxa" w:w="279"/>
-          </w:tcPr>
-          <w:p>
-            <w:r>
-              <w:rPr>
-                <w:rFonts w:ascii="Times New Roman" w:hAnsi="Times New Roman"/>
-                <w:sz w:val="20"/>
-              </w:rPr>
-              <w:t>0.0792</w:t>
+              <w:t>0.0215</w:t>
+            </w:r>
+          </w:p>
+        </w:tc>
+        <w:tc>
+          <w:tcPr>
+            <w:tcW w:type="dxa" w:w="279"/>
+          </w:tcPr>
+          <w:p>
+            <w:r>
+              <w:rPr>
+                <w:rFonts w:ascii="Times New Roman" w:hAnsi="Times New Roman"/>
+                <w:sz w:val="20"/>
+              </w:rPr>
+              <w:t>0.1466</w:t>
+            </w:r>
+          </w:p>
+        </w:tc>
+        <w:tc>
+          <w:tcPr>
+            <w:tcW w:type="dxa" w:w="279"/>
+          </w:tcPr>
+          <w:p>
+            <w:r>
+              <w:rPr>
+                <w:rFonts w:ascii="Times New Roman" w:hAnsi="Times New Roman"/>
+                <w:sz w:val="20"/>
+              </w:rPr>
+              <w:t>0.7018</w:t>
             </w:r>
           </w:p>
         </w:tc>
@@ -2182,49 +2112,119 @@
                 <w:rFonts w:ascii="Times New Roman" w:hAnsi="Times New Roman"/>
                 <w:sz w:val="20"/>
               </w:rPr>
-              <w:t>2.311781</w:t>
-            </w:r>
-          </w:p>
-        </w:tc>
-        <w:tc>
-          <w:tcPr>
-            <w:tcW w:type="dxa" w:w="279"/>
-          </w:tcPr>
-          <w:p>
-            <w:r>
-              <w:rPr>
-                <w:rFonts w:ascii="Times New Roman" w:hAnsi="Times New Roman"/>
-                <w:sz w:val="20"/>
-              </w:rPr>
-              <w:t>3.167033</w:t>
-            </w:r>
-          </w:p>
-        </w:tc>
-        <w:tc>
-          <w:tcPr>
-            <w:tcW w:type="dxa" w:w="279"/>
-          </w:tcPr>
-          <w:p>
-            <w:r>
-              <w:rPr>
-                <w:rFonts w:ascii="Times New Roman" w:hAnsi="Times New Roman"/>
-                <w:sz w:val="20"/>
-              </w:rPr>
-              <w:t>-0.7506</w:t>
-            </w:r>
-          </w:p>
-        </w:tc>
-        <w:tc>
-          <w:tcPr>
-            <w:tcW w:type="dxa" w:w="279"/>
-          </w:tcPr>
-          <w:p>
-            <w:r>
-              <w:rPr>
-                <w:rFonts w:ascii="Times New Roman" w:hAnsi="Times New Roman"/>
-                <w:sz w:val="20"/>
-              </w:rPr>
-              <w:t>0.0140</w:t>
+              <w:t>0.2647</w:t>
+            </w:r>
+          </w:p>
+        </w:tc>
+        <w:tc>
+          <w:tcPr>
+            <w:tcW w:type="dxa" w:w="279"/>
+          </w:tcPr>
+          <w:p>
+            <w:r>
+              <w:rPr>
+                <w:rFonts w:ascii="Times New Roman" w:hAnsi="Times New Roman"/>
+                <w:sz w:val="20"/>
+              </w:rPr>
+              <w:t>0.6069</w:t>
+            </w:r>
+          </w:p>
+        </w:tc>
+        <w:tc>
+          <w:tcPr>
+            <w:tcW w:type="dxa" w:w="279"/>
+          </w:tcPr>
+          <w:p>
+            <w:r>
+              <w:rPr>
+                <w:rFonts w:ascii="Times New Roman" w:hAnsi="Times New Roman"/>
+                <w:sz w:val="20"/>
+              </w:rPr>
+              <w:t>0.4113</w:t>
+            </w:r>
+          </w:p>
+        </w:tc>
+        <w:tc>
+          <w:tcPr>
+            <w:tcW w:type="dxa" w:w="279"/>
+          </w:tcPr>
+          <w:p>
+            <w:r>
+              <w:rPr>
+                <w:rFonts w:ascii="Times New Roman" w:hAnsi="Times New Roman"/>
+                <w:sz w:val="20"/>
+              </w:rPr>
+              <w:t>0.8141</w:t>
+            </w:r>
+          </w:p>
+        </w:tc>
+        <w:tc>
+          <w:tcPr>
+            <w:tcW w:type="dxa" w:w="279"/>
+          </w:tcPr>
+          <w:p>
+            <w:r>
+              <w:rPr>
+                <w:rFonts w:ascii="Times New Roman" w:hAnsi="Times New Roman"/>
+                <w:sz w:val="20"/>
+              </w:rPr>
+              <w:t>Yes</w:t>
+            </w:r>
+          </w:p>
+        </w:tc>
+        <w:tc>
+          <w:tcPr>
+            <w:tcW w:type="dxa" w:w="279"/>
+          </w:tcPr>
+          <w:p>
+            <w:r>
+              <w:rPr>
+                <w:rFonts w:ascii="Times New Roman" w:hAnsi="Times New Roman"/>
+                <w:sz w:val="20"/>
+              </w:rPr>
+              <w:t>1.671882</w:t>
+            </w:r>
+          </w:p>
+        </w:tc>
+        <w:tc>
+          <w:tcPr>
+            <w:tcW w:type="dxa" w:w="279"/>
+          </w:tcPr>
+          <w:p>
+            <w:r>
+              <w:rPr>
+                <w:rFonts w:ascii="Times New Roman" w:hAnsi="Times New Roman"/>
+                <w:sz w:val="20"/>
+              </w:rPr>
+              <w:t>2.290401</w:t>
+            </w:r>
+          </w:p>
+        </w:tc>
+        <w:tc>
+          <w:tcPr>
+            <w:tcW w:type="dxa" w:w="279"/>
+          </w:tcPr>
+          <w:p>
+            <w:r>
+              <w:rPr>
+                <w:rFonts w:ascii="Times New Roman" w:hAnsi="Times New Roman"/>
+                <w:sz w:val="20"/>
+              </w:rPr>
+              <w:t>0.1325</w:t>
+            </w:r>
+          </w:p>
+        </w:tc>
+        <w:tc>
+          <w:tcPr>
+            <w:tcW w:type="dxa" w:w="279"/>
+          </w:tcPr>
+          <w:p>
+            <w:r>
+              <w:rPr>
+                <w:rFonts w:ascii="Times New Roman" w:hAnsi="Times New Roman"/>
+                <w:sz w:val="20"/>
+              </w:rPr>
+              <w:t>0.6680</w:t>
             </w:r>
           </w:p>
         </w:tc>
@@ -2240,7 +2240,7 @@
                 <w:rFonts w:ascii="Times New Roman" w:hAnsi="Times New Roman"/>
                 <w:sz w:val="20"/>
               </w:rPr>
-              <w:t>EGARCH(1,1)</w:t>
+              <w:t>FIGARCH(1,d,1)</w:t>
             </w:r>
           </w:p>
         </w:tc>
@@ -2408,63 +2408,63 @@
                 <w:rFonts w:ascii="Times New Roman" w:hAnsi="Times New Roman"/>
                 <w:sz w:val="20"/>
               </w:rPr>
-              <w:t>2.188519</w:t>
-            </w:r>
-          </w:p>
-        </w:tc>
-        <w:tc>
-          <w:tcPr>
-            <w:tcW w:type="dxa" w:w="279"/>
-          </w:tcPr>
-          <w:p>
-            <w:r>
-              <w:rPr>
-                <w:rFonts w:ascii="Times New Roman" w:hAnsi="Times New Roman"/>
-                <w:sz w:val="20"/>
-              </w:rPr>
-              <w:t>2.895818</w:t>
-            </w:r>
-          </w:p>
-        </w:tc>
-        <w:tc>
-          <w:tcPr>
-            <w:tcW w:type="dxa" w:w="279"/>
-          </w:tcPr>
-          <w:p>
-            <w:r>
-              <w:rPr>
-                <w:rFonts w:ascii="Times New Roman" w:hAnsi="Times New Roman"/>
-                <w:sz w:val="20"/>
-              </w:rPr>
-              <w:t>0.7863</w:t>
-            </w:r>
-          </w:p>
-        </w:tc>
-        <w:tc>
-          <w:tcPr>
-            <w:tcW w:type="dxa" w:w="279"/>
-          </w:tcPr>
-          <w:p>
-            <w:r>
-              <w:rPr>
-                <w:rFonts w:ascii="Times New Roman" w:hAnsi="Times New Roman"/>
-                <w:sz w:val="20"/>
-              </w:rPr>
-              <w:t>0.2240</w:t>
-            </w:r>
-          </w:p>
-        </w:tc>
-        <w:tc>
-          <w:tcPr>
-            <w:tcW w:type="dxa" w:w="279"/>
-          </w:tcPr>
-          <w:p>
-            <w:r>
-              <w:rPr>
-                <w:rFonts w:ascii="Times New Roman" w:hAnsi="Times New Roman"/>
-                <w:sz w:val="20"/>
-              </w:rPr>
-              <w:t>6</w:t>
+              <w:t>2.038500</w:t>
+            </w:r>
+          </w:p>
+        </w:tc>
+        <w:tc>
+          <w:tcPr>
+            <w:tcW w:type="dxa" w:w="279"/>
+          </w:tcPr>
+          <w:p>
+            <w:r>
+              <w:rPr>
+                <w:rFonts w:ascii="Times New Roman" w:hAnsi="Times New Roman"/>
+                <w:sz w:val="20"/>
+              </w:rPr>
+              <w:t>2.697315</w:t>
+            </w:r>
+          </w:p>
+        </w:tc>
+        <w:tc>
+          <w:tcPr>
+            <w:tcW w:type="dxa" w:w="279"/>
+          </w:tcPr>
+          <w:p>
+            <w:r>
+              <w:rPr>
+                <w:rFonts w:ascii="Times New Roman" w:hAnsi="Times New Roman"/>
+                <w:sz w:val="20"/>
+              </w:rPr>
+              <w:t>0.8369</w:t>
+            </w:r>
+          </w:p>
+        </w:tc>
+        <w:tc>
+          <w:tcPr>
+            <w:tcW w:type="dxa" w:w="279"/>
+          </w:tcPr>
+          <w:p>
+            <w:r>
+              <w:rPr>
+                <w:rFonts w:ascii="Times New Roman" w:hAnsi="Times New Roman"/>
+                <w:sz w:val="20"/>
+              </w:rPr>
+              <w:t>0.1980</w:t>
+            </w:r>
+          </w:p>
+        </w:tc>
+        <w:tc>
+          <w:tcPr>
+            <w:tcW w:type="dxa" w:w="279"/>
+          </w:tcPr>
+          <w:p>
+            <w:r>
+              <w:rPr>
+                <w:rFonts w:ascii="Times New Roman" w:hAnsi="Times New Roman"/>
+                <w:sz w:val="20"/>
+              </w:rPr>
+              <w:t>7</w:t>
             </w:r>
           </w:p>
         </w:tc>
@@ -2492,35 +2492,35 @@
                 <w:rFonts w:ascii="Times New Roman" w:hAnsi="Times New Roman"/>
                 <w:sz w:val="20"/>
               </w:rPr>
-              <w:t>0.0215</w:t>
-            </w:r>
-          </w:p>
-        </w:tc>
-        <w:tc>
-          <w:tcPr>
-            <w:tcW w:type="dxa" w:w="279"/>
-          </w:tcPr>
-          <w:p>
-            <w:r>
-              <w:rPr>
-                <w:rFonts w:ascii="Times New Roman" w:hAnsi="Times New Roman"/>
-                <w:sz w:val="20"/>
-              </w:rPr>
-              <w:t>0.1466</w:t>
-            </w:r>
-          </w:p>
-        </w:tc>
-        <w:tc>
-          <w:tcPr>
-            <w:tcW w:type="dxa" w:w="279"/>
-          </w:tcPr>
-          <w:p>
-            <w:r>
-              <w:rPr>
-                <w:rFonts w:ascii="Times New Roman" w:hAnsi="Times New Roman"/>
-                <w:sz w:val="20"/>
-              </w:rPr>
-              <w:t>0.7018</w:t>
+              <w:t>0.0251</w:t>
+            </w:r>
+          </w:p>
+        </w:tc>
+        <w:tc>
+          <w:tcPr>
+            <w:tcW w:type="dxa" w:w="279"/>
+          </w:tcPr>
+          <w:p>
+            <w:r>
+              <w:rPr>
+                <w:rFonts w:ascii="Times New Roman" w:hAnsi="Times New Roman"/>
+                <w:sz w:val="20"/>
+              </w:rPr>
+              <w:t>0.0001</w:t>
+            </w:r>
+          </w:p>
+        </w:tc>
+        <w:tc>
+          <w:tcPr>
+            <w:tcW w:type="dxa" w:w="279"/>
+          </w:tcPr>
+          <w:p>
+            <w:r>
+              <w:rPr>
+                <w:rFonts w:ascii="Times New Roman" w:hAnsi="Times New Roman"/>
+                <w:sz w:val="20"/>
+              </w:rPr>
+              <w:t>0.9924</w:t>
             </w:r>
           </w:p>
         </w:tc>
@@ -2548,49 +2548,49 @@
                 <w:rFonts w:ascii="Times New Roman" w:hAnsi="Times New Roman"/>
                 <w:sz w:val="20"/>
               </w:rPr>
-              <w:t>0.2647</w:t>
-            </w:r>
-          </w:p>
-        </w:tc>
-        <w:tc>
-          <w:tcPr>
-            <w:tcW w:type="dxa" w:w="279"/>
-          </w:tcPr>
-          <w:p>
-            <w:r>
-              <w:rPr>
-                <w:rFonts w:ascii="Times New Roman" w:hAnsi="Times New Roman"/>
-                <w:sz w:val="20"/>
-              </w:rPr>
-              <w:t>0.6069</w:t>
-            </w:r>
-          </w:p>
-        </w:tc>
-        <w:tc>
-          <w:tcPr>
-            <w:tcW w:type="dxa" w:w="279"/>
-          </w:tcPr>
-          <w:p>
-            <w:r>
-              <w:rPr>
-                <w:rFonts w:ascii="Times New Roman" w:hAnsi="Times New Roman"/>
-                <w:sz w:val="20"/>
-              </w:rPr>
-              <w:t>0.4113</w:t>
-            </w:r>
-          </w:p>
-        </w:tc>
-        <w:tc>
-          <w:tcPr>
-            <w:tcW w:type="dxa" w:w="279"/>
-          </w:tcPr>
-          <w:p>
-            <w:r>
-              <w:rPr>
-                <w:rFonts w:ascii="Times New Roman" w:hAnsi="Times New Roman"/>
-                <w:sz w:val="20"/>
-              </w:rPr>
-              <w:t>0.8141</w:t>
+              <w:t>0.3617</w:t>
+            </w:r>
+          </w:p>
+        </w:tc>
+        <w:tc>
+          <w:tcPr>
+            <w:tcW w:type="dxa" w:w="279"/>
+          </w:tcPr>
+          <w:p>
+            <w:r>
+              <w:rPr>
+                <w:rFonts w:ascii="Times New Roman" w:hAnsi="Times New Roman"/>
+                <w:sz w:val="20"/>
+              </w:rPr>
+              <w:t>0.5476</w:t>
+            </w:r>
+          </w:p>
+        </w:tc>
+        <w:tc>
+          <w:tcPr>
+            <w:tcW w:type="dxa" w:w="279"/>
+          </w:tcPr>
+          <w:p>
+            <w:r>
+              <w:rPr>
+                <w:rFonts w:ascii="Times New Roman" w:hAnsi="Times New Roman"/>
+                <w:sz w:val="20"/>
+              </w:rPr>
+              <w:t>0.3618</w:t>
+            </w:r>
+          </w:p>
+        </w:tc>
+        <w:tc>
+          <w:tcPr>
+            <w:tcW w:type="dxa" w:w="279"/>
+          </w:tcPr>
+          <w:p>
+            <w:r>
+              <w:rPr>
+                <w:rFonts w:ascii="Times New Roman" w:hAnsi="Times New Roman"/>
+                <w:sz w:val="20"/>
+              </w:rPr>
+              <w:t>0.8345</w:t>
             </w:r>
           </w:p>
         </w:tc>
@@ -2618,49 +2618,49 @@
                 <w:rFonts w:ascii="Times New Roman" w:hAnsi="Times New Roman"/>
                 <w:sz w:val="20"/>
               </w:rPr>
-              <w:t>1.671882</w:t>
-            </w:r>
-          </w:p>
-        </w:tc>
-        <w:tc>
-          <w:tcPr>
-            <w:tcW w:type="dxa" w:w="279"/>
-          </w:tcPr>
-          <w:p>
-            <w:r>
-              <w:rPr>
-                <w:rFonts w:ascii="Times New Roman" w:hAnsi="Times New Roman"/>
-                <w:sz w:val="20"/>
-              </w:rPr>
-              <w:t>2.290401</w:t>
-            </w:r>
-          </w:p>
-        </w:tc>
-        <w:tc>
-          <w:tcPr>
-            <w:tcW w:type="dxa" w:w="279"/>
-          </w:tcPr>
-          <w:p>
-            <w:r>
-              <w:rPr>
-                <w:rFonts w:ascii="Times New Roman" w:hAnsi="Times New Roman"/>
-                <w:sz w:val="20"/>
-              </w:rPr>
-              <w:t>0.1325</w:t>
-            </w:r>
-          </w:p>
-        </w:tc>
-        <w:tc>
-          <w:tcPr>
-            <w:tcW w:type="dxa" w:w="279"/>
-          </w:tcPr>
-          <w:p>
-            <w:r>
-              <w:rPr>
-                <w:rFonts w:ascii="Times New Roman" w:hAnsi="Times New Roman"/>
-                <w:sz w:val="20"/>
-              </w:rPr>
-              <w:t>0.6680</w:t>
+              <w:t>1.557278</w:t>
+            </w:r>
+          </w:p>
+        </w:tc>
+        <w:tc>
+          <w:tcPr>
+            <w:tcW w:type="dxa" w:w="279"/>
+          </w:tcPr>
+          <w:p>
+            <w:r>
+              <w:rPr>
+                <w:rFonts w:ascii="Times New Roman" w:hAnsi="Times New Roman"/>
+                <w:sz w:val="20"/>
+              </w:rPr>
+              <w:t>2.133398</w:t>
+            </w:r>
+          </w:p>
+        </w:tc>
+        <w:tc>
+          <w:tcPr>
+            <w:tcW w:type="dxa" w:w="279"/>
+          </w:tcPr>
+          <w:p>
+            <w:r>
+              <w:rPr>
+                <w:rFonts w:ascii="Times New Roman" w:hAnsi="Times New Roman"/>
+                <w:sz w:val="20"/>
+              </w:rPr>
+              <w:t>0.2711</w:t>
+            </w:r>
+          </w:p>
+        </w:tc>
+        <w:tc>
+          <w:tcPr>
+            <w:tcW w:type="dxa" w:w="279"/>
+          </w:tcPr>
+          <w:p>
+            <w:r>
+              <w:rPr>
+                <w:rFonts w:ascii="Times New Roman" w:hAnsi="Times New Roman"/>
+                <w:sz w:val="20"/>
+              </w:rPr>
+              <w:t>0.4540</w:t>
             </w:r>
           </w:p>
         </w:tc>
@@ -2676,7 +2676,7 @@
                 <w:rFonts w:ascii="Times New Roman" w:hAnsi="Times New Roman"/>
                 <w:sz w:val="20"/>
               </w:rPr>
-              <w:t>FIGARCH(1,d,1)</w:t>
+              <w:t>GARCH(1,1)</w:t>
             </w:r>
           </w:p>
         </w:tc>
@@ -2844,35 +2844,35 @@
                 <w:rFonts w:ascii="Times New Roman" w:hAnsi="Times New Roman"/>
                 <w:sz w:val="20"/>
               </w:rPr>
-              <w:t>2.038500</w:t>
-            </w:r>
-          </w:p>
-        </w:tc>
-        <w:tc>
-          <w:tcPr>
-            <w:tcW w:type="dxa" w:w="279"/>
-          </w:tcPr>
-          <w:p>
-            <w:r>
-              <w:rPr>
-                <w:rFonts w:ascii="Times New Roman" w:hAnsi="Times New Roman"/>
-                <w:sz w:val="20"/>
-              </w:rPr>
-              <w:t>2.697315</w:t>
-            </w:r>
-          </w:p>
-        </w:tc>
-        <w:tc>
-          <w:tcPr>
-            <w:tcW w:type="dxa" w:w="279"/>
-          </w:tcPr>
-          <w:p>
-            <w:r>
-              <w:rPr>
-                <w:rFonts w:ascii="Times New Roman" w:hAnsi="Times New Roman"/>
-                <w:sz w:val="20"/>
-              </w:rPr>
-              <w:t>0.8369</w:t>
+              <w:t>2.131886</w:t>
+            </w:r>
+          </w:p>
+        </w:tc>
+        <w:tc>
+          <w:tcPr>
+            <w:tcW w:type="dxa" w:w="279"/>
+          </w:tcPr>
+          <w:p>
+            <w:r>
+              <w:rPr>
+                <w:rFonts w:ascii="Times New Roman" w:hAnsi="Times New Roman"/>
+                <w:sz w:val="20"/>
+              </w:rPr>
+              <w:t>2.820882</w:t>
+            </w:r>
+          </w:p>
+        </w:tc>
+        <w:tc>
+          <w:tcPr>
+            <w:tcW w:type="dxa" w:w="279"/>
+          </w:tcPr>
+          <w:p>
+            <w:r>
+              <w:rPr>
+                <w:rFonts w:ascii="Times New Roman" w:hAnsi="Times New Roman"/>
+                <w:sz w:val="20"/>
+              </w:rPr>
+              <w:t>0.8536</w:t>
             </w:r>
           </w:p>
         </w:tc>
@@ -2900,7 +2900,7 @@
                 <w:rFonts w:ascii="Times New Roman" w:hAnsi="Times New Roman"/>
                 <w:sz w:val="20"/>
               </w:rPr>
-              <w:t>7</w:t>
+              <w:t>6</w:t>
             </w:r>
           </w:p>
         </w:tc>
@@ -2928,35 +2928,35 @@
                 <w:rFonts w:ascii="Times New Roman" w:hAnsi="Times New Roman"/>
                 <w:sz w:val="20"/>
               </w:rPr>
-              <w:t>0.0251</w:t>
-            </w:r>
-          </w:p>
-        </w:tc>
-        <w:tc>
-          <w:tcPr>
-            <w:tcW w:type="dxa" w:w="279"/>
-          </w:tcPr>
-          <w:p>
-            <w:r>
-              <w:rPr>
-                <w:rFonts w:ascii="Times New Roman" w:hAnsi="Times New Roman"/>
-                <w:sz w:val="20"/>
-              </w:rPr>
-              <w:t>0.0001</w:t>
-            </w:r>
-          </w:p>
-        </w:tc>
-        <w:tc>
-          <w:tcPr>
-            <w:tcW w:type="dxa" w:w="279"/>
-          </w:tcPr>
-          <w:p>
-            <w:r>
-              <w:rPr>
-                <w:rFonts w:ascii="Times New Roman" w:hAnsi="Times New Roman"/>
-                <w:sz w:val="20"/>
-              </w:rPr>
-              <w:t>0.9924</w:t>
+              <w:t>0.0215</w:t>
+            </w:r>
+          </w:p>
+        </w:tc>
+        <w:tc>
+          <w:tcPr>
+            <w:tcW w:type="dxa" w:w="279"/>
+          </w:tcPr>
+          <w:p>
+            <w:r>
+              <w:rPr>
+                <w:rFonts w:ascii="Times New Roman" w:hAnsi="Times New Roman"/>
+                <w:sz w:val="20"/>
+              </w:rPr>
+              <w:t>0.1466</w:t>
+            </w:r>
+          </w:p>
+        </w:tc>
+        <w:tc>
+          <w:tcPr>
+            <w:tcW w:type="dxa" w:w="279"/>
+          </w:tcPr>
+          <w:p>
+            <w:r>
+              <w:rPr>
+                <w:rFonts w:ascii="Times New Roman" w:hAnsi="Times New Roman"/>
+                <w:sz w:val="20"/>
+              </w:rPr>
+              <w:t>0.7018</w:t>
             </w:r>
           </w:p>
         </w:tc>
@@ -2984,49 +2984,49 @@
                 <w:rFonts w:ascii="Times New Roman" w:hAnsi="Times New Roman"/>
                 <w:sz w:val="20"/>
               </w:rPr>
-              <w:t>0.3617</w:t>
-            </w:r>
-          </w:p>
-        </w:tc>
-        <w:tc>
-          <w:tcPr>
-            <w:tcW w:type="dxa" w:w="279"/>
-          </w:tcPr>
-          <w:p>
-            <w:r>
-              <w:rPr>
-                <w:rFonts w:ascii="Times New Roman" w:hAnsi="Times New Roman"/>
-                <w:sz w:val="20"/>
-              </w:rPr>
-              <w:t>0.5476</w:t>
-            </w:r>
-          </w:p>
-        </w:tc>
-        <w:tc>
-          <w:tcPr>
-            <w:tcW w:type="dxa" w:w="279"/>
-          </w:tcPr>
-          <w:p>
-            <w:r>
-              <w:rPr>
-                <w:rFonts w:ascii="Times New Roman" w:hAnsi="Times New Roman"/>
-                <w:sz w:val="20"/>
-              </w:rPr>
-              <w:t>0.3618</w:t>
-            </w:r>
-          </w:p>
-        </w:tc>
-        <w:tc>
-          <w:tcPr>
-            <w:tcW w:type="dxa" w:w="279"/>
-          </w:tcPr>
-          <w:p>
-            <w:r>
-              <w:rPr>
-                <w:rFonts w:ascii="Times New Roman" w:hAnsi="Times New Roman"/>
-                <w:sz w:val="20"/>
-              </w:rPr>
-              <w:t>0.8345</w:t>
+              <w:t>0.2647</w:t>
+            </w:r>
+          </w:p>
+        </w:tc>
+        <w:tc>
+          <w:tcPr>
+            <w:tcW w:type="dxa" w:w="279"/>
+          </w:tcPr>
+          <w:p>
+            <w:r>
+              <w:rPr>
+                <w:rFonts w:ascii="Times New Roman" w:hAnsi="Times New Roman"/>
+                <w:sz w:val="20"/>
+              </w:rPr>
+              <w:t>0.6069</w:t>
+            </w:r>
+          </w:p>
+        </w:tc>
+        <w:tc>
+          <w:tcPr>
+            <w:tcW w:type="dxa" w:w="279"/>
+          </w:tcPr>
+          <w:p>
+            <w:r>
+              <w:rPr>
+                <w:rFonts w:ascii="Times New Roman" w:hAnsi="Times New Roman"/>
+                <w:sz w:val="20"/>
+              </w:rPr>
+              <w:t>0.4113</w:t>
+            </w:r>
+          </w:p>
+        </w:tc>
+        <w:tc>
+          <w:tcPr>
+            <w:tcW w:type="dxa" w:w="279"/>
+          </w:tcPr>
+          <w:p>
+            <w:r>
+              <w:rPr>
+                <w:rFonts w:ascii="Times New Roman" w:hAnsi="Times New Roman"/>
+                <w:sz w:val="20"/>
+              </w:rPr>
+              <w:t>0.8141</w:t>
             </w:r>
           </w:p>
         </w:tc>
@@ -3054,49 +3054,49 @@
                 <w:rFonts w:ascii="Times New Roman" w:hAnsi="Times New Roman"/>
                 <w:sz w:val="20"/>
               </w:rPr>
-              <w:t>1.557278</w:t>
-            </w:r>
-          </w:p>
-        </w:tc>
-        <w:tc>
-          <w:tcPr>
-            <w:tcW w:type="dxa" w:w="279"/>
-          </w:tcPr>
-          <w:p>
-            <w:r>
-              <w:rPr>
-                <w:rFonts w:ascii="Times New Roman" w:hAnsi="Times New Roman"/>
-                <w:sz w:val="20"/>
-              </w:rPr>
-              <w:t>2.133398</w:t>
-            </w:r>
-          </w:p>
-        </w:tc>
-        <w:tc>
-          <w:tcPr>
-            <w:tcW w:type="dxa" w:w="279"/>
-          </w:tcPr>
-          <w:p>
-            <w:r>
-              <w:rPr>
-                <w:rFonts w:ascii="Times New Roman" w:hAnsi="Times New Roman"/>
-                <w:sz w:val="20"/>
-              </w:rPr>
-              <w:t>0.2711</w:t>
-            </w:r>
-          </w:p>
-        </w:tc>
-        <w:tc>
-          <w:tcPr>
-            <w:tcW w:type="dxa" w:w="279"/>
-          </w:tcPr>
-          <w:p>
-            <w:r>
-              <w:rPr>
-                <w:rFonts w:ascii="Times New Roman" w:hAnsi="Times New Roman"/>
-                <w:sz w:val="20"/>
-              </w:rPr>
-              <w:t>0.4540</w:t>
+              <w:t>1.628618</w:t>
+            </w:r>
+          </w:p>
+        </w:tc>
+        <w:tc>
+          <w:tcPr>
+            <w:tcW w:type="dxa" w:w="279"/>
+          </w:tcPr>
+          <w:p>
+            <w:r>
+              <w:rPr>
+                <w:rFonts w:ascii="Times New Roman" w:hAnsi="Times New Roman"/>
+                <w:sz w:val="20"/>
+              </w:rPr>
+              <w:t>2.231131</w:t>
+            </w:r>
+          </w:p>
+        </w:tc>
+        <w:tc>
+          <w:tcPr>
+            <w:tcW w:type="dxa" w:w="279"/>
+          </w:tcPr>
+          <w:p>
+            <w:r>
+              <w:rPr>
+                <w:rFonts w:ascii="Times New Roman" w:hAnsi="Times New Roman"/>
+                <w:sz w:val="20"/>
+              </w:rPr>
+              <w:t>0.1637</w:t>
+            </w:r>
+          </w:p>
+        </w:tc>
+        <w:tc>
+          <w:tcPr>
+            <w:tcW w:type="dxa" w:w="279"/>
+          </w:tcPr>
+          <w:p>
+            <w:r>
+              <w:rPr>
+                <w:rFonts w:ascii="Times New Roman" w:hAnsi="Times New Roman"/>
+                <w:sz w:val="20"/>
+              </w:rPr>
+              <w:t>0.6300</w:t>
             </w:r>
           </w:p>
         </w:tc>
@@ -3112,443 +3112,7 @@
                 <w:rFonts w:ascii="Times New Roman" w:hAnsi="Times New Roman"/>
                 <w:sz w:val="20"/>
               </w:rPr>
-              <w:t>GARCH(1,1)</w:t>
-            </w:r>
-          </w:p>
-        </w:tc>
-        <w:tc>
-          <w:tcPr>
-            <w:tcW w:type="dxa" w:w="279"/>
-          </w:tcPr>
-          <w:p>
-            <w:r>
-              <w:rPr>
-                <w:rFonts w:ascii="Times New Roman" w:hAnsi="Times New Roman"/>
-                <w:sz w:val="20"/>
-              </w:rPr>
-              <w:t>4</w:t>
-            </w:r>
-          </w:p>
-        </w:tc>
-        <w:tc>
-          <w:tcPr>
-            <w:tcW w:type="dxa" w:w="279"/>
-          </w:tcPr>
-          <w:p>
-            <w:r>
-              <w:rPr>
-                <w:rFonts w:ascii="Times New Roman" w:hAnsi="Times New Roman"/>
-                <w:sz w:val="20"/>
-              </w:rPr>
-              <w:t>2.79</w:t>
-            </w:r>
-          </w:p>
-        </w:tc>
-        <w:tc>
-          <w:tcPr>
-            <w:tcW w:type="dxa" w:w="279"/>
-          </w:tcPr>
-          <w:p>
-            <w:r>
-              <w:rPr>
-                <w:rFonts w:ascii="Times New Roman" w:hAnsi="Times New Roman"/>
-                <w:sz w:val="20"/>
-              </w:rPr>
-              <w:t>0.0143</w:t>
-            </w:r>
-          </w:p>
-        </w:tc>
-        <w:tc>
-          <w:tcPr>
-            <w:tcW w:type="dxa" w:w="279"/>
-          </w:tcPr>
-          <w:p>
-            <w:r>
-              <w:rPr>
-                <w:rFonts w:ascii="Times New Roman" w:hAnsi="Times New Roman"/>
-                <w:sz w:val="20"/>
-              </w:rPr>
-              <w:t>0.4673</w:t>
-            </w:r>
-          </w:p>
-        </w:tc>
-        <w:tc>
-          <w:tcPr>
-            <w:tcW w:type="dxa" w:w="279"/>
-          </w:tcPr>
-          <w:p>
-            <w:r>
-              <w:rPr>
-                <w:rFonts w:ascii="Times New Roman" w:hAnsi="Times New Roman"/>
-                <w:sz w:val="20"/>
-              </w:rPr>
-              <w:t>0.4942</w:t>
-            </w:r>
-          </w:p>
-        </w:tc>
-        <w:tc>
-          <w:tcPr>
-            <w:tcW w:type="dxa" w:w="279"/>
-          </w:tcPr>
-          <w:p>
-            <w:r>
-              <w:rPr>
-                <w:rFonts w:ascii="Times New Roman" w:hAnsi="Times New Roman"/>
-                <w:sz w:val="20"/>
-              </w:rPr>
-              <w:t>Yes</w:t>
-            </w:r>
-          </w:p>
-        </w:tc>
-        <w:tc>
-          <w:tcPr>
-            <w:tcW w:type="dxa" w:w="279"/>
-          </w:tcPr>
-          <w:p>
-            <w:r>
-              <w:rPr>
-                <w:rFonts w:ascii="Times New Roman" w:hAnsi="Times New Roman"/>
-                <w:sz w:val="20"/>
-              </w:rPr>
-              <w:t>0.1168</w:t>
-            </w:r>
-          </w:p>
-        </w:tc>
-        <w:tc>
-          <w:tcPr>
-            <w:tcW w:type="dxa" w:w="279"/>
-          </w:tcPr>
-          <w:p>
-            <w:r>
-              <w:rPr>
-                <w:rFonts w:ascii="Times New Roman" w:hAnsi="Times New Roman"/>
-                <w:sz w:val="20"/>
-              </w:rPr>
-              <w:t>0.7325</w:t>
-            </w:r>
-          </w:p>
-        </w:tc>
-        <w:tc>
-          <w:tcPr>
-            <w:tcW w:type="dxa" w:w="279"/>
-          </w:tcPr>
-          <w:p>
-            <w:r>
-              <w:rPr>
-                <w:rFonts w:ascii="Times New Roman" w:hAnsi="Times New Roman"/>
-                <w:sz w:val="20"/>
-              </w:rPr>
-              <w:t>0.5841</w:t>
-            </w:r>
-          </w:p>
-        </w:tc>
-        <w:tc>
-          <w:tcPr>
-            <w:tcW w:type="dxa" w:w="279"/>
-          </w:tcPr>
-          <w:p>
-            <w:r>
-              <w:rPr>
-                <w:rFonts w:ascii="Times New Roman" w:hAnsi="Times New Roman"/>
-                <w:sz w:val="20"/>
-              </w:rPr>
-              <w:t>0.7467</w:t>
-            </w:r>
-          </w:p>
-        </w:tc>
-        <w:tc>
-          <w:tcPr>
-            <w:tcW w:type="dxa" w:w="279"/>
-          </w:tcPr>
-          <w:p>
-            <w:r>
-              <w:rPr>
-                <w:rFonts w:ascii="Times New Roman" w:hAnsi="Times New Roman"/>
-                <w:sz w:val="20"/>
-              </w:rPr>
-              <w:t>Yes</w:t>
-            </w:r>
-          </w:p>
-        </w:tc>
-        <w:tc>
-          <w:tcPr>
-            <w:tcW w:type="dxa" w:w="279"/>
-          </w:tcPr>
-          <w:p>
-            <w:r>
-              <w:rPr>
-                <w:rFonts w:ascii="Times New Roman" w:hAnsi="Times New Roman"/>
-                <w:sz w:val="20"/>
-              </w:rPr>
-              <w:t>2.131886</w:t>
-            </w:r>
-          </w:p>
-        </w:tc>
-        <w:tc>
-          <w:tcPr>
-            <w:tcW w:type="dxa" w:w="279"/>
-          </w:tcPr>
-          <w:p>
-            <w:r>
-              <w:rPr>
-                <w:rFonts w:ascii="Times New Roman" w:hAnsi="Times New Roman"/>
-                <w:sz w:val="20"/>
-              </w:rPr>
-              <w:t>2.820882</w:t>
-            </w:r>
-          </w:p>
-        </w:tc>
-        <w:tc>
-          <w:tcPr>
-            <w:tcW w:type="dxa" w:w="279"/>
-          </w:tcPr>
-          <w:p>
-            <w:r>
-              <w:rPr>
-                <w:rFonts w:ascii="Times New Roman" w:hAnsi="Times New Roman"/>
-                <w:sz w:val="20"/>
-              </w:rPr>
-              <w:t>0.8536</w:t>
-            </w:r>
-          </w:p>
-        </w:tc>
-        <w:tc>
-          <w:tcPr>
-            <w:tcW w:type="dxa" w:w="279"/>
-          </w:tcPr>
-          <w:p>
-            <w:r>
-              <w:rPr>
-                <w:rFonts w:ascii="Times New Roman" w:hAnsi="Times New Roman"/>
-                <w:sz w:val="20"/>
-              </w:rPr>
-              <w:t>0.1980</w:t>
-            </w:r>
-          </w:p>
-        </w:tc>
-        <w:tc>
-          <w:tcPr>
-            <w:tcW w:type="dxa" w:w="279"/>
-          </w:tcPr>
-          <w:p>
-            <w:r>
-              <w:rPr>
-                <w:rFonts w:ascii="Times New Roman" w:hAnsi="Times New Roman"/>
-                <w:sz w:val="20"/>
-              </w:rPr>
-              <w:t>6</w:t>
-            </w:r>
-          </w:p>
-        </w:tc>
-        <w:tc>
-          <w:tcPr>
-            <w:tcW w:type="dxa" w:w="279"/>
-          </w:tcPr>
-          <w:p>
-            <w:r>
-              <w:rPr>
-                <w:rFonts w:ascii="Times New Roman" w:hAnsi="Times New Roman"/>
-                <w:sz w:val="20"/>
-              </w:rPr>
-              <w:t>6.98</w:t>
-            </w:r>
-          </w:p>
-        </w:tc>
-        <w:tc>
-          <w:tcPr>
-            <w:tcW w:type="dxa" w:w="279"/>
-          </w:tcPr>
-          <w:p>
-            <w:r>
-              <w:rPr>
-                <w:rFonts w:ascii="Times New Roman" w:hAnsi="Times New Roman"/>
-                <w:sz w:val="20"/>
-              </w:rPr>
-              <w:t>0.0215</w:t>
-            </w:r>
-          </w:p>
-        </w:tc>
-        <w:tc>
-          <w:tcPr>
-            <w:tcW w:type="dxa" w:w="279"/>
-          </w:tcPr>
-          <w:p>
-            <w:r>
-              <w:rPr>
-                <w:rFonts w:ascii="Times New Roman" w:hAnsi="Times New Roman"/>
-                <w:sz w:val="20"/>
-              </w:rPr>
-              <w:t>0.1466</w:t>
-            </w:r>
-          </w:p>
-        </w:tc>
-        <w:tc>
-          <w:tcPr>
-            <w:tcW w:type="dxa" w:w="279"/>
-          </w:tcPr>
-          <w:p>
-            <w:r>
-              <w:rPr>
-                <w:rFonts w:ascii="Times New Roman" w:hAnsi="Times New Roman"/>
-                <w:sz w:val="20"/>
-              </w:rPr>
-              <w:t>0.7018</w:t>
-            </w:r>
-          </w:p>
-        </w:tc>
-        <w:tc>
-          <w:tcPr>
-            <w:tcW w:type="dxa" w:w="279"/>
-          </w:tcPr>
-          <w:p>
-            <w:r>
-              <w:rPr>
-                <w:rFonts w:ascii="Times New Roman" w:hAnsi="Times New Roman"/>
-                <w:sz w:val="20"/>
-              </w:rPr>
-              <w:t>Yes</w:t>
-            </w:r>
-          </w:p>
-        </w:tc>
-        <w:tc>
-          <w:tcPr>
-            <w:tcW w:type="dxa" w:w="279"/>
-          </w:tcPr>
-          <w:p>
-            <w:r>
-              <w:rPr>
-                <w:rFonts w:ascii="Times New Roman" w:hAnsi="Times New Roman"/>
-                <w:sz w:val="20"/>
-              </w:rPr>
-              <w:t>0.2647</w:t>
-            </w:r>
-          </w:p>
-        </w:tc>
-        <w:tc>
-          <w:tcPr>
-            <w:tcW w:type="dxa" w:w="279"/>
-          </w:tcPr>
-          <w:p>
-            <w:r>
-              <w:rPr>
-                <w:rFonts w:ascii="Times New Roman" w:hAnsi="Times New Roman"/>
-                <w:sz w:val="20"/>
-              </w:rPr>
-              <w:t>0.6069</w:t>
-            </w:r>
-          </w:p>
-        </w:tc>
-        <w:tc>
-          <w:tcPr>
-            <w:tcW w:type="dxa" w:w="279"/>
-          </w:tcPr>
-          <w:p>
-            <w:r>
-              <w:rPr>
-                <w:rFonts w:ascii="Times New Roman" w:hAnsi="Times New Roman"/>
-                <w:sz w:val="20"/>
-              </w:rPr>
-              <w:t>0.4113</w:t>
-            </w:r>
-          </w:p>
-        </w:tc>
-        <w:tc>
-          <w:tcPr>
-            <w:tcW w:type="dxa" w:w="279"/>
-          </w:tcPr>
-          <w:p>
-            <w:r>
-              <w:rPr>
-                <w:rFonts w:ascii="Times New Roman" w:hAnsi="Times New Roman"/>
-                <w:sz w:val="20"/>
-              </w:rPr>
-              <w:t>0.8141</w:t>
-            </w:r>
-          </w:p>
-        </w:tc>
-        <w:tc>
-          <w:tcPr>
-            <w:tcW w:type="dxa" w:w="279"/>
-          </w:tcPr>
-          <w:p>
-            <w:r>
-              <w:rPr>
-                <w:rFonts w:ascii="Times New Roman" w:hAnsi="Times New Roman"/>
-                <w:sz w:val="20"/>
-              </w:rPr>
-              <w:t>Yes</w:t>
-            </w:r>
-          </w:p>
-        </w:tc>
-        <w:tc>
-          <w:tcPr>
-            <w:tcW w:type="dxa" w:w="279"/>
-          </w:tcPr>
-          <w:p>
-            <w:r>
-              <w:rPr>
-                <w:rFonts w:ascii="Times New Roman" w:hAnsi="Times New Roman"/>
-                <w:sz w:val="20"/>
-              </w:rPr>
-              <w:t>1.628618</w:t>
-            </w:r>
-          </w:p>
-        </w:tc>
-        <w:tc>
-          <w:tcPr>
-            <w:tcW w:type="dxa" w:w="279"/>
-          </w:tcPr>
-          <w:p>
-            <w:r>
-              <w:rPr>
-                <w:rFonts w:ascii="Times New Roman" w:hAnsi="Times New Roman"/>
-                <w:sz w:val="20"/>
-              </w:rPr>
-              <w:t>2.231131</w:t>
-            </w:r>
-          </w:p>
-        </w:tc>
-        <w:tc>
-          <w:tcPr>
-            <w:tcW w:type="dxa" w:w="279"/>
-          </w:tcPr>
-          <w:p>
-            <w:r>
-              <w:rPr>
-                <w:rFonts w:ascii="Times New Roman" w:hAnsi="Times New Roman"/>
-                <w:sz w:val="20"/>
-              </w:rPr>
-              <w:t>0.1637</w:t>
-            </w:r>
-          </w:p>
-        </w:tc>
-        <w:tc>
-          <w:tcPr>
-            <w:tcW w:type="dxa" w:w="279"/>
-          </w:tcPr>
-          <w:p>
-            <w:r>
-              <w:rPr>
-                <w:rFonts w:ascii="Times New Roman" w:hAnsi="Times New Roman"/>
-                <w:sz w:val="20"/>
-              </w:rPr>
-              <w:t>0.6300</w:t>
-            </w:r>
-          </w:p>
-        </w:tc>
-      </w:tr>
-      <w:tr>
-        <w:tc>
-          <w:tcPr>
-            <w:tcW w:type="dxa" w:w="279"/>
-          </w:tcPr>
-          <w:p>
-            <w:r>
-              <w:rPr>
-                <w:rFonts w:ascii="Times New Roman" w:hAnsi="Times New Roman"/>
-                <w:sz w:val="20"/>
-              </w:rPr>
-              <w:t>GARCH-LSTM</w:t>
+              <w:t>LSTM-SSE-t-Student</w:t>
             </w:r>
           </w:p>
         </w:tc>
